--- a/Documentation/Various Braille devices/Brug af Braillant BI 20 til læsning af NOTA punktnodefiler.docx
+++ b/Documentation/Various Braille devices/Brug af Braillant BI 20 til læsning af NOTA punktnodefiler.docx
@@ -143,7 +143,954 @@
       </w:pPr>
       <w:r>
         <w:rPr/>
-        <w:t>Indsæt USB sticken i et tændt Braillant BI 20 apparat.</w:t>
+        <w:t>Tænd Braillant BI 20</w:t>
+      </w:r>
+    </w:p>
+    <w:p>
+      <w:pPr>
+        <w:pStyle w:val="Normal"/>
+        <w:numPr>
+          <w:ilvl w:val="0"/>
+          <w:numId w:val="1"/>
+        </w:numPr>
+        <w:bidi w:val="0"/>
+        <w:jc w:val="left"/>
+        <w:rPr/>
+      </w:pPr>
+      <w:r>
+        <w:rPr/>
+        <w:t>Tryk ”Home”</w:t>
+      </w:r>
+    </w:p>
+    <w:p>
+      <w:pPr>
+        <w:pStyle w:val="Normal"/>
+        <w:numPr>
+          <w:ilvl w:val="0"/>
+          <w:numId w:val="1"/>
+        </w:numPr>
+        <w:bidi w:val="0"/>
+        <w:jc w:val="left"/>
+        <w:rPr/>
+      </w:pPr>
+      <w:r>
+        <w:rPr/>
+        <w:t>Indsæt USB sticken i  Braillant BI 20.</w:t>
+      </w:r>
+    </w:p>
+    <w:p>
+      <w:pPr>
+        <w:pStyle w:val="Normal"/>
+        <w:bidi w:val="0"/>
+        <w:jc w:val="left"/>
+        <w:rPr/>
+      </w:pPr>
+      <w:r>
+        <w:rPr/>
+      </w:r>
+    </w:p>
+    <w:p>
+      <w:pPr>
+        <w:pStyle w:val="Normal"/>
+        <w:bidi w:val="0"/>
+        <w:jc w:val="left"/>
+        <w:rPr/>
+      </w:pPr>
+      <w:r>
+        <w:rPr/>
+        <w:t>Browse gennem menuen med Næste og verificér tabellen i manual side 11-12</w:t>
+      </w:r>
+    </w:p>
+    <w:p>
+      <w:pPr>
+        <w:pStyle w:val="Normal"/>
+        <w:bidi w:val="0"/>
+        <w:jc w:val="left"/>
+        <w:rPr/>
+      </w:pPr>
+      <w:r>
+        <w:rPr/>
+      </w:r>
+    </w:p>
+    <w:p>
+      <w:pPr>
+        <w:pStyle w:val="Normal"/>
+        <w:bidi w:val="0"/>
+        <w:jc w:val="left"/>
+        <w:rPr/>
+      </w:pPr>
+      <w:r>
+        <w:rPr/>
+        <w:t>t(er)minal</w:t>
+      </w:r>
+    </w:p>
+    <w:p>
+      <w:pPr>
+        <w:pStyle w:val="Normal"/>
+        <w:bidi w:val="0"/>
+        <w:jc w:val="left"/>
+        <w:rPr/>
+      </w:pPr>
+      <w:r>
+        <w:rPr/>
+        <w:t>edit(or)- keykad</w:t>
+      </w:r>
+    </w:p>
+    <w:p>
+      <w:pPr>
+        <w:pStyle w:val="Normal"/>
+        <w:bidi w:val="0"/>
+        <w:jc w:val="left"/>
+        <w:rPr/>
+      </w:pPr>
+      <w:r>
+        <w:rPr/>
+        <w:t>braille edit(or)-</w:t>
+      </w:r>
+    </w:p>
+    <w:p>
+      <w:pPr>
+        <w:pStyle w:val="Normal"/>
+        <w:bidi w:val="0"/>
+        <w:jc w:val="left"/>
+        <w:rPr/>
+      </w:pPr>
+      <w:r>
+        <w:rPr/>
+        <w:t>victor reader</w:t>
+      </w:r>
+    </w:p>
+    <w:p>
+      <w:pPr>
+        <w:pStyle w:val="Normal"/>
+        <w:bidi w:val="0"/>
+        <w:jc w:val="left"/>
+        <w:rPr/>
+      </w:pPr>
+      <w:r>
+        <w:rPr/>
+        <w:t>fil(st)yring- keyfiles</w:t>
+      </w:r>
+    </w:p>
+    <w:p>
+      <w:pPr>
+        <w:pStyle w:val="Normal"/>
+        <w:bidi w:val="0"/>
+        <w:jc w:val="left"/>
+        <w:rPr/>
+      </w:pPr>
+      <w:r>
+        <w:rPr/>
+        <w:t>lom(me)(re)gn(er)- keycalc</w:t>
+      </w:r>
+    </w:p>
+    <w:p>
+      <w:pPr>
+        <w:pStyle w:val="Normal"/>
+        <w:bidi w:val="0"/>
+        <w:jc w:val="left"/>
+        <w:rPr/>
+      </w:pPr>
+      <w:r>
+        <w:rPr/>
+        <w:t>dato (og) klokkeslæt</w:t>
+      </w:r>
+    </w:p>
+    <w:p>
+      <w:pPr>
+        <w:pStyle w:val="Normal"/>
+        <w:bidi w:val="0"/>
+        <w:jc w:val="left"/>
+        <w:rPr/>
+      </w:pPr>
+      <w:r>
+        <w:rPr/>
+        <w:t>indstillinger</w:t>
+      </w:r>
+    </w:p>
+    <w:p>
+      <w:pPr>
+        <w:pStyle w:val="Normal"/>
+        <w:bidi w:val="0"/>
+        <w:jc w:val="left"/>
+        <w:rPr/>
+      </w:pPr>
+      <w:r>
+        <w:rPr/>
+        <w:t>online tjenester</w:t>
+      </w:r>
+    </w:p>
+    <w:p>
+      <w:pPr>
+        <w:pStyle w:val="Normal"/>
+        <w:bidi w:val="0"/>
+        <w:jc w:val="left"/>
+        <w:rPr/>
+      </w:pPr>
+      <w:r>
+        <w:rPr/>
+        <w:t>brugervejleding</w:t>
+      </w:r>
+    </w:p>
+    <w:p>
+      <w:pPr>
+        <w:pStyle w:val="Normal"/>
+        <w:bidi w:val="0"/>
+        <w:jc w:val="left"/>
+        <w:rPr/>
+      </w:pPr>
+      <w:r>
+        <w:rPr/>
+        <w:t>sluk</w:t>
+      </w:r>
+    </w:p>
+    <w:p>
+      <w:pPr>
+        <w:pStyle w:val="Normal"/>
+        <w:bidi w:val="0"/>
+        <w:jc w:val="left"/>
+        <w:rPr/>
+      </w:pPr>
+      <w:r>
+        <w:rPr/>
+      </w:r>
+    </w:p>
+    <w:p>
+      <w:pPr>
+        <w:pStyle w:val="Normal"/>
+        <w:bidi w:val="0"/>
+        <w:jc w:val="left"/>
+        <w:rPr/>
+      </w:pPr>
+      <w:r>
+        <w:rPr/>
+        <w:t>Vælg ”braille editor”</w:t>
+      </w:r>
+    </w:p>
+    <w:p>
+      <w:pPr>
+        <w:pStyle w:val="Normal"/>
+        <w:bidi w:val="0"/>
+        <w:jc w:val="left"/>
+        <w:rPr/>
+      </w:pPr>
+      <w:r>
+        <w:rPr/>
+      </w:r>
+    </w:p>
+    <w:p>
+      <w:pPr>
+        <w:pStyle w:val="Normal"/>
+        <w:bidi w:val="0"/>
+        <w:jc w:val="left"/>
+        <w:rPr/>
+      </w:pPr>
+      <w:r>
+        <w:rPr/>
+        <w:t>Hvis en fil allerede er åben kan denne lukkes med mellemrum  med e</w:t>
+      </w:r>
+    </w:p>
+    <w:p>
+      <w:pPr>
+        <w:pStyle w:val="Normal"/>
+        <w:bidi w:val="0"/>
+        <w:jc w:val="left"/>
+        <w:rPr/>
+      </w:pPr>
+      <w:r>
+        <w:rPr/>
+      </w:r>
+    </w:p>
+    <w:p>
+      <w:pPr>
+        <w:pStyle w:val="Normal"/>
+        <w:bidi w:val="0"/>
+        <w:jc w:val="left"/>
+        <w:rPr/>
+      </w:pPr>
+      <w:r>
+        <w:rPr/>
+        <w:t>Derefter viser menuen</w:t>
+      </w:r>
+    </w:p>
+    <w:p>
+      <w:pPr>
+        <w:pStyle w:val="Normal"/>
+        <w:bidi w:val="0"/>
+        <w:jc w:val="left"/>
+        <w:rPr/>
+      </w:pPr>
+      <w:r>
+        <w:rPr/>
+      </w:r>
+    </w:p>
+    <w:p>
+      <w:pPr>
+        <w:pStyle w:val="Normal"/>
+        <w:bidi w:val="0"/>
+        <w:jc w:val="left"/>
+        <w:rPr/>
+      </w:pPr>
+      <w:r>
+        <w:rPr/>
+        <w:t>opr(et) braille fil</w:t>
+      </w:r>
+    </w:p>
+    <w:p>
+      <w:pPr>
+        <w:pStyle w:val="Normal"/>
+        <w:bidi w:val="0"/>
+        <w:jc w:val="left"/>
+        <w:rPr/>
+      </w:pPr>
+      <w:r>
+        <w:rPr/>
+        <w:t>åbn fil</w:t>
+      </w:r>
+    </w:p>
+    <w:p>
+      <w:pPr>
+        <w:pStyle w:val="Normal"/>
+        <w:bidi w:val="0"/>
+        <w:jc w:val="left"/>
+        <w:rPr/>
+      </w:pPr>
+      <w:r>
+        <w:rPr/>
+        <w:t>tidli(ge)(re) (ge)mt</w:t>
+      </w:r>
+    </w:p>
+    <w:p>
+      <w:pPr>
+        <w:pStyle w:val="Normal"/>
+        <w:bidi w:val="0"/>
+        <w:jc w:val="left"/>
+        <w:rPr/>
+      </w:pPr>
+      <w:r>
+        <w:rPr/>
+        <w:t>edit(or) ind(st)illing(er)</w:t>
+      </w:r>
+    </w:p>
+    <w:p>
+      <w:pPr>
+        <w:pStyle w:val="Normal"/>
+        <w:bidi w:val="0"/>
+        <w:jc w:val="left"/>
+        <w:rPr/>
+      </w:pPr>
+      <w:r>
+        <w:rPr/>
+        <w:t>luk</w:t>
+      </w:r>
+    </w:p>
+    <w:p>
+      <w:pPr>
+        <w:pStyle w:val="Normal"/>
+        <w:bidi w:val="0"/>
+        <w:jc w:val="left"/>
+        <w:rPr/>
+      </w:pPr>
+      <w:r>
+        <w:rPr/>
+      </w:r>
+    </w:p>
+    <w:p>
+      <w:pPr>
+        <w:pStyle w:val="Normal"/>
+        <w:bidi w:val="0"/>
+        <w:jc w:val="left"/>
+        <w:rPr/>
+      </w:pPr>
+      <w:r>
+        <w:rPr/>
+        <w:t>Vælg ”åbn fil”</w:t>
+      </w:r>
+    </w:p>
+    <w:p>
+      <w:pPr>
+        <w:pStyle w:val="Normal"/>
+        <w:bidi w:val="0"/>
+        <w:jc w:val="left"/>
+        <w:rPr/>
+      </w:pPr>
+      <w:r>
+        <w:rPr/>
+        <w:t>Indsæt USB memory stick</w:t>
+      </w:r>
+    </w:p>
+    <w:p>
+      <w:pPr>
+        <w:pStyle w:val="Normal"/>
+        <w:bidi w:val="0"/>
+        <w:jc w:val="left"/>
+        <w:rPr/>
+      </w:pPr>
+      <w:r>
+        <w:rPr/>
+      </w:r>
+    </w:p>
+    <w:p>
+      <w:pPr>
+        <w:pStyle w:val="Normal"/>
+        <w:bidi w:val="0"/>
+        <w:jc w:val="left"/>
+        <w:rPr/>
+      </w:pPr>
+      <w:r>
+        <w:rPr/>
+        <w:t>Nu vises menuen</w:t>
+      </w:r>
+    </w:p>
+    <w:p>
+      <w:pPr>
+        <w:pStyle w:val="Normal"/>
+        <w:bidi w:val="0"/>
+        <w:jc w:val="left"/>
+        <w:rPr/>
+      </w:pPr>
+      <w:r>
+        <w:rPr/>
+      </w:r>
+    </w:p>
+    <w:p>
+      <w:pPr>
+        <w:pStyle w:val="Normal"/>
+        <w:bidi w:val="0"/>
+        <w:jc w:val="left"/>
+        <w:rPr/>
+      </w:pPr>
+      <w:r>
+        <w:rPr/>
+        <w:t>int(er)n hukom(me)lse</w:t>
+      </w:r>
+    </w:p>
+    <w:p>
+      <w:pPr>
+        <w:pStyle w:val="Normal"/>
+        <w:bidi w:val="0"/>
+        <w:jc w:val="left"/>
+        <w:rPr/>
+      </w:pPr>
+      <w:r>
+        <w:rPr/>
+        <w:t>usb</w:t>
+      </w:r>
+    </w:p>
+    <w:p>
+      <w:pPr>
+        <w:pStyle w:val="Normal"/>
+        <w:bidi w:val="0"/>
+        <w:jc w:val="left"/>
+        <w:rPr/>
+      </w:pPr>
+      <w:r>
+        <w:rPr/>
+      </w:r>
+    </w:p>
+    <w:p>
+      <w:pPr>
+        <w:pStyle w:val="Normal"/>
+        <w:bidi w:val="0"/>
+        <w:jc w:val="left"/>
+        <w:rPr/>
+      </w:pPr>
+      <w:r>
+        <w:rPr/>
+        <w:t>Vælg USB</w:t>
+      </w:r>
+    </w:p>
+    <w:p>
+      <w:pPr>
+        <w:pStyle w:val="Normal"/>
+        <w:bidi w:val="0"/>
+        <w:jc w:val="left"/>
+        <w:rPr/>
+      </w:pPr>
+      <w:r>
+        <w:rPr/>
+      </w:r>
+    </w:p>
+    <w:p>
+      <w:pPr>
+        <w:pStyle w:val="Normal"/>
+        <w:bidi w:val="0"/>
+        <w:jc w:val="left"/>
+        <w:rPr/>
+      </w:pPr>
+      <w:r>
+        <w:rPr/>
+      </w:r>
+    </w:p>
+    <w:p>
+      <w:pPr>
+        <w:pStyle w:val="Normal"/>
+        <w:bidi w:val="0"/>
+        <w:jc w:val="left"/>
+        <w:rPr/>
+      </w:pPr>
+      <w:r>
+        <w:rPr/>
+        <w:t>Nu vises menuen</w:t>
+      </w:r>
+    </w:p>
+    <w:p>
+      <w:pPr>
+        <w:pStyle w:val="Normal"/>
+        <w:bidi w:val="0"/>
+        <w:jc w:val="left"/>
+        <w:rPr/>
+      </w:pPr>
+      <w:r>
+        <w:rPr/>
+        <w:t xml:space="preserve">sco(re)  3 </w:t>
+      </w:r>
+    </w:p>
+    <w:p>
+      <w:pPr>
+        <w:pStyle w:val="Normal"/>
+        <w:bidi w:val="0"/>
+        <w:jc w:val="left"/>
+        <w:rPr/>
+      </w:pPr>
+      <w:r>
+        <w:rPr/>
+      </w:r>
+    </w:p>
+    <w:p>
+      <w:pPr>
+        <w:pStyle w:val="Normal"/>
+        <w:bidi w:val="0"/>
+        <w:jc w:val="left"/>
+        <w:rPr/>
+      </w:pPr>
+      <w:r>
+        <w:rPr/>
+        <w:t>(sk)brf</w:t>
+      </w:r>
+    </w:p>
+    <w:p>
+      <w:pPr>
+        <w:pStyle w:val="Normal"/>
+        <w:bidi w:val="0"/>
+        <w:jc w:val="left"/>
+        <w:rPr/>
+      </w:pPr>
+      <w:r>
+        <w:rPr/>
+        <w:t>(sk)brl</w:t>
+      </w:r>
+    </w:p>
+    <w:p>
+      <w:pPr>
+        <w:pStyle w:val="Normal"/>
+        <w:bidi w:val="0"/>
+        <w:jc w:val="left"/>
+        <w:rPr/>
+      </w:pPr>
+      <w:r>
+        <w:rPr/>
+        <w:t>(sk)sy(sy)em volu(me) inf(or)mation</w:t>
+      </w:r>
+    </w:p>
+    <w:p>
+      <w:pPr>
+        <w:pStyle w:val="Normal"/>
+        <w:bidi w:val="0"/>
+        <w:jc w:val="left"/>
+        <w:rPr/>
+      </w:pPr>
+      <w:r>
+        <w:rPr/>
+        <w:t>(sk)unicode utf_8</w:t>
+      </w:r>
+    </w:p>
+    <w:p>
+      <w:pPr>
+        <w:pStyle w:val="Normal"/>
+        <w:bidi w:val="0"/>
+        <w:jc w:val="left"/>
+        <w:rPr/>
+      </w:pPr>
+      <w:r>
+        <w:rPr/>
+        <w:t>XXXXX</w:t>
+      </w:r>
+    </w:p>
+    <w:p>
+      <w:pPr>
+        <w:pStyle w:val="Normal"/>
+        <w:bidi w:val="0"/>
+        <w:jc w:val="left"/>
+        <w:rPr/>
+      </w:pPr>
+      <w:r>
+        <w:rPr/>
+      </w:r>
+    </w:p>
+    <w:p>
+      <w:pPr>
+        <w:pStyle w:val="Normal"/>
+        <w:bidi w:val="0"/>
+        <w:jc w:val="left"/>
+        <w:rPr/>
+      </w:pPr>
+      <w:r>
+        <w:rPr/>
+      </w:r>
+    </w:p>
+    <w:p>
+      <w:pPr>
+        <w:pStyle w:val="Normal"/>
+        <w:bidi w:val="0"/>
+        <w:jc w:val="left"/>
+        <w:rPr/>
+      </w:pPr>
+      <w:r>
+        <w:rPr/>
+      </w:r>
+    </w:p>
+    <w:p>
+      <w:pPr>
+        <w:pStyle w:val="Normal"/>
+        <w:bidi w:val="0"/>
+        <w:jc w:val="left"/>
+        <w:rPr/>
+      </w:pPr>
+      <w:r>
+        <w:rPr/>
+      </w:r>
+    </w:p>
+    <w:p>
+      <w:pPr>
+        <w:pStyle w:val="Normal"/>
+        <w:bidi w:val="0"/>
+        <w:jc w:val="left"/>
+        <w:rPr/>
+      </w:pPr>
+      <w:r>
+        <w:rPr/>
+      </w:r>
+    </w:p>
+    <w:p>
+      <w:pPr>
+        <w:pStyle w:val="Normal"/>
+        <w:bidi w:val="0"/>
+        <w:jc w:val="left"/>
+        <w:rPr/>
+      </w:pPr>
+      <w:r>
+        <w:rPr/>
+        <w:t>I stedet for som forventet at vise en ny menu ryger man direkte ind i en punktnodefil, som blev hentet ind fra USB og gennemset senere. Hvordan får man vist menuen???</w:t>
+      </w:r>
+    </w:p>
+    <w:p>
+      <w:pPr>
+        <w:pStyle w:val="Normal"/>
+        <w:bidi w:val="0"/>
+        <w:jc w:val="left"/>
+        <w:rPr/>
+      </w:pPr>
+      <w:r>
+        <w:rPr/>
+      </w:r>
+    </w:p>
+    <w:p>
+      <w:pPr>
+        <w:pStyle w:val="Normal"/>
+        <w:bidi w:val="0"/>
+        <w:jc w:val="left"/>
+        <w:rPr/>
+      </w:pPr>
+      <w:r>
+        <w:rPr/>
+        <w:t xml:space="preserve">p h i l i pp  n i c o l a i </w:t>
+      </w:r>
+    </w:p>
+    <w:p>
+      <w:pPr>
+        <w:pStyle w:val="Normal"/>
+        <w:bidi w:val="0"/>
+        <w:jc w:val="left"/>
+        <w:rPr/>
+      </w:pPr>
+      <w:r>
+        <w:rPr/>
+      </w:r>
+    </w:p>
+    <w:p>
+      <w:pPr>
+        <w:pStyle w:val="Normal"/>
+        <w:bidi w:val="0"/>
+        <w:jc w:val="left"/>
+        <w:rPr/>
+      </w:pPr>
+      <w:r>
+        <w:rPr/>
+        <w:t>Dette er starten på en .brf fil fra NOTA nummer 2a, som blev indlæst i går.</w:t>
+      </w:r>
+    </w:p>
+    <w:p>
+      <w:pPr>
+        <w:pStyle w:val="Normal"/>
+        <w:bidi w:val="0"/>
+        <w:jc w:val="left"/>
+        <w:rPr/>
+      </w:pPr>
+      <w:r>
+        <w:rPr/>
+      </w:r>
+    </w:p>
+    <w:p>
+      <w:pPr>
+        <w:pStyle w:val="Normal"/>
+        <w:bidi w:val="0"/>
+        <w:jc w:val="left"/>
+        <w:rPr/>
+      </w:pPr>
+      <w:r>
+        <w:rPr/>
+        <w:t>Vælg ”filstyring- keyfiles” og browse igennem menuen</w:t>
+      </w:r>
+    </w:p>
+    <w:p>
+      <w:pPr>
+        <w:pStyle w:val="Normal"/>
+        <w:bidi w:val="0"/>
+        <w:jc w:val="left"/>
+        <w:rPr/>
+      </w:pPr>
+      <w:r>
+        <w:rPr/>
+      </w:r>
+    </w:p>
+    <w:p>
+      <w:pPr>
+        <w:pStyle w:val="Normal"/>
+        <w:bidi w:val="0"/>
+        <w:jc w:val="left"/>
+        <w:rPr/>
+      </w:pPr>
+      <w:r>
+        <w:rPr/>
+        <w:t>ébooks</w:t>
+      </w:r>
+    </w:p>
+    <w:p>
+      <w:pPr>
+        <w:pStyle w:val="Normal"/>
+        <w:bidi w:val="0"/>
+        <w:jc w:val="left"/>
+        <w:rPr/>
+      </w:pPr>
+      <w:r>
+        <w:rPr/>
+        <w:t>édocuments</w:t>
+      </w:r>
+    </w:p>
+    <w:p>
+      <w:pPr>
+        <w:pStyle w:val="Normal"/>
+        <w:bidi w:val="0"/>
+        <w:jc w:val="left"/>
+        <w:rPr/>
+      </w:pPr>
+      <w:r>
+        <w:rPr/>
+        <w:t>éonli(ne)books</w:t>
+      </w:r>
+    </w:p>
+    <w:p>
+      <w:pPr>
+        <w:pStyle w:val="Normal"/>
+        <w:bidi w:val="0"/>
+        <w:jc w:val="left"/>
+        <w:rPr/>
+      </w:pPr>
+      <w:r>
+        <w:rPr/>
+        <w:t>é(re)lesae no(te)s</w:t>
+      </w:r>
+    </w:p>
+    <w:p>
+      <w:pPr>
+        <w:pStyle w:val="Normal"/>
+        <w:bidi w:val="0"/>
+        <w:jc w:val="left"/>
+        <w:rPr/>
+      </w:pPr>
+      <w:r>
+        <w:rPr/>
+        <w:t>tb  = tilbage</w:t>
+      </w:r>
+    </w:p>
+    <w:p>
+      <w:pPr>
+        <w:pStyle w:val="Normal"/>
+        <w:bidi w:val="0"/>
+        <w:jc w:val="left"/>
+        <w:rPr/>
+      </w:pPr>
+      <w:r>
+        <w:rPr/>
+      </w:r>
+    </w:p>
+    <w:p>
+      <w:pPr>
+        <w:pStyle w:val="Normal"/>
+        <w:bidi w:val="0"/>
+        <w:jc w:val="left"/>
+        <w:rPr/>
+      </w:pPr>
+      <w:r>
+        <w:rPr/>
+      </w:r>
+    </w:p>
+    <w:p>
+      <w:pPr>
+        <w:pStyle w:val="Normal"/>
+        <w:bidi w:val="0"/>
+        <w:jc w:val="left"/>
+        <w:rPr/>
+      </w:pPr>
+      <w:r>
+        <w:rPr/>
+      </w:r>
+    </w:p>
+    <w:p>
+      <w:pPr>
+        <w:pStyle w:val="Normal"/>
+        <w:bidi w:val="0"/>
+        <w:jc w:val="left"/>
+        <w:rPr/>
+      </w:pPr>
+      <w:r>
+        <w:rPr/>
+        <w:t>BI20: ébooks</w:t>
+      </w:r>
+    </w:p>
+    <w:p>
+      <w:pPr>
+        <w:pStyle w:val="Normal"/>
+        <w:bidi w:val="0"/>
+        <w:jc w:val="left"/>
+        <w:rPr/>
+      </w:pPr>
+      <w:r>
+        <w:rPr/>
+      </w:r>
+    </w:p>
+    <w:p>
+      <w:pPr>
+        <w:pStyle w:val="Normal"/>
+        <w:bidi w:val="0"/>
+        <w:jc w:val="left"/>
+        <w:rPr/>
+      </w:pPr>
+      <w:r>
+        <w:rPr/>
+      </w:r>
+    </w:p>
+    <w:p>
+      <w:pPr>
+        <w:pStyle w:val="Normal"/>
+        <w:bidi w:val="0"/>
+        <w:jc w:val="left"/>
+        <w:rPr/>
+      </w:pPr>
+      <w:r>
+        <w:rPr/>
+        <w:t>Start Keyfiles</w:t>
+      </w:r>
+    </w:p>
+    <w:p>
+      <w:pPr>
+        <w:pStyle w:val="Normal"/>
+        <w:bidi w:val="0"/>
+        <w:jc w:val="left"/>
+        <w:rPr/>
+      </w:pPr>
+      <w:r>
+        <w:rPr/>
+      </w:r>
+    </w:p>
+    <w:p>
+      <w:pPr>
+        <w:pStyle w:val="Normal"/>
+        <w:bidi w:val="0"/>
+        <w:jc w:val="left"/>
+        <w:rPr/>
+      </w:pPr>
+      <w:r>
+        <w:rPr/>
+        <w:t xml:space="preserve">Mellemrum + </w:t>
+      </w:r>
+    </w:p>
+    <w:p>
+      <w:pPr>
+        <w:pStyle w:val="Normal"/>
+        <w:bidi w:val="0"/>
+        <w:jc w:val="left"/>
+        <w:rPr/>
+      </w:pPr>
+      <w:r>
+        <w:rPr/>
+      </w:r>
+    </w:p>
+    <w:p>
+      <w:pPr>
+        <w:pStyle w:val="Normal"/>
+        <w:bidi w:val="0"/>
+        <w:jc w:val="left"/>
+        <w:rPr/>
+      </w:pPr>
+      <w:r>
+        <w:rPr/>
+        <w:t xml:space="preserve">   </w:t>
+      </w:r>
+    </w:p>
+    <w:p>
+      <w:pPr>
+        <w:pStyle w:val="Normal"/>
+        <w:bidi w:val="0"/>
+        <w:jc w:val="left"/>
+        <w:rPr/>
+      </w:pPr>
+      <w:r>
+        <w:rPr/>
+      </w:r>
+    </w:p>
+    <w:p>
+      <w:pPr>
+        <w:pStyle w:val="Normal"/>
+        <w:bidi w:val="0"/>
+        <w:jc w:val="left"/>
+        <w:rPr/>
+      </w:pPr>
+      <w:r>
+        <w:rPr/>
+      </w:r>
+    </w:p>
+    <w:p>
+      <w:pPr>
+        <w:pStyle w:val="Normal"/>
+        <w:bidi w:val="0"/>
+        <w:jc w:val="left"/>
+        <w:rPr/>
+      </w:pPr>
+      <w:r>
+        <w:rPr/>
+      </w:r>
+    </w:p>
+    <w:p>
+      <w:pPr>
+        <w:pStyle w:val="Normal"/>
+        <w:bidi w:val="0"/>
+        <w:jc w:val="left"/>
+        <w:rPr/>
+      </w:pPr>
+      <w:r>
+        <w:rPr/>
       </w:r>
     </w:p>
     <w:p>
@@ -197,6 +1144,7 @@
       <w:pgNumType w:fmt="decimal"/>
       <w:formProt w:val="false"/>
       <w:textDirection w:val="lrTb"/>
+      <w:docGrid w:type="default" w:linePitch="100" w:charSpace="0"/>
     </w:sectPr>
   </w:body>
 </w:document>
@@ -474,10 +1422,17 @@
     <w:qFormat/>
     <w:pPr>
       <w:widowControl w:val="false"/>
+      <w:suppressAutoHyphens w:val="true"/>
       <w:bidi w:val="0"/>
+      <w:spacing w:before="0" w:after="0"/>
+      <w:jc w:val="left"/>
     </w:pPr>
     <w:rPr>
+      <w:rFonts w:ascii="Liberation Serif" w:hAnsi="Liberation Serif" w:eastAsia="Segoe UI" w:cs="Tahoma"/>
+      <w:color w:val="000000"/>
+      <w:kern w:val="0"/>
       <w:sz w:val="24"/>
+      <w:szCs w:val="24"/>
       <w:lang w:val="da-DK" w:eastAsia="zh-CN" w:bidi="hi-IN"/>
     </w:rPr>
   </w:style>
@@ -486,5 +1441,63 @@
     <w:qFormat/>
     <w:rPr/>
   </w:style>
+  <w:style w:type="paragraph" w:styleId="Overskrift">
+    <w:name w:val="Overskrift"/>
+    <w:basedOn w:val="Normal"/>
+    <w:next w:val="Brdtekst"/>
+    <w:qFormat/>
+    <w:pPr>
+      <w:keepNext w:val="true"/>
+      <w:spacing w:before="240" w:after="120"/>
+    </w:pPr>
+    <w:rPr>
+      <w:rFonts w:ascii="Liberation Sans" w:hAnsi="Liberation Sans" w:eastAsia="Microsoft YaHei" w:cs="Lucida Sans"/>
+      <w:sz w:val="28"/>
+      <w:szCs w:val="28"/>
+    </w:rPr>
+  </w:style>
+  <w:style w:type="paragraph" w:styleId="Brdtekst">
+    <w:name w:val="Body Text"/>
+    <w:basedOn w:val="Normal"/>
+    <w:pPr>
+      <w:spacing w:lineRule="auto" w:line="276" w:before="0" w:after="140"/>
+    </w:pPr>
+    <w:rPr/>
+  </w:style>
+  <w:style w:type="paragraph" w:styleId="Liste">
+    <w:name w:val="List"/>
+    <w:basedOn w:val="Brdtekst"/>
+    <w:pPr/>
+    <w:rPr>
+      <w:rFonts w:cs="Lucida Sans"/>
+    </w:rPr>
+  </w:style>
+  <w:style w:type="paragraph" w:styleId="Billedtekst">
+    <w:name w:val="Caption"/>
+    <w:basedOn w:val="Normal"/>
+    <w:qFormat/>
+    <w:pPr>
+      <w:suppressLineNumbers/>
+      <w:spacing w:before="120" w:after="120"/>
+    </w:pPr>
+    <w:rPr>
+      <w:rFonts w:cs="Lucida Sans"/>
+      <w:i/>
+      <w:iCs/>
+      <w:sz w:val="24"/>
+      <w:szCs w:val="24"/>
+    </w:rPr>
+  </w:style>
+  <w:style w:type="paragraph" w:styleId="Indeks">
+    <w:name w:val="Indeks"/>
+    <w:basedOn w:val="Normal"/>
+    <w:qFormat/>
+    <w:pPr>
+      <w:suppressLineNumbers/>
+    </w:pPr>
+    <w:rPr>
+      <w:rFonts w:cs="Lucida Sans"/>
+    </w:rPr>
+  </w:style>
 </w:styles>
 </file>
--- a/Documentation/Various Braille devices/Brug af Braillant BI 20 til læsning af NOTA punktnodefiler.docx
+++ b/Documentation/Various Braille devices/Brug af Braillant BI 20 til læsning af NOTA punktnodefiler.docx
@@ -714,51 +714,426 @@
       </w:pPr>
       <w:r>
         <w:rPr/>
-        <w:t>XXXXX</w:t>
-      </w:r>
-    </w:p>
-    <w:p>
-      <w:pPr>
-        <w:pStyle w:val="Normal"/>
-        <w:bidi w:val="0"/>
-        <w:jc w:val="left"/>
-        <w:rPr/>
-      </w:pPr>
-      <w:r>
-        <w:rPr/>
-      </w:r>
-    </w:p>
-    <w:p>
-      <w:pPr>
-        <w:pStyle w:val="Normal"/>
-        <w:bidi w:val="0"/>
-        <w:jc w:val="left"/>
-        <w:rPr/>
-      </w:pPr>
-      <w:r>
-        <w:rPr/>
-      </w:r>
-    </w:p>
-    <w:p>
-      <w:pPr>
-        <w:pStyle w:val="Normal"/>
-        <w:bidi w:val="0"/>
-        <w:jc w:val="left"/>
-        <w:rPr/>
-      </w:pPr>
-      <w:r>
-        <w:rPr/>
-      </w:r>
-    </w:p>
-    <w:p>
-      <w:pPr>
-        <w:pStyle w:val="Normal"/>
-        <w:bidi w:val="0"/>
-        <w:jc w:val="left"/>
-        <w:rPr/>
-      </w:pPr>
-      <w:r>
-        <w:rPr/>
+        <w:t>XXXXX.</w:t>
+      </w:r>
+      <w:r>
+        <w:rPr/>
+        <w:t>brf</w:t>
+      </w:r>
+    </w:p>
+    <w:p>
+      <w:pPr>
+        <w:pStyle w:val="Normal"/>
+        <w:bidi w:val="0"/>
+        <w:jc w:val="left"/>
+        <w:rPr/>
+      </w:pPr>
+      <w:r>
+        <w:rPr/>
+      </w:r>
+    </w:p>
+    <w:p>
+      <w:pPr>
+        <w:pStyle w:val="Normal"/>
+        <w:bidi w:val="0"/>
+        <w:jc w:val="left"/>
+        <w:rPr/>
+      </w:pPr>
+      <w:r>
+        <w:rPr/>
+        <w:t>Vælg XXXXX.brf</w:t>
+      </w:r>
+    </w:p>
+    <w:p>
+      <w:pPr>
+        <w:pStyle w:val="Normal"/>
+        <w:bidi w:val="0"/>
+        <w:jc w:val="left"/>
+        <w:rPr/>
+      </w:pPr>
+      <w:r>
+        <w:rPr/>
+      </w:r>
+    </w:p>
+    <w:p>
+      <w:pPr>
+        <w:pStyle w:val="Normal"/>
+        <w:bidi w:val="0"/>
+        <w:jc w:val="left"/>
+        <w:rPr/>
+      </w:pPr>
+      <w:r>
+        <w:rPr/>
+        <w:t>Nu kan man scrolle op og ned i filen</w:t>
+      </w:r>
+    </w:p>
+    <w:p>
+      <w:pPr>
+        <w:pStyle w:val="Normal"/>
+        <w:bidi w:val="0"/>
+        <w:jc w:val="left"/>
+        <w:rPr/>
+      </w:pPr>
+      <w:r>
+        <w:rPr/>
+      </w:r>
+    </w:p>
+    <w:p>
+      <w:pPr>
+        <w:pStyle w:val="Normal"/>
+        <w:bidi w:val="0"/>
+        <w:jc w:val="left"/>
+        <w:rPr/>
+      </w:pPr>
+      <w:r>
+        <w:rPr/>
+        <w:t>luk med mellemrum e</w:t>
+      </w:r>
+    </w:p>
+    <w:p>
+      <w:pPr>
+        <w:pStyle w:val="Normal"/>
+        <w:bidi w:val="0"/>
+        <w:jc w:val="left"/>
+        <w:rPr/>
+      </w:pPr>
+      <w:r>
+        <w:rPr/>
+      </w:r>
+    </w:p>
+    <w:p>
+      <w:pPr>
+        <w:pStyle w:val="Normal"/>
+        <w:bidi w:val="0"/>
+        <w:jc w:val="left"/>
+        <w:rPr/>
+      </w:pPr>
+      <w:r>
+        <w:rPr/>
+        <w:t>Vælg nu mappen brl</w:t>
+      </w:r>
+    </w:p>
+    <w:p>
+      <w:pPr>
+        <w:pStyle w:val="Normal"/>
+        <w:bidi w:val="0"/>
+        <w:jc w:val="left"/>
+        <w:rPr/>
+      </w:pPr>
+      <w:r>
+        <w:rPr/>
+        <w:t xml:space="preserve"> </w:t>
+      </w:r>
+      <w:r>
+        <w:rPr/>
+        <w:t xml:space="preserve">Vælg filen sco(re) 3 2.a (af) højtiden... </w:t>
+      </w:r>
+    </w:p>
+    <w:p>
+      <w:pPr>
+        <w:pStyle w:val="Normal"/>
+        <w:bidi w:val="0"/>
+        <w:jc w:val="left"/>
+        <w:rPr>
+          <w:b/>
+          <w:b/>
+          <w:bCs/>
+        </w:rPr>
+      </w:pPr>
+      <w:r>
+        <w:rPr>
+          <w:b/>
+          <w:bCs/>
+        </w:rPr>
+        <w:t>Denne fil ser ikke ud til at vises korrekt!</w:t>
+      </w:r>
+    </w:p>
+    <w:p>
+      <w:pPr>
+        <w:pStyle w:val="Normal"/>
+        <w:bidi w:val="0"/>
+        <w:jc w:val="left"/>
+        <w:rPr/>
+      </w:pPr>
+      <w:r>
+        <w:rPr/>
+      </w:r>
+    </w:p>
+    <w:p>
+      <w:pPr>
+        <w:pStyle w:val="Normal"/>
+        <w:bidi w:val="0"/>
+        <w:jc w:val="left"/>
+        <w:rPr/>
+      </w:pPr>
+      <w:r>
+        <w:rPr/>
+        <w:t>luk med mellemrum e</w:t>
+      </w:r>
+    </w:p>
+    <w:p>
+      <w:pPr>
+        <w:pStyle w:val="Normal"/>
+        <w:bidi w:val="0"/>
+        <w:jc w:val="left"/>
+        <w:rPr/>
+      </w:pPr>
+      <w:r>
+        <w:rPr/>
+        <w:t>Nu visen menuen</w:t>
+      </w:r>
+    </w:p>
+    <w:p>
+      <w:pPr>
+        <w:pStyle w:val="Normal"/>
+        <w:bidi w:val="0"/>
+        <w:jc w:val="left"/>
+        <w:rPr/>
+      </w:pPr>
+      <w:r>
+        <w:rPr/>
+        <w:t>opr(et)</w:t>
+      </w:r>
+    </w:p>
+    <w:p>
+      <w:pPr>
+        <w:pStyle w:val="Normal"/>
+        <w:bidi w:val="0"/>
+        <w:jc w:val="left"/>
+        <w:rPr/>
+      </w:pPr>
+      <w:r>
+        <w:rPr/>
+        <w:t>åbn fil</w:t>
+      </w:r>
+    </w:p>
+    <w:p>
+      <w:pPr>
+        <w:pStyle w:val="Normal"/>
+        <w:bidi w:val="0"/>
+        <w:jc w:val="left"/>
+        <w:rPr/>
+      </w:pPr>
+      <w:r>
+        <w:rPr/>
+        <w:t>tidli(ge)(re) (ge)mt</w:t>
+      </w:r>
+    </w:p>
+    <w:p>
+      <w:pPr>
+        <w:pStyle w:val="Normal"/>
+        <w:bidi w:val="0"/>
+        <w:jc w:val="left"/>
+        <w:rPr/>
+      </w:pPr>
+      <w:r>
+        <w:rPr/>
+        <w:t>edit(or) ind(st)illing(er)</w:t>
+      </w:r>
+    </w:p>
+    <w:p>
+      <w:pPr>
+        <w:pStyle w:val="Normal"/>
+        <w:bidi w:val="0"/>
+        <w:jc w:val="left"/>
+        <w:rPr/>
+      </w:pPr>
+      <w:r>
+        <w:rPr/>
+        <w:t>luk</w:t>
+      </w:r>
+    </w:p>
+    <w:p>
+      <w:pPr>
+        <w:pStyle w:val="Normal"/>
+        <w:bidi w:val="0"/>
+        <w:jc w:val="left"/>
+        <w:rPr/>
+      </w:pPr>
+      <w:r>
+        <w:rPr/>
+      </w:r>
+    </w:p>
+    <w:p>
+      <w:pPr>
+        <w:pStyle w:val="Normal"/>
+        <w:bidi w:val="0"/>
+        <w:jc w:val="left"/>
+        <w:rPr/>
+      </w:pPr>
+      <w:r>
+        <w:rPr/>
+        <w:t xml:space="preserve">Vælg Åbn fil </w:t>
+      </w:r>
+    </w:p>
+    <w:p>
+      <w:pPr>
+        <w:pStyle w:val="Normal"/>
+        <w:bidi w:val="0"/>
+        <w:jc w:val="left"/>
+        <w:rPr/>
+      </w:pPr>
+      <w:r>
+        <w:rPr/>
+        <w:t>USB ud, ind</w:t>
+      </w:r>
+    </w:p>
+    <w:p>
+      <w:pPr>
+        <w:pStyle w:val="Normal"/>
+        <w:bidi w:val="0"/>
+        <w:jc w:val="left"/>
+        <w:rPr/>
+      </w:pPr>
+      <w:r>
+        <w:rPr/>
+        <w:t>Nu vises menuen</w:t>
+      </w:r>
+    </w:p>
+    <w:p>
+      <w:pPr>
+        <w:pStyle w:val="Normal"/>
+        <w:bidi w:val="0"/>
+        <w:jc w:val="left"/>
+        <w:rPr/>
+      </w:pPr>
+      <w:r>
+        <w:rPr/>
+      </w:r>
+    </w:p>
+    <w:p>
+      <w:pPr>
+        <w:pStyle w:val="Normal"/>
+        <w:bidi w:val="0"/>
+        <w:jc w:val="left"/>
+        <w:rPr/>
+      </w:pPr>
+      <w:r>
+        <w:rPr/>
+        <w:t>int(er)n hukom(me)lse</w:t>
+      </w:r>
+    </w:p>
+    <w:p>
+      <w:pPr>
+        <w:pStyle w:val="Normal"/>
+        <w:bidi w:val="0"/>
+        <w:jc w:val="left"/>
+        <w:rPr/>
+      </w:pPr>
+      <w:r>
+        <w:rPr/>
+        <w:t>usb</w:t>
+      </w:r>
+    </w:p>
+    <w:p>
+      <w:pPr>
+        <w:pStyle w:val="Normal"/>
+        <w:bidi w:val="0"/>
+        <w:jc w:val="left"/>
+        <w:rPr/>
+      </w:pPr>
+      <w:r>
+        <w:rPr/>
+      </w:r>
+    </w:p>
+    <w:p>
+      <w:pPr>
+        <w:pStyle w:val="Normal"/>
+        <w:bidi w:val="0"/>
+        <w:jc w:val="left"/>
+        <w:rPr/>
+      </w:pPr>
+      <w:r>
+        <w:rPr/>
+        <w:t>Vælg usb</w:t>
+      </w:r>
+    </w:p>
+    <w:p>
+      <w:pPr>
+        <w:pStyle w:val="Normal"/>
+        <w:bidi w:val="0"/>
+        <w:jc w:val="left"/>
+        <w:rPr/>
+      </w:pPr>
+      <w:r>
+        <w:rPr/>
+      </w:r>
+    </w:p>
+    <w:p>
+      <w:pPr>
+        <w:pStyle w:val="Normal"/>
+        <w:bidi w:val="0"/>
+        <w:jc w:val="left"/>
+        <w:rPr/>
+      </w:pPr>
+      <w:r>
+        <w:rPr/>
+        <w:t>Vælg brf</w:t>
+      </w:r>
+    </w:p>
+    <w:p>
+      <w:pPr>
+        <w:pStyle w:val="Normal"/>
+        <w:bidi w:val="0"/>
+        <w:jc w:val="left"/>
+        <w:rPr/>
+      </w:pPr>
+      <w:r>
+        <w:rPr/>
+        <w:t xml:space="preserve">Vælg score 3 (af) højtiden... </w:t>
+      </w:r>
+    </w:p>
+    <w:p>
+      <w:pPr>
+        <w:pStyle w:val="Normal"/>
+        <w:bidi w:val="0"/>
+        <w:jc w:val="left"/>
+        <w:rPr/>
+      </w:pPr>
+      <w:r>
+        <w:rPr/>
+      </w:r>
+    </w:p>
+    <w:p>
+      <w:pPr>
+        <w:pStyle w:val="Normal"/>
+        <w:bidi w:val="0"/>
+        <w:jc w:val="left"/>
+        <w:rPr>
+          <w:b/>
+          <w:b/>
+          <w:bCs/>
+        </w:rPr>
+      </w:pPr>
+      <w:r>
+        <w:rPr>
+          <w:b/>
+          <w:bCs/>
+        </w:rPr>
+        <w:t>Denne fil ser ud til at vises korrekt.</w:t>
+      </w:r>
+    </w:p>
+    <w:p>
+      <w:pPr>
+        <w:pStyle w:val="Normal"/>
+        <w:bidi w:val="0"/>
+        <w:jc w:val="left"/>
+        <w:rPr/>
+      </w:pPr>
+      <w:r>
+        <w:rPr/>
+      </w:r>
+    </w:p>
+    <w:p>
+      <w:pPr>
+        <w:pStyle w:val="Normal"/>
+        <w:bidi w:val="0"/>
+        <w:jc w:val="left"/>
+        <w:rPr/>
+      </w:pPr>
+      <w:r>
+        <w:rPr/>
+        <w:t>Herefter forældet-----------------------------------------------</w:t>
       </w:r>
     </w:p>
     <w:p>

--- a/Documentation/Various Braille devices/Brug af Braillant BI 20 til læsning af NOTA punktnodefiler.docx
+++ b/Documentation/Various Braille devices/Brug af Braillant BI 20 til læsning af NOTA punktnodefiler.docx
@@ -387,7 +387,11 @@
       </w:pPr>
       <w:r>
         <w:rPr/>
-        <w:t>Hvis en fil allerede er åben kan denne lukkes med mellemrum  med e</w:t>
+        <w:t xml:space="preserve">Hvis en fil allerede er åben kan denne lukkes med mellemrum  med e </w:t>
+      </w:r>
+      <w:r>
+        <w:rPr/>
+        <w:t>(DOT15)</w:t>
       </w:r>
     </w:p>
     <w:p>
@@ -516,6 +520,10 @@
       </w:pPr>
       <w:r>
         <w:rPr/>
+        <w:t xml:space="preserve">(Udtræk og  </w:t>
+      </w:r>
+      <w:r>
+        <w:rPr/>
         <w:t>Indsæt USB memory stick</w:t>
       </w:r>
     </w:p>
@@ -621,6 +629,20 @@
       <w:r>
         <w:rPr/>
       </w:r>
+      <w:r>
+        <w:br w:type="page"/>
+      </w:r>
+    </w:p>
+    <w:p>
+      <w:pPr>
+        <w:pStyle w:val="Normal"/>
+        <w:bidi w:val="0"/>
+        <w:jc w:val="left"/>
+        <w:rPr/>
+      </w:pPr>
+      <w:r>
+        <w:rPr/>
+      </w:r>
     </w:p>
     <w:p>
       <w:pPr>
@@ -714,11 +736,7 @@
       </w:pPr>
       <w:r>
         <w:rPr/>
-        <w:t>XXXXX.</w:t>
-      </w:r>
-      <w:r>
-        <w:rPr/>
-        <w:t>brf</w:t>
+        <w:t>XXXXX.brf</w:t>
       </w:r>
     </w:p>
     <w:p>
@@ -846,6 +864,977 @@
           <w:bCs/>
         </w:rPr>
         <w:t>Denne fil ser ikke ud til at vises korrekt!</w:t>
+      </w:r>
+    </w:p>
+    <w:p>
+      <w:pPr>
+        <w:pStyle w:val="Normal"/>
+        <w:bidi w:val="0"/>
+        <w:jc w:val="left"/>
+        <w:rPr/>
+      </w:pPr>
+      <w:r>
+        <w:rPr/>
+      </w:r>
+    </w:p>
+    <w:p>
+      <w:pPr>
+        <w:pStyle w:val="Normal"/>
+        <w:bidi w:val="0"/>
+        <w:jc w:val="left"/>
+        <w:rPr/>
+      </w:pPr>
+      <w:r>
+        <w:rPr/>
+      </w:r>
+    </w:p>
+    <w:p>
+      <w:pPr>
+        <w:pStyle w:val="Normal"/>
+        <w:bidi w:val="0"/>
+        <w:jc w:val="left"/>
+        <w:rPr>
+          <w:b/>
+          <w:b/>
+          <w:bCs/>
+        </w:rPr>
+      </w:pPr>
+      <w:r>
+        <w:rPr>
+          <w:b/>
+          <w:bCs/>
+        </w:rPr>
+        <w:t>2024.03.19</w:t>
+      </w:r>
+    </w:p>
+    <w:p>
+      <w:pPr>
+        <w:pStyle w:val="Normal"/>
+        <w:bidi w:val="0"/>
+        <w:jc w:val="left"/>
+        <w:rPr/>
+      </w:pPr>
+      <w:r>
+        <w:rPr/>
+      </w:r>
+    </w:p>
+    <w:p>
+      <w:pPr>
+        <w:pStyle w:val="Normal"/>
+        <w:bidi w:val="0"/>
+        <w:jc w:val="left"/>
+        <w:rPr/>
+      </w:pPr>
+      <w:r>
+        <w:rPr/>
+        <w:t>Har nu også overført de originale filer fra NOTA  til USB stick.</w:t>
+      </w:r>
+    </w:p>
+    <w:p>
+      <w:pPr>
+        <w:pStyle w:val="Normal"/>
+        <w:bidi w:val="0"/>
+        <w:jc w:val="left"/>
+        <w:rPr/>
+      </w:pPr>
+      <w:r>
+        <w:rPr/>
+      </w:r>
+    </w:p>
+    <w:p>
+      <w:pPr>
+        <w:pStyle w:val="Normal"/>
+        <w:numPr>
+          <w:ilvl w:val="0"/>
+          <w:numId w:val="2"/>
+        </w:numPr>
+        <w:bidi w:val="0"/>
+        <w:jc w:val="left"/>
+        <w:rPr/>
+      </w:pPr>
+      <w:r>
+        <w:rPr/>
+        <w:t>ascii.brf  filen til .BRF</w:t>
+      </w:r>
+    </w:p>
+    <w:p>
+      <w:pPr>
+        <w:pStyle w:val="Normal"/>
+        <w:numPr>
+          <w:ilvl w:val="0"/>
+          <w:numId w:val="2"/>
+        </w:numPr>
+        <w:bidi w:val="0"/>
+        <w:jc w:val="left"/>
+        <w:rPr/>
+      </w:pPr>
+      <w:r>
+        <w:rPr/>
+        <w:t>octoBraille.txt filen til en ny mappe BRL.TXT</w:t>
+      </w:r>
+    </w:p>
+    <w:p>
+      <w:pPr>
+        <w:pStyle w:val="Normal"/>
+        <w:numPr>
+          <w:ilvl w:val="0"/>
+          <w:numId w:val="2"/>
+        </w:numPr>
+        <w:bidi w:val="0"/>
+        <w:jc w:val="left"/>
+        <w:rPr/>
+      </w:pPr>
+      <w:r>
+        <w:rPr/>
+        <w:t>octoBraille.txt filen til mappen .BRL og derefter renamet fra .txt til .brl</w:t>
+      </w:r>
+    </w:p>
+    <w:p>
+      <w:pPr>
+        <w:pStyle w:val="Normal"/>
+        <w:bidi w:val="0"/>
+        <w:jc w:val="left"/>
+        <w:rPr/>
+      </w:pPr>
+      <w:r>
+        <w:rPr/>
+      </w:r>
+    </w:p>
+    <w:p>
+      <w:pPr>
+        <w:pStyle w:val="Normal"/>
+        <w:bidi w:val="0"/>
+        <w:jc w:val="left"/>
+        <w:rPr/>
+      </w:pPr>
+      <w:r>
+        <w:rPr/>
+        <w:t xml:space="preserve">Gentager ovenstående eksperiment med de 3 filer </w:t>
+      </w:r>
+    </w:p>
+    <w:p>
+      <w:pPr>
+        <w:pStyle w:val="Normal"/>
+        <w:bidi w:val="0"/>
+        <w:jc w:val="left"/>
+        <w:rPr/>
+      </w:pPr>
+      <w:r>
+        <w:rPr/>
+      </w:r>
+    </w:p>
+    <w:p>
+      <w:pPr>
+        <w:pStyle w:val="Normal"/>
+        <w:bidi w:val="0"/>
+        <w:jc w:val="left"/>
+        <w:rPr>
+          <w:b/>
+          <w:b/>
+          <w:bCs/>
+        </w:rPr>
+      </w:pPr>
+      <w:r>
+        <w:rPr>
+          <w:b/>
+          <w:bCs/>
+        </w:rPr>
+        <w:t>Først ascii.brf</w:t>
+      </w:r>
+    </w:p>
+    <w:p>
+      <w:pPr>
+        <w:pStyle w:val="Normal"/>
+        <w:bidi w:val="0"/>
+        <w:jc w:val="left"/>
+        <w:rPr/>
+      </w:pPr>
+      <w:r>
+        <w:rPr/>
+      </w:r>
+    </w:p>
+    <w:p>
+      <w:pPr>
+        <w:pStyle w:val="Normal"/>
+        <w:bidi w:val="0"/>
+        <w:jc w:val="left"/>
+        <w:rPr/>
+      </w:pPr>
+      <w:r>
+        <w:rPr/>
+        <w:t>Teksten vises nogenlunde korrekt med følgende  bemærkninger:</w:t>
+      </w:r>
+    </w:p>
+    <w:p>
+      <w:pPr>
+        <w:pStyle w:val="Normal"/>
+        <w:bidi w:val="0"/>
+        <w:jc w:val="left"/>
+        <w:rPr/>
+      </w:pPr>
+      <w:r>
+        <w:rPr/>
+      </w:r>
+    </w:p>
+    <w:p>
+      <w:pPr>
+        <w:pStyle w:val="Normal"/>
+        <w:bidi w:val="0"/>
+        <w:jc w:val="left"/>
+        <w:rPr/>
+      </w:pPr>
+      <w:r>
+        <w:rPr/>
+        <w:t>De første to blanke linjer vises ikke</w:t>
+      </w:r>
+    </w:p>
+    <w:p>
+      <w:pPr>
+        <w:pStyle w:val="Normal"/>
+        <w:bidi w:val="0"/>
+        <w:jc w:val="left"/>
+        <w:rPr/>
+      </w:pPr>
+      <w:r>
+        <w:rPr/>
+        <w:t>Overskriften ”Koralbog” starter i filen rum 14. Man kunne forvente at de første 6 tegn blev vist, men de gør de ikke, der viser DOT123478 i rum 1 og intet andet. Efter tryk på Right vises ”koralbog” helt venstrestillet.</w:t>
+      </w:r>
+    </w:p>
+    <w:p>
+      <w:pPr>
+        <w:pStyle w:val="Normal"/>
+        <w:bidi w:val="0"/>
+        <w:jc w:val="left"/>
+        <w:rPr/>
+      </w:pPr>
+      <w:r>
+        <w:rPr/>
+      </w:r>
+    </w:p>
+    <w:p>
+      <w:pPr>
+        <w:pStyle w:val="Normal"/>
+        <w:bidi w:val="0"/>
+        <w:jc w:val="left"/>
+        <w:rPr/>
+      </w:pPr>
+      <w:r>
+        <w:rPr/>
+        <w:t xml:space="preserve">De følgende linjer vise ogse tilsyneladende korrekt, men det er ikke helt gennemskueligt, hvordan </w:t>
+      </w:r>
+    </w:p>
+    <w:p>
+      <w:pPr>
+        <w:pStyle w:val="Normal"/>
+        <w:bidi w:val="0"/>
+        <w:jc w:val="left"/>
+        <w:rPr/>
+      </w:pPr>
+      <w:r>
+        <w:rPr/>
+        <w:t>pan (right/left) virker sammen med previous/next</w:t>
+      </w:r>
+    </w:p>
+    <w:p>
+      <w:pPr>
+        <w:pStyle w:val="Normal"/>
+        <w:bidi w:val="0"/>
+        <w:jc w:val="left"/>
+        <w:rPr/>
+      </w:pPr>
+      <w:r>
+        <w:rPr/>
+      </w:r>
+    </w:p>
+    <w:p>
+      <w:pPr>
+        <w:pStyle w:val="Normal"/>
+        <w:bidi w:val="0"/>
+        <w:jc w:val="left"/>
+        <w:rPr/>
+      </w:pPr>
+      <w:r>
+        <w:rPr/>
+        <w:t>Det ser ud som om Pan-knapperne ikke bare virker inden for en linje, men også kan bevirke et scroll. Virkningsmåde er indtil videre uklar og det er derfor svært at navigere rundt.</w:t>
+      </w:r>
+    </w:p>
+    <w:p>
+      <w:pPr>
+        <w:pStyle w:val="Normal"/>
+        <w:bidi w:val="0"/>
+        <w:jc w:val="left"/>
+        <w:rPr/>
+      </w:pPr>
+      <w:r>
+        <w:rPr/>
+      </w:r>
+    </w:p>
+    <w:p>
+      <w:pPr>
+        <w:pStyle w:val="Normal"/>
+        <w:bidi w:val="0"/>
+        <w:jc w:val="left"/>
+        <w:rPr/>
+      </w:pPr>
+      <w:r>
+        <w:rPr/>
+      </w:r>
+      <w:r>
+        <w:br w:type="page"/>
+      </w:r>
+    </w:p>
+    <w:p>
+      <w:pPr>
+        <w:pStyle w:val="Normal"/>
+        <w:bidi w:val="0"/>
+        <w:jc w:val="left"/>
+        <w:rPr/>
+      </w:pPr>
+      <w:r>
+        <w:rPr/>
+      </w:r>
+    </w:p>
+    <w:p>
+      <w:pPr>
+        <w:pStyle w:val="Normal"/>
+        <w:bidi w:val="0"/>
+        <w:jc w:val="left"/>
+        <w:rPr>
+          <w:b/>
+          <w:b/>
+          <w:bCs/>
+        </w:rPr>
+      </w:pPr>
+      <w:r>
+        <w:rPr>
+          <w:b/>
+          <w:bCs/>
+        </w:rPr>
+        <w:t>Dernæst octobraille filen med dens oprindelige endelse .txt</w:t>
+      </w:r>
+    </w:p>
+    <w:p>
+      <w:pPr>
+        <w:pStyle w:val="Normal"/>
+        <w:bidi w:val="0"/>
+        <w:jc w:val="left"/>
+        <w:rPr/>
+      </w:pPr>
+      <w:r>
+        <w:rPr/>
+      </w:r>
+    </w:p>
+    <w:p>
+      <w:pPr>
+        <w:pStyle w:val="Normal"/>
+        <w:bidi w:val="0"/>
+        <w:jc w:val="left"/>
+        <w:rPr/>
+      </w:pPr>
+      <w:r>
+        <w:rPr/>
+        <w:t>Når man forsøger at åbne denne fil vises</w:t>
+      </w:r>
+    </w:p>
+    <w:p>
+      <w:pPr>
+        <w:pStyle w:val="Normal"/>
+        <w:bidi w:val="0"/>
+        <w:jc w:val="left"/>
+        <w:rPr/>
+      </w:pPr>
+      <w:r>
+        <w:rPr/>
+      </w:r>
+    </w:p>
+    <w:p>
+      <w:pPr>
+        <w:pStyle w:val="Normal"/>
+        <w:bidi w:val="0"/>
+        <w:jc w:val="left"/>
+        <w:rPr/>
+      </w:pPr>
+      <w:r>
+        <w:rPr/>
+        <w:t xml:space="preserve">gå (til) ov(er)(or)dn(et) </w:t>
+      </w:r>
+    </w:p>
+    <w:p>
+      <w:pPr>
+        <w:pStyle w:val="Normal"/>
+        <w:bidi w:val="0"/>
+        <w:jc w:val="left"/>
+        <w:rPr/>
+      </w:pPr>
+      <w:r>
+        <w:rPr/>
+      </w:r>
+    </w:p>
+    <w:p>
+      <w:pPr>
+        <w:pStyle w:val="Normal"/>
+        <w:bidi w:val="0"/>
+        <w:jc w:val="left"/>
+        <w:rPr/>
+      </w:pPr>
+      <w:r>
+        <w:rPr/>
+        <w:t>Apparatet vil tilsyneladende ikke kendes ved den oprindelige endelse .txt.</w:t>
+      </w:r>
+    </w:p>
+    <w:p>
+      <w:pPr>
+        <w:pStyle w:val="Normal"/>
+        <w:bidi w:val="0"/>
+        <w:jc w:val="left"/>
+        <w:rPr/>
+      </w:pPr>
+      <w:r>
+        <w:rPr/>
+      </w:r>
+    </w:p>
+    <w:p>
+      <w:pPr>
+        <w:pStyle w:val="Normal"/>
+        <w:bidi w:val="0"/>
+        <w:jc w:val="left"/>
+        <w:rPr/>
+      </w:pPr>
+      <w:r>
+        <w:rPr/>
+        <w:t xml:space="preserve"> </w:t>
+      </w:r>
+    </w:p>
+    <w:p>
+      <w:pPr>
+        <w:pStyle w:val="Normal"/>
+        <w:bidi w:val="0"/>
+        <w:jc w:val="left"/>
+        <w:rPr>
+          <w:b/>
+          <w:b/>
+          <w:bCs/>
+        </w:rPr>
+      </w:pPr>
+      <w:r>
+        <w:rPr>
+          <w:b/>
+          <w:bCs/>
+        </w:rPr>
+        <w:t>Dernæst octobraille filen med endelsen .txt ændret til .brl</w:t>
+      </w:r>
+    </w:p>
+    <w:p>
+      <w:pPr>
+        <w:pStyle w:val="Normal"/>
+        <w:bidi w:val="0"/>
+        <w:jc w:val="left"/>
+        <w:rPr>
+          <w:b/>
+          <w:b/>
+          <w:bCs/>
+        </w:rPr>
+      </w:pPr>
+      <w:r>
+        <w:rPr>
+          <w:b/>
+          <w:bCs/>
+        </w:rPr>
+      </w:r>
+    </w:p>
+    <w:p>
+      <w:pPr>
+        <w:pStyle w:val="Normal"/>
+        <w:bidi w:val="0"/>
+        <w:jc w:val="left"/>
+        <w:rPr>
+          <w:b w:val="false"/>
+          <w:b w:val="false"/>
+          <w:bCs w:val="false"/>
+        </w:rPr>
+      </w:pPr>
+      <w:r>
+        <w:rPr>
+          <w:b w:val="false"/>
+          <w:bCs w:val="false"/>
+        </w:rPr>
+        <w:t>Nu kan filen indlæses og ”koralbog” og ”til den danske salmebog 2003” kan indlæses med samme bemærkninger som under ”.brf”.</w:t>
+      </w:r>
+    </w:p>
+    <w:p>
+      <w:pPr>
+        <w:pStyle w:val="Normal"/>
+        <w:bidi w:val="0"/>
+        <w:jc w:val="left"/>
+        <w:rPr>
+          <w:b w:val="false"/>
+          <w:b w:val="false"/>
+          <w:bCs w:val="false"/>
+        </w:rPr>
+      </w:pPr>
+      <w:r>
+        <w:rPr>
+          <w:b w:val="false"/>
+          <w:bCs w:val="false"/>
+        </w:rPr>
+      </w:r>
+    </w:p>
+    <w:p>
+      <w:pPr>
+        <w:pStyle w:val="Normal"/>
+        <w:bidi w:val="0"/>
+        <w:jc w:val="left"/>
+        <w:rPr>
+          <w:b w:val="false"/>
+          <w:b w:val="false"/>
+          <w:bCs w:val="false"/>
+        </w:rPr>
+      </w:pPr>
+      <w:r>
+        <w:rPr>
+          <w:b w:val="false"/>
+          <w:bCs w:val="false"/>
+        </w:rPr>
+        <w:t>Men i linje 6 er der en forskel: (Nodelæseren indlæser .txt under antagelse af at det er OctoBraille)</w:t>
+      </w:r>
+    </w:p>
+    <w:p>
+      <w:pPr>
+        <w:pStyle w:val="Normal"/>
+        <w:bidi w:val="0"/>
+        <w:jc w:val="left"/>
+        <w:rPr>
+          <w:b w:val="false"/>
+          <w:b w:val="false"/>
+          <w:bCs w:val="false"/>
+        </w:rPr>
+      </w:pPr>
+      <w:r>
+        <w:rPr>
+          <w:b w:val="false"/>
+          <w:bCs w:val="false"/>
+        </w:rPr>
+      </w:r>
+    </w:p>
+    <w:p>
+      <w:pPr>
+        <w:pStyle w:val="Normal"/>
+        <w:bidi w:val="0"/>
+        <w:jc w:val="left"/>
+        <w:rPr>
+          <w:b w:val="false"/>
+          <w:b w:val="false"/>
+          <w:bCs w:val="false"/>
+        </w:rPr>
+      </w:pPr>
+      <w:r>
+        <w:rPr>
+          <w:b w:val="false"/>
+          <w:bCs w:val="false"/>
+        </w:rPr>
+        <w:t>Både IBOS punkrnodelæser or Braillant viser en række tomme rum, efterfulgt af</w:t>
+      </w:r>
+    </w:p>
+    <w:p>
+      <w:pPr>
+        <w:pStyle w:val="Normal"/>
+        <w:bidi w:val="0"/>
+        <w:jc w:val="left"/>
+        <w:rPr>
+          <w:b w:val="false"/>
+          <w:b w:val="false"/>
+          <w:bCs w:val="false"/>
+        </w:rPr>
+      </w:pPr>
+      <w:r>
+        <w:rPr>
+          <w:b w:val="false"/>
+          <w:bCs w:val="false"/>
+        </w:rPr>
+      </w:r>
+    </w:p>
+    <w:p>
+      <w:pPr>
+        <w:pStyle w:val="Normal"/>
+        <w:bidi w:val="0"/>
+        <w:jc w:val="left"/>
+        <w:rPr>
+          <w:b w:val="false"/>
+          <w:b w:val="false"/>
+          <w:bCs w:val="false"/>
+        </w:rPr>
+      </w:pPr>
+      <w:r>
+        <w:rPr>
+          <w:b w:val="false"/>
+          <w:bCs w:val="false"/>
+        </w:rPr>
+        <w:t>12 24 1345 145 (bind)</w:t>
+      </w:r>
+    </w:p>
+    <w:p>
+      <w:pPr>
+        <w:pStyle w:val="Normal"/>
+        <w:bidi w:val="0"/>
+        <w:jc w:val="left"/>
+        <w:rPr>
+          <w:b w:val="false"/>
+          <w:b w:val="false"/>
+          <w:bCs w:val="false"/>
+        </w:rPr>
+      </w:pPr>
+      <w:r>
+        <w:rPr>
+          <w:b w:val="false"/>
+          <w:bCs w:val="false"/>
+        </w:rPr>
+      </w:r>
+    </w:p>
+    <w:p>
+      <w:pPr>
+        <w:pStyle w:val="Normal"/>
+        <w:bidi w:val="0"/>
+        <w:jc w:val="left"/>
+        <w:rPr>
+          <w:b w:val="false"/>
+          <w:b w:val="false"/>
+          <w:bCs w:val="false"/>
+        </w:rPr>
+      </w:pPr>
+      <w:r>
+        <w:rPr>
+          <w:b w:val="false"/>
+          <w:bCs w:val="false"/>
+        </w:rPr>
+        <w:t xml:space="preserve">men derefter viser nodelæseren 0 46 24 mens Braillant viser 0 24 </w:t>
+      </w:r>
+    </w:p>
+    <w:p>
+      <w:pPr>
+        <w:pStyle w:val="Normal"/>
+        <w:bidi w:val="0"/>
+        <w:jc w:val="left"/>
+        <w:rPr>
+          <w:b w:val="false"/>
+          <w:b w:val="false"/>
+          <w:bCs w:val="false"/>
+        </w:rPr>
+      </w:pPr>
+      <w:r>
+        <w:rPr>
+          <w:b w:val="false"/>
+          <w:bCs w:val="false"/>
+        </w:rPr>
+      </w:r>
+    </w:p>
+    <w:p>
+      <w:pPr>
+        <w:pStyle w:val="Normal"/>
+        <w:bidi w:val="0"/>
+        <w:jc w:val="left"/>
+        <w:rPr>
+          <w:b w:val="false"/>
+          <w:b w:val="false"/>
+          <w:bCs w:val="false"/>
+        </w:rPr>
+      </w:pPr>
+      <w:r>
+        <w:rPr>
+          <w:b w:val="false"/>
+          <w:bCs w:val="false"/>
+        </w:rPr>
+        <w:t>Oven i købet rapporterer Nodelæseren ”Ingen fortolkning af DOT46 som den tilsyneladende selv har opfundet!” Det kunne sagtens være Nodelæseren, der er på vildspor her !!</w:t>
+      </w:r>
+    </w:p>
+    <w:p>
+      <w:pPr>
+        <w:pStyle w:val="Normal"/>
+        <w:bidi w:val="0"/>
+        <w:jc w:val="left"/>
+        <w:rPr>
+          <w:b w:val="false"/>
+          <w:b w:val="false"/>
+          <w:bCs w:val="false"/>
+        </w:rPr>
+      </w:pPr>
+      <w:r>
+        <w:rPr>
+          <w:b w:val="false"/>
+          <w:bCs w:val="false"/>
+        </w:rPr>
+      </w:r>
+    </w:p>
+    <w:p>
+      <w:pPr>
+        <w:pStyle w:val="Normal"/>
+        <w:bidi w:val="0"/>
+        <w:jc w:val="left"/>
+        <w:rPr>
+          <w:b w:val="false"/>
+          <w:b w:val="false"/>
+          <w:bCs w:val="false"/>
+        </w:rPr>
+      </w:pPr>
+      <w:r>
+        <w:rPr>
+          <w:b w:val="false"/>
+          <w:bCs w:val="false"/>
+        </w:rPr>
+        <w:t>Den trykte udgave viser ”bind I” altå med stort ”i”.</w:t>
+      </w:r>
+    </w:p>
+    <w:p>
+      <w:pPr>
+        <w:pStyle w:val="Normal"/>
+        <w:bidi w:val="0"/>
+        <w:jc w:val="left"/>
+        <w:rPr>
+          <w:b w:val="false"/>
+          <w:b w:val="false"/>
+          <w:bCs w:val="false"/>
+        </w:rPr>
+      </w:pPr>
+      <w:r>
+        <w:rPr>
+          <w:b w:val="false"/>
+          <w:bCs w:val="false"/>
+        </w:rPr>
+      </w:r>
+    </w:p>
+    <w:p>
+      <w:pPr>
+        <w:pStyle w:val="Normal"/>
+        <w:bidi w:val="0"/>
+        <w:jc w:val="left"/>
+        <w:rPr>
+          <w:b w:val="false"/>
+          <w:b w:val="false"/>
+          <w:bCs w:val="false"/>
+        </w:rPr>
+      </w:pPr>
+      <w:r>
+        <w:rPr>
+          <w:b w:val="false"/>
+          <w:bCs w:val="false"/>
+        </w:rPr>
+        <w:t xml:space="preserve">DOT46 betyder ”Stort bogstav” så det er tydeligvis en fejl at nodelæseren ikke forstår det i tekstsammenhæng , og det er underligt at DOT46 slet ikke vises af Braillant !! </w:t>
+      </w:r>
+    </w:p>
+    <w:p>
+      <w:pPr>
+        <w:pStyle w:val="Normal"/>
+        <w:bidi w:val="0"/>
+        <w:jc w:val="left"/>
+        <w:rPr>
+          <w:b w:val="false"/>
+          <w:b w:val="false"/>
+          <w:bCs w:val="false"/>
+        </w:rPr>
+      </w:pPr>
+      <w:r>
+        <w:rPr>
+          <w:b w:val="false"/>
+          <w:bCs w:val="false"/>
+        </w:rPr>
+      </w:r>
+    </w:p>
+    <w:p>
+      <w:pPr>
+        <w:pStyle w:val="Normal"/>
+        <w:bidi w:val="0"/>
+        <w:jc w:val="left"/>
+        <w:rPr>
+          <w:b w:val="false"/>
+          <w:b w:val="false"/>
+          <w:bCs w:val="false"/>
+        </w:rPr>
+      </w:pPr>
+      <w:r>
+        <w:rPr>
+          <w:b w:val="false"/>
+          <w:bCs w:val="false"/>
+        </w:rPr>
+        <w:t xml:space="preserve">Herefter følger en række tegn, som vises forskelligt af Nodelæser og Braillant, og så bliver de enige igen.  </w:t>
+      </w:r>
+    </w:p>
+    <w:p>
+      <w:pPr>
+        <w:pStyle w:val="Normal"/>
+        <w:bidi w:val="0"/>
+        <w:jc w:val="left"/>
+        <w:rPr>
+          <w:b w:val="false"/>
+          <w:b w:val="false"/>
+          <w:bCs w:val="false"/>
+        </w:rPr>
+      </w:pPr>
+      <w:r>
+        <w:rPr>
+          <w:b w:val="false"/>
+          <w:bCs w:val="false"/>
+        </w:rPr>
+      </w:r>
+    </w:p>
+    <w:p>
+      <w:pPr>
+        <w:pStyle w:val="Normal"/>
+        <w:bidi w:val="0"/>
+        <w:jc w:val="left"/>
+        <w:rPr>
+          <w:b w:val="false"/>
+          <w:b w:val="false"/>
+          <w:bCs w:val="false"/>
+        </w:rPr>
+      </w:pPr>
+      <w:r>
+        <w:rPr>
+          <w:b w:val="false"/>
+          <w:bCs w:val="false"/>
+        </w:rPr>
+        <w:t>Det viser sig at IBOS Punktnodelæser viser samme sekvens heromkring uanset om den indlæser OctrBraille eller ASCII</w:t>
+      </w:r>
+    </w:p>
+    <w:p>
+      <w:pPr>
+        <w:pStyle w:val="Normal"/>
+        <w:bidi w:val="0"/>
+        <w:jc w:val="left"/>
+        <w:rPr>
+          <w:b/>
+          <w:b/>
+          <w:bCs/>
+        </w:rPr>
+      </w:pPr>
+      <w:r>
+        <w:rPr>
+          <w:b/>
+          <w:bCs/>
+        </w:rPr>
+      </w:r>
+    </w:p>
+    <w:p>
+      <w:pPr>
+        <w:pStyle w:val="Normal"/>
+        <w:bidi w:val="0"/>
+        <w:jc w:val="left"/>
+        <w:rPr>
+          <w:b/>
+          <w:b/>
+          <w:bCs/>
+        </w:rPr>
+      </w:pPr>
+      <w:r>
+        <w:rPr>
+          <w:b/>
+          <w:bCs/>
+        </w:rPr>
+      </w:r>
+    </w:p>
+    <w:p>
+      <w:pPr>
+        <w:pStyle w:val="Normal"/>
+        <w:bidi w:val="0"/>
+        <w:jc w:val="left"/>
+        <w:rPr>
+          <w:b/>
+          <w:b/>
+          <w:bCs/>
+        </w:rPr>
+      </w:pPr>
+      <w:r>
+        <w:rPr>
+          <w:b/>
+          <w:bCs/>
+        </w:rPr>
+        <w:t>Man må antage, at Braillant ikke viser all tegn i en OctroBraille på samme måde, som NOTA forventer !</w:t>
+      </w:r>
+    </w:p>
+    <w:p>
+      <w:pPr>
+        <w:pStyle w:val="Normal"/>
+        <w:bidi w:val="0"/>
+        <w:jc w:val="left"/>
+        <w:rPr>
+          <w:b/>
+          <w:b/>
+          <w:bCs/>
+        </w:rPr>
+      </w:pPr>
+      <w:r>
+        <w:rPr>
+          <w:b/>
+          <w:bCs/>
+        </w:rPr>
+      </w:r>
+    </w:p>
+    <w:p>
+      <w:pPr>
+        <w:pStyle w:val="Normal"/>
+        <w:bidi w:val="0"/>
+        <w:jc w:val="left"/>
+        <w:rPr/>
+      </w:pPr>
+      <w:r>
+        <w:rPr/>
+      </w:r>
+    </w:p>
+    <w:p>
+      <w:pPr>
+        <w:pStyle w:val="Normal"/>
+        <w:bidi w:val="0"/>
+        <w:jc w:val="left"/>
+        <w:rPr/>
+      </w:pPr>
+      <w:r>
+        <w:rPr/>
+      </w:r>
+    </w:p>
+    <w:p>
+      <w:pPr>
+        <w:pStyle w:val="Normal"/>
+        <w:bidi w:val="0"/>
+        <w:jc w:val="left"/>
+        <w:rPr/>
+      </w:pPr>
+      <w:r>
+        <w:rPr/>
+      </w:r>
+    </w:p>
+    <w:p>
+      <w:pPr>
+        <w:pStyle w:val="Normal"/>
+        <w:bidi w:val="0"/>
+        <w:jc w:val="left"/>
+        <w:rPr/>
+      </w:pPr>
+      <w:r>
+        <w:rPr/>
+      </w:r>
+      <w:r>
+        <w:br w:type="page"/>
+      </w:r>
+    </w:p>
+    <w:p>
+      <w:pPr>
+        <w:pStyle w:val="Normal"/>
+        <w:bidi w:val="0"/>
+        <w:jc w:val="left"/>
+        <w:rPr>
+          <w:b/>
+          <w:b/>
+          <w:bCs/>
+          <w:sz w:val="40"/>
+          <w:szCs w:val="40"/>
+        </w:rPr>
+      </w:pPr>
+      <w:r>
+        <w:rPr>
+          <w:b/>
+          <w:bCs/>
+          <w:sz w:val="40"/>
+          <w:szCs w:val="40"/>
+        </w:rPr>
+        <w:t>Her følger noget forældet tekst</w:t>
       </w:r>
     </w:p>
     <w:p>
@@ -1649,6 +2638,143 @@
   <w:abstractNum w:abstractNumId="2">
     <w:lvl w:ilvl="0">
       <w:start w:val="1"/>
+      <w:numFmt w:val="bullet"/>
+      <w:lvlText w:val=""/>
+      <w:lvlJc w:val="left"/>
+      <w:pPr>
+        <w:tabs>
+          <w:tab w:val="num" w:pos="720"/>
+        </w:tabs>
+        <w:ind w:left="720" w:hanging="360"/>
+      </w:pPr>
+      <w:rPr>
+        <w:rFonts w:ascii="Symbol" w:hAnsi="Symbol" w:cs="Symbol" w:hint="default"/>
+      </w:rPr>
+    </w:lvl>
+    <w:lvl w:ilvl="1">
+      <w:start w:val="1"/>
+      <w:numFmt w:val="bullet"/>
+      <w:lvlText w:val="◦"/>
+      <w:lvlJc w:val="left"/>
+      <w:pPr>
+        <w:tabs>
+          <w:tab w:val="num" w:pos="1080"/>
+        </w:tabs>
+        <w:ind w:left="1080" w:hanging="360"/>
+      </w:pPr>
+      <w:rPr>
+        <w:rFonts w:ascii="OpenSymbol" w:hAnsi="OpenSymbol" w:cs="OpenSymbol" w:hint="default"/>
+      </w:rPr>
+    </w:lvl>
+    <w:lvl w:ilvl="2">
+      <w:start w:val="1"/>
+      <w:numFmt w:val="bullet"/>
+      <w:lvlText w:val="▪"/>
+      <w:lvlJc w:val="left"/>
+      <w:pPr>
+        <w:tabs>
+          <w:tab w:val="num" w:pos="1440"/>
+        </w:tabs>
+        <w:ind w:left="1440" w:hanging="360"/>
+      </w:pPr>
+      <w:rPr>
+        <w:rFonts w:ascii="OpenSymbol" w:hAnsi="OpenSymbol" w:cs="OpenSymbol" w:hint="default"/>
+      </w:rPr>
+    </w:lvl>
+    <w:lvl w:ilvl="3">
+      <w:start w:val="1"/>
+      <w:numFmt w:val="bullet"/>
+      <w:lvlText w:val=""/>
+      <w:lvlJc w:val="left"/>
+      <w:pPr>
+        <w:tabs>
+          <w:tab w:val="num" w:pos="1800"/>
+        </w:tabs>
+        <w:ind w:left="1800" w:hanging="360"/>
+      </w:pPr>
+      <w:rPr>
+        <w:rFonts w:ascii="Symbol" w:hAnsi="Symbol" w:cs="Symbol" w:hint="default"/>
+      </w:rPr>
+    </w:lvl>
+    <w:lvl w:ilvl="4">
+      <w:start w:val="1"/>
+      <w:numFmt w:val="bullet"/>
+      <w:lvlText w:val="◦"/>
+      <w:lvlJc w:val="left"/>
+      <w:pPr>
+        <w:tabs>
+          <w:tab w:val="num" w:pos="2160"/>
+        </w:tabs>
+        <w:ind w:left="2160" w:hanging="360"/>
+      </w:pPr>
+      <w:rPr>
+        <w:rFonts w:ascii="OpenSymbol" w:hAnsi="OpenSymbol" w:cs="OpenSymbol" w:hint="default"/>
+      </w:rPr>
+    </w:lvl>
+    <w:lvl w:ilvl="5">
+      <w:start w:val="1"/>
+      <w:numFmt w:val="bullet"/>
+      <w:lvlText w:val="▪"/>
+      <w:lvlJc w:val="left"/>
+      <w:pPr>
+        <w:tabs>
+          <w:tab w:val="num" w:pos="2520"/>
+        </w:tabs>
+        <w:ind w:left="2520" w:hanging="360"/>
+      </w:pPr>
+      <w:rPr>
+        <w:rFonts w:ascii="OpenSymbol" w:hAnsi="OpenSymbol" w:cs="OpenSymbol" w:hint="default"/>
+      </w:rPr>
+    </w:lvl>
+    <w:lvl w:ilvl="6">
+      <w:start w:val="1"/>
+      <w:numFmt w:val="bullet"/>
+      <w:lvlText w:val=""/>
+      <w:lvlJc w:val="left"/>
+      <w:pPr>
+        <w:tabs>
+          <w:tab w:val="num" w:pos="2880"/>
+        </w:tabs>
+        <w:ind w:left="2880" w:hanging="360"/>
+      </w:pPr>
+      <w:rPr>
+        <w:rFonts w:ascii="Symbol" w:hAnsi="Symbol" w:cs="Symbol" w:hint="default"/>
+      </w:rPr>
+    </w:lvl>
+    <w:lvl w:ilvl="7">
+      <w:start w:val="1"/>
+      <w:numFmt w:val="bullet"/>
+      <w:lvlText w:val="◦"/>
+      <w:lvlJc w:val="left"/>
+      <w:pPr>
+        <w:tabs>
+          <w:tab w:val="num" w:pos="3240"/>
+        </w:tabs>
+        <w:ind w:left="3240" w:hanging="360"/>
+      </w:pPr>
+      <w:rPr>
+        <w:rFonts w:ascii="OpenSymbol" w:hAnsi="OpenSymbol" w:cs="OpenSymbol" w:hint="default"/>
+      </w:rPr>
+    </w:lvl>
+    <w:lvl w:ilvl="8">
+      <w:start w:val="1"/>
+      <w:numFmt w:val="bullet"/>
+      <w:lvlText w:val="▪"/>
+      <w:lvlJc w:val="left"/>
+      <w:pPr>
+        <w:tabs>
+          <w:tab w:val="num" w:pos="3600"/>
+        </w:tabs>
+        <w:ind w:left="3600" w:hanging="360"/>
+      </w:pPr>
+      <w:rPr>
+        <w:rFonts w:ascii="OpenSymbol" w:hAnsi="OpenSymbol" w:cs="OpenSymbol" w:hint="default"/>
+      </w:rPr>
+    </w:lvl>
+  </w:abstractNum>
+  <w:abstractNum w:abstractNumId="3">
+    <w:lvl w:ilvl="0">
+      <w:start w:val="1"/>
       <w:numFmt w:val="none"/>
       <w:suff w:val="nothing"/>
       <w:lvlText w:val=""/>
@@ -1770,6 +2896,9 @@
   </w:num>
   <w:num w:numId="2">
     <w:abstractNumId w:val="2"/>
+  </w:num>
+  <w:num w:numId="3">
+    <w:abstractNumId w:val="3"/>
   </w:num>
 </w:numbering>
 </file>
@@ -1815,6 +2944,13 @@
     <w:name w:val="Nummereringstegn"/>
     <w:qFormat/>
     <w:rPr/>
+  </w:style>
+  <w:style w:type="character" w:styleId="Punktopstilling">
+    <w:name w:val="Punktopstilling"/>
+    <w:qFormat/>
+    <w:rPr>
+      <w:rFonts w:ascii="OpenSymbol" w:hAnsi="OpenSymbol" w:eastAsia="OpenSymbol" w:cs="OpenSymbol"/>
+    </w:rPr>
   </w:style>
   <w:style w:type="paragraph" w:styleId="Overskrift">
     <w:name w:val="Overskrift"/>

--- a/Documentation/Various Braille devices/Brug af Braillant BI 20 til læsning af NOTA punktnodefiler.docx
+++ b/Documentation/Various Braille devices/Brug af Braillant BI 20 til læsning af NOTA punktnodefiler.docx
@@ -387,11 +387,7 @@
       </w:pPr>
       <w:r>
         <w:rPr/>
-        <w:t xml:space="preserve">Hvis en fil allerede er åben kan denne lukkes med mellemrum  med e </w:t>
-      </w:r>
-      <w:r>
-        <w:rPr/>
-        <w:t>(DOT15)</w:t>
+        <w:t>Hvis en fil allerede er åben kan denne lukkes med mellemrum  med e (DOT15)</w:t>
       </w:r>
     </w:p>
     <w:p>
@@ -520,11 +516,7 @@
       </w:pPr>
       <w:r>
         <w:rPr/>
-        <w:t xml:space="preserve">(Udtræk og  </w:t>
-      </w:r>
-      <w:r>
-        <w:rPr/>
-        <w:t>Indsæt USB memory stick</w:t>
+        <w:t>(Udtræk og  Indsæt USB memory stick</w:t>
       </w:r>
     </w:p>
     <w:p>
@@ -606,6 +598,28 @@
       <w:r>
         <w:rPr/>
         <w:t>Vælg USB</w:t>
+      </w:r>
+    </w:p>
+    <w:p>
+      <w:pPr>
+        <w:pStyle w:val="Normal"/>
+        <w:bidi w:val="0"/>
+        <w:jc w:val="left"/>
+        <w:rPr/>
+      </w:pPr>
+      <w:r>
+        <w:rPr/>
+      </w:r>
+    </w:p>
+    <w:p>
+      <w:pPr>
+        <w:pStyle w:val="Normal"/>
+        <w:bidi w:val="0"/>
+        <w:jc w:val="left"/>
+        <w:rPr/>
+      </w:pPr>
+      <w:r>
+        <w:rPr/>
       </w:r>
     </w:p>
     <w:p>
@@ -1156,6 +1170,5000 @@
       <w:r>
         <w:rPr/>
         <w:t>Det ser ud som om Pan-knapperne ikke bare virker inden for en linje, men også kan bevirke et scroll. Virkningsmåde er indtil videre uklar og det er derfor svært at navigere rundt.</w:t>
+      </w:r>
+    </w:p>
+    <w:p>
+      <w:pPr>
+        <w:pStyle w:val="Normal"/>
+        <w:bidi w:val="0"/>
+        <w:jc w:val="left"/>
+        <w:rPr/>
+      </w:pPr>
+      <w:r>
+        <w:rPr/>
+      </w:r>
+    </w:p>
+    <w:p>
+      <w:pPr>
+        <w:pStyle w:val="Normal"/>
+        <w:bidi w:val="0"/>
+        <w:jc w:val="left"/>
+        <w:rPr/>
+      </w:pPr>
+      <w:r>
+        <w:rPr/>
+      </w:r>
+      <w:r>
+        <w:br w:type="page"/>
+      </w:r>
+    </w:p>
+    <w:p>
+      <w:pPr>
+        <w:pStyle w:val="Normal"/>
+        <w:bidi w:val="0"/>
+        <w:jc w:val="left"/>
+        <w:rPr>
+          <w:b/>
+          <w:b/>
+          <w:bCs/>
+        </w:rPr>
+      </w:pPr>
+      <w:r>
+        <w:rPr>
+          <w:b/>
+          <w:bCs/>
+        </w:rPr>
+        <w:t>2024.03.20 Afprævning med kendte 8*8 Braille testmønstre</w:t>
+      </w:r>
+    </w:p>
+    <w:p>
+      <w:pPr>
+        <w:pStyle w:val="Normal"/>
+        <w:bidi w:val="0"/>
+        <w:jc w:val="left"/>
+        <w:rPr/>
+      </w:pPr>
+      <w:r>
+        <w:rPr/>
+      </w:r>
+    </w:p>
+    <w:p>
+      <w:pPr>
+        <w:pStyle w:val="Normal"/>
+        <w:bidi w:val="0"/>
+        <w:jc w:val="left"/>
+        <w:rPr/>
+      </w:pPr>
+      <w:r>
+        <w:rPr/>
+        <w:t>Testfiler (genereret af IBOS Punktnodelæser) indeholdende 8*8 matricer med alle Braille6 mønstre kopieres til hhv .brf og .brl mapperne og indlæses.</w:t>
+      </w:r>
+    </w:p>
+    <w:p>
+      <w:pPr>
+        <w:pStyle w:val="Normal"/>
+        <w:bidi w:val="0"/>
+        <w:jc w:val="left"/>
+        <w:rPr/>
+      </w:pPr>
+      <w:r>
+        <w:rPr/>
+      </w:r>
+    </w:p>
+    <w:p>
+      <w:pPr>
+        <w:pStyle w:val="Normal"/>
+        <w:bidi w:val="0"/>
+        <w:jc w:val="left"/>
+        <w:rPr/>
+      </w:pPr>
+      <w:r>
+        <w:rPr/>
+        <w:t>.BRF:</w:t>
+      </w:r>
+    </w:p>
+    <w:p>
+      <w:pPr>
+        <w:pStyle w:val="Normal"/>
+        <w:bidi w:val="0"/>
+        <w:jc w:val="left"/>
+        <w:rPr/>
+      </w:pPr>
+      <w:r>
+        <w:rPr/>
+      </w:r>
+    </w:p>
+    <w:p>
+      <w:pPr>
+        <w:pStyle w:val="Normal"/>
+        <w:bidi w:val="0"/>
+        <w:jc w:val="left"/>
+        <w:rPr/>
+      </w:pPr>
+      <w:r>
+        <w:rPr/>
+        <w:t>Rum 1: DOT123478 vises fast.  (Ligner en kantet venstreparentes) Hvad betyder det??</w:t>
+      </w:r>
+    </w:p>
+    <w:p>
+      <w:pPr>
+        <w:pStyle w:val="Normal"/>
+        <w:bidi w:val="0"/>
+        <w:jc w:val="left"/>
+        <w:rPr/>
+      </w:pPr>
+      <w:r>
+        <w:rPr/>
+        <w:t>Run 2:  Pulserende DOT78 viser tilsyneladende linjestart</w:t>
+      </w:r>
+    </w:p>
+    <w:p>
+      <w:pPr>
+        <w:pStyle w:val="Normal"/>
+        <w:bidi w:val="0"/>
+        <w:jc w:val="left"/>
+        <w:rPr/>
+      </w:pPr>
+      <w:r>
+        <w:rPr/>
+        <w:t>Alle 64 mønstre vises korrekt.</w:t>
+      </w:r>
+    </w:p>
+    <w:p>
+      <w:pPr>
+        <w:pStyle w:val="Normal"/>
+        <w:bidi w:val="0"/>
+        <w:jc w:val="left"/>
+        <w:rPr/>
+      </w:pPr>
+      <w:r>
+        <w:rPr/>
+        <w:t>Nederst vises en tom linie og derefter DOT0 DOT145678 (Ligner en kantet højreparentes)</w:t>
+      </w:r>
+    </w:p>
+    <w:p>
+      <w:pPr>
+        <w:pStyle w:val="Normal"/>
+        <w:bidi w:val="0"/>
+        <w:jc w:val="left"/>
+        <w:rPr/>
+      </w:pPr>
+      <w:r>
+        <w:rPr/>
+      </w:r>
+    </w:p>
+    <w:p>
+      <w:pPr>
+        <w:pStyle w:val="Normal"/>
+        <w:bidi w:val="0"/>
+        <w:jc w:val="left"/>
+        <w:rPr/>
+      </w:pPr>
+      <w:r>
+        <w:rPr/>
+        <w:t>Alt virker således fornuftigt.</w:t>
+      </w:r>
+    </w:p>
+    <w:p>
+      <w:pPr>
+        <w:pStyle w:val="Normal"/>
+        <w:bidi w:val="0"/>
+        <w:jc w:val="left"/>
+        <w:rPr/>
+      </w:pPr>
+      <w:r>
+        <w:rPr/>
+      </w:r>
+    </w:p>
+    <w:p>
+      <w:pPr>
+        <w:pStyle w:val="Normal"/>
+        <w:bidi w:val="0"/>
+        <w:jc w:val="left"/>
+        <w:rPr/>
+      </w:pPr>
+      <w:r>
+        <w:rPr/>
+      </w:r>
+    </w:p>
+    <w:p>
+      <w:pPr>
+        <w:pStyle w:val="Normal"/>
+        <w:bidi w:val="0"/>
+        <w:jc w:val="left"/>
+        <w:rPr/>
+      </w:pPr>
+      <w:r>
+        <w:rPr/>
+        <w:t>.BRL:</w:t>
+      </w:r>
+    </w:p>
+    <w:p>
+      <w:pPr>
+        <w:pStyle w:val="Normal"/>
+        <w:bidi w:val="0"/>
+        <w:jc w:val="left"/>
+        <w:rPr/>
+      </w:pPr>
+      <w:r>
+        <w:rPr/>
+      </w:r>
+    </w:p>
+    <w:p>
+      <w:pPr>
+        <w:pStyle w:val="Normal"/>
+        <w:bidi w:val="0"/>
+        <w:jc w:val="left"/>
+        <w:rPr/>
+      </w:pPr>
+      <w:r>
+        <w:rPr/>
+        <w:t>Første linje</w:t>
+      </w:r>
+    </w:p>
+    <w:p>
+      <w:pPr>
+        <w:pStyle w:val="Normal"/>
+        <w:bidi w:val="0"/>
+        <w:jc w:val="left"/>
+        <w:rPr/>
+      </w:pPr>
+      <w:r>
+        <w:rPr/>
+      </w:r>
+    </w:p>
+    <w:p>
+      <w:pPr>
+        <w:pStyle w:val="Normal"/>
+        <w:bidi w:val="0"/>
+        <w:jc w:val="left"/>
+        <w:rPr/>
+      </w:pPr>
+      <w:r>
+        <w:rPr/>
+        <w:t xml:space="preserve">DOT0 DOT1 DOT2 DOT12 DOT3   DOT13  DOT23 DOT123 </w:t>
+      </w:r>
+    </w:p>
+    <w:p>
+      <w:pPr>
+        <w:pStyle w:val="Normal"/>
+        <w:bidi w:val="0"/>
+        <w:jc w:val="left"/>
+        <w:rPr/>
+      </w:pPr>
+      <w:r>
+        <w:rPr/>
+        <w:t xml:space="preserve">DOT0 DOT1 </w:t>
+      </w:r>
+      <w:r>
+        <w:rPr>
+          <w:color w:val="C9211E"/>
+        </w:rPr>
+        <w:t>DOT6</w:t>
+      </w:r>
+      <w:r>
+        <w:rPr/>
+        <w:t xml:space="preserve"> DOT12 </w:t>
+      </w:r>
+      <w:r>
+        <w:rPr>
+          <w:color w:val="C9211E"/>
+        </w:rPr>
+        <w:t>DOT46</w:t>
+      </w:r>
+      <w:r>
+        <w:rPr/>
+        <w:t xml:space="preserve"> DOT13  </w:t>
+      </w:r>
+      <w:r>
+        <w:rPr>
+          <w:color w:val="C9211E"/>
+        </w:rPr>
+        <w:t xml:space="preserve">DOT56 </w:t>
+      </w:r>
+      <w:r>
+        <w:rPr/>
+        <w:t xml:space="preserve">DOT123 </w:t>
+      </w:r>
+      <w:r>
+        <w:br w:type="page"/>
+      </w:r>
+    </w:p>
+    <w:p>
+      <w:pPr>
+        <w:pStyle w:val="Normal"/>
+        <w:bidi w:val="0"/>
+        <w:jc w:val="left"/>
+        <w:rPr/>
+      </w:pPr>
+      <w:r>
+        <w:rPr/>
+        <w:t>.BRL:</w:t>
+      </w:r>
+    </w:p>
+    <w:p>
+      <w:pPr>
+        <w:pStyle w:val="Normal"/>
+        <w:bidi w:val="0"/>
+        <w:jc w:val="left"/>
+        <w:rPr/>
+      </w:pPr>
+      <w:r>
+        <w:rPr/>
+      </w:r>
+    </w:p>
+    <w:p>
+      <w:pPr>
+        <w:pStyle w:val="Normal"/>
+        <w:bidi w:val="0"/>
+        <w:jc w:val="left"/>
+        <w:rPr/>
+      </w:pPr>
+      <w:r>
+        <w:rPr/>
+        <w:t>I hvert felt vises øverst det korrekte tegn, nederst tegnet, som ses på Braillant-devicet.</w:t>
+      </w:r>
+    </w:p>
+    <w:p>
+      <w:pPr>
+        <w:pStyle w:val="Normal"/>
+        <w:bidi w:val="0"/>
+        <w:jc w:val="left"/>
+        <w:rPr/>
+      </w:pPr>
+      <w:r>
+        <w:rPr/>
+        <w:t xml:space="preserve">Her er masser af fejl, markeret med rødt. </w:t>
+      </w:r>
+    </w:p>
+    <w:p>
+      <w:pPr>
+        <w:pStyle w:val="Normal"/>
+        <w:bidi w:val="0"/>
+        <w:jc w:val="left"/>
+        <w:rPr/>
+      </w:pPr>
+      <w:r>
+        <w:rPr/>
+      </w:r>
+    </w:p>
+    <w:p>
+      <w:pPr>
+        <w:pStyle w:val="Normal"/>
+        <w:bidi w:val="0"/>
+        <w:jc w:val="left"/>
+        <w:rPr/>
+      </w:pPr>
+      <w:r>
+        <w:rPr/>
+        <w:t xml:space="preserve"> </w:t>
+      </w:r>
+      <w:r>
+        <w:rPr/>
+        <w:t xml:space="preserve">Efter de første 3-4 linjer  vises næsten ikke flere dots, men hvis man scroller videre ned vises </w:t>
+      </w:r>
+    </w:p>
+    <w:p>
+      <w:pPr>
+        <w:pStyle w:val="Normal"/>
+        <w:bidi w:val="0"/>
+        <w:jc w:val="left"/>
+        <w:rPr/>
+      </w:pPr>
+      <w:r>
+        <w:rPr/>
+        <w:t>DOT145678 figuren i den rigtige position, hvilket tyder på at linieskiftene fortolkes korrekt, men at indholdet efter 4. linke vises som DOT0</w:t>
+      </w:r>
+    </w:p>
+    <w:p>
+      <w:pPr>
+        <w:pStyle w:val="Normal"/>
+        <w:bidi w:val="0"/>
+        <w:jc w:val="left"/>
+        <w:rPr/>
+      </w:pPr>
+      <w:r>
+        <w:rPr/>
+      </w:r>
+    </w:p>
+    <w:p>
+      <w:pPr>
+        <w:pStyle w:val="Normal"/>
+        <w:bidi w:val="0"/>
+        <w:jc w:val="left"/>
+        <w:rPr/>
+      </w:pPr>
+      <w:r>
+        <w:rPr/>
+      </w:r>
+    </w:p>
+    <w:tbl>
+      <w:tblPr>
+        <w:tblW w:w="5000" w:type="pct"/>
+        <w:jc w:val="left"/>
+        <w:tblInd w:w="-7" w:type="dxa"/>
+        <w:tblLayout w:type="fixed"/>
+        <w:tblCellMar>
+          <w:top w:w="0" w:type="dxa"/>
+          <w:left w:w="0" w:type="dxa"/>
+          <w:bottom w:w="0" w:type="dxa"/>
+          <w:right w:w="0" w:type="dxa"/>
+        </w:tblCellMar>
+      </w:tblPr>
+      <w:tblGrid>
+        <w:gridCol w:w="1070"/>
+        <w:gridCol w:w="1071"/>
+        <w:gridCol w:w="1071"/>
+        <w:gridCol w:w="1071"/>
+        <w:gridCol w:w="1071"/>
+        <w:gridCol w:w="1071"/>
+        <w:gridCol w:w="1071"/>
+        <w:gridCol w:w="1071"/>
+        <w:gridCol w:w="1071"/>
+      </w:tblGrid>
+      <w:tr>
+        <w:trPr/>
+        <w:tc>
+          <w:tcPr>
+            <w:tcW w:w="1070" w:type="dxa"/>
+            <w:tcBorders>
+              <w:top w:val="single" w:sz="6" w:space="0" w:color="666666"/>
+              <w:left w:val="single" w:sz="6" w:space="0" w:color="666666"/>
+              <w:bottom w:val="single" w:sz="6" w:space="0" w:color="666666"/>
+              <w:right w:val="single" w:sz="6" w:space="0" w:color="666666"/>
+            </w:tcBorders>
+            <w:shd w:fill="B2B2B2" w:val="clear"/>
+          </w:tcPr>
+          <w:p>
+            <w:pPr>
+              <w:pStyle w:val="Tabelindhold"/>
+              <w:jc w:val="left"/>
+              <w:rPr>
+                <w:rFonts w:ascii="Liberation Sans" w:hAnsi="Liberation Sans"/>
+                <w:b w:val="false"/>
+                <w:b w:val="false"/>
+                <w:bCs w:val="false"/>
+                <w:i w:val="false"/>
+                <w:i w:val="false"/>
+                <w:iCs w:val="false"/>
+                <w:strike w:val="false"/>
+                <w:dstrike w:val="false"/>
+                <w:outline w:val="false"/>
+                <w:shadow w:val="false"/>
+                <w:color w:val="000000"/>
+                <w:sz w:val="24"/>
+                <w:szCs w:val="24"/>
+                <w:u w:val="none"/>
+              </w:rPr>
+            </w:pPr>
+            <w:r>
+              <w:rPr>
+                <w:rFonts w:ascii="Liberation Sans" w:hAnsi="Liberation Sans"/>
+                <w:b w:val="false"/>
+                <w:bCs w:val="false"/>
+                <w:i w:val="false"/>
+                <w:iCs w:val="false"/>
+                <w:strike w:val="false"/>
+                <w:dstrike w:val="false"/>
+                <w:outline w:val="false"/>
+                <w:shadow w:val="false"/>
+                <w:color w:val="000000"/>
+                <w:sz w:val="24"/>
+                <w:szCs w:val="24"/>
+                <w:u w:val="none"/>
+              </w:rPr>
+            </w:r>
+          </w:p>
+        </w:tc>
+        <w:tc>
+          <w:tcPr>
+            <w:tcW w:w="1071" w:type="dxa"/>
+            <w:tcBorders>
+              <w:top w:val="single" w:sz="6" w:space="0" w:color="666666"/>
+              <w:bottom w:val="single" w:sz="6" w:space="0" w:color="666666"/>
+              <w:right w:val="single" w:sz="6" w:space="0" w:color="666666"/>
+            </w:tcBorders>
+            <w:shd w:fill="B2B2B2" w:val="clear"/>
+          </w:tcPr>
+          <w:p>
+            <w:pPr>
+              <w:pStyle w:val="Tabelindhold"/>
+              <w:jc w:val="left"/>
+              <w:rPr>
+                <w:rFonts w:ascii="Liberation Sans" w:hAnsi="Liberation Sans"/>
+                <w:b w:val="false"/>
+                <w:b w:val="false"/>
+                <w:bCs w:val="false"/>
+                <w:i w:val="false"/>
+                <w:i w:val="false"/>
+                <w:iCs w:val="false"/>
+                <w:strike w:val="false"/>
+                <w:dstrike w:val="false"/>
+                <w:outline w:val="false"/>
+                <w:shadow w:val="false"/>
+                <w:color w:val="000000"/>
+                <w:sz w:val="24"/>
+                <w:szCs w:val="24"/>
+                <w:u w:val="none"/>
+              </w:rPr>
+            </w:pPr>
+            <w:r>
+              <w:rPr>
+                <w:rFonts w:ascii="Liberation Sans" w:hAnsi="Liberation Sans"/>
+                <w:b w:val="false"/>
+                <w:bCs w:val="false"/>
+                <w:i w:val="false"/>
+                <w:iCs w:val="false"/>
+                <w:strike w:val="false"/>
+                <w:dstrike w:val="false"/>
+                <w:outline w:val="false"/>
+                <w:shadow w:val="false"/>
+                <w:color w:val="000000"/>
+                <w:sz w:val="24"/>
+                <w:szCs w:val="24"/>
+                <w:u w:val="none"/>
+              </w:rPr>
+              <w:t>0</w:t>
+            </w:r>
+          </w:p>
+        </w:tc>
+        <w:tc>
+          <w:tcPr>
+            <w:tcW w:w="1071" w:type="dxa"/>
+            <w:tcBorders>
+              <w:top w:val="single" w:sz="6" w:space="0" w:color="666666"/>
+              <w:bottom w:val="single" w:sz="6" w:space="0" w:color="666666"/>
+              <w:right w:val="single" w:sz="6" w:space="0" w:color="666666"/>
+            </w:tcBorders>
+            <w:shd w:fill="B2B2B2" w:val="clear"/>
+          </w:tcPr>
+          <w:p>
+            <w:pPr>
+              <w:pStyle w:val="Tabelindhold"/>
+              <w:jc w:val="left"/>
+              <w:rPr>
+                <w:rFonts w:ascii="Liberation Sans" w:hAnsi="Liberation Sans"/>
+                <w:b w:val="false"/>
+                <w:b w:val="false"/>
+                <w:bCs w:val="false"/>
+                <w:i w:val="false"/>
+                <w:i w:val="false"/>
+                <w:iCs w:val="false"/>
+                <w:strike w:val="false"/>
+                <w:dstrike w:val="false"/>
+                <w:outline w:val="false"/>
+                <w:shadow w:val="false"/>
+                <w:color w:val="000000"/>
+                <w:sz w:val="24"/>
+                <w:szCs w:val="24"/>
+                <w:u w:val="none"/>
+              </w:rPr>
+            </w:pPr>
+            <w:r>
+              <w:rPr>
+                <w:rFonts w:ascii="Liberation Sans" w:hAnsi="Liberation Sans"/>
+                <w:b w:val="false"/>
+                <w:bCs w:val="false"/>
+                <w:i w:val="false"/>
+                <w:iCs w:val="false"/>
+                <w:strike w:val="false"/>
+                <w:dstrike w:val="false"/>
+                <w:outline w:val="false"/>
+                <w:shadow w:val="false"/>
+                <w:color w:val="000000"/>
+                <w:sz w:val="24"/>
+                <w:szCs w:val="24"/>
+                <w:u w:val="none"/>
+              </w:rPr>
+              <w:t>1</w:t>
+            </w:r>
+          </w:p>
+        </w:tc>
+        <w:tc>
+          <w:tcPr>
+            <w:tcW w:w="1071" w:type="dxa"/>
+            <w:tcBorders>
+              <w:top w:val="single" w:sz="6" w:space="0" w:color="666666"/>
+              <w:bottom w:val="single" w:sz="6" w:space="0" w:color="666666"/>
+              <w:right w:val="single" w:sz="6" w:space="0" w:color="666666"/>
+            </w:tcBorders>
+            <w:shd w:fill="B2B2B2" w:val="clear"/>
+          </w:tcPr>
+          <w:p>
+            <w:pPr>
+              <w:pStyle w:val="Tabelindhold"/>
+              <w:jc w:val="left"/>
+              <w:rPr>
+                <w:rFonts w:ascii="Liberation Sans" w:hAnsi="Liberation Sans"/>
+                <w:b w:val="false"/>
+                <w:b w:val="false"/>
+                <w:bCs w:val="false"/>
+                <w:i w:val="false"/>
+                <w:i w:val="false"/>
+                <w:iCs w:val="false"/>
+                <w:strike w:val="false"/>
+                <w:dstrike w:val="false"/>
+                <w:outline w:val="false"/>
+                <w:shadow w:val="false"/>
+                <w:color w:val="000000"/>
+                <w:sz w:val="24"/>
+                <w:szCs w:val="24"/>
+                <w:u w:val="none"/>
+              </w:rPr>
+            </w:pPr>
+            <w:r>
+              <w:rPr>
+                <w:rFonts w:ascii="Liberation Sans" w:hAnsi="Liberation Sans"/>
+                <w:b w:val="false"/>
+                <w:bCs w:val="false"/>
+                <w:i w:val="false"/>
+                <w:iCs w:val="false"/>
+                <w:strike w:val="false"/>
+                <w:dstrike w:val="false"/>
+                <w:outline w:val="false"/>
+                <w:shadow w:val="false"/>
+                <w:color w:val="000000"/>
+                <w:sz w:val="24"/>
+                <w:szCs w:val="24"/>
+                <w:u w:val="none"/>
+              </w:rPr>
+              <w:t>2</w:t>
+            </w:r>
+          </w:p>
+        </w:tc>
+        <w:tc>
+          <w:tcPr>
+            <w:tcW w:w="1071" w:type="dxa"/>
+            <w:tcBorders>
+              <w:top w:val="single" w:sz="6" w:space="0" w:color="666666"/>
+              <w:bottom w:val="single" w:sz="6" w:space="0" w:color="666666"/>
+              <w:right w:val="single" w:sz="6" w:space="0" w:color="666666"/>
+            </w:tcBorders>
+            <w:shd w:fill="B2B2B2" w:val="clear"/>
+          </w:tcPr>
+          <w:p>
+            <w:pPr>
+              <w:pStyle w:val="Tabelindhold"/>
+              <w:jc w:val="left"/>
+              <w:rPr>
+                <w:rFonts w:ascii="Liberation Sans" w:hAnsi="Liberation Sans"/>
+                <w:b w:val="false"/>
+                <w:b w:val="false"/>
+                <w:bCs w:val="false"/>
+                <w:i w:val="false"/>
+                <w:i w:val="false"/>
+                <w:iCs w:val="false"/>
+                <w:strike w:val="false"/>
+                <w:dstrike w:val="false"/>
+                <w:outline w:val="false"/>
+                <w:shadow w:val="false"/>
+                <w:color w:val="000000"/>
+                <w:sz w:val="24"/>
+                <w:szCs w:val="24"/>
+                <w:u w:val="none"/>
+              </w:rPr>
+            </w:pPr>
+            <w:r>
+              <w:rPr>
+                <w:rFonts w:ascii="Liberation Sans" w:hAnsi="Liberation Sans"/>
+                <w:b w:val="false"/>
+                <w:bCs w:val="false"/>
+                <w:i w:val="false"/>
+                <w:iCs w:val="false"/>
+                <w:strike w:val="false"/>
+                <w:dstrike w:val="false"/>
+                <w:outline w:val="false"/>
+                <w:shadow w:val="false"/>
+                <w:color w:val="000000"/>
+                <w:sz w:val="24"/>
+                <w:szCs w:val="24"/>
+                <w:u w:val="none"/>
+              </w:rPr>
+              <w:t>3</w:t>
+            </w:r>
+          </w:p>
+        </w:tc>
+        <w:tc>
+          <w:tcPr>
+            <w:tcW w:w="1071" w:type="dxa"/>
+            <w:tcBorders>
+              <w:top w:val="single" w:sz="6" w:space="0" w:color="666666"/>
+              <w:bottom w:val="single" w:sz="6" w:space="0" w:color="666666"/>
+              <w:right w:val="single" w:sz="6" w:space="0" w:color="666666"/>
+            </w:tcBorders>
+            <w:shd w:fill="B2B2B2" w:val="clear"/>
+          </w:tcPr>
+          <w:p>
+            <w:pPr>
+              <w:pStyle w:val="Tabelindhold"/>
+              <w:jc w:val="left"/>
+              <w:rPr>
+                <w:rFonts w:ascii="Liberation Sans" w:hAnsi="Liberation Sans"/>
+                <w:b w:val="false"/>
+                <w:b w:val="false"/>
+                <w:bCs w:val="false"/>
+                <w:i w:val="false"/>
+                <w:i w:val="false"/>
+                <w:iCs w:val="false"/>
+                <w:strike w:val="false"/>
+                <w:dstrike w:val="false"/>
+                <w:outline w:val="false"/>
+                <w:shadow w:val="false"/>
+                <w:color w:val="000000"/>
+                <w:sz w:val="24"/>
+                <w:szCs w:val="24"/>
+                <w:u w:val="none"/>
+              </w:rPr>
+            </w:pPr>
+            <w:r>
+              <w:rPr>
+                <w:rFonts w:ascii="Liberation Sans" w:hAnsi="Liberation Sans"/>
+                <w:b w:val="false"/>
+                <w:bCs w:val="false"/>
+                <w:i w:val="false"/>
+                <w:iCs w:val="false"/>
+                <w:strike w:val="false"/>
+                <w:dstrike w:val="false"/>
+                <w:outline w:val="false"/>
+                <w:shadow w:val="false"/>
+                <w:color w:val="000000"/>
+                <w:sz w:val="24"/>
+                <w:szCs w:val="24"/>
+                <w:u w:val="none"/>
+              </w:rPr>
+              <w:t>4</w:t>
+            </w:r>
+          </w:p>
+        </w:tc>
+        <w:tc>
+          <w:tcPr>
+            <w:tcW w:w="1071" w:type="dxa"/>
+            <w:tcBorders>
+              <w:top w:val="single" w:sz="6" w:space="0" w:color="666666"/>
+              <w:bottom w:val="single" w:sz="6" w:space="0" w:color="666666"/>
+              <w:right w:val="single" w:sz="6" w:space="0" w:color="666666"/>
+            </w:tcBorders>
+            <w:shd w:fill="B2B2B2" w:val="clear"/>
+          </w:tcPr>
+          <w:p>
+            <w:pPr>
+              <w:pStyle w:val="Tabelindhold"/>
+              <w:jc w:val="left"/>
+              <w:rPr>
+                <w:rFonts w:ascii="Liberation Sans" w:hAnsi="Liberation Sans"/>
+                <w:b w:val="false"/>
+                <w:b w:val="false"/>
+                <w:bCs w:val="false"/>
+                <w:i w:val="false"/>
+                <w:i w:val="false"/>
+                <w:iCs w:val="false"/>
+                <w:strike w:val="false"/>
+                <w:dstrike w:val="false"/>
+                <w:outline w:val="false"/>
+                <w:shadow w:val="false"/>
+                <w:color w:val="000000"/>
+                <w:sz w:val="24"/>
+                <w:szCs w:val="24"/>
+                <w:u w:val="none"/>
+              </w:rPr>
+            </w:pPr>
+            <w:r>
+              <w:rPr>
+                <w:rFonts w:ascii="Liberation Sans" w:hAnsi="Liberation Sans"/>
+                <w:b w:val="false"/>
+                <w:bCs w:val="false"/>
+                <w:i w:val="false"/>
+                <w:iCs w:val="false"/>
+                <w:strike w:val="false"/>
+                <w:dstrike w:val="false"/>
+                <w:outline w:val="false"/>
+                <w:shadow w:val="false"/>
+                <w:color w:val="000000"/>
+                <w:sz w:val="24"/>
+                <w:szCs w:val="24"/>
+                <w:u w:val="none"/>
+              </w:rPr>
+              <w:t>5</w:t>
+            </w:r>
+          </w:p>
+        </w:tc>
+        <w:tc>
+          <w:tcPr>
+            <w:tcW w:w="1071" w:type="dxa"/>
+            <w:tcBorders>
+              <w:top w:val="single" w:sz="6" w:space="0" w:color="666666"/>
+              <w:bottom w:val="single" w:sz="6" w:space="0" w:color="666666"/>
+              <w:right w:val="single" w:sz="6" w:space="0" w:color="666666"/>
+            </w:tcBorders>
+            <w:shd w:fill="B2B2B2" w:val="clear"/>
+          </w:tcPr>
+          <w:p>
+            <w:pPr>
+              <w:pStyle w:val="Tabelindhold"/>
+              <w:jc w:val="left"/>
+              <w:rPr>
+                <w:rFonts w:ascii="Liberation Sans" w:hAnsi="Liberation Sans"/>
+                <w:b w:val="false"/>
+                <w:b w:val="false"/>
+                <w:bCs w:val="false"/>
+                <w:i w:val="false"/>
+                <w:i w:val="false"/>
+                <w:iCs w:val="false"/>
+                <w:strike w:val="false"/>
+                <w:dstrike w:val="false"/>
+                <w:outline w:val="false"/>
+                <w:shadow w:val="false"/>
+                <w:color w:val="000000"/>
+                <w:sz w:val="24"/>
+                <w:szCs w:val="24"/>
+                <w:u w:val="none"/>
+              </w:rPr>
+            </w:pPr>
+            <w:r>
+              <w:rPr>
+                <w:rFonts w:ascii="Liberation Sans" w:hAnsi="Liberation Sans"/>
+                <w:b w:val="false"/>
+                <w:bCs w:val="false"/>
+                <w:i w:val="false"/>
+                <w:iCs w:val="false"/>
+                <w:strike w:val="false"/>
+                <w:dstrike w:val="false"/>
+                <w:outline w:val="false"/>
+                <w:shadow w:val="false"/>
+                <w:color w:val="000000"/>
+                <w:sz w:val="24"/>
+                <w:szCs w:val="24"/>
+                <w:u w:val="none"/>
+              </w:rPr>
+              <w:t>6</w:t>
+            </w:r>
+          </w:p>
+        </w:tc>
+        <w:tc>
+          <w:tcPr>
+            <w:tcW w:w="1071" w:type="dxa"/>
+            <w:tcBorders>
+              <w:top w:val="single" w:sz="6" w:space="0" w:color="666666"/>
+              <w:left w:val="single" w:sz="6" w:space="0" w:color="666666"/>
+              <w:bottom w:val="single" w:sz="6" w:space="0" w:color="666666"/>
+              <w:right w:val="single" w:sz="6" w:space="0" w:color="666666"/>
+            </w:tcBorders>
+            <w:shd w:fill="B2B2B2" w:val="clear"/>
+          </w:tcPr>
+          <w:p>
+            <w:pPr>
+              <w:pStyle w:val="Tabelindhold"/>
+              <w:jc w:val="left"/>
+              <w:rPr>
+                <w:rFonts w:ascii="Liberation Sans" w:hAnsi="Liberation Sans"/>
+                <w:b w:val="false"/>
+                <w:b w:val="false"/>
+                <w:bCs w:val="false"/>
+                <w:i w:val="false"/>
+                <w:i w:val="false"/>
+                <w:iCs w:val="false"/>
+                <w:strike w:val="false"/>
+                <w:dstrike w:val="false"/>
+                <w:outline w:val="false"/>
+                <w:shadow w:val="false"/>
+                <w:color w:val="000000"/>
+                <w:sz w:val="24"/>
+                <w:szCs w:val="24"/>
+                <w:u w:val="none"/>
+              </w:rPr>
+            </w:pPr>
+            <w:r>
+              <w:rPr>
+                <w:rFonts w:ascii="Liberation Sans" w:hAnsi="Liberation Sans"/>
+                <w:b w:val="false"/>
+                <w:bCs w:val="false"/>
+                <w:i w:val="false"/>
+                <w:iCs w:val="false"/>
+                <w:strike w:val="false"/>
+                <w:dstrike w:val="false"/>
+                <w:outline w:val="false"/>
+                <w:shadow w:val="false"/>
+                <w:color w:val="000000"/>
+                <w:sz w:val="24"/>
+                <w:szCs w:val="24"/>
+                <w:u w:val="none"/>
+              </w:rPr>
+              <w:t>7</w:t>
+            </w:r>
+          </w:p>
+        </w:tc>
+      </w:tr>
+      <w:tr>
+        <w:trPr/>
+        <w:tc>
+          <w:tcPr>
+            <w:tcW w:w="1070" w:type="dxa"/>
+            <w:tcBorders>
+              <w:left w:val="single" w:sz="6" w:space="0" w:color="666666"/>
+              <w:bottom w:val="single" w:sz="6" w:space="0" w:color="666666"/>
+              <w:right w:val="single" w:sz="6" w:space="0" w:color="666666"/>
+            </w:tcBorders>
+          </w:tcPr>
+          <w:p>
+            <w:pPr>
+              <w:pStyle w:val="Tabelindhold"/>
+              <w:jc w:val="left"/>
+              <w:rPr>
+                <w:rFonts w:ascii="Liberation Sans" w:hAnsi="Liberation Sans"/>
+                <w:b w:val="false"/>
+                <w:b w:val="false"/>
+                <w:bCs w:val="false"/>
+                <w:i w:val="false"/>
+                <w:i w:val="false"/>
+                <w:iCs w:val="false"/>
+                <w:strike w:val="false"/>
+                <w:dstrike w:val="false"/>
+                <w:outline w:val="false"/>
+                <w:shadow w:val="false"/>
+                <w:color w:val="000000"/>
+                <w:sz w:val="24"/>
+                <w:szCs w:val="24"/>
+                <w:u w:val="none"/>
+              </w:rPr>
+            </w:pPr>
+            <w:r>
+              <w:rPr>
+                <w:rFonts w:ascii="Liberation Sans" w:hAnsi="Liberation Sans"/>
+                <w:b w:val="false"/>
+                <w:bCs w:val="false"/>
+                <w:i w:val="false"/>
+                <w:iCs w:val="false"/>
+                <w:strike w:val="false"/>
+                <w:dstrike w:val="false"/>
+                <w:outline w:val="false"/>
+                <w:shadow w:val="false"/>
+                <w:color w:val="000000"/>
+                <w:sz w:val="24"/>
+                <w:szCs w:val="24"/>
+                <w:u w:val="none"/>
+              </w:rPr>
+              <w:t>0*8</w:t>
+            </w:r>
+          </w:p>
+        </w:tc>
+        <w:tc>
+          <w:tcPr>
+            <w:tcW w:w="1071" w:type="dxa"/>
+            <w:tcBorders>
+              <w:bottom w:val="single" w:sz="6" w:space="0" w:color="666666"/>
+              <w:right w:val="single" w:sz="6" w:space="0" w:color="666666"/>
+            </w:tcBorders>
+          </w:tcPr>
+          <w:p>
+            <w:pPr>
+              <w:pStyle w:val="Tabelindhold"/>
+              <w:jc w:val="left"/>
+              <w:rPr>
+                <w:rFonts w:ascii="Liberation Sans" w:hAnsi="Liberation Sans"/>
+                <w:b w:val="false"/>
+                <w:b w:val="false"/>
+                <w:bCs w:val="false"/>
+                <w:i w:val="false"/>
+                <w:i w:val="false"/>
+                <w:iCs w:val="false"/>
+                <w:strike w:val="false"/>
+                <w:dstrike w:val="false"/>
+                <w:outline w:val="false"/>
+                <w:shadow w:val="false"/>
+                <w:color w:val="000000"/>
+                <w:sz w:val="18"/>
+                <w:szCs w:val="18"/>
+                <w:u w:val="none"/>
+              </w:rPr>
+            </w:pPr>
+            <w:r>
+              <w:rPr>
+                <w:rFonts w:ascii="Liberation Sans" w:hAnsi="Liberation Sans"/>
+                <w:b w:val="false"/>
+                <w:bCs w:val="false"/>
+                <w:i w:val="false"/>
+                <w:iCs w:val="false"/>
+                <w:strike w:val="false"/>
+                <w:dstrike w:val="false"/>
+                <w:outline w:val="false"/>
+                <w:shadow w:val="false"/>
+                <w:color w:val="000000"/>
+                <w:sz w:val="18"/>
+                <w:szCs w:val="18"/>
+                <w:u w:val="none"/>
+              </w:rPr>
+              <w:t>0 / 0</w:t>
+            </w:r>
+          </w:p>
+        </w:tc>
+        <w:tc>
+          <w:tcPr>
+            <w:tcW w:w="1071" w:type="dxa"/>
+            <w:tcBorders>
+              <w:bottom w:val="single" w:sz="6" w:space="0" w:color="666666"/>
+              <w:right w:val="single" w:sz="6" w:space="0" w:color="666666"/>
+            </w:tcBorders>
+          </w:tcPr>
+          <w:p>
+            <w:pPr>
+              <w:pStyle w:val="Tabelindhold"/>
+              <w:jc w:val="left"/>
+              <w:rPr>
+                <w:rFonts w:ascii="Liberation Sans" w:hAnsi="Liberation Sans"/>
+                <w:b w:val="false"/>
+                <w:b w:val="false"/>
+                <w:bCs w:val="false"/>
+                <w:i w:val="false"/>
+                <w:i w:val="false"/>
+                <w:iCs w:val="false"/>
+                <w:strike w:val="false"/>
+                <w:dstrike w:val="false"/>
+                <w:outline w:val="false"/>
+                <w:shadow w:val="false"/>
+                <w:color w:val="000000"/>
+                <w:sz w:val="18"/>
+                <w:szCs w:val="18"/>
+                <w:u w:val="none"/>
+              </w:rPr>
+            </w:pPr>
+            <w:r>
+              <w:rPr>
+                <w:rFonts w:ascii="Liberation Sans" w:hAnsi="Liberation Sans"/>
+                <w:b w:val="false"/>
+                <w:bCs w:val="false"/>
+                <w:i w:val="false"/>
+                <w:iCs w:val="false"/>
+                <w:strike w:val="false"/>
+                <w:dstrike w:val="false"/>
+                <w:outline w:val="false"/>
+                <w:shadow w:val="false"/>
+                <w:color w:val="000000"/>
+                <w:sz w:val="18"/>
+                <w:szCs w:val="18"/>
+                <w:u w:val="none"/>
+              </w:rPr>
+              <w:t>1 / 1</w:t>
+            </w:r>
+          </w:p>
+        </w:tc>
+        <w:tc>
+          <w:tcPr>
+            <w:tcW w:w="1071" w:type="dxa"/>
+            <w:tcBorders>
+              <w:bottom w:val="single" w:sz="6" w:space="0" w:color="666666"/>
+              <w:right w:val="single" w:sz="6" w:space="0" w:color="666666"/>
+            </w:tcBorders>
+          </w:tcPr>
+          <w:p>
+            <w:pPr>
+              <w:pStyle w:val="Tabelindhold"/>
+              <w:jc w:val="left"/>
+              <w:rPr>
+                <w:rFonts w:ascii="Liberation Sans" w:hAnsi="Liberation Sans"/>
+                <w:b w:val="false"/>
+                <w:b w:val="false"/>
+                <w:bCs w:val="false"/>
+                <w:i w:val="false"/>
+                <w:i w:val="false"/>
+                <w:iCs w:val="false"/>
+                <w:strike w:val="false"/>
+                <w:dstrike w:val="false"/>
+                <w:outline w:val="false"/>
+                <w:shadow w:val="false"/>
+                <w:color w:val="000000"/>
+                <w:sz w:val="18"/>
+                <w:szCs w:val="18"/>
+                <w:u w:val="none"/>
+              </w:rPr>
+            </w:pPr>
+            <w:r>
+              <w:rPr>
+                <w:rFonts w:ascii="Liberation Sans" w:hAnsi="Liberation Sans"/>
+                <w:b w:val="false"/>
+                <w:bCs w:val="false"/>
+                <w:i w:val="false"/>
+                <w:iCs w:val="false"/>
+                <w:strike w:val="false"/>
+                <w:dstrike w:val="false"/>
+                <w:outline w:val="false"/>
+                <w:shadow w:val="false"/>
+                <w:color w:val="000000"/>
+                <w:sz w:val="18"/>
+                <w:szCs w:val="18"/>
+                <w:u w:val="none"/>
+              </w:rPr>
+              <w:t xml:space="preserve">2 / </w:t>
+            </w:r>
+            <w:r>
+              <w:rPr>
+                <w:rFonts w:ascii="Liberation Sans" w:hAnsi="Liberation Sans"/>
+                <w:b w:val="false"/>
+                <w:bCs w:val="false"/>
+                <w:i w:val="false"/>
+                <w:iCs w:val="false"/>
+                <w:strike w:val="false"/>
+                <w:dstrike w:val="false"/>
+                <w:outline w:val="false"/>
+                <w:shadow w:val="false"/>
+                <w:color w:val="C9211E"/>
+                <w:sz w:val="18"/>
+                <w:szCs w:val="18"/>
+                <w:u w:val="none"/>
+              </w:rPr>
+              <w:t>6</w:t>
+            </w:r>
+          </w:p>
+        </w:tc>
+        <w:tc>
+          <w:tcPr>
+            <w:tcW w:w="1071" w:type="dxa"/>
+            <w:tcBorders>
+              <w:bottom w:val="single" w:sz="6" w:space="0" w:color="666666"/>
+              <w:right w:val="single" w:sz="6" w:space="0" w:color="666666"/>
+            </w:tcBorders>
+          </w:tcPr>
+          <w:p>
+            <w:pPr>
+              <w:pStyle w:val="Tabelindhold"/>
+              <w:jc w:val="left"/>
+              <w:rPr>
+                <w:rFonts w:ascii="Liberation Sans" w:hAnsi="Liberation Sans"/>
+                <w:b w:val="false"/>
+                <w:b w:val="false"/>
+                <w:bCs w:val="false"/>
+                <w:i w:val="false"/>
+                <w:i w:val="false"/>
+                <w:iCs w:val="false"/>
+                <w:strike w:val="false"/>
+                <w:dstrike w:val="false"/>
+                <w:outline w:val="false"/>
+                <w:shadow w:val="false"/>
+                <w:color w:val="000000"/>
+                <w:sz w:val="18"/>
+                <w:szCs w:val="18"/>
+                <w:u w:val="none"/>
+              </w:rPr>
+            </w:pPr>
+            <w:r>
+              <w:rPr>
+                <w:rFonts w:ascii="Liberation Sans" w:hAnsi="Liberation Sans"/>
+                <w:b w:val="false"/>
+                <w:bCs w:val="false"/>
+                <w:i w:val="false"/>
+                <w:iCs w:val="false"/>
+                <w:strike w:val="false"/>
+                <w:dstrike w:val="false"/>
+                <w:outline w:val="false"/>
+                <w:shadow w:val="false"/>
+                <w:color w:val="000000"/>
+                <w:sz w:val="18"/>
+                <w:szCs w:val="18"/>
+                <w:u w:val="none"/>
+              </w:rPr>
+              <w:t>12 / 12</w:t>
+            </w:r>
+          </w:p>
+        </w:tc>
+        <w:tc>
+          <w:tcPr>
+            <w:tcW w:w="1071" w:type="dxa"/>
+            <w:tcBorders>
+              <w:bottom w:val="single" w:sz="6" w:space="0" w:color="666666"/>
+              <w:right w:val="single" w:sz="6" w:space="0" w:color="666666"/>
+            </w:tcBorders>
+          </w:tcPr>
+          <w:p>
+            <w:pPr>
+              <w:pStyle w:val="Tabelindhold"/>
+              <w:jc w:val="left"/>
+              <w:rPr>
+                <w:rFonts w:ascii="Liberation Sans" w:hAnsi="Liberation Sans"/>
+                <w:b w:val="false"/>
+                <w:b w:val="false"/>
+                <w:bCs w:val="false"/>
+                <w:i w:val="false"/>
+                <w:i w:val="false"/>
+                <w:iCs w:val="false"/>
+                <w:strike w:val="false"/>
+                <w:dstrike w:val="false"/>
+                <w:outline w:val="false"/>
+                <w:shadow w:val="false"/>
+                <w:color w:val="000000"/>
+                <w:sz w:val="18"/>
+                <w:szCs w:val="18"/>
+                <w:u w:val="none"/>
+              </w:rPr>
+            </w:pPr>
+            <w:r>
+              <w:rPr>
+                <w:rFonts w:ascii="Liberation Sans" w:hAnsi="Liberation Sans"/>
+                <w:b w:val="false"/>
+                <w:bCs w:val="false"/>
+                <w:i w:val="false"/>
+                <w:iCs w:val="false"/>
+                <w:strike w:val="false"/>
+                <w:dstrike w:val="false"/>
+                <w:outline w:val="false"/>
+                <w:shadow w:val="false"/>
+                <w:color w:val="000000"/>
+                <w:sz w:val="18"/>
+                <w:szCs w:val="18"/>
+                <w:u w:val="none"/>
+              </w:rPr>
+              <w:t xml:space="preserve">3 / </w:t>
+            </w:r>
+            <w:r>
+              <w:rPr>
+                <w:rFonts w:ascii="Liberation Sans" w:hAnsi="Liberation Sans"/>
+                <w:b w:val="false"/>
+                <w:bCs w:val="false"/>
+                <w:i w:val="false"/>
+                <w:iCs w:val="false"/>
+                <w:strike w:val="false"/>
+                <w:dstrike w:val="false"/>
+                <w:outline w:val="false"/>
+                <w:shadow w:val="false"/>
+                <w:color w:val="C9211E"/>
+                <w:sz w:val="18"/>
+                <w:szCs w:val="18"/>
+                <w:u w:val="none"/>
+              </w:rPr>
+              <w:t>46</w:t>
+            </w:r>
+          </w:p>
+        </w:tc>
+        <w:tc>
+          <w:tcPr>
+            <w:tcW w:w="1071" w:type="dxa"/>
+            <w:tcBorders>
+              <w:bottom w:val="single" w:sz="6" w:space="0" w:color="666666"/>
+              <w:right w:val="single" w:sz="6" w:space="0" w:color="666666"/>
+            </w:tcBorders>
+          </w:tcPr>
+          <w:p>
+            <w:pPr>
+              <w:pStyle w:val="Tabelindhold"/>
+              <w:jc w:val="left"/>
+              <w:rPr>
+                <w:rFonts w:ascii="Liberation Sans" w:hAnsi="Liberation Sans"/>
+                <w:b w:val="false"/>
+                <w:b w:val="false"/>
+                <w:bCs w:val="false"/>
+                <w:i w:val="false"/>
+                <w:i w:val="false"/>
+                <w:iCs w:val="false"/>
+                <w:strike w:val="false"/>
+                <w:dstrike w:val="false"/>
+                <w:outline w:val="false"/>
+                <w:shadow w:val="false"/>
+                <w:color w:val="000000"/>
+                <w:sz w:val="18"/>
+                <w:szCs w:val="18"/>
+                <w:u w:val="none"/>
+              </w:rPr>
+            </w:pPr>
+            <w:r>
+              <w:rPr>
+                <w:rFonts w:ascii="Liberation Sans" w:hAnsi="Liberation Sans"/>
+                <w:b w:val="false"/>
+                <w:bCs w:val="false"/>
+                <w:i w:val="false"/>
+                <w:iCs w:val="false"/>
+                <w:strike w:val="false"/>
+                <w:dstrike w:val="false"/>
+                <w:outline w:val="false"/>
+                <w:shadow w:val="false"/>
+                <w:color w:val="000000"/>
+                <w:sz w:val="18"/>
+                <w:szCs w:val="18"/>
+                <w:u w:val="none"/>
+              </w:rPr>
+              <w:t>13 / 13</w:t>
+            </w:r>
+          </w:p>
+        </w:tc>
+        <w:tc>
+          <w:tcPr>
+            <w:tcW w:w="1071" w:type="dxa"/>
+            <w:tcBorders>
+              <w:bottom w:val="single" w:sz="6" w:space="0" w:color="666666"/>
+              <w:right w:val="single" w:sz="6" w:space="0" w:color="666666"/>
+            </w:tcBorders>
+          </w:tcPr>
+          <w:p>
+            <w:pPr>
+              <w:pStyle w:val="Tabelindhold"/>
+              <w:jc w:val="left"/>
+              <w:rPr>
+                <w:rFonts w:ascii="Liberation Sans" w:hAnsi="Liberation Sans"/>
+                <w:b w:val="false"/>
+                <w:b w:val="false"/>
+                <w:bCs w:val="false"/>
+                <w:i w:val="false"/>
+                <w:i w:val="false"/>
+                <w:iCs w:val="false"/>
+                <w:strike w:val="false"/>
+                <w:dstrike w:val="false"/>
+                <w:outline w:val="false"/>
+                <w:shadow w:val="false"/>
+                <w:color w:val="000000"/>
+                <w:sz w:val="18"/>
+                <w:szCs w:val="18"/>
+                <w:u w:val="none"/>
+              </w:rPr>
+            </w:pPr>
+            <w:r>
+              <w:rPr>
+                <w:rFonts w:ascii="Liberation Sans" w:hAnsi="Liberation Sans"/>
+                <w:b w:val="false"/>
+                <w:bCs w:val="false"/>
+                <w:i w:val="false"/>
+                <w:iCs w:val="false"/>
+                <w:strike w:val="false"/>
+                <w:dstrike w:val="false"/>
+                <w:outline w:val="false"/>
+                <w:shadow w:val="false"/>
+                <w:color w:val="000000"/>
+                <w:sz w:val="18"/>
+                <w:szCs w:val="18"/>
+                <w:u w:val="none"/>
+              </w:rPr>
+              <w:t xml:space="preserve">23 / </w:t>
+            </w:r>
+            <w:r>
+              <w:rPr>
+                <w:rFonts w:ascii="Liberation Sans" w:hAnsi="Liberation Sans"/>
+                <w:b w:val="false"/>
+                <w:bCs w:val="false"/>
+                <w:i w:val="false"/>
+                <w:iCs w:val="false"/>
+                <w:strike w:val="false"/>
+                <w:dstrike w:val="false"/>
+                <w:outline w:val="false"/>
+                <w:shadow w:val="false"/>
+                <w:color w:val="C9211E"/>
+                <w:sz w:val="18"/>
+                <w:szCs w:val="18"/>
+                <w:u w:val="none"/>
+              </w:rPr>
+              <w:t>56</w:t>
+            </w:r>
+          </w:p>
+        </w:tc>
+        <w:tc>
+          <w:tcPr>
+            <w:tcW w:w="1071" w:type="dxa"/>
+            <w:tcBorders>
+              <w:left w:val="single" w:sz="6" w:space="0" w:color="666666"/>
+              <w:bottom w:val="single" w:sz="6" w:space="0" w:color="666666"/>
+              <w:right w:val="single" w:sz="6" w:space="0" w:color="666666"/>
+            </w:tcBorders>
+          </w:tcPr>
+          <w:p>
+            <w:pPr>
+              <w:pStyle w:val="Tabelindhold"/>
+              <w:jc w:val="left"/>
+              <w:rPr>
+                <w:rFonts w:ascii="Liberation Sans" w:hAnsi="Liberation Sans"/>
+                <w:b w:val="false"/>
+                <w:b w:val="false"/>
+                <w:bCs w:val="false"/>
+                <w:i w:val="false"/>
+                <w:i w:val="false"/>
+                <w:iCs w:val="false"/>
+                <w:strike w:val="false"/>
+                <w:dstrike w:val="false"/>
+                <w:outline w:val="false"/>
+                <w:shadow w:val="false"/>
+                <w:color w:val="000000"/>
+                <w:sz w:val="18"/>
+                <w:szCs w:val="18"/>
+                <w:u w:val="none"/>
+              </w:rPr>
+            </w:pPr>
+            <w:r>
+              <w:rPr>
+                <w:rFonts w:ascii="Liberation Sans" w:hAnsi="Liberation Sans"/>
+                <w:b w:val="false"/>
+                <w:bCs w:val="false"/>
+                <w:i w:val="false"/>
+                <w:iCs w:val="false"/>
+                <w:strike w:val="false"/>
+                <w:dstrike w:val="false"/>
+                <w:outline w:val="false"/>
+                <w:shadow w:val="false"/>
+                <w:color w:val="000000"/>
+                <w:sz w:val="18"/>
+                <w:szCs w:val="18"/>
+                <w:u w:val="none"/>
+              </w:rPr>
+              <w:t>123 / 123</w:t>
+            </w:r>
+          </w:p>
+        </w:tc>
+      </w:tr>
+      <w:tr>
+        <w:trPr/>
+        <w:tc>
+          <w:tcPr>
+            <w:tcW w:w="1070" w:type="dxa"/>
+            <w:tcBorders>
+              <w:left w:val="single" w:sz="6" w:space="0" w:color="666666"/>
+              <w:bottom w:val="single" w:sz="6" w:space="0" w:color="666666"/>
+              <w:right w:val="single" w:sz="6" w:space="0" w:color="666666"/>
+            </w:tcBorders>
+            <w:shd w:fill="EEEEEE" w:val="clear"/>
+          </w:tcPr>
+          <w:p>
+            <w:pPr>
+              <w:pStyle w:val="Tabelindhold"/>
+              <w:jc w:val="left"/>
+              <w:rPr>
+                <w:rFonts w:ascii="Liberation Sans" w:hAnsi="Liberation Sans"/>
+                <w:b w:val="false"/>
+                <w:b w:val="false"/>
+                <w:bCs w:val="false"/>
+                <w:i w:val="false"/>
+                <w:i w:val="false"/>
+                <w:iCs w:val="false"/>
+                <w:strike w:val="false"/>
+                <w:dstrike w:val="false"/>
+                <w:outline w:val="false"/>
+                <w:shadow w:val="false"/>
+                <w:color w:val="000000"/>
+                <w:sz w:val="24"/>
+                <w:szCs w:val="24"/>
+                <w:u w:val="none"/>
+              </w:rPr>
+            </w:pPr>
+            <w:r>
+              <w:rPr>
+                <w:rFonts w:ascii="Liberation Sans" w:hAnsi="Liberation Sans"/>
+                <w:b w:val="false"/>
+                <w:bCs w:val="false"/>
+                <w:i w:val="false"/>
+                <w:iCs w:val="false"/>
+                <w:strike w:val="false"/>
+                <w:dstrike w:val="false"/>
+                <w:outline w:val="false"/>
+                <w:shadow w:val="false"/>
+                <w:color w:val="000000"/>
+                <w:sz w:val="24"/>
+                <w:szCs w:val="24"/>
+                <w:u w:val="none"/>
+              </w:rPr>
+              <w:t>+1*8</w:t>
+            </w:r>
+          </w:p>
+        </w:tc>
+        <w:tc>
+          <w:tcPr>
+            <w:tcW w:w="1071" w:type="dxa"/>
+            <w:tcBorders>
+              <w:bottom w:val="single" w:sz="6" w:space="0" w:color="666666"/>
+              <w:right w:val="single" w:sz="6" w:space="0" w:color="666666"/>
+            </w:tcBorders>
+            <w:shd w:fill="EEEEEE" w:val="clear"/>
+          </w:tcPr>
+          <w:p>
+            <w:pPr>
+              <w:pStyle w:val="Tabelindhold"/>
+              <w:jc w:val="left"/>
+              <w:rPr>
+                <w:rFonts w:ascii="Liberation Sans" w:hAnsi="Liberation Sans"/>
+                <w:b w:val="false"/>
+                <w:b w:val="false"/>
+                <w:bCs w:val="false"/>
+                <w:i w:val="false"/>
+                <w:i w:val="false"/>
+                <w:iCs w:val="false"/>
+                <w:strike w:val="false"/>
+                <w:dstrike w:val="false"/>
+                <w:outline w:val="false"/>
+                <w:shadow w:val="false"/>
+                <w:color w:val="000000"/>
+                <w:sz w:val="18"/>
+                <w:szCs w:val="18"/>
+                <w:u w:val="none"/>
+              </w:rPr>
+            </w:pPr>
+            <w:r>
+              <w:rPr>
+                <w:rFonts w:ascii="Liberation Sans" w:hAnsi="Liberation Sans"/>
+                <w:b w:val="false"/>
+                <w:bCs w:val="false"/>
+                <w:i w:val="false"/>
+                <w:iCs w:val="false"/>
+                <w:strike w:val="false"/>
+                <w:dstrike w:val="false"/>
+                <w:outline w:val="false"/>
+                <w:shadow w:val="false"/>
+                <w:color w:val="000000"/>
+                <w:sz w:val="18"/>
+                <w:szCs w:val="18"/>
+                <w:u w:val="none"/>
+              </w:rPr>
+              <w:t>4 /</w:t>
+            </w:r>
+            <w:r>
+              <w:rPr>
+                <w:rFonts w:ascii="Liberation Sans" w:hAnsi="Liberation Sans"/>
+                <w:b w:val="false"/>
+                <w:bCs w:val="false"/>
+                <w:i w:val="false"/>
+                <w:iCs w:val="false"/>
+                <w:strike w:val="false"/>
+                <w:dstrike w:val="false"/>
+                <w:outline w:val="false"/>
+                <w:shadow w:val="false"/>
+                <w:color w:val="C9211E"/>
+                <w:sz w:val="18"/>
+                <w:szCs w:val="18"/>
+                <w:u w:val="none"/>
+              </w:rPr>
+              <w:t xml:space="preserve"> 3</w:t>
+            </w:r>
+          </w:p>
+        </w:tc>
+        <w:tc>
+          <w:tcPr>
+            <w:tcW w:w="1071" w:type="dxa"/>
+            <w:tcBorders>
+              <w:bottom w:val="single" w:sz="6" w:space="0" w:color="666666"/>
+              <w:right w:val="single" w:sz="6" w:space="0" w:color="666666"/>
+            </w:tcBorders>
+            <w:shd w:fill="EEEEEE" w:val="clear"/>
+          </w:tcPr>
+          <w:p>
+            <w:pPr>
+              <w:pStyle w:val="Tabelindhold"/>
+              <w:jc w:val="left"/>
+              <w:rPr>
+                <w:rFonts w:ascii="Liberation Sans" w:hAnsi="Liberation Sans"/>
+                <w:b w:val="false"/>
+                <w:b w:val="false"/>
+                <w:bCs w:val="false"/>
+                <w:i w:val="false"/>
+                <w:i w:val="false"/>
+                <w:iCs w:val="false"/>
+                <w:strike w:val="false"/>
+                <w:dstrike w:val="false"/>
+                <w:outline w:val="false"/>
+                <w:shadow w:val="false"/>
+                <w:color w:val="000000"/>
+                <w:sz w:val="18"/>
+                <w:szCs w:val="18"/>
+                <w:u w:val="none"/>
+              </w:rPr>
+            </w:pPr>
+            <w:r>
+              <w:rPr>
+                <w:rFonts w:ascii="Liberation Sans" w:hAnsi="Liberation Sans"/>
+                <w:b w:val="false"/>
+                <w:bCs w:val="false"/>
+                <w:i w:val="false"/>
+                <w:iCs w:val="false"/>
+                <w:strike w:val="false"/>
+                <w:dstrike w:val="false"/>
+                <w:outline w:val="false"/>
+                <w:shadow w:val="false"/>
+                <w:color w:val="000000"/>
+                <w:sz w:val="18"/>
+                <w:szCs w:val="18"/>
+                <w:u w:val="none"/>
+              </w:rPr>
+              <w:t>14 / 14</w:t>
+            </w:r>
+          </w:p>
+        </w:tc>
+        <w:tc>
+          <w:tcPr>
+            <w:tcW w:w="1071" w:type="dxa"/>
+            <w:tcBorders>
+              <w:bottom w:val="single" w:sz="6" w:space="0" w:color="666666"/>
+              <w:right w:val="single" w:sz="6" w:space="0" w:color="666666"/>
+            </w:tcBorders>
+            <w:shd w:fill="EEEEEE" w:val="clear"/>
+          </w:tcPr>
+          <w:p>
+            <w:pPr>
+              <w:pStyle w:val="Tabelindhold"/>
+              <w:jc w:val="left"/>
+              <w:rPr>
+                <w:rFonts w:ascii="Liberation Sans" w:hAnsi="Liberation Sans"/>
+                <w:b w:val="false"/>
+                <w:b w:val="false"/>
+                <w:bCs w:val="false"/>
+                <w:i w:val="false"/>
+                <w:i w:val="false"/>
+                <w:iCs w:val="false"/>
+                <w:strike w:val="false"/>
+                <w:dstrike w:val="false"/>
+                <w:outline w:val="false"/>
+                <w:shadow w:val="false"/>
+                <w:color w:val="000000"/>
+                <w:sz w:val="18"/>
+                <w:szCs w:val="18"/>
+                <w:u w:val="none"/>
+              </w:rPr>
+            </w:pPr>
+            <w:r>
+              <w:rPr>
+                <w:rFonts w:ascii="Liberation Sans" w:hAnsi="Liberation Sans"/>
+                <w:b w:val="false"/>
+                <w:bCs w:val="false"/>
+                <w:i w:val="false"/>
+                <w:iCs w:val="false"/>
+                <w:strike w:val="false"/>
+                <w:dstrike w:val="false"/>
+                <w:outline w:val="false"/>
+                <w:shadow w:val="false"/>
+                <w:color w:val="000000"/>
+                <w:sz w:val="18"/>
+                <w:szCs w:val="18"/>
+                <w:u w:val="none"/>
+              </w:rPr>
+              <w:t>24 / 24</w:t>
+            </w:r>
+          </w:p>
+        </w:tc>
+        <w:tc>
+          <w:tcPr>
+            <w:tcW w:w="1071" w:type="dxa"/>
+            <w:tcBorders>
+              <w:bottom w:val="single" w:sz="6" w:space="0" w:color="666666"/>
+              <w:right w:val="single" w:sz="6" w:space="0" w:color="666666"/>
+            </w:tcBorders>
+            <w:shd w:fill="EEEEEE" w:val="clear"/>
+          </w:tcPr>
+          <w:p>
+            <w:pPr>
+              <w:pStyle w:val="Tabelindhold"/>
+              <w:jc w:val="left"/>
+              <w:rPr>
+                <w:rFonts w:ascii="Liberation Sans" w:hAnsi="Liberation Sans"/>
+                <w:b w:val="false"/>
+                <w:b w:val="false"/>
+                <w:bCs w:val="false"/>
+                <w:i w:val="false"/>
+                <w:i w:val="false"/>
+                <w:iCs w:val="false"/>
+                <w:strike w:val="false"/>
+                <w:dstrike w:val="false"/>
+                <w:outline w:val="false"/>
+                <w:shadow w:val="false"/>
+                <w:color w:val="000000"/>
+                <w:sz w:val="18"/>
+                <w:szCs w:val="18"/>
+                <w:u w:val="none"/>
+              </w:rPr>
+            </w:pPr>
+            <w:r>
+              <w:rPr>
+                <w:rFonts w:ascii="Liberation Sans" w:hAnsi="Liberation Sans"/>
+                <w:b w:val="false"/>
+                <w:bCs w:val="false"/>
+                <w:i w:val="false"/>
+                <w:iCs w:val="false"/>
+                <w:strike w:val="false"/>
+                <w:dstrike w:val="false"/>
+                <w:outline w:val="false"/>
+                <w:shadow w:val="false"/>
+                <w:color w:val="000000"/>
+                <w:sz w:val="18"/>
+                <w:szCs w:val="18"/>
+                <w:u w:val="none"/>
+              </w:rPr>
+              <w:t>124 / 124</w:t>
+            </w:r>
+          </w:p>
+        </w:tc>
+        <w:tc>
+          <w:tcPr>
+            <w:tcW w:w="1071" w:type="dxa"/>
+            <w:tcBorders>
+              <w:bottom w:val="single" w:sz="6" w:space="0" w:color="666666"/>
+              <w:right w:val="single" w:sz="6" w:space="0" w:color="666666"/>
+            </w:tcBorders>
+            <w:shd w:fill="EEEEEE" w:val="clear"/>
+          </w:tcPr>
+          <w:p>
+            <w:pPr>
+              <w:pStyle w:val="Tabelindhold"/>
+              <w:jc w:val="left"/>
+              <w:rPr>
+                <w:rFonts w:ascii="Liberation Sans" w:hAnsi="Liberation Sans"/>
+                <w:b w:val="false"/>
+                <w:b w:val="false"/>
+                <w:bCs w:val="false"/>
+                <w:i w:val="false"/>
+                <w:i w:val="false"/>
+                <w:iCs w:val="false"/>
+                <w:strike w:val="false"/>
+                <w:dstrike w:val="false"/>
+                <w:outline w:val="false"/>
+                <w:shadow w:val="false"/>
+                <w:color w:val="000000"/>
+                <w:sz w:val="18"/>
+                <w:szCs w:val="18"/>
+                <w:u w:val="none"/>
+              </w:rPr>
+            </w:pPr>
+            <w:r>
+              <w:rPr>
+                <w:rFonts w:ascii="Liberation Sans" w:hAnsi="Liberation Sans"/>
+                <w:b w:val="false"/>
+                <w:bCs w:val="false"/>
+                <w:i w:val="false"/>
+                <w:iCs w:val="false"/>
+                <w:strike w:val="false"/>
+                <w:dstrike w:val="false"/>
+                <w:outline w:val="false"/>
+                <w:shadow w:val="false"/>
+                <w:color w:val="000000"/>
+                <w:sz w:val="18"/>
+                <w:szCs w:val="18"/>
+                <w:u w:val="none"/>
+              </w:rPr>
+              <w:t>34 / 134</w:t>
+            </w:r>
+          </w:p>
+        </w:tc>
+        <w:tc>
+          <w:tcPr>
+            <w:tcW w:w="1071" w:type="dxa"/>
+            <w:tcBorders>
+              <w:bottom w:val="single" w:sz="6" w:space="0" w:color="666666"/>
+              <w:right w:val="single" w:sz="6" w:space="0" w:color="666666"/>
+            </w:tcBorders>
+            <w:shd w:fill="EEEEEE" w:val="clear"/>
+          </w:tcPr>
+          <w:p>
+            <w:pPr>
+              <w:pStyle w:val="Tabelindhold"/>
+              <w:jc w:val="left"/>
+              <w:rPr>
+                <w:rFonts w:ascii="Liberation Sans" w:hAnsi="Liberation Sans"/>
+                <w:b w:val="false"/>
+                <w:b w:val="false"/>
+                <w:bCs w:val="false"/>
+                <w:i w:val="false"/>
+                <w:i w:val="false"/>
+                <w:iCs w:val="false"/>
+                <w:strike w:val="false"/>
+                <w:dstrike w:val="false"/>
+                <w:outline w:val="false"/>
+                <w:shadow w:val="false"/>
+                <w:color w:val="000000"/>
+                <w:sz w:val="18"/>
+                <w:szCs w:val="18"/>
+                <w:u w:val="none"/>
+              </w:rPr>
+            </w:pPr>
+            <w:r>
+              <w:rPr>
+                <w:rFonts w:ascii="Liberation Sans" w:hAnsi="Liberation Sans"/>
+                <w:b w:val="false"/>
+                <w:bCs w:val="false"/>
+                <w:i w:val="false"/>
+                <w:iCs w:val="false"/>
+                <w:strike w:val="false"/>
+                <w:dstrike w:val="false"/>
+                <w:outline w:val="false"/>
+                <w:shadow w:val="false"/>
+                <w:color w:val="000000"/>
+                <w:sz w:val="18"/>
+                <w:szCs w:val="18"/>
+                <w:u w:val="none"/>
+              </w:rPr>
+              <w:t>134 234</w:t>
+            </w:r>
+          </w:p>
+        </w:tc>
+        <w:tc>
+          <w:tcPr>
+            <w:tcW w:w="1071" w:type="dxa"/>
+            <w:tcBorders>
+              <w:bottom w:val="single" w:sz="6" w:space="0" w:color="666666"/>
+              <w:right w:val="single" w:sz="6" w:space="0" w:color="666666"/>
+            </w:tcBorders>
+            <w:shd w:fill="EEEEEE" w:val="clear"/>
+          </w:tcPr>
+          <w:p>
+            <w:pPr>
+              <w:pStyle w:val="Tabelindhold"/>
+              <w:jc w:val="left"/>
+              <w:rPr>
+                <w:rFonts w:ascii="Liberation Sans" w:hAnsi="Liberation Sans"/>
+                <w:b w:val="false"/>
+                <w:b w:val="false"/>
+                <w:bCs w:val="false"/>
+                <w:i w:val="false"/>
+                <w:i w:val="false"/>
+                <w:iCs w:val="false"/>
+                <w:strike w:val="false"/>
+                <w:dstrike w:val="false"/>
+                <w:outline w:val="false"/>
+                <w:shadow w:val="false"/>
+                <w:color w:val="000000"/>
+                <w:sz w:val="18"/>
+                <w:szCs w:val="18"/>
+                <w:u w:val="none"/>
+              </w:rPr>
+            </w:pPr>
+            <w:r>
+              <w:rPr>
+                <w:rFonts w:ascii="Liberation Sans" w:hAnsi="Liberation Sans"/>
+                <w:b w:val="false"/>
+                <w:bCs w:val="false"/>
+                <w:i w:val="false"/>
+                <w:iCs w:val="false"/>
+                <w:strike w:val="false"/>
+                <w:dstrike w:val="false"/>
+                <w:outline w:val="false"/>
+                <w:shadow w:val="false"/>
+                <w:color w:val="000000"/>
+                <w:sz w:val="18"/>
+                <w:szCs w:val="18"/>
+                <w:u w:val="none"/>
+              </w:rPr>
+              <w:t>234 / 1234</w:t>
+            </w:r>
+          </w:p>
+        </w:tc>
+        <w:tc>
+          <w:tcPr>
+            <w:tcW w:w="1071" w:type="dxa"/>
+            <w:tcBorders>
+              <w:left w:val="single" w:sz="6" w:space="0" w:color="666666"/>
+              <w:bottom w:val="single" w:sz="6" w:space="0" w:color="666666"/>
+              <w:right w:val="single" w:sz="6" w:space="0" w:color="666666"/>
+            </w:tcBorders>
+            <w:shd w:fill="EEEEEE" w:val="clear"/>
+          </w:tcPr>
+          <w:p>
+            <w:pPr>
+              <w:pStyle w:val="Tabelindhold"/>
+              <w:jc w:val="left"/>
+              <w:rPr>
+                <w:rFonts w:ascii="Liberation Sans" w:hAnsi="Liberation Sans"/>
+                <w:b w:val="false"/>
+                <w:b w:val="false"/>
+                <w:bCs w:val="false"/>
+                <w:i w:val="false"/>
+                <w:i w:val="false"/>
+                <w:iCs w:val="false"/>
+                <w:strike w:val="false"/>
+                <w:dstrike w:val="false"/>
+                <w:outline w:val="false"/>
+                <w:shadow w:val="false"/>
+                <w:color w:val="000000"/>
+                <w:sz w:val="18"/>
+                <w:szCs w:val="18"/>
+                <w:u w:val="none"/>
+              </w:rPr>
+            </w:pPr>
+            <w:r>
+              <w:rPr>
+                <w:rFonts w:ascii="Liberation Sans" w:hAnsi="Liberation Sans"/>
+                <w:b w:val="false"/>
+                <w:bCs w:val="false"/>
+                <w:i w:val="false"/>
+                <w:iCs w:val="false"/>
+                <w:strike w:val="false"/>
+                <w:dstrike w:val="false"/>
+                <w:outline w:val="false"/>
+                <w:shadow w:val="false"/>
+                <w:color w:val="000000"/>
+                <w:sz w:val="18"/>
+                <w:szCs w:val="18"/>
+                <w:u w:val="none"/>
+              </w:rPr>
+              <w:t>1234 / 0</w:t>
+            </w:r>
+          </w:p>
+        </w:tc>
+      </w:tr>
+      <w:tr>
+        <w:trPr/>
+        <w:tc>
+          <w:tcPr>
+            <w:tcW w:w="1070" w:type="dxa"/>
+            <w:tcBorders>
+              <w:left w:val="single" w:sz="6" w:space="0" w:color="666666"/>
+              <w:bottom w:val="single" w:sz="6" w:space="0" w:color="666666"/>
+              <w:right w:val="single" w:sz="6" w:space="0" w:color="666666"/>
+            </w:tcBorders>
+          </w:tcPr>
+          <w:p>
+            <w:pPr>
+              <w:pStyle w:val="Tabelindhold"/>
+              <w:jc w:val="left"/>
+              <w:rPr>
+                <w:rFonts w:ascii="Liberation Sans" w:hAnsi="Liberation Sans"/>
+                <w:b w:val="false"/>
+                <w:b w:val="false"/>
+                <w:bCs w:val="false"/>
+                <w:i w:val="false"/>
+                <w:i w:val="false"/>
+                <w:iCs w:val="false"/>
+                <w:strike w:val="false"/>
+                <w:dstrike w:val="false"/>
+                <w:outline w:val="false"/>
+                <w:shadow w:val="false"/>
+                <w:color w:val="000000"/>
+                <w:sz w:val="24"/>
+                <w:szCs w:val="24"/>
+                <w:u w:val="none"/>
+              </w:rPr>
+            </w:pPr>
+            <w:r>
+              <w:rPr>
+                <w:rFonts w:ascii="Liberation Sans" w:hAnsi="Liberation Sans"/>
+                <w:b w:val="false"/>
+                <w:bCs w:val="false"/>
+                <w:i w:val="false"/>
+                <w:iCs w:val="false"/>
+                <w:strike w:val="false"/>
+                <w:dstrike w:val="false"/>
+                <w:outline w:val="false"/>
+                <w:shadow w:val="false"/>
+                <w:color w:val="000000"/>
+                <w:sz w:val="24"/>
+                <w:szCs w:val="24"/>
+                <w:u w:val="none"/>
+              </w:rPr>
+              <w:t>+2*8</w:t>
+            </w:r>
+          </w:p>
+        </w:tc>
+        <w:tc>
+          <w:tcPr>
+            <w:tcW w:w="1071" w:type="dxa"/>
+            <w:tcBorders>
+              <w:bottom w:val="single" w:sz="6" w:space="0" w:color="666666"/>
+              <w:right w:val="single" w:sz="6" w:space="0" w:color="666666"/>
+            </w:tcBorders>
+          </w:tcPr>
+          <w:p>
+            <w:pPr>
+              <w:pStyle w:val="Tabelindhold"/>
+              <w:jc w:val="left"/>
+              <w:rPr>
+                <w:rFonts w:ascii="Liberation Sans" w:hAnsi="Liberation Sans"/>
+                <w:b w:val="false"/>
+                <w:b w:val="false"/>
+                <w:bCs w:val="false"/>
+                <w:i w:val="false"/>
+                <w:i w:val="false"/>
+                <w:iCs w:val="false"/>
+                <w:strike w:val="false"/>
+                <w:dstrike w:val="false"/>
+                <w:outline w:val="false"/>
+                <w:shadow w:val="false"/>
+                <w:color w:val="000000"/>
+                <w:sz w:val="18"/>
+                <w:szCs w:val="18"/>
+                <w:u w:val="none"/>
+              </w:rPr>
+            </w:pPr>
+            <w:r>
+              <w:rPr>
+                <w:rFonts w:ascii="Liberation Sans" w:hAnsi="Liberation Sans"/>
+                <w:b w:val="false"/>
+                <w:bCs w:val="false"/>
+                <w:i w:val="false"/>
+                <w:iCs w:val="false"/>
+                <w:strike w:val="false"/>
+                <w:dstrike w:val="false"/>
+                <w:outline w:val="false"/>
+                <w:shadow w:val="false"/>
+                <w:color w:val="000000"/>
+                <w:sz w:val="18"/>
+                <w:szCs w:val="18"/>
+                <w:u w:val="none"/>
+              </w:rPr>
+              <w:t xml:space="preserve">5 / </w:t>
+            </w:r>
+            <w:r>
+              <w:rPr>
+                <w:rFonts w:ascii="Liberation Sans" w:hAnsi="Liberation Sans"/>
+                <w:b w:val="false"/>
+                <w:bCs w:val="false"/>
+                <w:i w:val="false"/>
+                <w:iCs w:val="false"/>
+                <w:strike w:val="false"/>
+                <w:dstrike w:val="false"/>
+                <w:outline w:val="false"/>
+                <w:shadow w:val="false"/>
+                <w:color w:val="C9211E"/>
+                <w:sz w:val="18"/>
+                <w:szCs w:val="18"/>
+                <w:u w:val="none"/>
+              </w:rPr>
+              <w:t>12456</w:t>
+            </w:r>
+          </w:p>
+        </w:tc>
+        <w:tc>
+          <w:tcPr>
+            <w:tcW w:w="1071" w:type="dxa"/>
+            <w:tcBorders>
+              <w:bottom w:val="single" w:sz="6" w:space="0" w:color="666666"/>
+              <w:right w:val="single" w:sz="6" w:space="0" w:color="666666"/>
+            </w:tcBorders>
+          </w:tcPr>
+          <w:p>
+            <w:pPr>
+              <w:pStyle w:val="Tabelindhold"/>
+              <w:jc w:val="left"/>
+              <w:rPr>
+                <w:rFonts w:ascii="Liberation Sans" w:hAnsi="Liberation Sans"/>
+                <w:b w:val="false"/>
+                <w:b w:val="false"/>
+                <w:bCs w:val="false"/>
+                <w:i w:val="false"/>
+                <w:i w:val="false"/>
+                <w:iCs w:val="false"/>
+                <w:strike w:val="false"/>
+                <w:dstrike w:val="false"/>
+                <w:outline w:val="false"/>
+                <w:shadow w:val="false"/>
+                <w:color w:val="000000"/>
+                <w:sz w:val="18"/>
+                <w:szCs w:val="18"/>
+                <w:u w:val="none"/>
+              </w:rPr>
+            </w:pPr>
+            <w:r>
+              <w:rPr>
+                <w:rFonts w:ascii="Liberation Sans" w:hAnsi="Liberation Sans"/>
+                <w:b w:val="false"/>
+                <w:bCs w:val="false"/>
+                <w:i w:val="false"/>
+                <w:iCs w:val="false"/>
+                <w:strike w:val="false"/>
+                <w:dstrike w:val="false"/>
+                <w:outline w:val="false"/>
+                <w:shadow w:val="false"/>
+                <w:color w:val="000000"/>
+                <w:sz w:val="18"/>
+                <w:szCs w:val="18"/>
+                <w:u w:val="none"/>
+              </w:rPr>
+              <w:t>15 / 15</w:t>
+            </w:r>
+          </w:p>
+        </w:tc>
+        <w:tc>
+          <w:tcPr>
+            <w:tcW w:w="1071" w:type="dxa"/>
+            <w:tcBorders>
+              <w:bottom w:val="single" w:sz="6" w:space="0" w:color="666666"/>
+              <w:right w:val="single" w:sz="6" w:space="0" w:color="666666"/>
+            </w:tcBorders>
+          </w:tcPr>
+          <w:p>
+            <w:pPr>
+              <w:pStyle w:val="Tabelindhold"/>
+              <w:jc w:val="left"/>
+              <w:rPr>
+                <w:rFonts w:ascii="Liberation Sans" w:hAnsi="Liberation Sans"/>
+                <w:b w:val="false"/>
+                <w:b w:val="false"/>
+                <w:bCs w:val="false"/>
+                <w:i w:val="false"/>
+                <w:i w:val="false"/>
+                <w:iCs w:val="false"/>
+                <w:strike w:val="false"/>
+                <w:dstrike w:val="false"/>
+                <w:outline w:val="false"/>
+                <w:shadow w:val="false"/>
+                <w:color w:val="000000"/>
+                <w:sz w:val="18"/>
+                <w:szCs w:val="18"/>
+                <w:u w:val="none"/>
+              </w:rPr>
+            </w:pPr>
+            <w:r>
+              <w:rPr>
+                <w:rFonts w:ascii="Liberation Sans" w:hAnsi="Liberation Sans"/>
+                <w:b w:val="false"/>
+                <w:bCs w:val="false"/>
+                <w:i w:val="false"/>
+                <w:iCs w:val="false"/>
+                <w:strike w:val="false"/>
+                <w:dstrike w:val="false"/>
+                <w:outline w:val="false"/>
+                <w:shadow w:val="false"/>
+                <w:color w:val="000000"/>
+                <w:sz w:val="18"/>
+                <w:szCs w:val="18"/>
+                <w:u w:val="none"/>
+              </w:rPr>
+              <w:t xml:space="preserve">25 / </w:t>
+            </w:r>
+            <w:r>
+              <w:rPr>
+                <w:rFonts w:ascii="Liberation Sans" w:hAnsi="Liberation Sans"/>
+                <w:b w:val="false"/>
+                <w:bCs w:val="false"/>
+                <w:i w:val="false"/>
+                <w:iCs w:val="false"/>
+                <w:strike w:val="false"/>
+                <w:dstrike w:val="false"/>
+                <w:outline w:val="false"/>
+                <w:shadow w:val="false"/>
+                <w:color w:val="C9211E"/>
+                <w:sz w:val="18"/>
+                <w:szCs w:val="18"/>
+                <w:u w:val="none"/>
+              </w:rPr>
+              <w:t>156</w:t>
+            </w:r>
+          </w:p>
+        </w:tc>
+        <w:tc>
+          <w:tcPr>
+            <w:tcW w:w="1071" w:type="dxa"/>
+            <w:tcBorders>
+              <w:bottom w:val="single" w:sz="6" w:space="0" w:color="666666"/>
+              <w:right w:val="single" w:sz="6" w:space="0" w:color="666666"/>
+            </w:tcBorders>
+          </w:tcPr>
+          <w:p>
+            <w:pPr>
+              <w:pStyle w:val="Tabelindhold"/>
+              <w:jc w:val="left"/>
+              <w:rPr>
+                <w:rFonts w:ascii="Liberation Sans" w:hAnsi="Liberation Sans"/>
+                <w:b w:val="false"/>
+                <w:b w:val="false"/>
+                <w:bCs w:val="false"/>
+                <w:i w:val="false"/>
+                <w:i w:val="false"/>
+                <w:iCs w:val="false"/>
+                <w:strike w:val="false"/>
+                <w:dstrike w:val="false"/>
+                <w:outline w:val="false"/>
+                <w:shadow w:val="false"/>
+                <w:color w:val="000000"/>
+                <w:sz w:val="18"/>
+                <w:szCs w:val="18"/>
+                <w:u w:val="none"/>
+              </w:rPr>
+            </w:pPr>
+            <w:r>
+              <w:rPr>
+                <w:rFonts w:ascii="Liberation Sans" w:hAnsi="Liberation Sans"/>
+                <w:b w:val="false"/>
+                <w:bCs w:val="false"/>
+                <w:i w:val="false"/>
+                <w:iCs w:val="false"/>
+                <w:strike w:val="false"/>
+                <w:dstrike w:val="false"/>
+                <w:outline w:val="false"/>
+                <w:shadow w:val="false"/>
+                <w:color w:val="000000"/>
+                <w:sz w:val="18"/>
+                <w:szCs w:val="18"/>
+                <w:u w:val="none"/>
+              </w:rPr>
+              <w:t xml:space="preserve">125 / 125 </w:t>
+            </w:r>
+          </w:p>
+        </w:tc>
+        <w:tc>
+          <w:tcPr>
+            <w:tcW w:w="1071" w:type="dxa"/>
+            <w:tcBorders>
+              <w:bottom w:val="single" w:sz="6" w:space="0" w:color="666666"/>
+              <w:right w:val="single" w:sz="6" w:space="0" w:color="666666"/>
+            </w:tcBorders>
+          </w:tcPr>
+          <w:p>
+            <w:pPr>
+              <w:pStyle w:val="Tabelindhold"/>
+              <w:jc w:val="left"/>
+              <w:rPr>
+                <w:rFonts w:ascii="Liberation Sans" w:hAnsi="Liberation Sans"/>
+                <w:b w:val="false"/>
+                <w:b w:val="false"/>
+                <w:bCs w:val="false"/>
+                <w:i w:val="false"/>
+                <w:i w:val="false"/>
+                <w:iCs w:val="false"/>
+                <w:strike w:val="false"/>
+                <w:dstrike w:val="false"/>
+                <w:outline w:val="false"/>
+                <w:shadow w:val="false"/>
+                <w:color w:val="000000"/>
+                <w:sz w:val="18"/>
+                <w:szCs w:val="18"/>
+                <w:u w:val="none"/>
+              </w:rPr>
+            </w:pPr>
+            <w:r>
+              <w:rPr>
+                <w:rFonts w:ascii="Liberation Sans" w:hAnsi="Liberation Sans"/>
+                <w:b w:val="false"/>
+                <w:bCs w:val="false"/>
+                <w:i w:val="false"/>
+                <w:iCs w:val="false"/>
+                <w:strike w:val="false"/>
+                <w:dstrike w:val="false"/>
+                <w:outline w:val="false"/>
+                <w:shadow w:val="false"/>
+                <w:color w:val="000000"/>
+                <w:sz w:val="18"/>
+                <w:szCs w:val="18"/>
+                <w:u w:val="none"/>
+              </w:rPr>
+              <w:t xml:space="preserve">35 / </w:t>
+            </w:r>
+            <w:r>
+              <w:rPr>
+                <w:rFonts w:ascii="Liberation Sans" w:hAnsi="Liberation Sans"/>
+                <w:b w:val="false"/>
+                <w:bCs w:val="false"/>
+                <w:i w:val="false"/>
+                <w:iCs w:val="false"/>
+                <w:strike w:val="false"/>
+                <w:dstrike w:val="false"/>
+                <w:outline w:val="false"/>
+                <w:shadow w:val="false"/>
+                <w:color w:val="C9211E"/>
+                <w:sz w:val="18"/>
+                <w:szCs w:val="18"/>
+                <w:u w:val="none"/>
+              </w:rPr>
+              <w:t>16</w:t>
+            </w:r>
+            <w:r>
+              <w:rPr>
+                <w:rFonts w:ascii="Liberation Sans" w:hAnsi="Liberation Sans"/>
+                <w:b w:val="false"/>
+                <w:bCs w:val="false"/>
+                <w:i w:val="false"/>
+                <w:iCs w:val="false"/>
+                <w:strike w:val="false"/>
+                <w:dstrike w:val="false"/>
+                <w:outline w:val="false"/>
+                <w:shadow w:val="false"/>
+                <w:color w:val="000000"/>
+                <w:sz w:val="18"/>
+                <w:szCs w:val="18"/>
+                <w:u w:val="none"/>
+              </w:rPr>
+              <w:t xml:space="preserve"> </w:t>
+            </w:r>
+          </w:p>
+        </w:tc>
+        <w:tc>
+          <w:tcPr>
+            <w:tcW w:w="1071" w:type="dxa"/>
+            <w:tcBorders>
+              <w:bottom w:val="single" w:sz="6" w:space="0" w:color="666666"/>
+              <w:right w:val="single" w:sz="6" w:space="0" w:color="666666"/>
+            </w:tcBorders>
+          </w:tcPr>
+          <w:p>
+            <w:pPr>
+              <w:pStyle w:val="Tabelindhold"/>
+              <w:jc w:val="left"/>
+              <w:rPr>
+                <w:rFonts w:ascii="Liberation Sans" w:hAnsi="Liberation Sans"/>
+                <w:b w:val="false"/>
+                <w:b w:val="false"/>
+                <w:bCs w:val="false"/>
+                <w:i w:val="false"/>
+                <w:i w:val="false"/>
+                <w:iCs w:val="false"/>
+                <w:strike w:val="false"/>
+                <w:dstrike w:val="false"/>
+                <w:outline w:val="false"/>
+                <w:shadow w:val="false"/>
+                <w:color w:val="000000"/>
+                <w:sz w:val="18"/>
+                <w:szCs w:val="18"/>
+                <w:u w:val="none"/>
+              </w:rPr>
+            </w:pPr>
+            <w:r>
+              <w:rPr>
+                <w:rFonts w:ascii="Liberation Sans" w:hAnsi="Liberation Sans"/>
+                <w:b w:val="false"/>
+                <w:bCs w:val="false"/>
+                <w:i w:val="false"/>
+                <w:iCs w:val="false"/>
+                <w:strike w:val="false"/>
+                <w:dstrike w:val="false"/>
+                <w:outline w:val="false"/>
+                <w:shadow w:val="false"/>
+                <w:color w:val="000000"/>
+                <w:sz w:val="18"/>
+                <w:szCs w:val="18"/>
+                <w:u w:val="none"/>
+              </w:rPr>
+              <w:t xml:space="preserve">135 / 135 </w:t>
+            </w:r>
+          </w:p>
+        </w:tc>
+        <w:tc>
+          <w:tcPr>
+            <w:tcW w:w="1071" w:type="dxa"/>
+            <w:tcBorders>
+              <w:bottom w:val="single" w:sz="6" w:space="0" w:color="666666"/>
+              <w:right w:val="single" w:sz="6" w:space="0" w:color="666666"/>
+            </w:tcBorders>
+          </w:tcPr>
+          <w:p>
+            <w:pPr>
+              <w:pStyle w:val="Tabelindhold"/>
+              <w:jc w:val="left"/>
+              <w:rPr>
+                <w:rFonts w:ascii="Liberation Sans" w:hAnsi="Liberation Sans"/>
+                <w:b w:val="false"/>
+                <w:b w:val="false"/>
+                <w:bCs w:val="false"/>
+                <w:i w:val="false"/>
+                <w:i w:val="false"/>
+                <w:iCs w:val="false"/>
+                <w:strike w:val="false"/>
+                <w:dstrike w:val="false"/>
+                <w:outline w:val="false"/>
+                <w:shadow w:val="false"/>
+                <w:color w:val="000000"/>
+                <w:sz w:val="18"/>
+                <w:szCs w:val="18"/>
+                <w:u w:val="none"/>
+              </w:rPr>
+            </w:pPr>
+            <w:r>
+              <w:rPr>
+                <w:rFonts w:ascii="Liberation Sans" w:hAnsi="Liberation Sans"/>
+                <w:b w:val="false"/>
+                <w:bCs w:val="false"/>
+                <w:i w:val="false"/>
+                <w:iCs w:val="false"/>
+                <w:strike w:val="false"/>
+                <w:dstrike w:val="false"/>
+                <w:outline w:val="false"/>
+                <w:shadow w:val="false"/>
+                <w:color w:val="000000"/>
+                <w:sz w:val="18"/>
+                <w:szCs w:val="18"/>
+                <w:u w:val="none"/>
+              </w:rPr>
+              <w:t xml:space="preserve">235 / </w:t>
+            </w:r>
+            <w:r>
+              <w:rPr>
+                <w:rFonts w:ascii="Liberation Sans" w:hAnsi="Liberation Sans"/>
+                <w:b w:val="false"/>
+                <w:bCs w:val="false"/>
+                <w:i w:val="false"/>
+                <w:iCs w:val="false"/>
+                <w:strike w:val="false"/>
+                <w:dstrike w:val="false"/>
+                <w:outline w:val="false"/>
+                <w:shadow w:val="false"/>
+                <w:color w:val="C9211E"/>
+                <w:sz w:val="18"/>
+                <w:szCs w:val="18"/>
+                <w:u w:val="none"/>
+              </w:rPr>
+              <w:t>2346</w:t>
+            </w:r>
+            <w:r>
+              <w:rPr>
+                <w:rFonts w:ascii="Liberation Sans" w:hAnsi="Liberation Sans"/>
+                <w:b w:val="false"/>
+                <w:bCs w:val="false"/>
+                <w:i w:val="false"/>
+                <w:iCs w:val="false"/>
+                <w:strike w:val="false"/>
+                <w:dstrike w:val="false"/>
+                <w:outline w:val="false"/>
+                <w:shadow w:val="false"/>
+                <w:color w:val="000000"/>
+                <w:sz w:val="18"/>
+                <w:szCs w:val="18"/>
+                <w:u w:val="none"/>
+              </w:rPr>
+              <w:t xml:space="preserve"> </w:t>
+            </w:r>
+          </w:p>
+        </w:tc>
+        <w:tc>
+          <w:tcPr>
+            <w:tcW w:w="1071" w:type="dxa"/>
+            <w:tcBorders>
+              <w:left w:val="single" w:sz="6" w:space="0" w:color="666666"/>
+              <w:bottom w:val="single" w:sz="6" w:space="0" w:color="666666"/>
+              <w:right w:val="single" w:sz="6" w:space="0" w:color="666666"/>
+            </w:tcBorders>
+          </w:tcPr>
+          <w:p>
+            <w:pPr>
+              <w:pStyle w:val="Tabelindhold"/>
+              <w:jc w:val="left"/>
+              <w:rPr>
+                <w:rFonts w:ascii="Liberation Sans" w:hAnsi="Liberation Sans"/>
+                <w:b w:val="false"/>
+                <w:b w:val="false"/>
+                <w:bCs w:val="false"/>
+                <w:i w:val="false"/>
+                <w:i w:val="false"/>
+                <w:iCs w:val="false"/>
+                <w:strike w:val="false"/>
+                <w:dstrike w:val="false"/>
+                <w:outline w:val="false"/>
+                <w:shadow w:val="false"/>
+                <w:color w:val="000000"/>
+                <w:sz w:val="18"/>
+                <w:szCs w:val="18"/>
+                <w:u w:val="none"/>
+              </w:rPr>
+            </w:pPr>
+            <w:r>
+              <w:rPr>
+                <w:rFonts w:ascii="Liberation Sans" w:hAnsi="Liberation Sans"/>
+                <w:b w:val="false"/>
+                <w:bCs w:val="false"/>
+                <w:i w:val="false"/>
+                <w:iCs w:val="false"/>
+                <w:strike w:val="false"/>
+                <w:dstrike w:val="false"/>
+                <w:outline w:val="false"/>
+                <w:shadow w:val="false"/>
+                <w:color w:val="000000"/>
+                <w:sz w:val="18"/>
+                <w:szCs w:val="18"/>
+                <w:u w:val="none"/>
+              </w:rPr>
+              <w:t xml:space="preserve">1235 / 1235 </w:t>
+            </w:r>
+          </w:p>
+        </w:tc>
+      </w:tr>
+      <w:tr>
+        <w:trPr/>
+        <w:tc>
+          <w:tcPr>
+            <w:tcW w:w="1070" w:type="dxa"/>
+            <w:tcBorders>
+              <w:left w:val="single" w:sz="6" w:space="0" w:color="666666"/>
+              <w:bottom w:val="single" w:sz="6" w:space="0" w:color="666666"/>
+              <w:right w:val="single" w:sz="6" w:space="0" w:color="666666"/>
+            </w:tcBorders>
+            <w:shd w:fill="EEEEEE" w:val="clear"/>
+          </w:tcPr>
+          <w:p>
+            <w:pPr>
+              <w:pStyle w:val="Tabelindhold"/>
+              <w:jc w:val="left"/>
+              <w:rPr>
+                <w:rFonts w:ascii="Liberation Sans" w:hAnsi="Liberation Sans"/>
+                <w:b w:val="false"/>
+                <w:b w:val="false"/>
+                <w:bCs w:val="false"/>
+                <w:i w:val="false"/>
+                <w:i w:val="false"/>
+                <w:iCs w:val="false"/>
+                <w:strike w:val="false"/>
+                <w:dstrike w:val="false"/>
+                <w:outline w:val="false"/>
+                <w:shadow w:val="false"/>
+                <w:color w:val="000000"/>
+                <w:sz w:val="24"/>
+                <w:szCs w:val="24"/>
+                <w:u w:val="none"/>
+              </w:rPr>
+            </w:pPr>
+            <w:r>
+              <w:rPr>
+                <w:rFonts w:ascii="Liberation Sans" w:hAnsi="Liberation Sans"/>
+                <w:b w:val="false"/>
+                <w:bCs w:val="false"/>
+                <w:i w:val="false"/>
+                <w:iCs w:val="false"/>
+                <w:strike w:val="false"/>
+                <w:dstrike w:val="false"/>
+                <w:outline w:val="false"/>
+                <w:shadow w:val="false"/>
+                <w:color w:val="000000"/>
+                <w:sz w:val="24"/>
+                <w:szCs w:val="24"/>
+                <w:u w:val="none"/>
+              </w:rPr>
+              <w:t>+3*8</w:t>
+            </w:r>
+          </w:p>
+        </w:tc>
+        <w:tc>
+          <w:tcPr>
+            <w:tcW w:w="1071" w:type="dxa"/>
+            <w:tcBorders>
+              <w:bottom w:val="single" w:sz="6" w:space="0" w:color="666666"/>
+              <w:right w:val="single" w:sz="6" w:space="0" w:color="666666"/>
+            </w:tcBorders>
+            <w:shd w:fill="EEEEEE" w:val="clear"/>
+          </w:tcPr>
+          <w:p>
+            <w:pPr>
+              <w:pStyle w:val="Tabelindhold"/>
+              <w:jc w:val="left"/>
+              <w:rPr>
+                <w:rFonts w:ascii="Liberation Sans" w:hAnsi="Liberation Sans"/>
+                <w:b w:val="false"/>
+                <w:b w:val="false"/>
+                <w:bCs w:val="false"/>
+                <w:i w:val="false"/>
+                <w:i w:val="false"/>
+                <w:iCs w:val="false"/>
+                <w:strike w:val="false"/>
+                <w:dstrike w:val="false"/>
+                <w:outline w:val="false"/>
+                <w:shadow w:val="false"/>
+                <w:color w:val="000000"/>
+                <w:sz w:val="18"/>
+                <w:szCs w:val="18"/>
+                <w:u w:val="none"/>
+              </w:rPr>
+            </w:pPr>
+            <w:r>
+              <w:rPr>
+                <w:rFonts w:ascii="Liberation Sans" w:hAnsi="Liberation Sans"/>
+                <w:b w:val="false"/>
+                <w:bCs w:val="false"/>
+                <w:i w:val="false"/>
+                <w:iCs w:val="false"/>
+                <w:strike w:val="false"/>
+                <w:dstrike w:val="false"/>
+                <w:outline w:val="false"/>
+                <w:shadow w:val="false"/>
+                <w:color w:val="000000"/>
+                <w:sz w:val="18"/>
+                <w:szCs w:val="18"/>
+                <w:u w:val="none"/>
+              </w:rPr>
+              <w:t xml:space="preserve">45 / </w:t>
+            </w:r>
+            <w:r>
+              <w:rPr>
+                <w:rFonts w:ascii="Liberation Sans" w:hAnsi="Liberation Sans"/>
+                <w:b w:val="false"/>
+                <w:bCs w:val="false"/>
+                <w:i w:val="false"/>
+                <w:iCs w:val="false"/>
+                <w:strike w:val="false"/>
+                <w:dstrike w:val="false"/>
+                <w:outline w:val="false"/>
+                <w:shadow w:val="false"/>
+                <w:color w:val="C9211E"/>
+                <w:sz w:val="18"/>
+                <w:szCs w:val="18"/>
+                <w:u w:val="none"/>
+              </w:rPr>
+              <w:t>145</w:t>
+            </w:r>
+          </w:p>
+        </w:tc>
+        <w:tc>
+          <w:tcPr>
+            <w:tcW w:w="1071" w:type="dxa"/>
+            <w:tcBorders>
+              <w:bottom w:val="single" w:sz="6" w:space="0" w:color="666666"/>
+              <w:right w:val="single" w:sz="6" w:space="0" w:color="666666"/>
+            </w:tcBorders>
+            <w:shd w:fill="EEEEEE" w:val="clear"/>
+          </w:tcPr>
+          <w:p>
+            <w:pPr>
+              <w:pStyle w:val="Tabelindhold"/>
+              <w:jc w:val="left"/>
+              <w:rPr>
+                <w:rFonts w:ascii="Liberation Sans" w:hAnsi="Liberation Sans"/>
+                <w:b w:val="false"/>
+                <w:b w:val="false"/>
+                <w:bCs w:val="false"/>
+                <w:i w:val="false"/>
+                <w:i w:val="false"/>
+                <w:iCs w:val="false"/>
+                <w:strike w:val="false"/>
+                <w:dstrike w:val="false"/>
+                <w:outline w:val="false"/>
+                <w:shadow w:val="false"/>
+                <w:color w:val="000000"/>
+                <w:sz w:val="18"/>
+                <w:szCs w:val="18"/>
+                <w:u w:val="none"/>
+              </w:rPr>
+            </w:pPr>
+            <w:r>
+              <w:rPr>
+                <w:rFonts w:ascii="Liberation Sans" w:hAnsi="Liberation Sans"/>
+                <w:b w:val="false"/>
+                <w:bCs w:val="false"/>
+                <w:i w:val="false"/>
+                <w:iCs w:val="false"/>
+                <w:strike w:val="false"/>
+                <w:dstrike w:val="false"/>
+                <w:outline w:val="false"/>
+                <w:shadow w:val="false"/>
+                <w:color w:val="000000"/>
+                <w:sz w:val="18"/>
+                <w:szCs w:val="18"/>
+                <w:u w:val="none"/>
+              </w:rPr>
+              <w:t>145 /</w:t>
+            </w:r>
+            <w:r>
+              <w:rPr>
+                <w:rFonts w:ascii="Liberation Sans" w:hAnsi="Liberation Sans"/>
+                <w:b w:val="false"/>
+                <w:bCs w:val="false"/>
+                <w:i w:val="false"/>
+                <w:iCs w:val="false"/>
+                <w:strike w:val="false"/>
+                <w:dstrike w:val="false"/>
+                <w:outline w:val="false"/>
+                <w:shadow w:val="false"/>
+                <w:color w:val="C9211E"/>
+                <w:sz w:val="18"/>
+                <w:szCs w:val="18"/>
+                <w:u w:val="none"/>
+              </w:rPr>
+              <w:t xml:space="preserve"> 245 </w:t>
+            </w:r>
+          </w:p>
+        </w:tc>
+        <w:tc>
+          <w:tcPr>
+            <w:tcW w:w="1071" w:type="dxa"/>
+            <w:tcBorders>
+              <w:bottom w:val="single" w:sz="6" w:space="0" w:color="666666"/>
+              <w:right w:val="single" w:sz="6" w:space="0" w:color="666666"/>
+            </w:tcBorders>
+            <w:shd w:fill="EEEEEE" w:val="clear"/>
+          </w:tcPr>
+          <w:p>
+            <w:pPr>
+              <w:pStyle w:val="Tabelindhold"/>
+              <w:jc w:val="left"/>
+              <w:rPr>
+                <w:rFonts w:ascii="Liberation Sans" w:hAnsi="Liberation Sans"/>
+                <w:b w:val="false"/>
+                <w:b w:val="false"/>
+                <w:bCs w:val="false"/>
+                <w:i w:val="false"/>
+                <w:i w:val="false"/>
+                <w:iCs w:val="false"/>
+                <w:strike w:val="false"/>
+                <w:dstrike w:val="false"/>
+                <w:outline w:val="false"/>
+                <w:shadow w:val="false"/>
+                <w:color w:val="000000"/>
+                <w:sz w:val="18"/>
+                <w:szCs w:val="18"/>
+                <w:u w:val="none"/>
+              </w:rPr>
+            </w:pPr>
+            <w:r>
+              <w:rPr>
+                <w:rFonts w:ascii="Liberation Sans" w:hAnsi="Liberation Sans"/>
+                <w:b w:val="false"/>
+                <w:bCs w:val="false"/>
+                <w:i w:val="false"/>
+                <w:iCs w:val="false"/>
+                <w:strike w:val="false"/>
+                <w:dstrike w:val="false"/>
+                <w:outline w:val="false"/>
+                <w:shadow w:val="false"/>
+                <w:color w:val="000000"/>
+                <w:sz w:val="18"/>
+                <w:szCs w:val="18"/>
+                <w:u w:val="none"/>
+              </w:rPr>
+              <w:t xml:space="preserve">245 / </w:t>
+            </w:r>
+            <w:r>
+              <w:rPr>
+                <w:rFonts w:ascii="Liberation Sans" w:hAnsi="Liberation Sans"/>
+                <w:b w:val="false"/>
+                <w:bCs w:val="false"/>
+                <w:i w:val="false"/>
+                <w:iCs w:val="false"/>
+                <w:strike w:val="false"/>
+                <w:dstrike w:val="false"/>
+                <w:outline w:val="false"/>
+                <w:shadow w:val="false"/>
+                <w:color w:val="C9211E"/>
+                <w:sz w:val="18"/>
+                <w:szCs w:val="18"/>
+                <w:u w:val="none"/>
+              </w:rPr>
+              <w:t xml:space="preserve">1245 </w:t>
+            </w:r>
+          </w:p>
+        </w:tc>
+        <w:tc>
+          <w:tcPr>
+            <w:tcW w:w="1071" w:type="dxa"/>
+            <w:tcBorders>
+              <w:bottom w:val="single" w:sz="6" w:space="0" w:color="666666"/>
+              <w:right w:val="single" w:sz="6" w:space="0" w:color="666666"/>
+            </w:tcBorders>
+            <w:shd w:fill="EEEEEE" w:val="clear"/>
+          </w:tcPr>
+          <w:p>
+            <w:pPr>
+              <w:pStyle w:val="Tabelindhold"/>
+              <w:jc w:val="left"/>
+              <w:rPr>
+                <w:rFonts w:ascii="Liberation Sans" w:hAnsi="Liberation Sans"/>
+                <w:b w:val="false"/>
+                <w:b w:val="false"/>
+                <w:bCs w:val="false"/>
+                <w:i w:val="false"/>
+                <w:i w:val="false"/>
+                <w:iCs w:val="false"/>
+                <w:strike w:val="false"/>
+                <w:dstrike w:val="false"/>
+                <w:outline w:val="false"/>
+                <w:shadow w:val="false"/>
+                <w:color w:val="000000"/>
+                <w:sz w:val="18"/>
+                <w:szCs w:val="18"/>
+                <w:u w:val="none"/>
+              </w:rPr>
+            </w:pPr>
+            <w:r>
+              <w:rPr>
+                <w:rFonts w:ascii="Liberation Sans" w:hAnsi="Liberation Sans"/>
+                <w:b w:val="false"/>
+                <w:bCs w:val="false"/>
+                <w:i w:val="false"/>
+                <w:iCs w:val="false"/>
+                <w:strike w:val="false"/>
+                <w:dstrike w:val="false"/>
+                <w:outline w:val="false"/>
+                <w:shadow w:val="false"/>
+                <w:color w:val="000000"/>
+                <w:sz w:val="18"/>
+                <w:szCs w:val="18"/>
+                <w:u w:val="none"/>
+              </w:rPr>
+              <w:t>1245 /</w:t>
+            </w:r>
+            <w:r>
+              <w:rPr>
+                <w:rFonts w:ascii="Liberation Sans" w:hAnsi="Liberation Sans"/>
+                <w:b w:val="false"/>
+                <w:bCs w:val="false"/>
+                <w:i w:val="false"/>
+                <w:iCs w:val="false"/>
+                <w:strike w:val="false"/>
+                <w:dstrike w:val="false"/>
+                <w:outline w:val="false"/>
+                <w:shadow w:val="false"/>
+                <w:color w:val="C9211E"/>
+                <w:sz w:val="18"/>
+                <w:szCs w:val="18"/>
+                <w:u w:val="none"/>
+              </w:rPr>
+              <w:t xml:space="preserve"> 12345</w:t>
+            </w:r>
+          </w:p>
+        </w:tc>
+        <w:tc>
+          <w:tcPr>
+            <w:tcW w:w="1071" w:type="dxa"/>
+            <w:tcBorders>
+              <w:bottom w:val="single" w:sz="6" w:space="0" w:color="666666"/>
+              <w:right w:val="single" w:sz="6" w:space="0" w:color="666666"/>
+            </w:tcBorders>
+            <w:shd w:fill="EEEEEE" w:val="clear"/>
+          </w:tcPr>
+          <w:p>
+            <w:pPr>
+              <w:pStyle w:val="Tabelindhold"/>
+              <w:jc w:val="left"/>
+              <w:rPr>
+                <w:rFonts w:ascii="Liberation Sans" w:hAnsi="Liberation Sans"/>
+                <w:b w:val="false"/>
+                <w:b w:val="false"/>
+                <w:bCs w:val="false"/>
+                <w:i w:val="false"/>
+                <w:i w:val="false"/>
+                <w:iCs w:val="false"/>
+                <w:strike w:val="false"/>
+                <w:dstrike w:val="false"/>
+                <w:outline w:val="false"/>
+                <w:shadow w:val="false"/>
+                <w:color w:val="000000"/>
+                <w:sz w:val="18"/>
+                <w:szCs w:val="18"/>
+                <w:u w:val="none"/>
+              </w:rPr>
+            </w:pPr>
+            <w:r>
+              <w:rPr>
+                <w:rFonts w:ascii="Liberation Sans" w:hAnsi="Liberation Sans"/>
+                <w:b w:val="false"/>
+                <w:bCs w:val="false"/>
+                <w:i w:val="false"/>
+                <w:iCs w:val="false"/>
+                <w:strike w:val="false"/>
+                <w:dstrike w:val="false"/>
+                <w:outline w:val="false"/>
+                <w:shadow w:val="false"/>
+                <w:color w:val="000000"/>
+                <w:sz w:val="18"/>
+                <w:szCs w:val="18"/>
+                <w:u w:val="none"/>
+              </w:rPr>
+              <w:t xml:space="preserve">345 / </w:t>
+            </w:r>
+            <w:r>
+              <w:rPr>
+                <w:rFonts w:ascii="Liberation Sans" w:hAnsi="Liberation Sans"/>
+                <w:b w:val="false"/>
+                <w:bCs w:val="false"/>
+                <w:i w:val="false"/>
+                <w:iCs w:val="false"/>
+                <w:strike w:val="false"/>
+                <w:dstrike w:val="false"/>
+                <w:outline w:val="false"/>
+                <w:shadow w:val="false"/>
+                <w:color w:val="C9211E"/>
+                <w:sz w:val="18"/>
+                <w:szCs w:val="18"/>
+                <w:u w:val="none"/>
+              </w:rPr>
+              <w:t>0</w:t>
+            </w:r>
+          </w:p>
+        </w:tc>
+        <w:tc>
+          <w:tcPr>
+            <w:tcW w:w="1071" w:type="dxa"/>
+            <w:tcBorders>
+              <w:bottom w:val="single" w:sz="6" w:space="0" w:color="666666"/>
+              <w:right w:val="single" w:sz="6" w:space="0" w:color="666666"/>
+            </w:tcBorders>
+            <w:shd w:fill="EEEEEE" w:val="clear"/>
+          </w:tcPr>
+          <w:p>
+            <w:pPr>
+              <w:pStyle w:val="Tabelindhold"/>
+              <w:jc w:val="left"/>
+              <w:rPr>
+                <w:rFonts w:ascii="Liberation Sans" w:hAnsi="Liberation Sans"/>
+                <w:b w:val="false"/>
+                <w:b w:val="false"/>
+                <w:bCs w:val="false"/>
+                <w:i w:val="false"/>
+                <w:i w:val="false"/>
+                <w:iCs w:val="false"/>
+                <w:strike w:val="false"/>
+                <w:dstrike w:val="false"/>
+                <w:outline w:val="false"/>
+                <w:shadow w:val="false"/>
+                <w:color w:val="000000"/>
+                <w:sz w:val="18"/>
+                <w:szCs w:val="18"/>
+                <w:u w:val="none"/>
+              </w:rPr>
+            </w:pPr>
+            <w:r>
+              <w:rPr>
+                <w:rFonts w:ascii="Liberation Sans" w:hAnsi="Liberation Sans"/>
+                <w:b w:val="false"/>
+                <w:bCs w:val="false"/>
+                <w:i w:val="false"/>
+                <w:iCs w:val="false"/>
+                <w:strike w:val="false"/>
+                <w:dstrike w:val="false"/>
+                <w:outline w:val="false"/>
+                <w:shadow w:val="false"/>
+                <w:color w:val="000000"/>
+                <w:sz w:val="18"/>
+                <w:szCs w:val="18"/>
+                <w:u w:val="none"/>
+              </w:rPr>
+              <w:t xml:space="preserve">1345 / </w:t>
+            </w:r>
+            <w:r>
+              <w:rPr>
+                <w:rFonts w:ascii="Liberation Sans" w:hAnsi="Liberation Sans"/>
+                <w:b w:val="false"/>
+                <w:bCs w:val="false"/>
+                <w:i w:val="false"/>
+                <w:iCs w:val="false"/>
+                <w:strike w:val="false"/>
+                <w:dstrike w:val="false"/>
+                <w:outline w:val="false"/>
+                <w:shadow w:val="false"/>
+                <w:color w:val="C9211E"/>
+                <w:sz w:val="18"/>
+                <w:szCs w:val="18"/>
+                <w:u w:val="none"/>
+              </w:rPr>
+              <w:t>0</w:t>
+            </w:r>
+          </w:p>
+        </w:tc>
+        <w:tc>
+          <w:tcPr>
+            <w:tcW w:w="1071" w:type="dxa"/>
+            <w:tcBorders>
+              <w:bottom w:val="single" w:sz="6" w:space="0" w:color="666666"/>
+              <w:right w:val="single" w:sz="6" w:space="0" w:color="666666"/>
+            </w:tcBorders>
+            <w:shd w:fill="EEEEEE" w:val="clear"/>
+          </w:tcPr>
+          <w:p>
+            <w:pPr>
+              <w:pStyle w:val="Tabelindhold"/>
+              <w:jc w:val="left"/>
+              <w:rPr>
+                <w:rFonts w:ascii="Liberation Sans" w:hAnsi="Liberation Sans"/>
+                <w:b w:val="false"/>
+                <w:b w:val="false"/>
+                <w:bCs w:val="false"/>
+                <w:i w:val="false"/>
+                <w:i w:val="false"/>
+                <w:iCs w:val="false"/>
+                <w:strike w:val="false"/>
+                <w:dstrike w:val="false"/>
+                <w:outline w:val="false"/>
+                <w:shadow w:val="false"/>
+                <w:color w:val="000000"/>
+                <w:sz w:val="18"/>
+                <w:szCs w:val="18"/>
+                <w:u w:val="none"/>
+              </w:rPr>
+            </w:pPr>
+            <w:r>
+              <w:rPr>
+                <w:rFonts w:ascii="Liberation Sans" w:hAnsi="Liberation Sans"/>
+                <w:b w:val="false"/>
+                <w:bCs w:val="false"/>
+                <w:i w:val="false"/>
+                <w:iCs w:val="false"/>
+                <w:strike w:val="false"/>
+                <w:dstrike w:val="false"/>
+                <w:outline w:val="false"/>
+                <w:shadow w:val="false"/>
+                <w:color w:val="000000"/>
+                <w:sz w:val="18"/>
+                <w:szCs w:val="18"/>
+                <w:u w:val="none"/>
+              </w:rPr>
+              <w:t xml:space="preserve">2345 / </w:t>
+            </w:r>
+            <w:r>
+              <w:rPr>
+                <w:rFonts w:ascii="Liberation Sans" w:hAnsi="Liberation Sans"/>
+                <w:b w:val="false"/>
+                <w:bCs w:val="false"/>
+                <w:i w:val="false"/>
+                <w:iCs w:val="false"/>
+                <w:strike w:val="false"/>
+                <w:dstrike w:val="false"/>
+                <w:outline w:val="false"/>
+                <w:shadow w:val="false"/>
+                <w:color w:val="C9211E"/>
+                <w:sz w:val="18"/>
+                <w:szCs w:val="18"/>
+                <w:u w:val="none"/>
+              </w:rPr>
+              <w:t>0</w:t>
+            </w:r>
+          </w:p>
+        </w:tc>
+        <w:tc>
+          <w:tcPr>
+            <w:tcW w:w="1071" w:type="dxa"/>
+            <w:tcBorders>
+              <w:left w:val="single" w:sz="6" w:space="0" w:color="666666"/>
+              <w:bottom w:val="single" w:sz="6" w:space="0" w:color="666666"/>
+              <w:right w:val="single" w:sz="6" w:space="0" w:color="666666"/>
+            </w:tcBorders>
+            <w:shd w:fill="EEEEEE" w:val="clear"/>
+          </w:tcPr>
+          <w:p>
+            <w:pPr>
+              <w:pStyle w:val="Tabelindhold"/>
+              <w:jc w:val="left"/>
+              <w:rPr>
+                <w:rFonts w:ascii="Liberation Sans" w:hAnsi="Liberation Sans"/>
+                <w:b w:val="false"/>
+                <w:b w:val="false"/>
+                <w:bCs w:val="false"/>
+                <w:i w:val="false"/>
+                <w:i w:val="false"/>
+                <w:iCs w:val="false"/>
+                <w:strike w:val="false"/>
+                <w:dstrike w:val="false"/>
+                <w:outline w:val="false"/>
+                <w:shadow w:val="false"/>
+                <w:color w:val="000000"/>
+                <w:sz w:val="18"/>
+                <w:szCs w:val="18"/>
+                <w:u w:val="none"/>
+              </w:rPr>
+            </w:pPr>
+            <w:r>
+              <w:rPr>
+                <w:rFonts w:ascii="Liberation Sans" w:hAnsi="Liberation Sans"/>
+                <w:b w:val="false"/>
+                <w:bCs w:val="false"/>
+                <w:i w:val="false"/>
+                <w:iCs w:val="false"/>
+                <w:strike w:val="false"/>
+                <w:dstrike w:val="false"/>
+                <w:outline w:val="false"/>
+                <w:shadow w:val="false"/>
+                <w:color w:val="000000"/>
+                <w:sz w:val="18"/>
+                <w:szCs w:val="18"/>
+                <w:u w:val="none"/>
+              </w:rPr>
+              <w:t xml:space="preserve">12345 / </w:t>
+            </w:r>
+            <w:r>
+              <w:rPr>
+                <w:rFonts w:ascii="Liberation Sans" w:hAnsi="Liberation Sans"/>
+                <w:b w:val="false"/>
+                <w:bCs w:val="false"/>
+                <w:i w:val="false"/>
+                <w:iCs w:val="false"/>
+                <w:strike w:val="false"/>
+                <w:dstrike w:val="false"/>
+                <w:outline w:val="false"/>
+                <w:shadow w:val="false"/>
+                <w:color w:val="C9211E"/>
+                <w:sz w:val="18"/>
+                <w:szCs w:val="18"/>
+                <w:u w:val="none"/>
+              </w:rPr>
+              <w:t>0</w:t>
+            </w:r>
+          </w:p>
+        </w:tc>
+      </w:tr>
+      <w:tr>
+        <w:trPr/>
+        <w:tc>
+          <w:tcPr>
+            <w:tcW w:w="1070" w:type="dxa"/>
+            <w:tcBorders>
+              <w:left w:val="single" w:sz="6" w:space="0" w:color="666666"/>
+              <w:bottom w:val="single" w:sz="6" w:space="0" w:color="666666"/>
+              <w:right w:val="single" w:sz="6" w:space="0" w:color="666666"/>
+            </w:tcBorders>
+          </w:tcPr>
+          <w:p>
+            <w:pPr>
+              <w:pStyle w:val="Tabelindhold"/>
+              <w:jc w:val="left"/>
+              <w:rPr>
+                <w:rFonts w:ascii="Liberation Sans" w:hAnsi="Liberation Sans"/>
+                <w:b w:val="false"/>
+                <w:b w:val="false"/>
+                <w:bCs w:val="false"/>
+                <w:i w:val="false"/>
+                <w:i w:val="false"/>
+                <w:iCs w:val="false"/>
+                <w:strike w:val="false"/>
+                <w:dstrike w:val="false"/>
+                <w:outline w:val="false"/>
+                <w:shadow w:val="false"/>
+                <w:color w:val="000000"/>
+                <w:sz w:val="24"/>
+                <w:szCs w:val="24"/>
+                <w:u w:val="none"/>
+              </w:rPr>
+            </w:pPr>
+            <w:r>
+              <w:rPr>
+                <w:rFonts w:ascii="Liberation Sans" w:hAnsi="Liberation Sans"/>
+                <w:b w:val="false"/>
+                <w:bCs w:val="false"/>
+                <w:i w:val="false"/>
+                <w:iCs w:val="false"/>
+                <w:strike w:val="false"/>
+                <w:dstrike w:val="false"/>
+                <w:outline w:val="false"/>
+                <w:shadow w:val="false"/>
+                <w:color w:val="000000"/>
+                <w:sz w:val="24"/>
+                <w:szCs w:val="24"/>
+                <w:u w:val="none"/>
+              </w:rPr>
+              <w:t>+4*8</w:t>
+            </w:r>
+          </w:p>
+        </w:tc>
+        <w:tc>
+          <w:tcPr>
+            <w:tcW w:w="1071" w:type="dxa"/>
+            <w:tcBorders>
+              <w:bottom w:val="single" w:sz="6" w:space="0" w:color="666666"/>
+              <w:right w:val="single" w:sz="6" w:space="0" w:color="666666"/>
+            </w:tcBorders>
+          </w:tcPr>
+          <w:p>
+            <w:pPr>
+              <w:pStyle w:val="Tabelindhold"/>
+              <w:jc w:val="left"/>
+              <w:rPr>
+                <w:rFonts w:ascii="Liberation Sans" w:hAnsi="Liberation Sans"/>
+                <w:b w:val="false"/>
+                <w:b w:val="false"/>
+                <w:bCs w:val="false"/>
+                <w:i w:val="false"/>
+                <w:i w:val="false"/>
+                <w:iCs w:val="false"/>
+                <w:strike w:val="false"/>
+                <w:dstrike w:val="false"/>
+                <w:outline w:val="false"/>
+                <w:shadow w:val="false"/>
+                <w:color w:val="C9211E"/>
+                <w:sz w:val="18"/>
+                <w:szCs w:val="18"/>
+                <w:u w:val="none"/>
+              </w:rPr>
+            </w:pPr>
+            <w:r>
+              <w:rPr>
+                <w:rFonts w:ascii="Liberation Sans" w:hAnsi="Liberation Sans"/>
+                <w:b w:val="false"/>
+                <w:bCs w:val="false"/>
+                <w:i w:val="false"/>
+                <w:iCs w:val="false"/>
+                <w:strike w:val="false"/>
+                <w:dstrike w:val="false"/>
+                <w:outline w:val="false"/>
+                <w:shadow w:val="false"/>
+                <w:color w:val="C9211E"/>
+                <w:sz w:val="18"/>
+                <w:szCs w:val="18"/>
+                <w:u w:val="none"/>
+              </w:rPr>
+              <w:t xml:space="preserve"> </w:t>
+            </w:r>
+            <w:r>
+              <w:rPr>
+                <w:rFonts w:ascii="Liberation Sans" w:hAnsi="Liberation Sans"/>
+                <w:b w:val="false"/>
+                <w:bCs w:val="false"/>
+                <w:i w:val="false"/>
+                <w:iCs w:val="false"/>
+                <w:strike w:val="false"/>
+                <w:dstrike w:val="false"/>
+                <w:outline w:val="false"/>
+                <w:shadow w:val="false"/>
+                <w:color w:val="C9211E"/>
+                <w:sz w:val="18"/>
+                <w:szCs w:val="18"/>
+                <w:u w:val="none"/>
+              </w:rPr>
+              <w:t xml:space="preserve">/ </w:t>
+            </w:r>
+            <w:r>
+              <w:rPr>
+                <w:rFonts w:ascii="Liberation Sans" w:hAnsi="Liberation Sans"/>
+                <w:b w:val="false"/>
+                <w:bCs w:val="false"/>
+                <w:i w:val="false"/>
+                <w:iCs w:val="false"/>
+                <w:strike w:val="false"/>
+                <w:dstrike w:val="false"/>
+                <w:outline w:val="false"/>
+                <w:shadow w:val="false"/>
+                <w:color w:val="C9211E"/>
+                <w:sz w:val="18"/>
+                <w:szCs w:val="18"/>
+                <w:u w:val="none"/>
+              </w:rPr>
+              <w:t>1236</w:t>
+            </w:r>
+          </w:p>
+        </w:tc>
+        <w:tc>
+          <w:tcPr>
+            <w:tcW w:w="1071" w:type="dxa"/>
+            <w:tcBorders>
+              <w:bottom w:val="single" w:sz="6" w:space="0" w:color="666666"/>
+              <w:right w:val="single" w:sz="6" w:space="0" w:color="666666"/>
+            </w:tcBorders>
+          </w:tcPr>
+          <w:p>
+            <w:pPr>
+              <w:pStyle w:val="Tabelindhold"/>
+              <w:jc w:val="left"/>
+              <w:rPr>
+                <w:rFonts w:ascii="Liberation Sans" w:hAnsi="Liberation Sans"/>
+                <w:b w:val="false"/>
+                <w:b w:val="false"/>
+                <w:bCs w:val="false"/>
+                <w:i w:val="false"/>
+                <w:i w:val="false"/>
+                <w:iCs w:val="false"/>
+                <w:strike w:val="false"/>
+                <w:dstrike w:val="false"/>
+                <w:outline w:val="false"/>
+                <w:shadow w:val="false"/>
+                <w:color w:val="C9211E"/>
+                <w:sz w:val="18"/>
+                <w:szCs w:val="18"/>
+                <w:u w:val="none"/>
+              </w:rPr>
+            </w:pPr>
+            <w:r>
+              <w:rPr>
+                <w:rFonts w:ascii="Liberation Sans" w:hAnsi="Liberation Sans"/>
+                <w:b w:val="false"/>
+                <w:bCs w:val="false"/>
+                <w:i w:val="false"/>
+                <w:iCs w:val="false"/>
+                <w:strike w:val="false"/>
+                <w:dstrike w:val="false"/>
+                <w:outline w:val="false"/>
+                <w:shadow w:val="false"/>
+                <w:color w:val="C9211E"/>
+                <w:sz w:val="18"/>
+                <w:szCs w:val="18"/>
+                <w:u w:val="none"/>
+              </w:rPr>
+              <w:t>/0</w:t>
+            </w:r>
+          </w:p>
+        </w:tc>
+        <w:tc>
+          <w:tcPr>
+            <w:tcW w:w="1071" w:type="dxa"/>
+            <w:tcBorders>
+              <w:bottom w:val="single" w:sz="6" w:space="0" w:color="666666"/>
+              <w:right w:val="single" w:sz="6" w:space="0" w:color="666666"/>
+            </w:tcBorders>
+          </w:tcPr>
+          <w:p>
+            <w:pPr>
+              <w:pStyle w:val="Tabelindhold"/>
+              <w:jc w:val="left"/>
+              <w:rPr>
+                <w:rFonts w:ascii="Liberation Sans" w:hAnsi="Liberation Sans"/>
+                <w:b w:val="false"/>
+                <w:b w:val="false"/>
+                <w:bCs w:val="false"/>
+                <w:i w:val="false"/>
+                <w:i w:val="false"/>
+                <w:iCs w:val="false"/>
+                <w:strike w:val="false"/>
+                <w:dstrike w:val="false"/>
+                <w:outline w:val="false"/>
+                <w:shadow w:val="false"/>
+                <w:color w:val="C9211E"/>
+                <w:sz w:val="18"/>
+                <w:szCs w:val="18"/>
+                <w:u w:val="none"/>
+              </w:rPr>
+            </w:pPr>
+            <w:r>
+              <w:rPr>
+                <w:rFonts w:ascii="Liberation Sans" w:hAnsi="Liberation Sans"/>
+                <w:b w:val="false"/>
+                <w:bCs w:val="false"/>
+                <w:i w:val="false"/>
+                <w:iCs w:val="false"/>
+                <w:strike w:val="false"/>
+                <w:dstrike w:val="false"/>
+                <w:outline w:val="false"/>
+                <w:shadow w:val="false"/>
+                <w:color w:val="C9211E"/>
+                <w:sz w:val="18"/>
+                <w:szCs w:val="18"/>
+                <w:u w:val="none"/>
+              </w:rPr>
+              <w:t>/0</w:t>
+            </w:r>
+          </w:p>
+        </w:tc>
+        <w:tc>
+          <w:tcPr>
+            <w:tcW w:w="1071" w:type="dxa"/>
+            <w:tcBorders>
+              <w:bottom w:val="single" w:sz="6" w:space="0" w:color="666666"/>
+              <w:right w:val="single" w:sz="6" w:space="0" w:color="666666"/>
+            </w:tcBorders>
+          </w:tcPr>
+          <w:p>
+            <w:pPr>
+              <w:pStyle w:val="Tabelindhold"/>
+              <w:jc w:val="left"/>
+              <w:rPr>
+                <w:rFonts w:ascii="Liberation Sans" w:hAnsi="Liberation Sans"/>
+                <w:b w:val="false"/>
+                <w:b w:val="false"/>
+                <w:bCs w:val="false"/>
+                <w:i w:val="false"/>
+                <w:i w:val="false"/>
+                <w:iCs w:val="false"/>
+                <w:strike w:val="false"/>
+                <w:dstrike w:val="false"/>
+                <w:outline w:val="false"/>
+                <w:shadow w:val="false"/>
+                <w:color w:val="C9211E"/>
+                <w:sz w:val="18"/>
+                <w:szCs w:val="18"/>
+                <w:u w:val="none"/>
+              </w:rPr>
+            </w:pPr>
+            <w:r>
+              <w:rPr>
+                <w:rFonts w:ascii="Liberation Sans" w:hAnsi="Liberation Sans"/>
+                <w:b w:val="false"/>
+                <w:bCs w:val="false"/>
+                <w:i w:val="false"/>
+                <w:iCs w:val="false"/>
+                <w:strike w:val="false"/>
+                <w:dstrike w:val="false"/>
+                <w:outline w:val="false"/>
+                <w:shadow w:val="false"/>
+                <w:color w:val="C9211E"/>
+                <w:sz w:val="18"/>
+                <w:szCs w:val="18"/>
+                <w:u w:val="none"/>
+              </w:rPr>
+              <w:t>/0</w:t>
+            </w:r>
+          </w:p>
+        </w:tc>
+        <w:tc>
+          <w:tcPr>
+            <w:tcW w:w="1071" w:type="dxa"/>
+            <w:tcBorders>
+              <w:bottom w:val="single" w:sz="6" w:space="0" w:color="666666"/>
+              <w:right w:val="single" w:sz="6" w:space="0" w:color="666666"/>
+            </w:tcBorders>
+          </w:tcPr>
+          <w:p>
+            <w:pPr>
+              <w:pStyle w:val="Tabelindhold"/>
+              <w:jc w:val="left"/>
+              <w:rPr>
+                <w:rFonts w:ascii="Liberation Sans" w:hAnsi="Liberation Sans"/>
+                <w:b w:val="false"/>
+                <w:b w:val="false"/>
+                <w:bCs w:val="false"/>
+                <w:i w:val="false"/>
+                <w:i w:val="false"/>
+                <w:iCs w:val="false"/>
+                <w:strike w:val="false"/>
+                <w:dstrike w:val="false"/>
+                <w:outline w:val="false"/>
+                <w:shadow w:val="false"/>
+                <w:color w:val="C9211E"/>
+                <w:sz w:val="18"/>
+                <w:szCs w:val="18"/>
+                <w:u w:val="none"/>
+              </w:rPr>
+            </w:pPr>
+            <w:r>
+              <w:rPr>
+                <w:rFonts w:ascii="Liberation Sans" w:hAnsi="Liberation Sans"/>
+                <w:b w:val="false"/>
+                <w:bCs w:val="false"/>
+                <w:i w:val="false"/>
+                <w:iCs w:val="false"/>
+                <w:strike w:val="false"/>
+                <w:dstrike w:val="false"/>
+                <w:outline w:val="false"/>
+                <w:shadow w:val="false"/>
+                <w:color w:val="C9211E"/>
+                <w:sz w:val="18"/>
+                <w:szCs w:val="18"/>
+                <w:u w:val="none"/>
+              </w:rPr>
+              <w:t>/0</w:t>
+            </w:r>
+          </w:p>
+        </w:tc>
+        <w:tc>
+          <w:tcPr>
+            <w:tcW w:w="1071" w:type="dxa"/>
+            <w:tcBorders>
+              <w:bottom w:val="single" w:sz="6" w:space="0" w:color="666666"/>
+              <w:right w:val="single" w:sz="6" w:space="0" w:color="666666"/>
+            </w:tcBorders>
+          </w:tcPr>
+          <w:p>
+            <w:pPr>
+              <w:pStyle w:val="Tabelindhold"/>
+              <w:jc w:val="left"/>
+              <w:rPr>
+                <w:rFonts w:ascii="Liberation Sans" w:hAnsi="Liberation Sans"/>
+                <w:b w:val="false"/>
+                <w:b w:val="false"/>
+                <w:bCs w:val="false"/>
+                <w:i w:val="false"/>
+                <w:i w:val="false"/>
+                <w:iCs w:val="false"/>
+                <w:strike w:val="false"/>
+                <w:dstrike w:val="false"/>
+                <w:outline w:val="false"/>
+                <w:shadow w:val="false"/>
+                <w:color w:val="C9211E"/>
+                <w:sz w:val="18"/>
+                <w:szCs w:val="18"/>
+                <w:u w:val="none"/>
+              </w:rPr>
+            </w:pPr>
+            <w:r>
+              <w:rPr>
+                <w:rFonts w:ascii="Liberation Sans" w:hAnsi="Liberation Sans"/>
+                <w:b w:val="false"/>
+                <w:bCs w:val="false"/>
+                <w:i w:val="false"/>
+                <w:iCs w:val="false"/>
+                <w:strike w:val="false"/>
+                <w:dstrike w:val="false"/>
+                <w:outline w:val="false"/>
+                <w:shadow w:val="false"/>
+                <w:color w:val="C9211E"/>
+                <w:sz w:val="18"/>
+                <w:szCs w:val="18"/>
+                <w:u w:val="none"/>
+              </w:rPr>
+              <w:t>/0</w:t>
+            </w:r>
+          </w:p>
+        </w:tc>
+        <w:tc>
+          <w:tcPr>
+            <w:tcW w:w="1071" w:type="dxa"/>
+            <w:tcBorders>
+              <w:bottom w:val="single" w:sz="6" w:space="0" w:color="666666"/>
+              <w:right w:val="single" w:sz="6" w:space="0" w:color="666666"/>
+            </w:tcBorders>
+          </w:tcPr>
+          <w:p>
+            <w:pPr>
+              <w:pStyle w:val="Tabelindhold"/>
+              <w:jc w:val="left"/>
+              <w:rPr>
+                <w:rFonts w:ascii="Liberation Sans" w:hAnsi="Liberation Sans"/>
+                <w:b w:val="false"/>
+                <w:b w:val="false"/>
+                <w:bCs w:val="false"/>
+                <w:i w:val="false"/>
+                <w:i w:val="false"/>
+                <w:iCs w:val="false"/>
+                <w:strike w:val="false"/>
+                <w:dstrike w:val="false"/>
+                <w:outline w:val="false"/>
+                <w:shadow w:val="false"/>
+                <w:color w:val="C9211E"/>
+                <w:sz w:val="18"/>
+                <w:szCs w:val="18"/>
+                <w:u w:val="none"/>
+              </w:rPr>
+            </w:pPr>
+            <w:r>
+              <w:rPr>
+                <w:rFonts w:ascii="Liberation Sans" w:hAnsi="Liberation Sans"/>
+                <w:b w:val="false"/>
+                <w:bCs w:val="false"/>
+                <w:i w:val="false"/>
+                <w:iCs w:val="false"/>
+                <w:strike w:val="false"/>
+                <w:dstrike w:val="false"/>
+                <w:outline w:val="false"/>
+                <w:shadow w:val="false"/>
+                <w:color w:val="C9211E"/>
+                <w:sz w:val="18"/>
+                <w:szCs w:val="18"/>
+                <w:u w:val="none"/>
+              </w:rPr>
+              <w:t>/0</w:t>
+            </w:r>
+          </w:p>
+        </w:tc>
+        <w:tc>
+          <w:tcPr>
+            <w:tcW w:w="1071" w:type="dxa"/>
+            <w:tcBorders>
+              <w:left w:val="single" w:sz="6" w:space="0" w:color="666666"/>
+              <w:bottom w:val="single" w:sz="6" w:space="0" w:color="666666"/>
+              <w:right w:val="single" w:sz="6" w:space="0" w:color="666666"/>
+            </w:tcBorders>
+          </w:tcPr>
+          <w:p>
+            <w:pPr>
+              <w:pStyle w:val="Tabelindhold"/>
+              <w:jc w:val="left"/>
+              <w:rPr>
+                <w:rFonts w:ascii="Liberation Sans" w:hAnsi="Liberation Sans"/>
+                <w:b w:val="false"/>
+                <w:b w:val="false"/>
+                <w:bCs w:val="false"/>
+                <w:i w:val="false"/>
+                <w:i w:val="false"/>
+                <w:iCs w:val="false"/>
+                <w:strike w:val="false"/>
+                <w:dstrike w:val="false"/>
+                <w:outline w:val="false"/>
+                <w:shadow w:val="false"/>
+                <w:color w:val="C9211E"/>
+                <w:sz w:val="18"/>
+                <w:szCs w:val="18"/>
+                <w:u w:val="none"/>
+              </w:rPr>
+            </w:pPr>
+            <w:r>
+              <w:rPr>
+                <w:rFonts w:ascii="Liberation Sans" w:hAnsi="Liberation Sans"/>
+                <w:b w:val="false"/>
+                <w:bCs w:val="false"/>
+                <w:i w:val="false"/>
+                <w:iCs w:val="false"/>
+                <w:strike w:val="false"/>
+                <w:dstrike w:val="false"/>
+                <w:outline w:val="false"/>
+                <w:shadow w:val="false"/>
+                <w:color w:val="C9211E"/>
+                <w:sz w:val="18"/>
+                <w:szCs w:val="18"/>
+                <w:u w:val="none"/>
+              </w:rPr>
+              <w:t>/0</w:t>
+            </w:r>
+          </w:p>
+        </w:tc>
+      </w:tr>
+      <w:tr>
+        <w:trPr/>
+        <w:tc>
+          <w:tcPr>
+            <w:tcW w:w="1070" w:type="dxa"/>
+            <w:tcBorders>
+              <w:left w:val="single" w:sz="6" w:space="0" w:color="666666"/>
+              <w:bottom w:val="single" w:sz="6" w:space="0" w:color="666666"/>
+              <w:right w:val="single" w:sz="6" w:space="0" w:color="666666"/>
+            </w:tcBorders>
+            <w:shd w:fill="EEEEEE" w:val="clear"/>
+          </w:tcPr>
+          <w:p>
+            <w:pPr>
+              <w:pStyle w:val="Tabelindhold"/>
+              <w:jc w:val="left"/>
+              <w:rPr>
+                <w:rFonts w:ascii="Liberation Sans" w:hAnsi="Liberation Sans"/>
+                <w:b w:val="false"/>
+                <w:b w:val="false"/>
+                <w:bCs w:val="false"/>
+                <w:i w:val="false"/>
+                <w:i w:val="false"/>
+                <w:iCs w:val="false"/>
+                <w:strike w:val="false"/>
+                <w:dstrike w:val="false"/>
+                <w:outline w:val="false"/>
+                <w:shadow w:val="false"/>
+                <w:color w:val="000000"/>
+                <w:sz w:val="24"/>
+                <w:szCs w:val="24"/>
+                <w:u w:val="none"/>
+              </w:rPr>
+            </w:pPr>
+            <w:r>
+              <w:rPr>
+                <w:rFonts w:ascii="Liberation Sans" w:hAnsi="Liberation Sans"/>
+                <w:b w:val="false"/>
+                <w:bCs w:val="false"/>
+                <w:i w:val="false"/>
+                <w:iCs w:val="false"/>
+                <w:strike w:val="false"/>
+                <w:dstrike w:val="false"/>
+                <w:outline w:val="false"/>
+                <w:shadow w:val="false"/>
+                <w:color w:val="000000"/>
+                <w:sz w:val="24"/>
+                <w:szCs w:val="24"/>
+                <w:u w:val="none"/>
+              </w:rPr>
+              <w:t>+5*8</w:t>
+            </w:r>
+          </w:p>
+        </w:tc>
+        <w:tc>
+          <w:tcPr>
+            <w:tcW w:w="1071" w:type="dxa"/>
+            <w:tcBorders>
+              <w:bottom w:val="single" w:sz="6" w:space="0" w:color="666666"/>
+              <w:right w:val="single" w:sz="6" w:space="0" w:color="666666"/>
+            </w:tcBorders>
+            <w:shd w:fill="EEEEEE" w:val="clear"/>
+          </w:tcPr>
+          <w:p>
+            <w:pPr>
+              <w:pStyle w:val="Tabelindhold"/>
+              <w:jc w:val="left"/>
+              <w:rPr>
+                <w:rFonts w:ascii="Liberation Sans" w:hAnsi="Liberation Sans"/>
+                <w:b w:val="false"/>
+                <w:b w:val="false"/>
+                <w:bCs w:val="false"/>
+                <w:i w:val="false"/>
+                <w:i w:val="false"/>
+                <w:iCs w:val="false"/>
+                <w:strike w:val="false"/>
+                <w:dstrike w:val="false"/>
+                <w:outline w:val="false"/>
+                <w:shadow w:val="false"/>
+                <w:color w:val="C9211E"/>
+                <w:sz w:val="18"/>
+                <w:szCs w:val="18"/>
+                <w:u w:val="none"/>
+              </w:rPr>
+            </w:pPr>
+            <w:r>
+              <w:rPr>
+                <w:rFonts w:ascii="Liberation Sans" w:hAnsi="Liberation Sans"/>
+                <w:b w:val="false"/>
+                <w:bCs w:val="false"/>
+                <w:i w:val="false"/>
+                <w:iCs w:val="false"/>
+                <w:strike w:val="false"/>
+                <w:dstrike w:val="false"/>
+                <w:outline w:val="false"/>
+                <w:shadow w:val="false"/>
+                <w:color w:val="C9211E"/>
+                <w:sz w:val="18"/>
+                <w:szCs w:val="18"/>
+                <w:u w:val="none"/>
+              </w:rPr>
+              <w:t xml:space="preserve">/ </w:t>
+            </w:r>
+            <w:r>
+              <w:rPr>
+                <w:rFonts w:ascii="Liberation Sans" w:hAnsi="Liberation Sans"/>
+                <w:b w:val="false"/>
+                <w:bCs w:val="false"/>
+                <w:i w:val="false"/>
+                <w:iCs w:val="false"/>
+                <w:strike w:val="false"/>
+                <w:dstrike w:val="false"/>
+                <w:outline w:val="false"/>
+                <w:shadow w:val="false"/>
+                <w:color w:val="C9211E"/>
+                <w:sz w:val="18"/>
+                <w:szCs w:val="18"/>
+                <w:u w:val="none"/>
+              </w:rPr>
+              <w:t>1256</w:t>
+            </w:r>
+          </w:p>
+        </w:tc>
+        <w:tc>
+          <w:tcPr>
+            <w:tcW w:w="1071" w:type="dxa"/>
+            <w:tcBorders>
+              <w:bottom w:val="single" w:sz="6" w:space="0" w:color="666666"/>
+              <w:right w:val="single" w:sz="6" w:space="0" w:color="666666"/>
+            </w:tcBorders>
+            <w:shd w:fill="EEEEEE" w:val="clear"/>
+          </w:tcPr>
+          <w:p>
+            <w:pPr>
+              <w:pStyle w:val="Tabelindhold"/>
+              <w:jc w:val="left"/>
+              <w:rPr>
+                <w:rFonts w:ascii="Liberation Sans" w:hAnsi="Liberation Sans"/>
+                <w:b w:val="false"/>
+                <w:b w:val="false"/>
+                <w:bCs w:val="false"/>
+                <w:i w:val="false"/>
+                <w:i w:val="false"/>
+                <w:iCs w:val="false"/>
+                <w:strike w:val="false"/>
+                <w:dstrike w:val="false"/>
+                <w:outline w:val="false"/>
+                <w:shadow w:val="false"/>
+                <w:color w:val="C9211E"/>
+                <w:sz w:val="18"/>
+                <w:szCs w:val="18"/>
+                <w:u w:val="none"/>
+              </w:rPr>
+            </w:pPr>
+            <w:r>
+              <w:rPr>
+                <w:rFonts w:ascii="Liberation Sans" w:hAnsi="Liberation Sans"/>
+                <w:b w:val="false"/>
+                <w:bCs w:val="false"/>
+                <w:i w:val="false"/>
+                <w:iCs w:val="false"/>
+                <w:strike w:val="false"/>
+                <w:dstrike w:val="false"/>
+                <w:outline w:val="false"/>
+                <w:shadow w:val="false"/>
+                <w:color w:val="C9211E"/>
+                <w:sz w:val="18"/>
+                <w:szCs w:val="18"/>
+                <w:u w:val="none"/>
+              </w:rPr>
+              <w:t>5</w:t>
+            </w:r>
+          </w:p>
+        </w:tc>
+        <w:tc>
+          <w:tcPr>
+            <w:tcW w:w="1071" w:type="dxa"/>
+            <w:tcBorders>
+              <w:bottom w:val="single" w:sz="6" w:space="0" w:color="666666"/>
+              <w:right w:val="single" w:sz="6" w:space="0" w:color="666666"/>
+            </w:tcBorders>
+            <w:shd w:fill="EEEEEE" w:val="clear"/>
+          </w:tcPr>
+          <w:p>
+            <w:pPr>
+              <w:pStyle w:val="Tabelindhold"/>
+              <w:jc w:val="left"/>
+              <w:rPr>
+                <w:rFonts w:ascii="Liberation Sans" w:hAnsi="Liberation Sans"/>
+                <w:b w:val="false"/>
+                <w:b w:val="false"/>
+                <w:bCs w:val="false"/>
+                <w:i w:val="false"/>
+                <w:i w:val="false"/>
+                <w:iCs w:val="false"/>
+                <w:strike w:val="false"/>
+                <w:dstrike w:val="false"/>
+                <w:outline w:val="false"/>
+                <w:shadow w:val="false"/>
+                <w:color w:val="C9211E"/>
+                <w:sz w:val="18"/>
+                <w:szCs w:val="18"/>
+                <w:u w:val="none"/>
+              </w:rPr>
+            </w:pPr>
+            <w:r>
+              <w:rPr>
+                <w:rFonts w:ascii="Liberation Sans" w:hAnsi="Liberation Sans"/>
+                <w:b w:val="false"/>
+                <w:bCs w:val="false"/>
+                <w:i w:val="false"/>
+                <w:iCs w:val="false"/>
+                <w:strike w:val="false"/>
+                <w:dstrike w:val="false"/>
+                <w:outline w:val="false"/>
+                <w:shadow w:val="false"/>
+                <w:color w:val="C9211E"/>
+                <w:sz w:val="18"/>
+                <w:szCs w:val="18"/>
+                <w:u w:val="none"/>
+              </w:rPr>
+              <w:t>/0</w:t>
+            </w:r>
+          </w:p>
+        </w:tc>
+        <w:tc>
+          <w:tcPr>
+            <w:tcW w:w="1071" w:type="dxa"/>
+            <w:tcBorders>
+              <w:bottom w:val="single" w:sz="6" w:space="0" w:color="666666"/>
+              <w:right w:val="single" w:sz="6" w:space="0" w:color="666666"/>
+            </w:tcBorders>
+            <w:shd w:fill="EEEEEE" w:val="clear"/>
+          </w:tcPr>
+          <w:p>
+            <w:pPr>
+              <w:pStyle w:val="Tabelindhold"/>
+              <w:jc w:val="left"/>
+              <w:rPr>
+                <w:rFonts w:ascii="Liberation Sans" w:hAnsi="Liberation Sans"/>
+                <w:b w:val="false"/>
+                <w:b w:val="false"/>
+                <w:bCs w:val="false"/>
+                <w:i w:val="false"/>
+                <w:i w:val="false"/>
+                <w:iCs w:val="false"/>
+                <w:strike w:val="false"/>
+                <w:dstrike w:val="false"/>
+                <w:outline w:val="false"/>
+                <w:shadow w:val="false"/>
+                <w:color w:val="C9211E"/>
+                <w:sz w:val="18"/>
+                <w:szCs w:val="18"/>
+                <w:u w:val="none"/>
+              </w:rPr>
+            </w:pPr>
+            <w:r>
+              <w:rPr>
+                <w:rFonts w:ascii="Liberation Sans" w:hAnsi="Liberation Sans"/>
+                <w:b w:val="false"/>
+                <w:bCs w:val="false"/>
+                <w:i w:val="false"/>
+                <w:iCs w:val="false"/>
+                <w:strike w:val="false"/>
+                <w:dstrike w:val="false"/>
+                <w:outline w:val="false"/>
+                <w:shadow w:val="false"/>
+                <w:color w:val="C9211E"/>
+                <w:sz w:val="18"/>
+                <w:szCs w:val="18"/>
+                <w:u w:val="none"/>
+              </w:rPr>
+              <w:t>/0</w:t>
+            </w:r>
+          </w:p>
+        </w:tc>
+        <w:tc>
+          <w:tcPr>
+            <w:tcW w:w="1071" w:type="dxa"/>
+            <w:tcBorders>
+              <w:bottom w:val="single" w:sz="6" w:space="0" w:color="666666"/>
+              <w:right w:val="single" w:sz="6" w:space="0" w:color="666666"/>
+            </w:tcBorders>
+            <w:shd w:fill="EEEEEE" w:val="clear"/>
+          </w:tcPr>
+          <w:p>
+            <w:pPr>
+              <w:pStyle w:val="Tabelindhold"/>
+              <w:jc w:val="left"/>
+              <w:rPr>
+                <w:rFonts w:ascii="Liberation Sans" w:hAnsi="Liberation Sans"/>
+                <w:b w:val="false"/>
+                <w:b w:val="false"/>
+                <w:bCs w:val="false"/>
+                <w:i w:val="false"/>
+                <w:i w:val="false"/>
+                <w:iCs w:val="false"/>
+                <w:strike w:val="false"/>
+                <w:dstrike w:val="false"/>
+                <w:outline w:val="false"/>
+                <w:shadow w:val="false"/>
+                <w:color w:val="C9211E"/>
+                <w:sz w:val="18"/>
+                <w:szCs w:val="18"/>
+                <w:u w:val="none"/>
+              </w:rPr>
+            </w:pPr>
+            <w:r>
+              <w:rPr>
+                <w:rFonts w:ascii="Liberation Sans" w:hAnsi="Liberation Sans"/>
+                <w:b w:val="false"/>
+                <w:bCs w:val="false"/>
+                <w:i w:val="false"/>
+                <w:iCs w:val="false"/>
+                <w:strike w:val="false"/>
+                <w:dstrike w:val="false"/>
+                <w:outline w:val="false"/>
+                <w:shadow w:val="false"/>
+                <w:color w:val="C9211E"/>
+                <w:sz w:val="18"/>
+                <w:szCs w:val="18"/>
+                <w:u w:val="none"/>
+              </w:rPr>
+              <w:t>/0</w:t>
+            </w:r>
+          </w:p>
+        </w:tc>
+        <w:tc>
+          <w:tcPr>
+            <w:tcW w:w="1071" w:type="dxa"/>
+            <w:tcBorders>
+              <w:bottom w:val="single" w:sz="6" w:space="0" w:color="666666"/>
+              <w:right w:val="single" w:sz="6" w:space="0" w:color="666666"/>
+            </w:tcBorders>
+            <w:shd w:fill="EEEEEE" w:val="clear"/>
+          </w:tcPr>
+          <w:p>
+            <w:pPr>
+              <w:pStyle w:val="Tabelindhold"/>
+              <w:jc w:val="left"/>
+              <w:rPr>
+                <w:rFonts w:ascii="Liberation Sans" w:hAnsi="Liberation Sans"/>
+                <w:b w:val="false"/>
+                <w:b w:val="false"/>
+                <w:bCs w:val="false"/>
+                <w:i w:val="false"/>
+                <w:i w:val="false"/>
+                <w:iCs w:val="false"/>
+                <w:strike w:val="false"/>
+                <w:dstrike w:val="false"/>
+                <w:outline w:val="false"/>
+                <w:shadow w:val="false"/>
+                <w:color w:val="C9211E"/>
+                <w:sz w:val="18"/>
+                <w:szCs w:val="18"/>
+                <w:u w:val="none"/>
+              </w:rPr>
+            </w:pPr>
+            <w:r>
+              <w:rPr>
+                <w:rFonts w:ascii="Liberation Sans" w:hAnsi="Liberation Sans"/>
+                <w:b w:val="false"/>
+                <w:bCs w:val="false"/>
+                <w:i w:val="false"/>
+                <w:iCs w:val="false"/>
+                <w:strike w:val="false"/>
+                <w:dstrike w:val="false"/>
+                <w:outline w:val="false"/>
+                <w:shadow w:val="false"/>
+                <w:color w:val="C9211E"/>
+                <w:sz w:val="18"/>
+                <w:szCs w:val="18"/>
+                <w:u w:val="none"/>
+              </w:rPr>
+              <w:t>/0</w:t>
+            </w:r>
+          </w:p>
+        </w:tc>
+        <w:tc>
+          <w:tcPr>
+            <w:tcW w:w="1071" w:type="dxa"/>
+            <w:tcBorders>
+              <w:bottom w:val="single" w:sz="6" w:space="0" w:color="666666"/>
+              <w:right w:val="single" w:sz="6" w:space="0" w:color="666666"/>
+            </w:tcBorders>
+            <w:shd w:fill="EEEEEE" w:val="clear"/>
+          </w:tcPr>
+          <w:p>
+            <w:pPr>
+              <w:pStyle w:val="Tabelindhold"/>
+              <w:jc w:val="left"/>
+              <w:rPr>
+                <w:rFonts w:ascii="Liberation Sans" w:hAnsi="Liberation Sans"/>
+                <w:b w:val="false"/>
+                <w:b w:val="false"/>
+                <w:bCs w:val="false"/>
+                <w:i w:val="false"/>
+                <w:i w:val="false"/>
+                <w:iCs w:val="false"/>
+                <w:strike w:val="false"/>
+                <w:dstrike w:val="false"/>
+                <w:outline w:val="false"/>
+                <w:shadow w:val="false"/>
+                <w:color w:val="C9211E"/>
+                <w:sz w:val="18"/>
+                <w:szCs w:val="18"/>
+                <w:u w:val="none"/>
+              </w:rPr>
+            </w:pPr>
+            <w:r>
+              <w:rPr>
+                <w:rFonts w:ascii="Liberation Sans" w:hAnsi="Liberation Sans"/>
+                <w:b w:val="false"/>
+                <w:bCs w:val="false"/>
+                <w:i w:val="false"/>
+                <w:iCs w:val="false"/>
+                <w:strike w:val="false"/>
+                <w:dstrike w:val="false"/>
+                <w:outline w:val="false"/>
+                <w:shadow w:val="false"/>
+                <w:color w:val="C9211E"/>
+                <w:sz w:val="18"/>
+                <w:szCs w:val="18"/>
+                <w:u w:val="none"/>
+              </w:rPr>
+              <w:t>/0</w:t>
+            </w:r>
+          </w:p>
+        </w:tc>
+        <w:tc>
+          <w:tcPr>
+            <w:tcW w:w="1071" w:type="dxa"/>
+            <w:tcBorders>
+              <w:left w:val="single" w:sz="6" w:space="0" w:color="666666"/>
+              <w:bottom w:val="single" w:sz="6" w:space="0" w:color="666666"/>
+              <w:right w:val="single" w:sz="6" w:space="0" w:color="666666"/>
+            </w:tcBorders>
+            <w:shd w:fill="EEEEEE" w:val="clear"/>
+          </w:tcPr>
+          <w:p>
+            <w:pPr>
+              <w:pStyle w:val="Tabelindhold"/>
+              <w:jc w:val="left"/>
+              <w:rPr>
+                <w:rFonts w:ascii="Liberation Sans" w:hAnsi="Liberation Sans"/>
+                <w:b w:val="false"/>
+                <w:b w:val="false"/>
+                <w:bCs w:val="false"/>
+                <w:i w:val="false"/>
+                <w:i w:val="false"/>
+                <w:iCs w:val="false"/>
+                <w:strike w:val="false"/>
+                <w:dstrike w:val="false"/>
+                <w:outline w:val="false"/>
+                <w:shadow w:val="false"/>
+                <w:color w:val="C9211E"/>
+                <w:sz w:val="18"/>
+                <w:szCs w:val="18"/>
+                <w:u w:val="none"/>
+              </w:rPr>
+            </w:pPr>
+            <w:r>
+              <w:rPr>
+                <w:rFonts w:ascii="Liberation Sans" w:hAnsi="Liberation Sans"/>
+                <w:b w:val="false"/>
+                <w:bCs w:val="false"/>
+                <w:i w:val="false"/>
+                <w:iCs w:val="false"/>
+                <w:strike w:val="false"/>
+                <w:dstrike w:val="false"/>
+                <w:outline w:val="false"/>
+                <w:shadow w:val="false"/>
+                <w:color w:val="C9211E"/>
+                <w:sz w:val="18"/>
+                <w:szCs w:val="18"/>
+                <w:u w:val="none"/>
+              </w:rPr>
+              <w:t>/0</w:t>
+            </w:r>
+          </w:p>
+        </w:tc>
+      </w:tr>
+      <w:tr>
+        <w:trPr/>
+        <w:tc>
+          <w:tcPr>
+            <w:tcW w:w="1070" w:type="dxa"/>
+            <w:tcBorders>
+              <w:left w:val="single" w:sz="6" w:space="0" w:color="666666"/>
+              <w:bottom w:val="single" w:sz="6" w:space="0" w:color="666666"/>
+              <w:right w:val="single" w:sz="6" w:space="0" w:color="666666"/>
+            </w:tcBorders>
+          </w:tcPr>
+          <w:p>
+            <w:pPr>
+              <w:pStyle w:val="Tabelindhold"/>
+              <w:jc w:val="left"/>
+              <w:rPr>
+                <w:rFonts w:ascii="Liberation Sans" w:hAnsi="Liberation Sans"/>
+                <w:b w:val="false"/>
+                <w:b w:val="false"/>
+                <w:bCs w:val="false"/>
+                <w:i w:val="false"/>
+                <w:i w:val="false"/>
+                <w:iCs w:val="false"/>
+                <w:strike w:val="false"/>
+                <w:dstrike w:val="false"/>
+                <w:outline w:val="false"/>
+                <w:shadow w:val="false"/>
+                <w:color w:val="000000"/>
+                <w:sz w:val="24"/>
+                <w:szCs w:val="24"/>
+                <w:u w:val="none"/>
+              </w:rPr>
+            </w:pPr>
+            <w:r>
+              <w:rPr>
+                <w:rFonts w:ascii="Liberation Sans" w:hAnsi="Liberation Sans"/>
+                <w:b w:val="false"/>
+                <w:bCs w:val="false"/>
+                <w:i w:val="false"/>
+                <w:iCs w:val="false"/>
+                <w:strike w:val="false"/>
+                <w:dstrike w:val="false"/>
+                <w:outline w:val="false"/>
+                <w:shadow w:val="false"/>
+                <w:color w:val="000000"/>
+                <w:sz w:val="24"/>
+                <w:szCs w:val="24"/>
+                <w:u w:val="none"/>
+              </w:rPr>
+              <w:t>+6*8</w:t>
+            </w:r>
+          </w:p>
+        </w:tc>
+        <w:tc>
+          <w:tcPr>
+            <w:tcW w:w="1071" w:type="dxa"/>
+            <w:tcBorders>
+              <w:bottom w:val="single" w:sz="6" w:space="0" w:color="666666"/>
+              <w:right w:val="single" w:sz="6" w:space="0" w:color="666666"/>
+            </w:tcBorders>
+          </w:tcPr>
+          <w:p>
+            <w:pPr>
+              <w:pStyle w:val="Tabelindhold"/>
+              <w:jc w:val="left"/>
+              <w:rPr>
+                <w:rFonts w:ascii="Liberation Sans" w:hAnsi="Liberation Sans"/>
+                <w:b w:val="false"/>
+                <w:b w:val="false"/>
+                <w:bCs w:val="false"/>
+                <w:i w:val="false"/>
+                <w:i w:val="false"/>
+                <w:iCs w:val="false"/>
+                <w:strike w:val="false"/>
+                <w:dstrike w:val="false"/>
+                <w:outline w:val="false"/>
+                <w:shadow w:val="false"/>
+                <w:color w:val="C9211E"/>
+                <w:sz w:val="18"/>
+                <w:szCs w:val="18"/>
+                <w:u w:val="none"/>
+              </w:rPr>
+            </w:pPr>
+            <w:r>
+              <w:rPr>
+                <w:rFonts w:ascii="Liberation Sans" w:hAnsi="Liberation Sans"/>
+                <w:b w:val="false"/>
+                <w:bCs w:val="false"/>
+                <w:i w:val="false"/>
+                <w:iCs w:val="false"/>
+                <w:strike w:val="false"/>
+                <w:dstrike w:val="false"/>
+                <w:outline w:val="false"/>
+                <w:shadow w:val="false"/>
+                <w:color w:val="C9211E"/>
+                <w:sz w:val="18"/>
+                <w:szCs w:val="18"/>
+                <w:u w:val="none"/>
+              </w:rPr>
+              <w:t>/</w:t>
+            </w:r>
+            <w:r>
+              <w:rPr>
+                <w:rFonts w:ascii="Liberation Sans" w:hAnsi="Liberation Sans"/>
+                <w:b w:val="false"/>
+                <w:bCs w:val="false"/>
+                <w:i w:val="false"/>
+                <w:iCs w:val="false"/>
+                <w:strike w:val="false"/>
+                <w:dstrike w:val="false"/>
+                <w:outline w:val="false"/>
+                <w:shadow w:val="false"/>
+                <w:color w:val="C9211E"/>
+                <w:sz w:val="18"/>
+                <w:szCs w:val="18"/>
+                <w:u w:val="none"/>
+              </w:rPr>
+              <w:t>0</w:t>
+            </w:r>
+          </w:p>
+        </w:tc>
+        <w:tc>
+          <w:tcPr>
+            <w:tcW w:w="1071" w:type="dxa"/>
+            <w:tcBorders>
+              <w:bottom w:val="single" w:sz="6" w:space="0" w:color="666666"/>
+              <w:right w:val="single" w:sz="6" w:space="0" w:color="666666"/>
+            </w:tcBorders>
+          </w:tcPr>
+          <w:p>
+            <w:pPr>
+              <w:pStyle w:val="Tabelindhold"/>
+              <w:jc w:val="left"/>
+              <w:rPr>
+                <w:rFonts w:ascii="Liberation Sans" w:hAnsi="Liberation Sans"/>
+                <w:b w:val="false"/>
+                <w:b w:val="false"/>
+                <w:bCs w:val="false"/>
+                <w:i w:val="false"/>
+                <w:i w:val="false"/>
+                <w:iCs w:val="false"/>
+                <w:strike w:val="false"/>
+                <w:dstrike w:val="false"/>
+                <w:outline w:val="false"/>
+                <w:shadow w:val="false"/>
+                <w:color w:val="C9211E"/>
+                <w:sz w:val="18"/>
+                <w:szCs w:val="18"/>
+                <w:u w:val="none"/>
+              </w:rPr>
+            </w:pPr>
+            <w:r>
+              <w:rPr>
+                <w:rFonts w:ascii="Liberation Sans" w:hAnsi="Liberation Sans"/>
+                <w:b w:val="false"/>
+                <w:bCs w:val="false"/>
+                <w:i w:val="false"/>
+                <w:iCs w:val="false"/>
+                <w:strike w:val="false"/>
+                <w:dstrike w:val="false"/>
+                <w:outline w:val="false"/>
+                <w:shadow w:val="false"/>
+                <w:color w:val="C9211E"/>
+                <w:sz w:val="18"/>
+                <w:szCs w:val="18"/>
+                <w:u w:val="none"/>
+              </w:rPr>
+              <w:t>/0</w:t>
+            </w:r>
+          </w:p>
+        </w:tc>
+        <w:tc>
+          <w:tcPr>
+            <w:tcW w:w="1071" w:type="dxa"/>
+            <w:tcBorders>
+              <w:bottom w:val="single" w:sz="6" w:space="0" w:color="666666"/>
+              <w:right w:val="single" w:sz="6" w:space="0" w:color="666666"/>
+            </w:tcBorders>
+          </w:tcPr>
+          <w:p>
+            <w:pPr>
+              <w:pStyle w:val="Tabelindhold"/>
+              <w:jc w:val="left"/>
+              <w:rPr>
+                <w:rFonts w:ascii="Liberation Sans" w:hAnsi="Liberation Sans"/>
+                <w:b w:val="false"/>
+                <w:b w:val="false"/>
+                <w:bCs w:val="false"/>
+                <w:i w:val="false"/>
+                <w:i w:val="false"/>
+                <w:iCs w:val="false"/>
+                <w:strike w:val="false"/>
+                <w:dstrike w:val="false"/>
+                <w:outline w:val="false"/>
+                <w:shadow w:val="false"/>
+                <w:color w:val="C9211E"/>
+                <w:sz w:val="18"/>
+                <w:szCs w:val="18"/>
+                <w:u w:val="none"/>
+              </w:rPr>
+            </w:pPr>
+            <w:r>
+              <w:rPr>
+                <w:rFonts w:ascii="Liberation Sans" w:hAnsi="Liberation Sans"/>
+                <w:b w:val="false"/>
+                <w:bCs w:val="false"/>
+                <w:i w:val="false"/>
+                <w:iCs w:val="false"/>
+                <w:strike w:val="false"/>
+                <w:dstrike w:val="false"/>
+                <w:outline w:val="false"/>
+                <w:shadow w:val="false"/>
+                <w:color w:val="C9211E"/>
+                <w:sz w:val="18"/>
+                <w:szCs w:val="18"/>
+                <w:u w:val="none"/>
+              </w:rPr>
+              <w:t>/0</w:t>
+            </w:r>
+          </w:p>
+        </w:tc>
+        <w:tc>
+          <w:tcPr>
+            <w:tcW w:w="1071" w:type="dxa"/>
+            <w:tcBorders>
+              <w:bottom w:val="single" w:sz="6" w:space="0" w:color="666666"/>
+              <w:right w:val="single" w:sz="6" w:space="0" w:color="666666"/>
+            </w:tcBorders>
+          </w:tcPr>
+          <w:p>
+            <w:pPr>
+              <w:pStyle w:val="Tabelindhold"/>
+              <w:jc w:val="left"/>
+              <w:rPr>
+                <w:rFonts w:ascii="Liberation Sans" w:hAnsi="Liberation Sans"/>
+                <w:b w:val="false"/>
+                <w:b w:val="false"/>
+                <w:bCs w:val="false"/>
+                <w:i w:val="false"/>
+                <w:i w:val="false"/>
+                <w:iCs w:val="false"/>
+                <w:strike w:val="false"/>
+                <w:dstrike w:val="false"/>
+                <w:outline w:val="false"/>
+                <w:shadow w:val="false"/>
+                <w:color w:val="C9211E"/>
+                <w:sz w:val="18"/>
+                <w:szCs w:val="18"/>
+                <w:u w:val="none"/>
+              </w:rPr>
+            </w:pPr>
+            <w:r>
+              <w:rPr>
+                <w:rFonts w:ascii="Liberation Sans" w:hAnsi="Liberation Sans"/>
+                <w:b w:val="false"/>
+                <w:bCs w:val="false"/>
+                <w:i w:val="false"/>
+                <w:iCs w:val="false"/>
+                <w:strike w:val="false"/>
+                <w:dstrike w:val="false"/>
+                <w:outline w:val="false"/>
+                <w:shadow w:val="false"/>
+                <w:color w:val="C9211E"/>
+                <w:sz w:val="18"/>
+                <w:szCs w:val="18"/>
+                <w:u w:val="none"/>
+              </w:rPr>
+              <w:t>/0</w:t>
+            </w:r>
+          </w:p>
+        </w:tc>
+        <w:tc>
+          <w:tcPr>
+            <w:tcW w:w="1071" w:type="dxa"/>
+            <w:tcBorders>
+              <w:bottom w:val="single" w:sz="6" w:space="0" w:color="666666"/>
+              <w:right w:val="single" w:sz="6" w:space="0" w:color="666666"/>
+            </w:tcBorders>
+          </w:tcPr>
+          <w:p>
+            <w:pPr>
+              <w:pStyle w:val="Tabelindhold"/>
+              <w:jc w:val="left"/>
+              <w:rPr>
+                <w:rFonts w:ascii="Liberation Sans" w:hAnsi="Liberation Sans"/>
+                <w:b w:val="false"/>
+                <w:b w:val="false"/>
+                <w:bCs w:val="false"/>
+                <w:i w:val="false"/>
+                <w:i w:val="false"/>
+                <w:iCs w:val="false"/>
+                <w:strike w:val="false"/>
+                <w:dstrike w:val="false"/>
+                <w:outline w:val="false"/>
+                <w:shadow w:val="false"/>
+                <w:color w:val="C9211E"/>
+                <w:sz w:val="18"/>
+                <w:szCs w:val="18"/>
+                <w:u w:val="none"/>
+              </w:rPr>
+            </w:pPr>
+            <w:r>
+              <w:rPr>
+                <w:rFonts w:ascii="Liberation Sans" w:hAnsi="Liberation Sans"/>
+                <w:b w:val="false"/>
+                <w:bCs w:val="false"/>
+                <w:i w:val="false"/>
+                <w:iCs w:val="false"/>
+                <w:strike w:val="false"/>
+                <w:dstrike w:val="false"/>
+                <w:outline w:val="false"/>
+                <w:shadow w:val="false"/>
+                <w:color w:val="C9211E"/>
+                <w:sz w:val="18"/>
+                <w:szCs w:val="18"/>
+                <w:u w:val="none"/>
+              </w:rPr>
+              <w:t>/0</w:t>
+            </w:r>
+          </w:p>
+        </w:tc>
+        <w:tc>
+          <w:tcPr>
+            <w:tcW w:w="1071" w:type="dxa"/>
+            <w:tcBorders>
+              <w:bottom w:val="single" w:sz="6" w:space="0" w:color="666666"/>
+              <w:right w:val="single" w:sz="6" w:space="0" w:color="666666"/>
+            </w:tcBorders>
+          </w:tcPr>
+          <w:p>
+            <w:pPr>
+              <w:pStyle w:val="Tabelindhold"/>
+              <w:jc w:val="left"/>
+              <w:rPr>
+                <w:rFonts w:ascii="Liberation Sans" w:hAnsi="Liberation Sans"/>
+                <w:b w:val="false"/>
+                <w:b w:val="false"/>
+                <w:bCs w:val="false"/>
+                <w:i w:val="false"/>
+                <w:i w:val="false"/>
+                <w:iCs w:val="false"/>
+                <w:strike w:val="false"/>
+                <w:dstrike w:val="false"/>
+                <w:outline w:val="false"/>
+                <w:shadow w:val="false"/>
+                <w:color w:val="C9211E"/>
+                <w:sz w:val="18"/>
+                <w:szCs w:val="18"/>
+                <w:u w:val="none"/>
+              </w:rPr>
+            </w:pPr>
+            <w:r>
+              <w:rPr>
+                <w:rFonts w:ascii="Liberation Sans" w:hAnsi="Liberation Sans"/>
+                <w:b w:val="false"/>
+                <w:bCs w:val="false"/>
+                <w:i w:val="false"/>
+                <w:iCs w:val="false"/>
+                <w:strike w:val="false"/>
+                <w:dstrike w:val="false"/>
+                <w:outline w:val="false"/>
+                <w:shadow w:val="false"/>
+                <w:color w:val="C9211E"/>
+                <w:sz w:val="18"/>
+                <w:szCs w:val="18"/>
+                <w:u w:val="none"/>
+              </w:rPr>
+              <w:t>/0</w:t>
+            </w:r>
+          </w:p>
+        </w:tc>
+        <w:tc>
+          <w:tcPr>
+            <w:tcW w:w="1071" w:type="dxa"/>
+            <w:tcBorders>
+              <w:bottom w:val="single" w:sz="6" w:space="0" w:color="666666"/>
+              <w:right w:val="single" w:sz="6" w:space="0" w:color="666666"/>
+            </w:tcBorders>
+          </w:tcPr>
+          <w:p>
+            <w:pPr>
+              <w:pStyle w:val="Tabelindhold"/>
+              <w:jc w:val="left"/>
+              <w:rPr>
+                <w:rFonts w:ascii="Liberation Sans" w:hAnsi="Liberation Sans"/>
+                <w:b w:val="false"/>
+                <w:b w:val="false"/>
+                <w:bCs w:val="false"/>
+                <w:i w:val="false"/>
+                <w:i w:val="false"/>
+                <w:iCs w:val="false"/>
+                <w:strike w:val="false"/>
+                <w:dstrike w:val="false"/>
+                <w:outline w:val="false"/>
+                <w:shadow w:val="false"/>
+                <w:color w:val="C9211E"/>
+                <w:sz w:val="18"/>
+                <w:szCs w:val="18"/>
+                <w:u w:val="none"/>
+              </w:rPr>
+            </w:pPr>
+            <w:r>
+              <w:rPr>
+                <w:rFonts w:ascii="Liberation Sans" w:hAnsi="Liberation Sans"/>
+                <w:b w:val="false"/>
+                <w:bCs w:val="false"/>
+                <w:i w:val="false"/>
+                <w:iCs w:val="false"/>
+                <w:strike w:val="false"/>
+                <w:dstrike w:val="false"/>
+                <w:outline w:val="false"/>
+                <w:shadow w:val="false"/>
+                <w:color w:val="C9211E"/>
+                <w:sz w:val="18"/>
+                <w:szCs w:val="18"/>
+                <w:u w:val="none"/>
+              </w:rPr>
+              <w:t>/0</w:t>
+            </w:r>
+          </w:p>
+        </w:tc>
+        <w:tc>
+          <w:tcPr>
+            <w:tcW w:w="1071" w:type="dxa"/>
+            <w:tcBorders>
+              <w:left w:val="single" w:sz="6" w:space="0" w:color="666666"/>
+              <w:bottom w:val="single" w:sz="6" w:space="0" w:color="666666"/>
+              <w:right w:val="single" w:sz="6" w:space="0" w:color="666666"/>
+            </w:tcBorders>
+          </w:tcPr>
+          <w:p>
+            <w:pPr>
+              <w:pStyle w:val="Tabelindhold"/>
+              <w:jc w:val="left"/>
+              <w:rPr>
+                <w:rFonts w:ascii="Liberation Sans" w:hAnsi="Liberation Sans"/>
+                <w:b w:val="false"/>
+                <w:b w:val="false"/>
+                <w:bCs w:val="false"/>
+                <w:i w:val="false"/>
+                <w:i w:val="false"/>
+                <w:iCs w:val="false"/>
+                <w:strike w:val="false"/>
+                <w:dstrike w:val="false"/>
+                <w:outline w:val="false"/>
+                <w:shadow w:val="false"/>
+                <w:color w:val="C9211E"/>
+                <w:sz w:val="18"/>
+                <w:szCs w:val="18"/>
+                <w:u w:val="none"/>
+              </w:rPr>
+            </w:pPr>
+            <w:r>
+              <w:rPr>
+                <w:rFonts w:ascii="Liberation Sans" w:hAnsi="Liberation Sans"/>
+                <w:b w:val="false"/>
+                <w:bCs w:val="false"/>
+                <w:i w:val="false"/>
+                <w:iCs w:val="false"/>
+                <w:strike w:val="false"/>
+                <w:dstrike w:val="false"/>
+                <w:outline w:val="false"/>
+                <w:shadow w:val="false"/>
+                <w:color w:val="C9211E"/>
+                <w:sz w:val="18"/>
+                <w:szCs w:val="18"/>
+                <w:u w:val="none"/>
+              </w:rPr>
+              <w:t>/0</w:t>
+            </w:r>
+          </w:p>
+        </w:tc>
+      </w:tr>
+      <w:tr>
+        <w:trPr/>
+        <w:tc>
+          <w:tcPr>
+            <w:tcW w:w="1070" w:type="dxa"/>
+            <w:tcBorders>
+              <w:top w:val="single" w:sz="6" w:space="0" w:color="666666"/>
+              <w:left w:val="single" w:sz="6" w:space="0" w:color="666666"/>
+              <w:bottom w:val="single" w:sz="6" w:space="0" w:color="666666"/>
+              <w:right w:val="single" w:sz="6" w:space="0" w:color="666666"/>
+            </w:tcBorders>
+            <w:shd w:fill="EEEEEE" w:val="clear"/>
+          </w:tcPr>
+          <w:p>
+            <w:pPr>
+              <w:pStyle w:val="Tabelindhold"/>
+              <w:jc w:val="left"/>
+              <w:rPr>
+                <w:rFonts w:ascii="Liberation Sans" w:hAnsi="Liberation Sans"/>
+                <w:b w:val="false"/>
+                <w:b w:val="false"/>
+                <w:bCs w:val="false"/>
+                <w:i w:val="false"/>
+                <w:i w:val="false"/>
+                <w:iCs w:val="false"/>
+                <w:strike w:val="false"/>
+                <w:dstrike w:val="false"/>
+                <w:outline w:val="false"/>
+                <w:shadow w:val="false"/>
+                <w:color w:val="000000"/>
+                <w:sz w:val="24"/>
+                <w:szCs w:val="24"/>
+                <w:u w:val="none"/>
+              </w:rPr>
+            </w:pPr>
+            <w:r>
+              <w:rPr>
+                <w:rFonts w:ascii="Liberation Sans" w:hAnsi="Liberation Sans"/>
+                <w:b w:val="false"/>
+                <w:bCs w:val="false"/>
+                <w:i w:val="false"/>
+                <w:iCs w:val="false"/>
+                <w:strike w:val="false"/>
+                <w:dstrike w:val="false"/>
+                <w:outline w:val="false"/>
+                <w:shadow w:val="false"/>
+                <w:color w:val="000000"/>
+                <w:sz w:val="24"/>
+                <w:szCs w:val="24"/>
+                <w:u w:val="none"/>
+              </w:rPr>
+              <w:t>+7*8</w:t>
+            </w:r>
+          </w:p>
+        </w:tc>
+        <w:tc>
+          <w:tcPr>
+            <w:tcW w:w="1071" w:type="dxa"/>
+            <w:tcBorders>
+              <w:top w:val="single" w:sz="6" w:space="0" w:color="666666"/>
+              <w:bottom w:val="single" w:sz="6" w:space="0" w:color="666666"/>
+              <w:right w:val="single" w:sz="6" w:space="0" w:color="666666"/>
+            </w:tcBorders>
+            <w:shd w:fill="EEEEEE" w:val="clear"/>
+          </w:tcPr>
+          <w:p>
+            <w:pPr>
+              <w:pStyle w:val="Tabelindhold"/>
+              <w:jc w:val="left"/>
+              <w:rPr>
+                <w:rFonts w:ascii="Liberation Sans" w:hAnsi="Liberation Sans"/>
+                <w:b w:val="false"/>
+                <w:b w:val="false"/>
+                <w:bCs w:val="false"/>
+                <w:i w:val="false"/>
+                <w:i w:val="false"/>
+                <w:iCs w:val="false"/>
+                <w:strike w:val="false"/>
+                <w:dstrike w:val="false"/>
+                <w:outline w:val="false"/>
+                <w:shadow w:val="false"/>
+                <w:color w:val="C9211E"/>
+                <w:sz w:val="18"/>
+                <w:szCs w:val="18"/>
+                <w:u w:val="none"/>
+              </w:rPr>
+            </w:pPr>
+            <w:r>
+              <w:rPr>
+                <w:rFonts w:ascii="Liberation Sans" w:hAnsi="Liberation Sans"/>
+                <w:b w:val="false"/>
+                <w:bCs w:val="false"/>
+                <w:i w:val="false"/>
+                <w:iCs w:val="false"/>
+                <w:strike w:val="false"/>
+                <w:dstrike w:val="false"/>
+                <w:outline w:val="false"/>
+                <w:shadow w:val="false"/>
+                <w:color w:val="C9211E"/>
+                <w:sz w:val="18"/>
+                <w:szCs w:val="18"/>
+                <w:u w:val="none"/>
+              </w:rPr>
+              <w:t>/0</w:t>
+            </w:r>
+          </w:p>
+        </w:tc>
+        <w:tc>
+          <w:tcPr>
+            <w:tcW w:w="1071" w:type="dxa"/>
+            <w:tcBorders>
+              <w:top w:val="single" w:sz="6" w:space="0" w:color="666666"/>
+              <w:bottom w:val="single" w:sz="6" w:space="0" w:color="666666"/>
+              <w:right w:val="single" w:sz="6" w:space="0" w:color="666666"/>
+            </w:tcBorders>
+            <w:shd w:fill="EEEEEE" w:val="clear"/>
+          </w:tcPr>
+          <w:p>
+            <w:pPr>
+              <w:pStyle w:val="Tabelindhold"/>
+              <w:jc w:val="left"/>
+              <w:rPr>
+                <w:rFonts w:ascii="Liberation Sans" w:hAnsi="Liberation Sans"/>
+                <w:b w:val="false"/>
+                <w:b w:val="false"/>
+                <w:bCs w:val="false"/>
+                <w:i w:val="false"/>
+                <w:i w:val="false"/>
+                <w:iCs w:val="false"/>
+                <w:strike w:val="false"/>
+                <w:dstrike w:val="false"/>
+                <w:outline w:val="false"/>
+                <w:shadow w:val="false"/>
+                <w:color w:val="C9211E"/>
+                <w:sz w:val="18"/>
+                <w:szCs w:val="18"/>
+                <w:u w:val="none"/>
+              </w:rPr>
+            </w:pPr>
+            <w:r>
+              <w:rPr>
+                <w:rFonts w:ascii="Liberation Sans" w:hAnsi="Liberation Sans"/>
+                <w:b w:val="false"/>
+                <w:bCs w:val="false"/>
+                <w:i w:val="false"/>
+                <w:iCs w:val="false"/>
+                <w:strike w:val="false"/>
+                <w:dstrike w:val="false"/>
+                <w:outline w:val="false"/>
+                <w:shadow w:val="false"/>
+                <w:color w:val="C9211E"/>
+                <w:sz w:val="18"/>
+                <w:szCs w:val="18"/>
+                <w:u w:val="none"/>
+              </w:rPr>
+              <w:t>/0</w:t>
+            </w:r>
+          </w:p>
+        </w:tc>
+        <w:tc>
+          <w:tcPr>
+            <w:tcW w:w="1071" w:type="dxa"/>
+            <w:tcBorders>
+              <w:top w:val="single" w:sz="6" w:space="0" w:color="666666"/>
+              <w:bottom w:val="single" w:sz="6" w:space="0" w:color="666666"/>
+              <w:right w:val="single" w:sz="6" w:space="0" w:color="666666"/>
+            </w:tcBorders>
+            <w:shd w:fill="EEEEEE" w:val="clear"/>
+          </w:tcPr>
+          <w:p>
+            <w:pPr>
+              <w:pStyle w:val="Tabelindhold"/>
+              <w:jc w:val="left"/>
+              <w:rPr>
+                <w:rFonts w:ascii="Liberation Sans" w:hAnsi="Liberation Sans"/>
+                <w:b w:val="false"/>
+                <w:b w:val="false"/>
+                <w:bCs w:val="false"/>
+                <w:i w:val="false"/>
+                <w:i w:val="false"/>
+                <w:iCs w:val="false"/>
+                <w:strike w:val="false"/>
+                <w:dstrike w:val="false"/>
+                <w:outline w:val="false"/>
+                <w:shadow w:val="false"/>
+                <w:color w:val="C9211E"/>
+                <w:sz w:val="18"/>
+                <w:szCs w:val="18"/>
+                <w:u w:val="none"/>
+              </w:rPr>
+            </w:pPr>
+            <w:r>
+              <w:rPr>
+                <w:rFonts w:ascii="Liberation Sans" w:hAnsi="Liberation Sans"/>
+                <w:b w:val="false"/>
+                <w:bCs w:val="false"/>
+                <w:i w:val="false"/>
+                <w:iCs w:val="false"/>
+                <w:strike w:val="false"/>
+                <w:dstrike w:val="false"/>
+                <w:outline w:val="false"/>
+                <w:shadow w:val="false"/>
+                <w:color w:val="C9211E"/>
+                <w:sz w:val="18"/>
+                <w:szCs w:val="18"/>
+                <w:u w:val="none"/>
+              </w:rPr>
+              <w:t>/0</w:t>
+            </w:r>
+          </w:p>
+        </w:tc>
+        <w:tc>
+          <w:tcPr>
+            <w:tcW w:w="1071" w:type="dxa"/>
+            <w:tcBorders>
+              <w:top w:val="single" w:sz="6" w:space="0" w:color="666666"/>
+              <w:bottom w:val="single" w:sz="6" w:space="0" w:color="666666"/>
+              <w:right w:val="single" w:sz="6" w:space="0" w:color="666666"/>
+            </w:tcBorders>
+            <w:shd w:fill="EEEEEE" w:val="clear"/>
+          </w:tcPr>
+          <w:p>
+            <w:pPr>
+              <w:pStyle w:val="Tabelindhold"/>
+              <w:jc w:val="left"/>
+              <w:rPr>
+                <w:rFonts w:ascii="Liberation Sans" w:hAnsi="Liberation Sans"/>
+                <w:b w:val="false"/>
+                <w:b w:val="false"/>
+                <w:bCs w:val="false"/>
+                <w:i w:val="false"/>
+                <w:i w:val="false"/>
+                <w:iCs w:val="false"/>
+                <w:strike w:val="false"/>
+                <w:dstrike w:val="false"/>
+                <w:outline w:val="false"/>
+                <w:shadow w:val="false"/>
+                <w:color w:val="C9211E"/>
+                <w:sz w:val="18"/>
+                <w:szCs w:val="18"/>
+                <w:u w:val="none"/>
+              </w:rPr>
+            </w:pPr>
+            <w:r>
+              <w:rPr>
+                <w:rFonts w:ascii="Liberation Sans" w:hAnsi="Liberation Sans"/>
+                <w:b w:val="false"/>
+                <w:bCs w:val="false"/>
+                <w:i w:val="false"/>
+                <w:iCs w:val="false"/>
+                <w:strike w:val="false"/>
+                <w:dstrike w:val="false"/>
+                <w:outline w:val="false"/>
+                <w:shadow w:val="false"/>
+                <w:color w:val="C9211E"/>
+                <w:sz w:val="18"/>
+                <w:szCs w:val="18"/>
+                <w:u w:val="none"/>
+              </w:rPr>
+              <w:t>/0</w:t>
+            </w:r>
+          </w:p>
+        </w:tc>
+        <w:tc>
+          <w:tcPr>
+            <w:tcW w:w="1071" w:type="dxa"/>
+            <w:tcBorders>
+              <w:top w:val="single" w:sz="6" w:space="0" w:color="666666"/>
+              <w:bottom w:val="single" w:sz="6" w:space="0" w:color="666666"/>
+              <w:right w:val="single" w:sz="6" w:space="0" w:color="666666"/>
+            </w:tcBorders>
+            <w:shd w:fill="EEEEEE" w:val="clear"/>
+          </w:tcPr>
+          <w:p>
+            <w:pPr>
+              <w:pStyle w:val="Tabelindhold"/>
+              <w:jc w:val="left"/>
+              <w:rPr>
+                <w:rFonts w:ascii="Liberation Sans" w:hAnsi="Liberation Sans"/>
+                <w:b w:val="false"/>
+                <w:b w:val="false"/>
+                <w:bCs w:val="false"/>
+                <w:i w:val="false"/>
+                <w:i w:val="false"/>
+                <w:iCs w:val="false"/>
+                <w:strike w:val="false"/>
+                <w:dstrike w:val="false"/>
+                <w:outline w:val="false"/>
+                <w:shadow w:val="false"/>
+                <w:color w:val="C9211E"/>
+                <w:sz w:val="18"/>
+                <w:szCs w:val="18"/>
+                <w:u w:val="none"/>
+              </w:rPr>
+            </w:pPr>
+            <w:r>
+              <w:rPr>
+                <w:rFonts w:ascii="Liberation Sans" w:hAnsi="Liberation Sans"/>
+                <w:b w:val="false"/>
+                <w:bCs w:val="false"/>
+                <w:i w:val="false"/>
+                <w:iCs w:val="false"/>
+                <w:strike w:val="false"/>
+                <w:dstrike w:val="false"/>
+                <w:outline w:val="false"/>
+                <w:shadow w:val="false"/>
+                <w:color w:val="C9211E"/>
+                <w:sz w:val="18"/>
+                <w:szCs w:val="18"/>
+                <w:u w:val="none"/>
+              </w:rPr>
+              <w:t>/0</w:t>
+            </w:r>
+          </w:p>
+        </w:tc>
+        <w:tc>
+          <w:tcPr>
+            <w:tcW w:w="1071" w:type="dxa"/>
+            <w:tcBorders>
+              <w:top w:val="single" w:sz="6" w:space="0" w:color="666666"/>
+              <w:bottom w:val="single" w:sz="6" w:space="0" w:color="666666"/>
+              <w:right w:val="single" w:sz="6" w:space="0" w:color="666666"/>
+            </w:tcBorders>
+            <w:shd w:fill="EEEEEE" w:val="clear"/>
+          </w:tcPr>
+          <w:p>
+            <w:pPr>
+              <w:pStyle w:val="Tabelindhold"/>
+              <w:jc w:val="left"/>
+              <w:rPr>
+                <w:rFonts w:ascii="Liberation Sans" w:hAnsi="Liberation Sans"/>
+                <w:b w:val="false"/>
+                <w:b w:val="false"/>
+                <w:bCs w:val="false"/>
+                <w:i w:val="false"/>
+                <w:i w:val="false"/>
+                <w:iCs w:val="false"/>
+                <w:strike w:val="false"/>
+                <w:dstrike w:val="false"/>
+                <w:outline w:val="false"/>
+                <w:shadow w:val="false"/>
+                <w:color w:val="C9211E"/>
+                <w:sz w:val="18"/>
+                <w:szCs w:val="18"/>
+                <w:u w:val="none"/>
+              </w:rPr>
+            </w:pPr>
+            <w:r>
+              <w:rPr>
+                <w:rFonts w:ascii="Liberation Sans" w:hAnsi="Liberation Sans"/>
+                <w:b w:val="false"/>
+                <w:bCs w:val="false"/>
+                <w:i w:val="false"/>
+                <w:iCs w:val="false"/>
+                <w:strike w:val="false"/>
+                <w:dstrike w:val="false"/>
+                <w:outline w:val="false"/>
+                <w:shadow w:val="false"/>
+                <w:color w:val="C9211E"/>
+                <w:sz w:val="18"/>
+                <w:szCs w:val="18"/>
+                <w:u w:val="none"/>
+              </w:rPr>
+              <w:t>/0</w:t>
+            </w:r>
+          </w:p>
+        </w:tc>
+        <w:tc>
+          <w:tcPr>
+            <w:tcW w:w="1071" w:type="dxa"/>
+            <w:tcBorders>
+              <w:top w:val="single" w:sz="6" w:space="0" w:color="666666"/>
+              <w:bottom w:val="single" w:sz="6" w:space="0" w:color="666666"/>
+              <w:right w:val="single" w:sz="6" w:space="0" w:color="666666"/>
+            </w:tcBorders>
+            <w:shd w:fill="EEEEEE" w:val="clear"/>
+          </w:tcPr>
+          <w:p>
+            <w:pPr>
+              <w:pStyle w:val="Tabelindhold"/>
+              <w:jc w:val="left"/>
+              <w:rPr>
+                <w:rFonts w:ascii="Liberation Sans" w:hAnsi="Liberation Sans"/>
+                <w:b w:val="false"/>
+                <w:b w:val="false"/>
+                <w:bCs w:val="false"/>
+                <w:i w:val="false"/>
+                <w:i w:val="false"/>
+                <w:iCs w:val="false"/>
+                <w:strike w:val="false"/>
+                <w:dstrike w:val="false"/>
+                <w:outline w:val="false"/>
+                <w:shadow w:val="false"/>
+                <w:color w:val="C9211E"/>
+                <w:sz w:val="18"/>
+                <w:szCs w:val="18"/>
+                <w:u w:val="none"/>
+              </w:rPr>
+            </w:pPr>
+            <w:r>
+              <w:rPr>
+                <w:rFonts w:ascii="Liberation Sans" w:hAnsi="Liberation Sans"/>
+                <w:b w:val="false"/>
+                <w:bCs w:val="false"/>
+                <w:i w:val="false"/>
+                <w:iCs w:val="false"/>
+                <w:strike w:val="false"/>
+                <w:dstrike w:val="false"/>
+                <w:outline w:val="false"/>
+                <w:shadow w:val="false"/>
+                <w:color w:val="C9211E"/>
+                <w:sz w:val="18"/>
+                <w:szCs w:val="18"/>
+                <w:u w:val="none"/>
+              </w:rPr>
+              <w:t>/0</w:t>
+            </w:r>
+          </w:p>
+        </w:tc>
+        <w:tc>
+          <w:tcPr>
+            <w:tcW w:w="1071" w:type="dxa"/>
+            <w:tcBorders>
+              <w:top w:val="single" w:sz="6" w:space="0" w:color="666666"/>
+              <w:left w:val="single" w:sz="6" w:space="0" w:color="666666"/>
+              <w:bottom w:val="single" w:sz="6" w:space="0" w:color="666666"/>
+              <w:right w:val="single" w:sz="6" w:space="0" w:color="666666"/>
+            </w:tcBorders>
+            <w:shd w:fill="EEEEEE" w:val="clear"/>
+          </w:tcPr>
+          <w:p>
+            <w:pPr>
+              <w:pStyle w:val="Tabelindhold"/>
+              <w:jc w:val="left"/>
+              <w:rPr>
+                <w:rFonts w:ascii="Liberation Sans" w:hAnsi="Liberation Sans"/>
+                <w:b w:val="false"/>
+                <w:b w:val="false"/>
+                <w:bCs w:val="false"/>
+                <w:i w:val="false"/>
+                <w:i w:val="false"/>
+                <w:iCs w:val="false"/>
+                <w:strike w:val="false"/>
+                <w:dstrike w:val="false"/>
+                <w:outline w:val="false"/>
+                <w:shadow w:val="false"/>
+                <w:color w:val="C9211E"/>
+                <w:sz w:val="18"/>
+                <w:szCs w:val="18"/>
+                <w:u w:val="none"/>
+              </w:rPr>
+            </w:pPr>
+            <w:r>
+              <w:rPr>
+                <w:rFonts w:ascii="Liberation Sans" w:hAnsi="Liberation Sans"/>
+                <w:b w:val="false"/>
+                <w:bCs w:val="false"/>
+                <w:i w:val="false"/>
+                <w:iCs w:val="false"/>
+                <w:strike w:val="false"/>
+                <w:dstrike w:val="false"/>
+                <w:outline w:val="false"/>
+                <w:shadow w:val="false"/>
+                <w:color w:val="C9211E"/>
+                <w:sz w:val="18"/>
+                <w:szCs w:val="18"/>
+                <w:u w:val="none"/>
+              </w:rPr>
+              <w:t>/0</w:t>
+            </w:r>
+          </w:p>
+        </w:tc>
+      </w:tr>
+    </w:tbl>
+    <w:p>
+      <w:pPr>
+        <w:pStyle w:val="Normal"/>
+        <w:bidi w:val="0"/>
+        <w:jc w:val="left"/>
+        <w:rPr/>
+      </w:pPr>
+      <w:r>
+        <w:rPr/>
       </w:r>
     </w:p>
     <w:p>
@@ -3010,5 +8018,28 @@
       <w:rFonts w:cs="Lucida Sans"/>
     </w:rPr>
   </w:style>
+  <w:style w:type="paragraph" w:styleId="Tabelindhold">
+    <w:name w:val="Tabelindhold"/>
+    <w:basedOn w:val="Normal"/>
+    <w:qFormat/>
+    <w:pPr>
+      <w:widowControl w:val="false"/>
+      <w:suppressLineNumbers/>
+    </w:pPr>
+    <w:rPr/>
+  </w:style>
+  <w:style w:type="paragraph" w:styleId="Tabeloverskrift">
+    <w:name w:val="Tabeloverskrift"/>
+    <w:basedOn w:val="Tabelindhold"/>
+    <w:qFormat/>
+    <w:pPr>
+      <w:suppressLineNumbers/>
+      <w:jc w:val="center"/>
+    </w:pPr>
+    <w:rPr>
+      <w:b/>
+      <w:bCs/>
+    </w:rPr>
+  </w:style>
 </w:styles>
 </file>
--- a/Documentation/Various Braille devices/Brug af Braillant BI 20 til læsning af NOTA punktnodefiler.docx
+++ b/Documentation/Various Braille devices/Brug af Braillant BI 20 til læsning af NOTA punktnodefiler.docx
@@ -1053,7 +1053,14 @@
           <w:b/>
           <w:bCs/>
         </w:rPr>
-        <w:t>Først ascii.brf</w:t>
+        <w:t xml:space="preserve">Først ascii.brf </w:t>
+      </w:r>
+      <w:r>
+        <w:rPr>
+          <w:b/>
+          <w:bCs/>
+        </w:rPr>
+        <w:t>indlæst af ”Braille editor”</w:t>
       </w:r>
     </w:p>
     <w:p>
@@ -1209,10 +1216,613 @@
         </w:rPr>
       </w:pPr>
       <w:r>
-        <w:rPr>
+        <w:rPr/>
+      </w:r>
+    </w:p>
+    <w:p>
+      <w:pPr>
+        <w:pStyle w:val="Normal"/>
+        <w:bidi w:val="0"/>
+        <w:jc w:val="left"/>
+        <w:rPr>
+          <w:b/>
           <w:b/>
           <w:bCs/>
         </w:rPr>
+      </w:pPr>
+      <w:r>
+        <w:rPr>
+          <w:b/>
+          <w:bCs/>
+        </w:rPr>
+        <w:t>Dernæst octobraille filen med dens oprindelige endelse .txt</w:t>
+      </w:r>
+    </w:p>
+    <w:p>
+      <w:pPr>
+        <w:pStyle w:val="Normal"/>
+        <w:bidi w:val="0"/>
+        <w:jc w:val="left"/>
+        <w:rPr/>
+      </w:pPr>
+      <w:r>
+        <w:rPr/>
+      </w:r>
+    </w:p>
+    <w:p>
+      <w:pPr>
+        <w:pStyle w:val="Normal"/>
+        <w:bidi w:val="0"/>
+        <w:jc w:val="left"/>
+        <w:rPr/>
+      </w:pPr>
+      <w:r>
+        <w:rPr/>
+        <w:t>Når man forsøger at åbne denne fil vises</w:t>
+      </w:r>
+    </w:p>
+    <w:p>
+      <w:pPr>
+        <w:pStyle w:val="Normal"/>
+        <w:bidi w:val="0"/>
+        <w:jc w:val="left"/>
+        <w:rPr/>
+      </w:pPr>
+      <w:r>
+        <w:rPr/>
+      </w:r>
+    </w:p>
+    <w:p>
+      <w:pPr>
+        <w:pStyle w:val="Normal"/>
+        <w:bidi w:val="0"/>
+        <w:jc w:val="left"/>
+        <w:rPr/>
+      </w:pPr>
+      <w:r>
+        <w:rPr/>
+        <w:t xml:space="preserve">gå (til) ov(er)(or)dn(et) </w:t>
+      </w:r>
+    </w:p>
+    <w:p>
+      <w:pPr>
+        <w:pStyle w:val="Normal"/>
+        <w:bidi w:val="0"/>
+        <w:jc w:val="left"/>
+        <w:rPr/>
+      </w:pPr>
+      <w:r>
+        <w:rPr/>
+      </w:r>
+    </w:p>
+    <w:p>
+      <w:pPr>
+        <w:pStyle w:val="Normal"/>
+        <w:bidi w:val="0"/>
+        <w:jc w:val="left"/>
+        <w:rPr/>
+      </w:pPr>
+      <w:r>
+        <w:rPr/>
+        <w:t>Apparatet vil tilsyneladende ikke kendes ved den oprindelige endelse .txt.</w:t>
+      </w:r>
+    </w:p>
+    <w:p>
+      <w:pPr>
+        <w:pStyle w:val="Normal"/>
+        <w:bidi w:val="0"/>
+        <w:jc w:val="left"/>
+        <w:rPr/>
+      </w:pPr>
+      <w:r>
+        <w:rPr/>
+      </w:r>
+    </w:p>
+    <w:p>
+      <w:pPr>
+        <w:pStyle w:val="Normal"/>
+        <w:bidi w:val="0"/>
+        <w:jc w:val="left"/>
+        <w:rPr/>
+      </w:pPr>
+      <w:r>
+        <w:rPr/>
+        <w:t xml:space="preserve"> </w:t>
+      </w:r>
+    </w:p>
+    <w:p>
+      <w:pPr>
+        <w:pStyle w:val="Normal"/>
+        <w:bidi w:val="0"/>
+        <w:jc w:val="left"/>
+        <w:rPr>
+          <w:b/>
+          <w:b/>
+          <w:bCs/>
+        </w:rPr>
+      </w:pPr>
+      <w:r>
+        <w:rPr>
+          <w:b/>
+          <w:bCs/>
+        </w:rPr>
+        <w:t>Dernæst octobraille filen med endelsen .txt ændret til .brl</w:t>
+      </w:r>
+    </w:p>
+    <w:p>
+      <w:pPr>
+        <w:pStyle w:val="Normal"/>
+        <w:bidi w:val="0"/>
+        <w:jc w:val="left"/>
+        <w:rPr>
+          <w:b/>
+          <w:b/>
+          <w:bCs/>
+        </w:rPr>
+      </w:pPr>
+      <w:r>
+        <w:rPr>
+          <w:b/>
+          <w:bCs/>
+        </w:rPr>
+      </w:r>
+    </w:p>
+    <w:p>
+      <w:pPr>
+        <w:pStyle w:val="Normal"/>
+        <w:bidi w:val="0"/>
+        <w:jc w:val="left"/>
+        <w:rPr>
+          <w:b w:val="false"/>
+          <w:b w:val="false"/>
+          <w:bCs w:val="false"/>
+        </w:rPr>
+      </w:pPr>
+      <w:r>
+        <w:rPr>
+          <w:b w:val="false"/>
+          <w:bCs w:val="false"/>
+        </w:rPr>
+        <w:t>Nu kan filen indlæses og ”koralbog” og ”til den danske salmebog 2003” kan indlæses med samme bemærkninger som under ”.brf”.</w:t>
+      </w:r>
+    </w:p>
+    <w:p>
+      <w:pPr>
+        <w:pStyle w:val="Normal"/>
+        <w:bidi w:val="0"/>
+        <w:jc w:val="left"/>
+        <w:rPr>
+          <w:b w:val="false"/>
+          <w:b w:val="false"/>
+          <w:bCs w:val="false"/>
+        </w:rPr>
+      </w:pPr>
+      <w:r>
+        <w:rPr>
+          <w:b w:val="false"/>
+          <w:bCs w:val="false"/>
+        </w:rPr>
+      </w:r>
+    </w:p>
+    <w:p>
+      <w:pPr>
+        <w:pStyle w:val="Normal"/>
+        <w:bidi w:val="0"/>
+        <w:jc w:val="left"/>
+        <w:rPr>
+          <w:b w:val="false"/>
+          <w:b w:val="false"/>
+          <w:bCs w:val="false"/>
+        </w:rPr>
+      </w:pPr>
+      <w:r>
+        <w:rPr>
+          <w:b w:val="false"/>
+          <w:bCs w:val="false"/>
+        </w:rPr>
+        <w:t>Men i linje 6 er der en forskel: (Nodelæseren indlæser .txt under antagelse af at det er OctoBraille)</w:t>
+      </w:r>
+    </w:p>
+    <w:p>
+      <w:pPr>
+        <w:pStyle w:val="Normal"/>
+        <w:bidi w:val="0"/>
+        <w:jc w:val="left"/>
+        <w:rPr>
+          <w:b w:val="false"/>
+          <w:b w:val="false"/>
+          <w:bCs w:val="false"/>
+        </w:rPr>
+      </w:pPr>
+      <w:r>
+        <w:rPr>
+          <w:b w:val="false"/>
+          <w:bCs w:val="false"/>
+        </w:rPr>
+      </w:r>
+    </w:p>
+    <w:p>
+      <w:pPr>
+        <w:pStyle w:val="Normal"/>
+        <w:bidi w:val="0"/>
+        <w:jc w:val="left"/>
+        <w:rPr>
+          <w:b w:val="false"/>
+          <w:b w:val="false"/>
+          <w:bCs w:val="false"/>
+        </w:rPr>
+      </w:pPr>
+      <w:r>
+        <w:rPr>
+          <w:b w:val="false"/>
+          <w:bCs w:val="false"/>
+        </w:rPr>
+        <w:t>Både IBOS punkrnodelæser or Braillant viser en række tomme rum, efterfulgt af</w:t>
+      </w:r>
+    </w:p>
+    <w:p>
+      <w:pPr>
+        <w:pStyle w:val="Normal"/>
+        <w:bidi w:val="0"/>
+        <w:jc w:val="left"/>
+        <w:rPr>
+          <w:b w:val="false"/>
+          <w:b w:val="false"/>
+          <w:bCs w:val="false"/>
+        </w:rPr>
+      </w:pPr>
+      <w:r>
+        <w:rPr>
+          <w:b w:val="false"/>
+          <w:bCs w:val="false"/>
+        </w:rPr>
+      </w:r>
+    </w:p>
+    <w:p>
+      <w:pPr>
+        <w:pStyle w:val="Normal"/>
+        <w:bidi w:val="0"/>
+        <w:jc w:val="left"/>
+        <w:rPr>
+          <w:b w:val="false"/>
+          <w:b w:val="false"/>
+          <w:bCs w:val="false"/>
+        </w:rPr>
+      </w:pPr>
+      <w:r>
+        <w:rPr>
+          <w:b w:val="false"/>
+          <w:bCs w:val="false"/>
+        </w:rPr>
+        <w:t>12 24 1345 145 (bind)</w:t>
+      </w:r>
+    </w:p>
+    <w:p>
+      <w:pPr>
+        <w:pStyle w:val="Normal"/>
+        <w:bidi w:val="0"/>
+        <w:jc w:val="left"/>
+        <w:rPr>
+          <w:b w:val="false"/>
+          <w:b w:val="false"/>
+          <w:bCs w:val="false"/>
+        </w:rPr>
+      </w:pPr>
+      <w:r>
+        <w:rPr>
+          <w:b w:val="false"/>
+          <w:bCs w:val="false"/>
+        </w:rPr>
+      </w:r>
+    </w:p>
+    <w:p>
+      <w:pPr>
+        <w:pStyle w:val="Normal"/>
+        <w:bidi w:val="0"/>
+        <w:jc w:val="left"/>
+        <w:rPr>
+          <w:b w:val="false"/>
+          <w:b w:val="false"/>
+          <w:bCs w:val="false"/>
+        </w:rPr>
+      </w:pPr>
+      <w:r>
+        <w:rPr>
+          <w:b w:val="false"/>
+          <w:bCs w:val="false"/>
+        </w:rPr>
+        <w:t xml:space="preserve">men derefter viser nodelæseren 0 46 24 mens Braillant viser 0 24 </w:t>
+      </w:r>
+    </w:p>
+    <w:p>
+      <w:pPr>
+        <w:pStyle w:val="Normal"/>
+        <w:bidi w:val="0"/>
+        <w:jc w:val="left"/>
+        <w:rPr>
+          <w:b w:val="false"/>
+          <w:b w:val="false"/>
+          <w:bCs w:val="false"/>
+        </w:rPr>
+      </w:pPr>
+      <w:r>
+        <w:rPr>
+          <w:b w:val="false"/>
+          <w:bCs w:val="false"/>
+        </w:rPr>
+      </w:r>
+    </w:p>
+    <w:p>
+      <w:pPr>
+        <w:pStyle w:val="Normal"/>
+        <w:bidi w:val="0"/>
+        <w:jc w:val="left"/>
+        <w:rPr>
+          <w:b w:val="false"/>
+          <w:b w:val="false"/>
+          <w:bCs w:val="false"/>
+        </w:rPr>
+      </w:pPr>
+      <w:r>
+        <w:rPr>
+          <w:b w:val="false"/>
+          <w:bCs w:val="false"/>
+        </w:rPr>
+        <w:t>Oven i købet rapporterer Nodelæseren ”Ingen fortolkning af DOT46 som den tilsyneladende selv har opfundet!” Det kunne sagtens være Nodelæseren, der er på vildspor her !!</w:t>
+      </w:r>
+    </w:p>
+    <w:p>
+      <w:pPr>
+        <w:pStyle w:val="Normal"/>
+        <w:bidi w:val="0"/>
+        <w:jc w:val="left"/>
+        <w:rPr>
+          <w:b w:val="false"/>
+          <w:b w:val="false"/>
+          <w:bCs w:val="false"/>
+        </w:rPr>
+      </w:pPr>
+      <w:r>
+        <w:rPr>
+          <w:b w:val="false"/>
+          <w:bCs w:val="false"/>
+        </w:rPr>
+      </w:r>
+    </w:p>
+    <w:p>
+      <w:pPr>
+        <w:pStyle w:val="Normal"/>
+        <w:bidi w:val="0"/>
+        <w:jc w:val="left"/>
+        <w:rPr>
+          <w:b w:val="false"/>
+          <w:b w:val="false"/>
+          <w:bCs w:val="false"/>
+        </w:rPr>
+      </w:pPr>
+      <w:r>
+        <w:rPr>
+          <w:b w:val="false"/>
+          <w:bCs w:val="false"/>
+        </w:rPr>
+        <w:t>Den trykte udgave viser ”bind I” altå med stort ”i”.</w:t>
+      </w:r>
+    </w:p>
+    <w:p>
+      <w:pPr>
+        <w:pStyle w:val="Normal"/>
+        <w:bidi w:val="0"/>
+        <w:jc w:val="left"/>
+        <w:rPr>
+          <w:b w:val="false"/>
+          <w:b w:val="false"/>
+          <w:bCs w:val="false"/>
+        </w:rPr>
+      </w:pPr>
+      <w:r>
+        <w:rPr>
+          <w:b w:val="false"/>
+          <w:bCs w:val="false"/>
+        </w:rPr>
+      </w:r>
+    </w:p>
+    <w:p>
+      <w:pPr>
+        <w:pStyle w:val="Normal"/>
+        <w:bidi w:val="0"/>
+        <w:jc w:val="left"/>
+        <w:rPr>
+          <w:b w:val="false"/>
+          <w:b w:val="false"/>
+          <w:bCs w:val="false"/>
+        </w:rPr>
+      </w:pPr>
+      <w:r>
+        <w:rPr>
+          <w:b w:val="false"/>
+          <w:bCs w:val="false"/>
+        </w:rPr>
+        <w:t xml:space="preserve">DOT46 betyder ”Stort bogstav” så det er tydeligvis en fejl at nodelæseren ikke forstår det i tekstsammenhæng , og det er underligt at DOT46 slet ikke vises af Braillant !! </w:t>
+      </w:r>
+    </w:p>
+    <w:p>
+      <w:pPr>
+        <w:pStyle w:val="Normal"/>
+        <w:bidi w:val="0"/>
+        <w:jc w:val="left"/>
+        <w:rPr>
+          <w:b w:val="false"/>
+          <w:b w:val="false"/>
+          <w:bCs w:val="false"/>
+        </w:rPr>
+      </w:pPr>
+      <w:r>
+        <w:rPr>
+          <w:b w:val="false"/>
+          <w:bCs w:val="false"/>
+        </w:rPr>
+      </w:r>
+    </w:p>
+    <w:p>
+      <w:pPr>
+        <w:pStyle w:val="Normal"/>
+        <w:bidi w:val="0"/>
+        <w:jc w:val="left"/>
+        <w:rPr>
+          <w:b w:val="false"/>
+          <w:b w:val="false"/>
+          <w:bCs w:val="false"/>
+        </w:rPr>
+      </w:pPr>
+      <w:r>
+        <w:rPr>
+          <w:b w:val="false"/>
+          <w:bCs w:val="false"/>
+        </w:rPr>
+        <w:t xml:space="preserve">Herefter følger en række tegn, som vises forskelligt af Nodelæser og Braillant, og så bliver de enige igen.  </w:t>
+      </w:r>
+    </w:p>
+    <w:p>
+      <w:pPr>
+        <w:pStyle w:val="Normal"/>
+        <w:bidi w:val="0"/>
+        <w:jc w:val="left"/>
+        <w:rPr>
+          <w:b w:val="false"/>
+          <w:b w:val="false"/>
+          <w:bCs w:val="false"/>
+        </w:rPr>
+      </w:pPr>
+      <w:r>
+        <w:rPr>
+          <w:b w:val="false"/>
+          <w:bCs w:val="false"/>
+        </w:rPr>
+      </w:r>
+    </w:p>
+    <w:p>
+      <w:pPr>
+        <w:pStyle w:val="Normal"/>
+        <w:bidi w:val="0"/>
+        <w:jc w:val="left"/>
+        <w:rPr>
+          <w:b w:val="false"/>
+          <w:b w:val="false"/>
+          <w:bCs w:val="false"/>
+        </w:rPr>
+      </w:pPr>
+      <w:r>
+        <w:rPr>
+          <w:b w:val="false"/>
+          <w:bCs w:val="false"/>
+        </w:rPr>
+        <w:t>Det viser sig at IBOS Punktnodelæser viser samme sekvens heromkring uanset om den indlæser OctrBraille eller ASCII</w:t>
+      </w:r>
+    </w:p>
+    <w:p>
+      <w:pPr>
+        <w:pStyle w:val="Normal"/>
+        <w:bidi w:val="0"/>
+        <w:jc w:val="left"/>
+        <w:rPr>
+          <w:b/>
+          <w:b/>
+          <w:bCs/>
+        </w:rPr>
+      </w:pPr>
+      <w:r>
+        <w:rPr>
+          <w:b/>
+          <w:bCs/>
+        </w:rPr>
+      </w:r>
+    </w:p>
+    <w:p>
+      <w:pPr>
+        <w:pStyle w:val="Normal"/>
+        <w:bidi w:val="0"/>
+        <w:jc w:val="left"/>
+        <w:rPr>
+          <w:b/>
+          <w:b/>
+          <w:bCs/>
+        </w:rPr>
+      </w:pPr>
+      <w:r>
+        <w:rPr>
+          <w:b/>
+          <w:bCs/>
+        </w:rPr>
+      </w:r>
+    </w:p>
+    <w:p>
+      <w:pPr>
+        <w:pStyle w:val="Normal"/>
+        <w:bidi w:val="0"/>
+        <w:jc w:val="left"/>
+        <w:rPr>
+          <w:b/>
+          <w:b/>
+          <w:bCs/>
+        </w:rPr>
+      </w:pPr>
+      <w:r>
+        <w:rPr>
+          <w:b/>
+          <w:bCs/>
+        </w:rPr>
+        <w:t>Man må antage, at Braillant ikke viser all tegn i en OctroBraille på samme måde, som NOTA forventer !</w:t>
+      </w:r>
+    </w:p>
+    <w:p>
+      <w:pPr>
+        <w:pStyle w:val="Normal"/>
+        <w:bidi w:val="0"/>
+        <w:jc w:val="left"/>
+        <w:rPr>
+          <w:b/>
+          <w:b/>
+          <w:bCs/>
+        </w:rPr>
+      </w:pPr>
+      <w:r>
+        <w:rPr>
+          <w:b/>
+          <w:bCs/>
+        </w:rPr>
+      </w:r>
+    </w:p>
+    <w:p>
+      <w:pPr>
+        <w:pStyle w:val="Normal"/>
+        <w:bidi w:val="0"/>
+        <w:jc w:val="left"/>
+        <w:rPr/>
+      </w:pPr>
+      <w:r>
+        <w:rPr/>
+      </w:r>
+      <w:r>
+        <w:br w:type="page"/>
+      </w:r>
+    </w:p>
+    <w:p>
+      <w:pPr>
+        <w:pStyle w:val="Normal"/>
+        <w:bidi w:val="0"/>
+        <w:jc w:val="left"/>
+        <w:rPr>
+          <w:sz w:val="32"/>
+          <w:szCs w:val="32"/>
+        </w:rPr>
+      </w:pPr>
+      <w:r>
+        <w:rPr>
+          <w:b/>
+          <w:bCs/>
+          <w:sz w:val="32"/>
+          <w:szCs w:val="32"/>
+        </w:rPr>
         <w:t>2024.03.20 Afprævning med kendte 8*8 Braille testmønstre</w:t>
       </w:r>
     </w:p>
@@ -1255,11 +1865,25 @@
         <w:pStyle w:val="Normal"/>
         <w:bidi w:val="0"/>
         <w:jc w:val="left"/>
-        <w:rPr/>
-      </w:pPr>
-      <w:r>
-        <w:rPr/>
-        <w:t>.BRF:</w:t>
+        <w:rPr>
+          <w:b/>
+          <w:b/>
+          <w:bCs/>
+        </w:rPr>
+      </w:pPr>
+      <w:r>
+        <w:rPr>
+          <w:b/>
+          <w:bCs/>
+        </w:rPr>
+        <w:t xml:space="preserve">.BRF: </w:t>
+      </w:r>
+      <w:r>
+        <w:rPr>
+          <w:b/>
+          <w:bCs/>
+        </w:rPr>
+        <w:t>indlæst af ”Braille editor”</w:t>
       </w:r>
     </w:p>
     <w:p>
@@ -1365,106 +1989,6 @@
       <w:r>
         <w:rPr/>
       </w:r>
-    </w:p>
-    <w:p>
-      <w:pPr>
-        <w:pStyle w:val="Normal"/>
-        <w:bidi w:val="0"/>
-        <w:jc w:val="left"/>
-        <w:rPr/>
-      </w:pPr>
-      <w:r>
-        <w:rPr/>
-        <w:t>.BRL:</w:t>
-      </w:r>
-    </w:p>
-    <w:p>
-      <w:pPr>
-        <w:pStyle w:val="Normal"/>
-        <w:bidi w:val="0"/>
-        <w:jc w:val="left"/>
-        <w:rPr/>
-      </w:pPr>
-      <w:r>
-        <w:rPr/>
-      </w:r>
-    </w:p>
-    <w:p>
-      <w:pPr>
-        <w:pStyle w:val="Normal"/>
-        <w:bidi w:val="0"/>
-        <w:jc w:val="left"/>
-        <w:rPr/>
-      </w:pPr>
-      <w:r>
-        <w:rPr/>
-        <w:t>Første linje</w:t>
-      </w:r>
-    </w:p>
-    <w:p>
-      <w:pPr>
-        <w:pStyle w:val="Normal"/>
-        <w:bidi w:val="0"/>
-        <w:jc w:val="left"/>
-        <w:rPr/>
-      </w:pPr>
-      <w:r>
-        <w:rPr/>
-      </w:r>
-    </w:p>
-    <w:p>
-      <w:pPr>
-        <w:pStyle w:val="Normal"/>
-        <w:bidi w:val="0"/>
-        <w:jc w:val="left"/>
-        <w:rPr/>
-      </w:pPr>
-      <w:r>
-        <w:rPr/>
-        <w:t xml:space="preserve">DOT0 DOT1 DOT2 DOT12 DOT3   DOT13  DOT23 DOT123 </w:t>
-      </w:r>
-    </w:p>
-    <w:p>
-      <w:pPr>
-        <w:pStyle w:val="Normal"/>
-        <w:bidi w:val="0"/>
-        <w:jc w:val="left"/>
-        <w:rPr/>
-      </w:pPr>
-      <w:r>
-        <w:rPr/>
-        <w:t xml:space="preserve">DOT0 DOT1 </w:t>
-      </w:r>
-      <w:r>
-        <w:rPr>
-          <w:color w:val="C9211E"/>
-        </w:rPr>
-        <w:t>DOT6</w:t>
-      </w:r>
-      <w:r>
-        <w:rPr/>
-        <w:t xml:space="preserve"> DOT12 </w:t>
-      </w:r>
-      <w:r>
-        <w:rPr>
-          <w:color w:val="C9211E"/>
-        </w:rPr>
-        <w:t>DOT46</w:t>
-      </w:r>
-      <w:r>
-        <w:rPr/>
-        <w:t xml:space="preserve"> DOT13  </w:t>
-      </w:r>
-      <w:r>
-        <w:rPr>
-          <w:color w:val="C9211E"/>
-        </w:rPr>
-        <w:t xml:space="preserve">DOT56 </w:t>
-      </w:r>
-      <w:r>
-        <w:rPr/>
-        <w:t xml:space="preserve">DOT123 </w:t>
-      </w:r>
       <w:r>
         <w:br w:type="page"/>
       </w:r>
@@ -1474,11 +1998,25 @@
         <w:pStyle w:val="Normal"/>
         <w:bidi w:val="0"/>
         <w:jc w:val="left"/>
-        <w:rPr/>
-      </w:pPr>
-      <w:r>
-        <w:rPr/>
-        <w:t>.BRL:</w:t>
+        <w:rPr>
+          <w:b/>
+          <w:b/>
+          <w:bCs/>
+        </w:rPr>
+      </w:pPr>
+      <w:r>
+        <w:rPr>
+          <w:b/>
+          <w:bCs/>
+        </w:rPr>
+        <w:t xml:space="preserve">.BRL:  </w:t>
+      </w:r>
+      <w:r>
+        <w:rPr>
+          <w:b/>
+          <w:bCs/>
+        </w:rPr>
+        <w:t>indlæst af ”Braille editor”</w:t>
       </w:r>
     </w:p>
     <w:p>
@@ -1581,31 +2119,31 @@
       <w:tblPr>
         <w:tblW w:w="5000" w:type="pct"/>
         <w:jc w:val="left"/>
-        <w:tblInd w:w="-7" w:type="dxa"/>
+        <w:tblInd w:w="-6" w:type="dxa"/>
         <w:tblLayout w:type="fixed"/>
         <w:tblCellMar>
           <w:top w:w="0" w:type="dxa"/>
-          <w:left w:w="0" w:type="dxa"/>
+          <w:left w:w="7" w:type="dxa"/>
           <w:bottom w:w="0" w:type="dxa"/>
-          <w:right w:w="0" w:type="dxa"/>
+          <w:right w:w="7" w:type="dxa"/>
         </w:tblCellMar>
       </w:tblPr>
       <w:tblGrid>
+        <w:gridCol w:w="1069"/>
+        <w:gridCol w:w="1071"/>
+        <w:gridCol w:w="1072"/>
+        <w:gridCol w:w="1071"/>
         <w:gridCol w:w="1070"/>
         <w:gridCol w:w="1071"/>
+        <w:gridCol w:w="1072"/>
         <w:gridCol w:w="1071"/>
-        <w:gridCol w:w="1071"/>
-        <w:gridCol w:w="1071"/>
-        <w:gridCol w:w="1071"/>
-        <w:gridCol w:w="1071"/>
-        <w:gridCol w:w="1071"/>
-        <w:gridCol w:w="1071"/>
+        <w:gridCol w:w="1070"/>
       </w:tblGrid>
       <w:tr>
         <w:trPr/>
         <w:tc>
           <w:tcPr>
-            <w:tcW w:w="1070" w:type="dxa"/>
+            <w:tcW w:w="1069" w:type="dxa"/>
             <w:tcBorders>
               <w:top w:val="single" w:sz="6" w:space="0" w:color="666666"/>
               <w:left w:val="single" w:sz="6" w:space="0" w:color="666666"/>
@@ -1617,6 +2155,7 @@
           <w:p>
             <w:pPr>
               <w:pStyle w:val="Tabelindhold"/>
+              <w:widowControl w:val="false"/>
               <w:jc w:val="left"/>
               <w:rPr>
                 <w:rFonts w:ascii="Liberation Sans" w:hAnsi="Liberation Sans"/>
@@ -1668,6 +2207,7 @@
           <w:p>
             <w:pPr>
               <w:pStyle w:val="Tabelindhold"/>
+              <w:widowControl w:val="false"/>
               <w:jc w:val="left"/>
               <w:rPr>
                 <w:rFonts w:ascii="Liberation Sans" w:hAnsi="Liberation Sans"/>
@@ -1704,6 +2244,59 @@
                 <w:u w:val="none"/>
               </w:rPr>
               <w:t>0</w:t>
+            </w:r>
+          </w:p>
+        </w:tc>
+        <w:tc>
+          <w:tcPr>
+            <w:tcW w:w="1072" w:type="dxa"/>
+            <w:tcBorders>
+              <w:top w:val="single" w:sz="6" w:space="0" w:color="666666"/>
+              <w:bottom w:val="single" w:sz="6" w:space="0" w:color="666666"/>
+              <w:right w:val="single" w:sz="6" w:space="0" w:color="666666"/>
+            </w:tcBorders>
+            <w:shd w:fill="B2B2B2" w:val="clear"/>
+          </w:tcPr>
+          <w:p>
+            <w:pPr>
+              <w:pStyle w:val="Tabelindhold"/>
+              <w:widowControl w:val="false"/>
+              <w:jc w:val="left"/>
+              <w:rPr>
+                <w:rFonts w:ascii="Liberation Sans" w:hAnsi="Liberation Sans"/>
+                <w:b w:val="false"/>
+                <w:b w:val="false"/>
+                <w:bCs w:val="false"/>
+                <w:i w:val="false"/>
+                <w:i w:val="false"/>
+                <w:iCs w:val="false"/>
+                <w:strike w:val="false"/>
+                <w:dstrike w:val="false"/>
+                <w:outline w:val="false"/>
+                <w:shadow w:val="false"/>
+                <w:color w:val="000000"/>
+                <w:sz w:val="24"/>
+                <w:szCs w:val="24"/>
+                <w:u w:val="none"/>
+              </w:rPr>
+            </w:pPr>
+            <w:r>
+              <w:rPr>
+                <w:rFonts w:ascii="Liberation Sans" w:hAnsi="Liberation Sans"/>
+                <w:b w:val="false"/>
+                <w:bCs w:val="false"/>
+                <w:i w:val="false"/>
+                <w:iCs w:val="false"/>
+                <w:strike w:val="false"/>
+                <w:dstrike w:val="false"/>
+                <w:outline w:val="false"/>
+                <w:shadow w:val="false"/>
+                <w:color w:val="000000"/>
+                <w:sz w:val="24"/>
+                <w:szCs w:val="24"/>
+                <w:u w:val="none"/>
+              </w:rPr>
+              <w:t>1</w:t>
             </w:r>
           </w:p>
         </w:tc>
@@ -1720,6 +2313,7 @@
           <w:p>
             <w:pPr>
               <w:pStyle w:val="Tabelindhold"/>
+              <w:widowControl w:val="false"/>
               <w:jc w:val="left"/>
               <w:rPr>
                 <w:rFonts w:ascii="Liberation Sans" w:hAnsi="Liberation Sans"/>
@@ -1755,7 +2349,60 @@
                 <w:szCs w:val="24"/>
                 <w:u w:val="none"/>
               </w:rPr>
-              <w:t>1</w:t>
+              <w:t>2</w:t>
+            </w:r>
+          </w:p>
+        </w:tc>
+        <w:tc>
+          <w:tcPr>
+            <w:tcW w:w="1070" w:type="dxa"/>
+            <w:tcBorders>
+              <w:top w:val="single" w:sz="6" w:space="0" w:color="666666"/>
+              <w:bottom w:val="single" w:sz="6" w:space="0" w:color="666666"/>
+              <w:right w:val="single" w:sz="6" w:space="0" w:color="666666"/>
+            </w:tcBorders>
+            <w:shd w:fill="B2B2B2" w:val="clear"/>
+          </w:tcPr>
+          <w:p>
+            <w:pPr>
+              <w:pStyle w:val="Tabelindhold"/>
+              <w:widowControl w:val="false"/>
+              <w:jc w:val="left"/>
+              <w:rPr>
+                <w:rFonts w:ascii="Liberation Sans" w:hAnsi="Liberation Sans"/>
+                <w:b w:val="false"/>
+                <w:b w:val="false"/>
+                <w:bCs w:val="false"/>
+                <w:i w:val="false"/>
+                <w:i w:val="false"/>
+                <w:iCs w:val="false"/>
+                <w:strike w:val="false"/>
+                <w:dstrike w:val="false"/>
+                <w:outline w:val="false"/>
+                <w:shadow w:val="false"/>
+                <w:color w:val="000000"/>
+                <w:sz w:val="24"/>
+                <w:szCs w:val="24"/>
+                <w:u w:val="none"/>
+              </w:rPr>
+            </w:pPr>
+            <w:r>
+              <w:rPr>
+                <w:rFonts w:ascii="Liberation Sans" w:hAnsi="Liberation Sans"/>
+                <w:b w:val="false"/>
+                <w:bCs w:val="false"/>
+                <w:i w:val="false"/>
+                <w:iCs w:val="false"/>
+                <w:strike w:val="false"/>
+                <w:dstrike w:val="false"/>
+                <w:outline w:val="false"/>
+                <w:shadow w:val="false"/>
+                <w:color w:val="000000"/>
+                <w:sz w:val="24"/>
+                <w:szCs w:val="24"/>
+                <w:u w:val="none"/>
+              </w:rPr>
+              <w:t>3</w:t>
             </w:r>
           </w:p>
         </w:tc>
@@ -1772,6 +2419,7 @@
           <w:p>
             <w:pPr>
               <w:pStyle w:val="Tabelindhold"/>
+              <w:widowControl w:val="false"/>
               <w:jc w:val="left"/>
               <w:rPr>
                 <w:rFonts w:ascii="Liberation Sans" w:hAnsi="Liberation Sans"/>
@@ -1807,7 +2455,60 @@
                 <w:szCs w:val="24"/>
                 <w:u w:val="none"/>
               </w:rPr>
-              <w:t>2</w:t>
+              <w:t>4</w:t>
+            </w:r>
+          </w:p>
+        </w:tc>
+        <w:tc>
+          <w:tcPr>
+            <w:tcW w:w="1072" w:type="dxa"/>
+            <w:tcBorders>
+              <w:top w:val="single" w:sz="6" w:space="0" w:color="666666"/>
+              <w:bottom w:val="single" w:sz="6" w:space="0" w:color="666666"/>
+              <w:right w:val="single" w:sz="6" w:space="0" w:color="666666"/>
+            </w:tcBorders>
+            <w:shd w:fill="B2B2B2" w:val="clear"/>
+          </w:tcPr>
+          <w:p>
+            <w:pPr>
+              <w:pStyle w:val="Tabelindhold"/>
+              <w:widowControl w:val="false"/>
+              <w:jc w:val="left"/>
+              <w:rPr>
+                <w:rFonts w:ascii="Liberation Sans" w:hAnsi="Liberation Sans"/>
+                <w:b w:val="false"/>
+                <w:b w:val="false"/>
+                <w:bCs w:val="false"/>
+                <w:i w:val="false"/>
+                <w:i w:val="false"/>
+                <w:iCs w:val="false"/>
+                <w:strike w:val="false"/>
+                <w:dstrike w:val="false"/>
+                <w:outline w:val="false"/>
+                <w:shadow w:val="false"/>
+                <w:color w:val="000000"/>
+                <w:sz w:val="24"/>
+                <w:szCs w:val="24"/>
+                <w:u w:val="none"/>
+              </w:rPr>
+            </w:pPr>
+            <w:r>
+              <w:rPr>
+                <w:rFonts w:ascii="Liberation Sans" w:hAnsi="Liberation Sans"/>
+                <w:b w:val="false"/>
+                <w:bCs w:val="false"/>
+                <w:i w:val="false"/>
+                <w:iCs w:val="false"/>
+                <w:strike w:val="false"/>
+                <w:dstrike w:val="false"/>
+                <w:outline w:val="false"/>
+                <w:shadow w:val="false"/>
+                <w:color w:val="000000"/>
+                <w:sz w:val="24"/>
+                <w:szCs w:val="24"/>
+                <w:u w:val="none"/>
+              </w:rPr>
+              <w:t>5</w:t>
             </w:r>
           </w:p>
         </w:tc>
@@ -1824,6 +2525,7 @@
           <w:p>
             <w:pPr>
               <w:pStyle w:val="Tabelindhold"/>
+              <w:widowControl w:val="false"/>
               <w:jc w:val="left"/>
               <w:rPr>
                 <w:rFonts w:ascii="Liberation Sans" w:hAnsi="Liberation Sans"/>
@@ -1859,169 +2561,13 @@
                 <w:szCs w:val="24"/>
                 <w:u w:val="none"/>
               </w:rPr>
-              <w:t>3</w:t>
+              <w:t>6</w:t>
             </w:r>
           </w:p>
         </w:tc>
         <w:tc>
           <w:tcPr>
-            <w:tcW w:w="1071" w:type="dxa"/>
-            <w:tcBorders>
-              <w:top w:val="single" w:sz="6" w:space="0" w:color="666666"/>
-              <w:bottom w:val="single" w:sz="6" w:space="0" w:color="666666"/>
-              <w:right w:val="single" w:sz="6" w:space="0" w:color="666666"/>
-            </w:tcBorders>
-            <w:shd w:fill="B2B2B2" w:val="clear"/>
-          </w:tcPr>
-          <w:p>
-            <w:pPr>
-              <w:pStyle w:val="Tabelindhold"/>
-              <w:jc w:val="left"/>
-              <w:rPr>
-                <w:rFonts w:ascii="Liberation Sans" w:hAnsi="Liberation Sans"/>
-                <w:b w:val="false"/>
-                <w:b w:val="false"/>
-                <w:bCs w:val="false"/>
-                <w:i w:val="false"/>
-                <w:i w:val="false"/>
-                <w:iCs w:val="false"/>
-                <w:strike w:val="false"/>
-                <w:dstrike w:val="false"/>
-                <w:outline w:val="false"/>
-                <w:shadow w:val="false"/>
-                <w:color w:val="000000"/>
-                <w:sz w:val="24"/>
-                <w:szCs w:val="24"/>
-                <w:u w:val="none"/>
-              </w:rPr>
-            </w:pPr>
-            <w:r>
-              <w:rPr>
-                <w:rFonts w:ascii="Liberation Sans" w:hAnsi="Liberation Sans"/>
-                <w:b w:val="false"/>
-                <w:bCs w:val="false"/>
-                <w:i w:val="false"/>
-                <w:iCs w:val="false"/>
-                <w:strike w:val="false"/>
-                <w:dstrike w:val="false"/>
-                <w:outline w:val="false"/>
-                <w:shadow w:val="false"/>
-                <w:color w:val="000000"/>
-                <w:sz w:val="24"/>
-                <w:szCs w:val="24"/>
-                <w:u w:val="none"/>
-              </w:rPr>
-              <w:t>4</w:t>
-            </w:r>
-          </w:p>
-        </w:tc>
-        <w:tc>
-          <w:tcPr>
-            <w:tcW w:w="1071" w:type="dxa"/>
-            <w:tcBorders>
-              <w:top w:val="single" w:sz="6" w:space="0" w:color="666666"/>
-              <w:bottom w:val="single" w:sz="6" w:space="0" w:color="666666"/>
-              <w:right w:val="single" w:sz="6" w:space="0" w:color="666666"/>
-            </w:tcBorders>
-            <w:shd w:fill="B2B2B2" w:val="clear"/>
-          </w:tcPr>
-          <w:p>
-            <w:pPr>
-              <w:pStyle w:val="Tabelindhold"/>
-              <w:jc w:val="left"/>
-              <w:rPr>
-                <w:rFonts w:ascii="Liberation Sans" w:hAnsi="Liberation Sans"/>
-                <w:b w:val="false"/>
-                <w:b w:val="false"/>
-                <w:bCs w:val="false"/>
-                <w:i w:val="false"/>
-                <w:i w:val="false"/>
-                <w:iCs w:val="false"/>
-                <w:strike w:val="false"/>
-                <w:dstrike w:val="false"/>
-                <w:outline w:val="false"/>
-                <w:shadow w:val="false"/>
-                <w:color w:val="000000"/>
-                <w:sz w:val="24"/>
-                <w:szCs w:val="24"/>
-                <w:u w:val="none"/>
-              </w:rPr>
-            </w:pPr>
-            <w:r>
-              <w:rPr>
-                <w:rFonts w:ascii="Liberation Sans" w:hAnsi="Liberation Sans"/>
-                <w:b w:val="false"/>
-                <w:bCs w:val="false"/>
-                <w:i w:val="false"/>
-                <w:iCs w:val="false"/>
-                <w:strike w:val="false"/>
-                <w:dstrike w:val="false"/>
-                <w:outline w:val="false"/>
-                <w:shadow w:val="false"/>
-                <w:color w:val="000000"/>
-                <w:sz w:val="24"/>
-                <w:szCs w:val="24"/>
-                <w:u w:val="none"/>
-              </w:rPr>
-              <w:t>5</w:t>
-            </w:r>
-          </w:p>
-        </w:tc>
-        <w:tc>
-          <w:tcPr>
-            <w:tcW w:w="1071" w:type="dxa"/>
-            <w:tcBorders>
-              <w:top w:val="single" w:sz="6" w:space="0" w:color="666666"/>
-              <w:bottom w:val="single" w:sz="6" w:space="0" w:color="666666"/>
-              <w:right w:val="single" w:sz="6" w:space="0" w:color="666666"/>
-            </w:tcBorders>
-            <w:shd w:fill="B2B2B2" w:val="clear"/>
-          </w:tcPr>
-          <w:p>
-            <w:pPr>
-              <w:pStyle w:val="Tabelindhold"/>
-              <w:jc w:val="left"/>
-              <w:rPr>
-                <w:rFonts w:ascii="Liberation Sans" w:hAnsi="Liberation Sans"/>
-                <w:b w:val="false"/>
-                <w:b w:val="false"/>
-                <w:bCs w:val="false"/>
-                <w:i w:val="false"/>
-                <w:i w:val="false"/>
-                <w:iCs w:val="false"/>
-                <w:strike w:val="false"/>
-                <w:dstrike w:val="false"/>
-                <w:outline w:val="false"/>
-                <w:shadow w:val="false"/>
-                <w:color w:val="000000"/>
-                <w:sz w:val="24"/>
-                <w:szCs w:val="24"/>
-                <w:u w:val="none"/>
-              </w:rPr>
-            </w:pPr>
-            <w:r>
-              <w:rPr>
-                <w:rFonts w:ascii="Liberation Sans" w:hAnsi="Liberation Sans"/>
-                <w:b w:val="false"/>
-                <w:bCs w:val="false"/>
-                <w:i w:val="false"/>
-                <w:iCs w:val="false"/>
-                <w:strike w:val="false"/>
-                <w:dstrike w:val="false"/>
-                <w:outline w:val="false"/>
-                <w:shadow w:val="false"/>
-                <w:color w:val="000000"/>
-                <w:sz w:val="24"/>
-                <w:szCs w:val="24"/>
-                <w:u w:val="none"/>
-              </w:rPr>
-              <w:t>6</w:t>
-            </w:r>
-          </w:p>
-        </w:tc>
-        <w:tc>
-          <w:tcPr>
-            <w:tcW w:w="1071" w:type="dxa"/>
+            <w:tcW w:w="1070" w:type="dxa"/>
             <w:tcBorders>
               <w:top w:val="single" w:sz="6" w:space="0" w:color="666666"/>
               <w:left w:val="single" w:sz="6" w:space="0" w:color="666666"/>
@@ -2033,6 +2579,7 @@
           <w:p>
             <w:pPr>
               <w:pStyle w:val="Tabelindhold"/>
+              <w:widowControl w:val="false"/>
               <w:jc w:val="left"/>
               <w:rPr>
                 <w:rFonts w:ascii="Liberation Sans" w:hAnsi="Liberation Sans"/>
@@ -2077,7 +2624,7 @@
         <w:trPr/>
         <w:tc>
           <w:tcPr>
-            <w:tcW w:w="1070" w:type="dxa"/>
+            <w:tcW w:w="1069" w:type="dxa"/>
             <w:tcBorders>
               <w:left w:val="single" w:sz="6" w:space="0" w:color="666666"/>
               <w:bottom w:val="single" w:sz="6" w:space="0" w:color="666666"/>
@@ -2087,6 +2634,7 @@
           <w:p>
             <w:pPr>
               <w:pStyle w:val="Tabelindhold"/>
+              <w:widowControl w:val="false"/>
               <w:jc w:val="left"/>
               <w:rPr>
                 <w:rFonts w:ascii="Liberation Sans" w:hAnsi="Liberation Sans"/>
@@ -2137,6 +2685,7 @@
           <w:p>
             <w:pPr>
               <w:pStyle w:val="Tabelindhold"/>
+              <w:widowControl w:val="false"/>
               <w:jc w:val="left"/>
               <w:rPr>
                 <w:rFonts w:ascii="Liberation Sans" w:hAnsi="Liberation Sans"/>
@@ -2173,6 +2722,57 @@
                 <w:u w:val="none"/>
               </w:rPr>
               <w:t>0 / 0</w:t>
+            </w:r>
+          </w:p>
+        </w:tc>
+        <w:tc>
+          <w:tcPr>
+            <w:tcW w:w="1072" w:type="dxa"/>
+            <w:tcBorders>
+              <w:bottom w:val="single" w:sz="6" w:space="0" w:color="666666"/>
+              <w:right w:val="single" w:sz="6" w:space="0" w:color="666666"/>
+            </w:tcBorders>
+          </w:tcPr>
+          <w:p>
+            <w:pPr>
+              <w:pStyle w:val="Tabelindhold"/>
+              <w:widowControl w:val="false"/>
+              <w:jc w:val="left"/>
+              <w:rPr>
+                <w:rFonts w:ascii="Liberation Sans" w:hAnsi="Liberation Sans"/>
+                <w:b w:val="false"/>
+                <w:b w:val="false"/>
+                <w:bCs w:val="false"/>
+                <w:i w:val="false"/>
+                <w:i w:val="false"/>
+                <w:iCs w:val="false"/>
+                <w:strike w:val="false"/>
+                <w:dstrike w:val="false"/>
+                <w:outline w:val="false"/>
+                <w:shadow w:val="false"/>
+                <w:color w:val="000000"/>
+                <w:sz w:val="18"/>
+                <w:szCs w:val="18"/>
+                <w:u w:val="none"/>
+              </w:rPr>
+            </w:pPr>
+            <w:r>
+              <w:rPr>
+                <w:rFonts w:ascii="Liberation Sans" w:hAnsi="Liberation Sans"/>
+                <w:b w:val="false"/>
+                <w:bCs w:val="false"/>
+                <w:i w:val="false"/>
+                <w:iCs w:val="false"/>
+                <w:strike w:val="false"/>
+                <w:dstrike w:val="false"/>
+                <w:outline w:val="false"/>
+                <w:shadow w:val="false"/>
+                <w:color w:val="000000"/>
+                <w:sz w:val="18"/>
+                <w:szCs w:val="18"/>
+                <w:u w:val="none"/>
+              </w:rPr>
+              <w:t>1 / 1</w:t>
             </w:r>
           </w:p>
         </w:tc>
@@ -2187,6 +2787,7 @@
           <w:p>
             <w:pPr>
               <w:pStyle w:val="Tabelindhold"/>
+              <w:widowControl w:val="false"/>
               <w:jc w:val="left"/>
               <w:rPr>
                 <w:rFonts w:ascii="Liberation Sans" w:hAnsi="Liberation Sans"/>
@@ -2222,7 +2823,76 @@
                 <w:szCs w:val="18"/>
                 <w:u w:val="none"/>
               </w:rPr>
-              <w:t>1 / 1</w:t>
+              <w:t xml:space="preserve">2 / </w:t>
+            </w:r>
+            <w:r>
+              <w:rPr>
+                <w:rFonts w:ascii="Liberation Sans" w:hAnsi="Liberation Sans"/>
+                <w:b w:val="false"/>
+                <w:bCs w:val="false"/>
+                <w:i w:val="false"/>
+                <w:iCs w:val="false"/>
+                <w:strike w:val="false"/>
+                <w:dstrike w:val="false"/>
+                <w:outline w:val="false"/>
+                <w:shadow w:val="false"/>
+                <w:color w:val="C9211E"/>
+                <w:sz w:val="18"/>
+                <w:szCs w:val="18"/>
+                <w:u w:val="none"/>
+              </w:rPr>
+              <w:t>6</w:t>
+            </w:r>
+          </w:p>
+        </w:tc>
+        <w:tc>
+          <w:tcPr>
+            <w:tcW w:w="1070" w:type="dxa"/>
+            <w:tcBorders>
+              <w:bottom w:val="single" w:sz="6" w:space="0" w:color="666666"/>
+              <w:right w:val="single" w:sz="6" w:space="0" w:color="666666"/>
+            </w:tcBorders>
+          </w:tcPr>
+          <w:p>
+            <w:pPr>
+              <w:pStyle w:val="Tabelindhold"/>
+              <w:widowControl w:val="false"/>
+              <w:jc w:val="left"/>
+              <w:rPr>
+                <w:rFonts w:ascii="Liberation Sans" w:hAnsi="Liberation Sans"/>
+                <w:b w:val="false"/>
+                <w:b w:val="false"/>
+                <w:bCs w:val="false"/>
+                <w:i w:val="false"/>
+                <w:i w:val="false"/>
+                <w:iCs w:val="false"/>
+                <w:strike w:val="false"/>
+                <w:dstrike w:val="false"/>
+                <w:outline w:val="false"/>
+                <w:shadow w:val="false"/>
+                <w:color w:val="000000"/>
+                <w:sz w:val="18"/>
+                <w:szCs w:val="18"/>
+                <w:u w:val="none"/>
+              </w:rPr>
+            </w:pPr>
+            <w:r>
+              <w:rPr>
+                <w:rFonts w:ascii="Liberation Sans" w:hAnsi="Liberation Sans"/>
+                <w:b w:val="false"/>
+                <w:bCs w:val="false"/>
+                <w:i w:val="false"/>
+                <w:iCs w:val="false"/>
+                <w:strike w:val="false"/>
+                <w:dstrike w:val="false"/>
+                <w:outline w:val="false"/>
+                <w:shadow w:val="false"/>
+                <w:color w:val="000000"/>
+                <w:sz w:val="18"/>
+                <w:szCs w:val="18"/>
+                <w:u w:val="none"/>
+              </w:rPr>
+              <w:t>12 / 12</w:t>
             </w:r>
           </w:p>
         </w:tc>
@@ -2237,6 +2907,7 @@
           <w:p>
             <w:pPr>
               <w:pStyle w:val="Tabelindhold"/>
+              <w:widowControl w:val="false"/>
               <w:jc w:val="left"/>
               <w:rPr>
                 <w:rFonts w:ascii="Liberation Sans" w:hAnsi="Liberation Sans"/>
@@ -2272,7 +2943,7 @@
                 <w:szCs w:val="18"/>
                 <w:u w:val="none"/>
               </w:rPr>
-              <w:t xml:space="preserve">2 / </w:t>
+              <w:t xml:space="preserve">3 / </w:t>
             </w:r>
             <w:r>
               <w:rPr>
@@ -2290,7 +2961,58 @@
                 <w:szCs w:val="18"/>
                 <w:u w:val="none"/>
               </w:rPr>
-              <w:t>6</w:t>
+              <w:t>46</w:t>
+            </w:r>
+          </w:p>
+        </w:tc>
+        <w:tc>
+          <w:tcPr>
+            <w:tcW w:w="1072" w:type="dxa"/>
+            <w:tcBorders>
+              <w:bottom w:val="single" w:sz="6" w:space="0" w:color="666666"/>
+              <w:right w:val="single" w:sz="6" w:space="0" w:color="666666"/>
+            </w:tcBorders>
+          </w:tcPr>
+          <w:p>
+            <w:pPr>
+              <w:pStyle w:val="Tabelindhold"/>
+              <w:widowControl w:val="false"/>
+              <w:jc w:val="left"/>
+              <w:rPr>
+                <w:rFonts w:ascii="Liberation Sans" w:hAnsi="Liberation Sans"/>
+                <w:b w:val="false"/>
+                <w:b w:val="false"/>
+                <w:bCs w:val="false"/>
+                <w:i w:val="false"/>
+                <w:i w:val="false"/>
+                <w:iCs w:val="false"/>
+                <w:strike w:val="false"/>
+                <w:dstrike w:val="false"/>
+                <w:outline w:val="false"/>
+                <w:shadow w:val="false"/>
+                <w:color w:val="000000"/>
+                <w:sz w:val="18"/>
+                <w:szCs w:val="18"/>
+                <w:u w:val="none"/>
+              </w:rPr>
+            </w:pPr>
+            <w:r>
+              <w:rPr>
+                <w:rFonts w:ascii="Liberation Sans" w:hAnsi="Liberation Sans"/>
+                <w:b w:val="false"/>
+                <w:bCs w:val="false"/>
+                <w:i w:val="false"/>
+                <w:iCs w:val="false"/>
+                <w:strike w:val="false"/>
+                <w:dstrike w:val="false"/>
+                <w:outline w:val="false"/>
+                <w:shadow w:val="false"/>
+                <w:color w:val="000000"/>
+                <w:sz w:val="18"/>
+                <w:szCs w:val="18"/>
+                <w:u w:val="none"/>
+              </w:rPr>
+              <w:t>13 / 13</w:t>
             </w:r>
           </w:p>
         </w:tc>
@@ -2305,6 +3027,7 @@
           <w:p>
             <w:pPr>
               <w:pStyle w:val="Tabelindhold"/>
+              <w:widowControl w:val="false"/>
               <w:jc w:val="left"/>
               <w:rPr>
                 <w:rFonts w:ascii="Liberation Sans" w:hAnsi="Liberation Sans"/>
@@ -2340,199 +3063,31 @@
                 <w:szCs w:val="18"/>
                 <w:u w:val="none"/>
               </w:rPr>
-              <w:t>12 / 12</w:t>
+              <w:t xml:space="preserve">23 / </w:t>
+            </w:r>
+            <w:r>
+              <w:rPr>
+                <w:rFonts w:ascii="Liberation Sans" w:hAnsi="Liberation Sans"/>
+                <w:b w:val="false"/>
+                <w:bCs w:val="false"/>
+                <w:i w:val="false"/>
+                <w:iCs w:val="false"/>
+                <w:strike w:val="false"/>
+                <w:dstrike w:val="false"/>
+                <w:outline w:val="false"/>
+                <w:shadow w:val="false"/>
+                <w:color w:val="C9211E"/>
+                <w:sz w:val="18"/>
+                <w:szCs w:val="18"/>
+                <w:u w:val="none"/>
+              </w:rPr>
+              <w:t>56</w:t>
             </w:r>
           </w:p>
         </w:tc>
         <w:tc>
           <w:tcPr>
-            <w:tcW w:w="1071" w:type="dxa"/>
-            <w:tcBorders>
-              <w:bottom w:val="single" w:sz="6" w:space="0" w:color="666666"/>
-              <w:right w:val="single" w:sz="6" w:space="0" w:color="666666"/>
-            </w:tcBorders>
-          </w:tcPr>
-          <w:p>
-            <w:pPr>
-              <w:pStyle w:val="Tabelindhold"/>
-              <w:jc w:val="left"/>
-              <w:rPr>
-                <w:rFonts w:ascii="Liberation Sans" w:hAnsi="Liberation Sans"/>
-                <w:b w:val="false"/>
-                <w:b w:val="false"/>
-                <w:bCs w:val="false"/>
-                <w:i w:val="false"/>
-                <w:i w:val="false"/>
-                <w:iCs w:val="false"/>
-                <w:strike w:val="false"/>
-                <w:dstrike w:val="false"/>
-                <w:outline w:val="false"/>
-                <w:shadow w:val="false"/>
-                <w:color w:val="000000"/>
-                <w:sz w:val="18"/>
-                <w:szCs w:val="18"/>
-                <w:u w:val="none"/>
-              </w:rPr>
-            </w:pPr>
-            <w:r>
-              <w:rPr>
-                <w:rFonts w:ascii="Liberation Sans" w:hAnsi="Liberation Sans"/>
-                <w:b w:val="false"/>
-                <w:bCs w:val="false"/>
-                <w:i w:val="false"/>
-                <w:iCs w:val="false"/>
-                <w:strike w:val="false"/>
-                <w:dstrike w:val="false"/>
-                <w:outline w:val="false"/>
-                <w:shadow w:val="false"/>
-                <w:color w:val="000000"/>
-                <w:sz w:val="18"/>
-                <w:szCs w:val="18"/>
-                <w:u w:val="none"/>
-              </w:rPr>
-              <w:t xml:space="preserve">3 / </w:t>
-            </w:r>
-            <w:r>
-              <w:rPr>
-                <w:rFonts w:ascii="Liberation Sans" w:hAnsi="Liberation Sans"/>
-                <w:b w:val="false"/>
-                <w:bCs w:val="false"/>
-                <w:i w:val="false"/>
-                <w:iCs w:val="false"/>
-                <w:strike w:val="false"/>
-                <w:dstrike w:val="false"/>
-                <w:outline w:val="false"/>
-                <w:shadow w:val="false"/>
-                <w:color w:val="C9211E"/>
-                <w:sz w:val="18"/>
-                <w:szCs w:val="18"/>
-                <w:u w:val="none"/>
-              </w:rPr>
-              <w:t>46</w:t>
-            </w:r>
-          </w:p>
-        </w:tc>
-        <w:tc>
-          <w:tcPr>
-            <w:tcW w:w="1071" w:type="dxa"/>
-            <w:tcBorders>
-              <w:bottom w:val="single" w:sz="6" w:space="0" w:color="666666"/>
-              <w:right w:val="single" w:sz="6" w:space="0" w:color="666666"/>
-            </w:tcBorders>
-          </w:tcPr>
-          <w:p>
-            <w:pPr>
-              <w:pStyle w:val="Tabelindhold"/>
-              <w:jc w:val="left"/>
-              <w:rPr>
-                <w:rFonts w:ascii="Liberation Sans" w:hAnsi="Liberation Sans"/>
-                <w:b w:val="false"/>
-                <w:b w:val="false"/>
-                <w:bCs w:val="false"/>
-                <w:i w:val="false"/>
-                <w:i w:val="false"/>
-                <w:iCs w:val="false"/>
-                <w:strike w:val="false"/>
-                <w:dstrike w:val="false"/>
-                <w:outline w:val="false"/>
-                <w:shadow w:val="false"/>
-                <w:color w:val="000000"/>
-                <w:sz w:val="18"/>
-                <w:szCs w:val="18"/>
-                <w:u w:val="none"/>
-              </w:rPr>
-            </w:pPr>
-            <w:r>
-              <w:rPr>
-                <w:rFonts w:ascii="Liberation Sans" w:hAnsi="Liberation Sans"/>
-                <w:b w:val="false"/>
-                <w:bCs w:val="false"/>
-                <w:i w:val="false"/>
-                <w:iCs w:val="false"/>
-                <w:strike w:val="false"/>
-                <w:dstrike w:val="false"/>
-                <w:outline w:val="false"/>
-                <w:shadow w:val="false"/>
-                <w:color w:val="000000"/>
-                <w:sz w:val="18"/>
-                <w:szCs w:val="18"/>
-                <w:u w:val="none"/>
-              </w:rPr>
-              <w:t>13 / 13</w:t>
-            </w:r>
-          </w:p>
-        </w:tc>
-        <w:tc>
-          <w:tcPr>
-            <w:tcW w:w="1071" w:type="dxa"/>
-            <w:tcBorders>
-              <w:bottom w:val="single" w:sz="6" w:space="0" w:color="666666"/>
-              <w:right w:val="single" w:sz="6" w:space="0" w:color="666666"/>
-            </w:tcBorders>
-          </w:tcPr>
-          <w:p>
-            <w:pPr>
-              <w:pStyle w:val="Tabelindhold"/>
-              <w:jc w:val="left"/>
-              <w:rPr>
-                <w:rFonts w:ascii="Liberation Sans" w:hAnsi="Liberation Sans"/>
-                <w:b w:val="false"/>
-                <w:b w:val="false"/>
-                <w:bCs w:val="false"/>
-                <w:i w:val="false"/>
-                <w:i w:val="false"/>
-                <w:iCs w:val="false"/>
-                <w:strike w:val="false"/>
-                <w:dstrike w:val="false"/>
-                <w:outline w:val="false"/>
-                <w:shadow w:val="false"/>
-                <w:color w:val="000000"/>
-                <w:sz w:val="18"/>
-                <w:szCs w:val="18"/>
-                <w:u w:val="none"/>
-              </w:rPr>
-            </w:pPr>
-            <w:r>
-              <w:rPr>
-                <w:rFonts w:ascii="Liberation Sans" w:hAnsi="Liberation Sans"/>
-                <w:b w:val="false"/>
-                <w:bCs w:val="false"/>
-                <w:i w:val="false"/>
-                <w:iCs w:val="false"/>
-                <w:strike w:val="false"/>
-                <w:dstrike w:val="false"/>
-                <w:outline w:val="false"/>
-                <w:shadow w:val="false"/>
-                <w:color w:val="000000"/>
-                <w:sz w:val="18"/>
-                <w:szCs w:val="18"/>
-                <w:u w:val="none"/>
-              </w:rPr>
-              <w:t xml:space="preserve">23 / </w:t>
-            </w:r>
-            <w:r>
-              <w:rPr>
-                <w:rFonts w:ascii="Liberation Sans" w:hAnsi="Liberation Sans"/>
-                <w:b w:val="false"/>
-                <w:bCs w:val="false"/>
-                <w:i w:val="false"/>
-                <w:iCs w:val="false"/>
-                <w:strike w:val="false"/>
-                <w:dstrike w:val="false"/>
-                <w:outline w:val="false"/>
-                <w:shadow w:val="false"/>
-                <w:color w:val="C9211E"/>
-                <w:sz w:val="18"/>
-                <w:szCs w:val="18"/>
-                <w:u w:val="none"/>
-              </w:rPr>
-              <w:t>56</w:t>
-            </w:r>
-          </w:p>
-        </w:tc>
-        <w:tc>
-          <w:tcPr>
-            <w:tcW w:w="1071" w:type="dxa"/>
+            <w:tcW w:w="1070" w:type="dxa"/>
             <w:tcBorders>
               <w:left w:val="single" w:sz="6" w:space="0" w:color="666666"/>
               <w:bottom w:val="single" w:sz="6" w:space="0" w:color="666666"/>
@@ -2542,6 +3097,7 @@
           <w:p>
             <w:pPr>
               <w:pStyle w:val="Tabelindhold"/>
+              <w:widowControl w:val="false"/>
               <w:jc w:val="left"/>
               <w:rPr>
                 <w:rFonts w:ascii="Liberation Sans" w:hAnsi="Liberation Sans"/>
@@ -2586,7 +3142,7 @@
         <w:trPr/>
         <w:tc>
           <w:tcPr>
-            <w:tcW w:w="1070" w:type="dxa"/>
+            <w:tcW w:w="1069" w:type="dxa"/>
             <w:tcBorders>
               <w:left w:val="single" w:sz="6" w:space="0" w:color="666666"/>
               <w:bottom w:val="single" w:sz="6" w:space="0" w:color="666666"/>
@@ -2597,6 +3153,7 @@
           <w:p>
             <w:pPr>
               <w:pStyle w:val="Tabelindhold"/>
+              <w:widowControl w:val="false"/>
               <w:jc w:val="left"/>
               <w:rPr>
                 <w:rFonts w:ascii="Liberation Sans" w:hAnsi="Liberation Sans"/>
@@ -2648,6 +3205,7 @@
           <w:p>
             <w:pPr>
               <w:pStyle w:val="Tabelindhold"/>
+              <w:widowControl w:val="false"/>
               <w:jc w:val="left"/>
               <w:rPr>
                 <w:rFonts w:ascii="Liberation Sans" w:hAnsi="Liberation Sans"/>
@@ -2702,6 +3260,58 @@
                 <w:u w:val="none"/>
               </w:rPr>
               <w:t xml:space="preserve"> 3</w:t>
+            </w:r>
+          </w:p>
+        </w:tc>
+        <w:tc>
+          <w:tcPr>
+            <w:tcW w:w="1072" w:type="dxa"/>
+            <w:tcBorders>
+              <w:bottom w:val="single" w:sz="6" w:space="0" w:color="666666"/>
+              <w:right w:val="single" w:sz="6" w:space="0" w:color="666666"/>
+            </w:tcBorders>
+            <w:shd w:fill="EEEEEE" w:val="clear"/>
+          </w:tcPr>
+          <w:p>
+            <w:pPr>
+              <w:pStyle w:val="Tabelindhold"/>
+              <w:widowControl w:val="false"/>
+              <w:jc w:val="left"/>
+              <w:rPr>
+                <w:rFonts w:ascii="Liberation Sans" w:hAnsi="Liberation Sans"/>
+                <w:b w:val="false"/>
+                <w:b w:val="false"/>
+                <w:bCs w:val="false"/>
+                <w:i w:val="false"/>
+                <w:i w:val="false"/>
+                <w:iCs w:val="false"/>
+                <w:strike w:val="false"/>
+                <w:dstrike w:val="false"/>
+                <w:outline w:val="false"/>
+                <w:shadow w:val="false"/>
+                <w:color w:val="000000"/>
+                <w:sz w:val="18"/>
+                <w:szCs w:val="18"/>
+                <w:u w:val="none"/>
+              </w:rPr>
+            </w:pPr>
+            <w:r>
+              <w:rPr>
+                <w:rFonts w:ascii="Liberation Sans" w:hAnsi="Liberation Sans"/>
+                <w:b w:val="false"/>
+                <w:bCs w:val="false"/>
+                <w:i w:val="false"/>
+                <w:iCs w:val="false"/>
+                <w:strike w:val="false"/>
+                <w:dstrike w:val="false"/>
+                <w:outline w:val="false"/>
+                <w:shadow w:val="false"/>
+                <w:color w:val="000000"/>
+                <w:sz w:val="18"/>
+                <w:szCs w:val="18"/>
+                <w:u w:val="none"/>
+              </w:rPr>
+              <w:t>14 / 14</w:t>
             </w:r>
           </w:p>
         </w:tc>
@@ -2717,6 +3327,7 @@
           <w:p>
             <w:pPr>
               <w:pStyle w:val="Tabelindhold"/>
+              <w:widowControl w:val="false"/>
               <w:jc w:val="left"/>
               <w:rPr>
                 <w:rFonts w:ascii="Liberation Sans" w:hAnsi="Liberation Sans"/>
@@ -2752,7 +3363,59 @@
                 <w:szCs w:val="18"/>
                 <w:u w:val="none"/>
               </w:rPr>
-              <w:t>14 / 14</w:t>
+              <w:t>24 / 24</w:t>
+            </w:r>
+          </w:p>
+        </w:tc>
+        <w:tc>
+          <w:tcPr>
+            <w:tcW w:w="1070" w:type="dxa"/>
+            <w:tcBorders>
+              <w:bottom w:val="single" w:sz="6" w:space="0" w:color="666666"/>
+              <w:right w:val="single" w:sz="6" w:space="0" w:color="666666"/>
+            </w:tcBorders>
+            <w:shd w:fill="EEEEEE" w:val="clear"/>
+          </w:tcPr>
+          <w:p>
+            <w:pPr>
+              <w:pStyle w:val="Tabelindhold"/>
+              <w:widowControl w:val="false"/>
+              <w:jc w:val="left"/>
+              <w:rPr>
+                <w:rFonts w:ascii="Liberation Sans" w:hAnsi="Liberation Sans"/>
+                <w:b w:val="false"/>
+                <w:b w:val="false"/>
+                <w:bCs w:val="false"/>
+                <w:i w:val="false"/>
+                <w:i w:val="false"/>
+                <w:iCs w:val="false"/>
+                <w:strike w:val="false"/>
+                <w:dstrike w:val="false"/>
+                <w:outline w:val="false"/>
+                <w:shadow w:val="false"/>
+                <w:color w:val="000000"/>
+                <w:sz w:val="18"/>
+                <w:szCs w:val="18"/>
+                <w:u w:val="none"/>
+              </w:rPr>
+            </w:pPr>
+            <w:r>
+              <w:rPr>
+                <w:rFonts w:ascii="Liberation Sans" w:hAnsi="Liberation Sans"/>
+                <w:b w:val="false"/>
+                <w:bCs w:val="false"/>
+                <w:i w:val="false"/>
+                <w:iCs w:val="false"/>
+                <w:strike w:val="false"/>
+                <w:dstrike w:val="false"/>
+                <w:outline w:val="false"/>
+                <w:shadow w:val="false"/>
+                <w:color w:val="000000"/>
+                <w:sz w:val="18"/>
+                <w:szCs w:val="18"/>
+                <w:u w:val="none"/>
+              </w:rPr>
+              <w:t>124 / 124</w:t>
             </w:r>
           </w:p>
         </w:tc>
@@ -2768,6 +3431,7 @@
           <w:p>
             <w:pPr>
               <w:pStyle w:val="Tabelindhold"/>
+              <w:widowControl w:val="false"/>
               <w:jc w:val="left"/>
               <w:rPr>
                 <w:rFonts w:ascii="Liberation Sans" w:hAnsi="Liberation Sans"/>
@@ -2803,7 +3467,59 @@
                 <w:szCs w:val="18"/>
                 <w:u w:val="none"/>
               </w:rPr>
-              <w:t>24 / 24</w:t>
+              <w:t>34 / 134</w:t>
+            </w:r>
+          </w:p>
+        </w:tc>
+        <w:tc>
+          <w:tcPr>
+            <w:tcW w:w="1072" w:type="dxa"/>
+            <w:tcBorders>
+              <w:bottom w:val="single" w:sz="6" w:space="0" w:color="666666"/>
+              <w:right w:val="single" w:sz="6" w:space="0" w:color="666666"/>
+            </w:tcBorders>
+            <w:shd w:fill="EEEEEE" w:val="clear"/>
+          </w:tcPr>
+          <w:p>
+            <w:pPr>
+              <w:pStyle w:val="Tabelindhold"/>
+              <w:widowControl w:val="false"/>
+              <w:jc w:val="left"/>
+              <w:rPr>
+                <w:rFonts w:ascii="Liberation Sans" w:hAnsi="Liberation Sans"/>
+                <w:b w:val="false"/>
+                <w:b w:val="false"/>
+                <w:bCs w:val="false"/>
+                <w:i w:val="false"/>
+                <w:i w:val="false"/>
+                <w:iCs w:val="false"/>
+                <w:strike w:val="false"/>
+                <w:dstrike w:val="false"/>
+                <w:outline w:val="false"/>
+                <w:shadow w:val="false"/>
+                <w:color w:val="000000"/>
+                <w:sz w:val="18"/>
+                <w:szCs w:val="18"/>
+                <w:u w:val="none"/>
+              </w:rPr>
+            </w:pPr>
+            <w:r>
+              <w:rPr>
+                <w:rFonts w:ascii="Liberation Sans" w:hAnsi="Liberation Sans"/>
+                <w:b w:val="false"/>
+                <w:bCs w:val="false"/>
+                <w:i w:val="false"/>
+                <w:iCs w:val="false"/>
+                <w:strike w:val="false"/>
+                <w:dstrike w:val="false"/>
+                <w:outline w:val="false"/>
+                <w:shadow w:val="false"/>
+                <w:color w:val="000000"/>
+                <w:sz w:val="18"/>
+                <w:szCs w:val="18"/>
+                <w:u w:val="none"/>
+              </w:rPr>
+              <w:t>134 234</w:t>
             </w:r>
           </w:p>
         </w:tc>
@@ -2819,6 +3535,7 @@
           <w:p>
             <w:pPr>
               <w:pStyle w:val="Tabelindhold"/>
+              <w:widowControl w:val="false"/>
               <w:jc w:val="left"/>
               <w:rPr>
                 <w:rFonts w:ascii="Liberation Sans" w:hAnsi="Liberation Sans"/>
@@ -2854,7 +3571,688 @@
                 <w:szCs w:val="18"/>
                 <w:u w:val="none"/>
               </w:rPr>
-              <w:t>124 / 124</w:t>
+              <w:t>234 / 1234</w:t>
+            </w:r>
+          </w:p>
+        </w:tc>
+        <w:tc>
+          <w:tcPr>
+            <w:tcW w:w="1070" w:type="dxa"/>
+            <w:tcBorders>
+              <w:left w:val="single" w:sz="6" w:space="0" w:color="666666"/>
+              <w:bottom w:val="single" w:sz="6" w:space="0" w:color="666666"/>
+              <w:right w:val="single" w:sz="6" w:space="0" w:color="666666"/>
+            </w:tcBorders>
+            <w:shd w:fill="EEEEEE" w:val="clear"/>
+          </w:tcPr>
+          <w:p>
+            <w:pPr>
+              <w:pStyle w:val="Tabelindhold"/>
+              <w:widowControl w:val="false"/>
+              <w:jc w:val="left"/>
+              <w:rPr>
+                <w:rFonts w:ascii="Liberation Sans" w:hAnsi="Liberation Sans"/>
+                <w:b w:val="false"/>
+                <w:b w:val="false"/>
+                <w:bCs w:val="false"/>
+                <w:i w:val="false"/>
+                <w:i w:val="false"/>
+                <w:iCs w:val="false"/>
+                <w:strike w:val="false"/>
+                <w:dstrike w:val="false"/>
+                <w:outline w:val="false"/>
+                <w:shadow w:val="false"/>
+                <w:color w:val="000000"/>
+                <w:sz w:val="18"/>
+                <w:szCs w:val="18"/>
+                <w:u w:val="none"/>
+              </w:rPr>
+            </w:pPr>
+            <w:r>
+              <w:rPr>
+                <w:rFonts w:ascii="Liberation Sans" w:hAnsi="Liberation Sans"/>
+                <w:b w:val="false"/>
+                <w:bCs w:val="false"/>
+                <w:i w:val="false"/>
+                <w:iCs w:val="false"/>
+                <w:strike w:val="false"/>
+                <w:dstrike w:val="false"/>
+                <w:outline w:val="false"/>
+                <w:shadow w:val="false"/>
+                <w:color w:val="000000"/>
+                <w:sz w:val="18"/>
+                <w:szCs w:val="18"/>
+                <w:u w:val="none"/>
+              </w:rPr>
+              <w:t>1234 / 0</w:t>
+            </w:r>
+          </w:p>
+        </w:tc>
+      </w:tr>
+      <w:tr>
+        <w:trPr/>
+        <w:tc>
+          <w:tcPr>
+            <w:tcW w:w="1069" w:type="dxa"/>
+            <w:tcBorders>
+              <w:left w:val="single" w:sz="6" w:space="0" w:color="666666"/>
+              <w:bottom w:val="single" w:sz="6" w:space="0" w:color="666666"/>
+              <w:right w:val="single" w:sz="6" w:space="0" w:color="666666"/>
+            </w:tcBorders>
+          </w:tcPr>
+          <w:p>
+            <w:pPr>
+              <w:pStyle w:val="Tabelindhold"/>
+              <w:widowControl w:val="false"/>
+              <w:jc w:val="left"/>
+              <w:rPr>
+                <w:rFonts w:ascii="Liberation Sans" w:hAnsi="Liberation Sans"/>
+                <w:b w:val="false"/>
+                <w:b w:val="false"/>
+                <w:bCs w:val="false"/>
+                <w:i w:val="false"/>
+                <w:i w:val="false"/>
+                <w:iCs w:val="false"/>
+                <w:strike w:val="false"/>
+                <w:dstrike w:val="false"/>
+                <w:outline w:val="false"/>
+                <w:shadow w:val="false"/>
+                <w:color w:val="000000"/>
+                <w:sz w:val="24"/>
+                <w:szCs w:val="24"/>
+                <w:u w:val="none"/>
+              </w:rPr>
+            </w:pPr>
+            <w:r>
+              <w:rPr>
+                <w:rFonts w:ascii="Liberation Sans" w:hAnsi="Liberation Sans"/>
+                <w:b w:val="false"/>
+                <w:bCs w:val="false"/>
+                <w:i w:val="false"/>
+                <w:iCs w:val="false"/>
+                <w:strike w:val="false"/>
+                <w:dstrike w:val="false"/>
+                <w:outline w:val="false"/>
+                <w:shadow w:val="false"/>
+                <w:color w:val="000000"/>
+                <w:sz w:val="24"/>
+                <w:szCs w:val="24"/>
+                <w:u w:val="none"/>
+              </w:rPr>
+              <w:t>+2*8</w:t>
+            </w:r>
+          </w:p>
+        </w:tc>
+        <w:tc>
+          <w:tcPr>
+            <w:tcW w:w="1071" w:type="dxa"/>
+            <w:tcBorders>
+              <w:bottom w:val="single" w:sz="6" w:space="0" w:color="666666"/>
+              <w:right w:val="single" w:sz="6" w:space="0" w:color="666666"/>
+            </w:tcBorders>
+          </w:tcPr>
+          <w:p>
+            <w:pPr>
+              <w:pStyle w:val="Tabelindhold"/>
+              <w:widowControl w:val="false"/>
+              <w:jc w:val="left"/>
+              <w:rPr>
+                <w:rFonts w:ascii="Liberation Sans" w:hAnsi="Liberation Sans"/>
+                <w:b w:val="false"/>
+                <w:b w:val="false"/>
+                <w:bCs w:val="false"/>
+                <w:i w:val="false"/>
+                <w:i w:val="false"/>
+                <w:iCs w:val="false"/>
+                <w:strike w:val="false"/>
+                <w:dstrike w:val="false"/>
+                <w:outline w:val="false"/>
+                <w:shadow w:val="false"/>
+                <w:color w:val="000000"/>
+                <w:sz w:val="18"/>
+                <w:szCs w:val="18"/>
+                <w:u w:val="none"/>
+              </w:rPr>
+            </w:pPr>
+            <w:r>
+              <w:rPr>
+                <w:rFonts w:ascii="Liberation Sans" w:hAnsi="Liberation Sans"/>
+                <w:b w:val="false"/>
+                <w:bCs w:val="false"/>
+                <w:i w:val="false"/>
+                <w:iCs w:val="false"/>
+                <w:strike w:val="false"/>
+                <w:dstrike w:val="false"/>
+                <w:outline w:val="false"/>
+                <w:shadow w:val="false"/>
+                <w:color w:val="000000"/>
+                <w:sz w:val="18"/>
+                <w:szCs w:val="18"/>
+                <w:u w:val="none"/>
+              </w:rPr>
+              <w:t xml:space="preserve">5 / </w:t>
+            </w:r>
+            <w:r>
+              <w:rPr>
+                <w:rFonts w:ascii="Liberation Sans" w:hAnsi="Liberation Sans"/>
+                <w:b w:val="false"/>
+                <w:bCs w:val="false"/>
+                <w:i w:val="false"/>
+                <w:iCs w:val="false"/>
+                <w:strike w:val="false"/>
+                <w:dstrike w:val="false"/>
+                <w:outline w:val="false"/>
+                <w:shadow w:val="false"/>
+                <w:color w:val="C9211E"/>
+                <w:sz w:val="18"/>
+                <w:szCs w:val="18"/>
+                <w:u w:val="none"/>
+              </w:rPr>
+              <w:t>12456</w:t>
+            </w:r>
+          </w:p>
+        </w:tc>
+        <w:tc>
+          <w:tcPr>
+            <w:tcW w:w="1072" w:type="dxa"/>
+            <w:tcBorders>
+              <w:bottom w:val="single" w:sz="6" w:space="0" w:color="666666"/>
+              <w:right w:val="single" w:sz="6" w:space="0" w:color="666666"/>
+            </w:tcBorders>
+          </w:tcPr>
+          <w:p>
+            <w:pPr>
+              <w:pStyle w:val="Tabelindhold"/>
+              <w:widowControl w:val="false"/>
+              <w:jc w:val="left"/>
+              <w:rPr>
+                <w:rFonts w:ascii="Liberation Sans" w:hAnsi="Liberation Sans"/>
+                <w:b w:val="false"/>
+                <w:b w:val="false"/>
+                <w:bCs w:val="false"/>
+                <w:i w:val="false"/>
+                <w:i w:val="false"/>
+                <w:iCs w:val="false"/>
+                <w:strike w:val="false"/>
+                <w:dstrike w:val="false"/>
+                <w:outline w:val="false"/>
+                <w:shadow w:val="false"/>
+                <w:color w:val="000000"/>
+                <w:sz w:val="18"/>
+                <w:szCs w:val="18"/>
+                <w:u w:val="none"/>
+              </w:rPr>
+            </w:pPr>
+            <w:r>
+              <w:rPr>
+                <w:rFonts w:ascii="Liberation Sans" w:hAnsi="Liberation Sans"/>
+                <w:b w:val="false"/>
+                <w:bCs w:val="false"/>
+                <w:i w:val="false"/>
+                <w:iCs w:val="false"/>
+                <w:strike w:val="false"/>
+                <w:dstrike w:val="false"/>
+                <w:outline w:val="false"/>
+                <w:shadow w:val="false"/>
+                <w:color w:val="000000"/>
+                <w:sz w:val="18"/>
+                <w:szCs w:val="18"/>
+                <w:u w:val="none"/>
+              </w:rPr>
+              <w:t>15 / 15</w:t>
+            </w:r>
+          </w:p>
+        </w:tc>
+        <w:tc>
+          <w:tcPr>
+            <w:tcW w:w="1071" w:type="dxa"/>
+            <w:tcBorders>
+              <w:bottom w:val="single" w:sz="6" w:space="0" w:color="666666"/>
+              <w:right w:val="single" w:sz="6" w:space="0" w:color="666666"/>
+            </w:tcBorders>
+          </w:tcPr>
+          <w:p>
+            <w:pPr>
+              <w:pStyle w:val="Tabelindhold"/>
+              <w:widowControl w:val="false"/>
+              <w:jc w:val="left"/>
+              <w:rPr>
+                <w:rFonts w:ascii="Liberation Sans" w:hAnsi="Liberation Sans"/>
+                <w:b w:val="false"/>
+                <w:b w:val="false"/>
+                <w:bCs w:val="false"/>
+                <w:i w:val="false"/>
+                <w:i w:val="false"/>
+                <w:iCs w:val="false"/>
+                <w:strike w:val="false"/>
+                <w:dstrike w:val="false"/>
+                <w:outline w:val="false"/>
+                <w:shadow w:val="false"/>
+                <w:color w:val="000000"/>
+                <w:sz w:val="18"/>
+                <w:szCs w:val="18"/>
+                <w:u w:val="none"/>
+              </w:rPr>
+            </w:pPr>
+            <w:r>
+              <w:rPr>
+                <w:rFonts w:ascii="Liberation Sans" w:hAnsi="Liberation Sans"/>
+                <w:b w:val="false"/>
+                <w:bCs w:val="false"/>
+                <w:i w:val="false"/>
+                <w:iCs w:val="false"/>
+                <w:strike w:val="false"/>
+                <w:dstrike w:val="false"/>
+                <w:outline w:val="false"/>
+                <w:shadow w:val="false"/>
+                <w:color w:val="000000"/>
+                <w:sz w:val="18"/>
+                <w:szCs w:val="18"/>
+                <w:u w:val="none"/>
+              </w:rPr>
+              <w:t xml:space="preserve">25 / </w:t>
+            </w:r>
+            <w:r>
+              <w:rPr>
+                <w:rFonts w:ascii="Liberation Sans" w:hAnsi="Liberation Sans"/>
+                <w:b w:val="false"/>
+                <w:bCs w:val="false"/>
+                <w:i w:val="false"/>
+                <w:iCs w:val="false"/>
+                <w:strike w:val="false"/>
+                <w:dstrike w:val="false"/>
+                <w:outline w:val="false"/>
+                <w:shadow w:val="false"/>
+                <w:color w:val="C9211E"/>
+                <w:sz w:val="18"/>
+                <w:szCs w:val="18"/>
+                <w:u w:val="none"/>
+              </w:rPr>
+              <w:t>156</w:t>
+            </w:r>
+          </w:p>
+        </w:tc>
+        <w:tc>
+          <w:tcPr>
+            <w:tcW w:w="1070" w:type="dxa"/>
+            <w:tcBorders>
+              <w:bottom w:val="single" w:sz="6" w:space="0" w:color="666666"/>
+              <w:right w:val="single" w:sz="6" w:space="0" w:color="666666"/>
+            </w:tcBorders>
+          </w:tcPr>
+          <w:p>
+            <w:pPr>
+              <w:pStyle w:val="Tabelindhold"/>
+              <w:widowControl w:val="false"/>
+              <w:jc w:val="left"/>
+              <w:rPr>
+                <w:rFonts w:ascii="Liberation Sans" w:hAnsi="Liberation Sans"/>
+                <w:b w:val="false"/>
+                <w:b w:val="false"/>
+                <w:bCs w:val="false"/>
+                <w:i w:val="false"/>
+                <w:i w:val="false"/>
+                <w:iCs w:val="false"/>
+                <w:strike w:val="false"/>
+                <w:dstrike w:val="false"/>
+                <w:outline w:val="false"/>
+                <w:shadow w:val="false"/>
+                <w:color w:val="000000"/>
+                <w:sz w:val="18"/>
+                <w:szCs w:val="18"/>
+                <w:u w:val="none"/>
+              </w:rPr>
+            </w:pPr>
+            <w:r>
+              <w:rPr>
+                <w:rFonts w:ascii="Liberation Sans" w:hAnsi="Liberation Sans"/>
+                <w:b w:val="false"/>
+                <w:bCs w:val="false"/>
+                <w:i w:val="false"/>
+                <w:iCs w:val="false"/>
+                <w:strike w:val="false"/>
+                <w:dstrike w:val="false"/>
+                <w:outline w:val="false"/>
+                <w:shadow w:val="false"/>
+                <w:color w:val="000000"/>
+                <w:sz w:val="18"/>
+                <w:szCs w:val="18"/>
+                <w:u w:val="none"/>
+              </w:rPr>
+              <w:t xml:space="preserve">125 / 125 </w:t>
+            </w:r>
+          </w:p>
+        </w:tc>
+        <w:tc>
+          <w:tcPr>
+            <w:tcW w:w="1071" w:type="dxa"/>
+            <w:tcBorders>
+              <w:bottom w:val="single" w:sz="6" w:space="0" w:color="666666"/>
+              <w:right w:val="single" w:sz="6" w:space="0" w:color="666666"/>
+            </w:tcBorders>
+          </w:tcPr>
+          <w:p>
+            <w:pPr>
+              <w:pStyle w:val="Tabelindhold"/>
+              <w:widowControl w:val="false"/>
+              <w:jc w:val="left"/>
+              <w:rPr>
+                <w:rFonts w:ascii="Liberation Sans" w:hAnsi="Liberation Sans"/>
+                <w:b w:val="false"/>
+                <w:b w:val="false"/>
+                <w:bCs w:val="false"/>
+                <w:i w:val="false"/>
+                <w:i w:val="false"/>
+                <w:iCs w:val="false"/>
+                <w:strike w:val="false"/>
+                <w:dstrike w:val="false"/>
+                <w:outline w:val="false"/>
+                <w:shadow w:val="false"/>
+                <w:color w:val="000000"/>
+                <w:sz w:val="18"/>
+                <w:szCs w:val="18"/>
+                <w:u w:val="none"/>
+              </w:rPr>
+            </w:pPr>
+            <w:r>
+              <w:rPr>
+                <w:rFonts w:ascii="Liberation Sans" w:hAnsi="Liberation Sans"/>
+                <w:b w:val="false"/>
+                <w:bCs w:val="false"/>
+                <w:i w:val="false"/>
+                <w:iCs w:val="false"/>
+                <w:strike w:val="false"/>
+                <w:dstrike w:val="false"/>
+                <w:outline w:val="false"/>
+                <w:shadow w:val="false"/>
+                <w:color w:val="000000"/>
+                <w:sz w:val="18"/>
+                <w:szCs w:val="18"/>
+                <w:u w:val="none"/>
+              </w:rPr>
+              <w:t xml:space="preserve">35 / </w:t>
+            </w:r>
+            <w:r>
+              <w:rPr>
+                <w:rFonts w:ascii="Liberation Sans" w:hAnsi="Liberation Sans"/>
+                <w:b w:val="false"/>
+                <w:bCs w:val="false"/>
+                <w:i w:val="false"/>
+                <w:iCs w:val="false"/>
+                <w:strike w:val="false"/>
+                <w:dstrike w:val="false"/>
+                <w:outline w:val="false"/>
+                <w:shadow w:val="false"/>
+                <w:color w:val="C9211E"/>
+                <w:sz w:val="18"/>
+                <w:szCs w:val="18"/>
+                <w:u w:val="none"/>
+              </w:rPr>
+              <w:t>16</w:t>
+            </w:r>
+            <w:r>
+              <w:rPr>
+                <w:rFonts w:ascii="Liberation Sans" w:hAnsi="Liberation Sans"/>
+                <w:b w:val="false"/>
+                <w:bCs w:val="false"/>
+                <w:i w:val="false"/>
+                <w:iCs w:val="false"/>
+                <w:strike w:val="false"/>
+                <w:dstrike w:val="false"/>
+                <w:outline w:val="false"/>
+                <w:shadow w:val="false"/>
+                <w:color w:val="000000"/>
+                <w:sz w:val="18"/>
+                <w:szCs w:val="18"/>
+                <w:u w:val="none"/>
+              </w:rPr>
+              <w:t xml:space="preserve"> </w:t>
+            </w:r>
+          </w:p>
+        </w:tc>
+        <w:tc>
+          <w:tcPr>
+            <w:tcW w:w="1072" w:type="dxa"/>
+            <w:tcBorders>
+              <w:bottom w:val="single" w:sz="6" w:space="0" w:color="666666"/>
+              <w:right w:val="single" w:sz="6" w:space="0" w:color="666666"/>
+            </w:tcBorders>
+          </w:tcPr>
+          <w:p>
+            <w:pPr>
+              <w:pStyle w:val="Tabelindhold"/>
+              <w:widowControl w:val="false"/>
+              <w:jc w:val="left"/>
+              <w:rPr>
+                <w:rFonts w:ascii="Liberation Sans" w:hAnsi="Liberation Sans"/>
+                <w:b w:val="false"/>
+                <w:b w:val="false"/>
+                <w:bCs w:val="false"/>
+                <w:i w:val="false"/>
+                <w:i w:val="false"/>
+                <w:iCs w:val="false"/>
+                <w:strike w:val="false"/>
+                <w:dstrike w:val="false"/>
+                <w:outline w:val="false"/>
+                <w:shadow w:val="false"/>
+                <w:color w:val="000000"/>
+                <w:sz w:val="18"/>
+                <w:szCs w:val="18"/>
+                <w:u w:val="none"/>
+              </w:rPr>
+            </w:pPr>
+            <w:r>
+              <w:rPr>
+                <w:rFonts w:ascii="Liberation Sans" w:hAnsi="Liberation Sans"/>
+                <w:b w:val="false"/>
+                <w:bCs w:val="false"/>
+                <w:i w:val="false"/>
+                <w:iCs w:val="false"/>
+                <w:strike w:val="false"/>
+                <w:dstrike w:val="false"/>
+                <w:outline w:val="false"/>
+                <w:shadow w:val="false"/>
+                <w:color w:val="000000"/>
+                <w:sz w:val="18"/>
+                <w:szCs w:val="18"/>
+                <w:u w:val="none"/>
+              </w:rPr>
+              <w:t xml:space="preserve">135 / 135 </w:t>
+            </w:r>
+          </w:p>
+        </w:tc>
+        <w:tc>
+          <w:tcPr>
+            <w:tcW w:w="1071" w:type="dxa"/>
+            <w:tcBorders>
+              <w:bottom w:val="single" w:sz="6" w:space="0" w:color="666666"/>
+              <w:right w:val="single" w:sz="6" w:space="0" w:color="666666"/>
+            </w:tcBorders>
+          </w:tcPr>
+          <w:p>
+            <w:pPr>
+              <w:pStyle w:val="Tabelindhold"/>
+              <w:widowControl w:val="false"/>
+              <w:jc w:val="left"/>
+              <w:rPr>
+                <w:rFonts w:ascii="Liberation Sans" w:hAnsi="Liberation Sans"/>
+                <w:b w:val="false"/>
+                <w:b w:val="false"/>
+                <w:bCs w:val="false"/>
+                <w:i w:val="false"/>
+                <w:i w:val="false"/>
+                <w:iCs w:val="false"/>
+                <w:strike w:val="false"/>
+                <w:dstrike w:val="false"/>
+                <w:outline w:val="false"/>
+                <w:shadow w:val="false"/>
+                <w:color w:val="000000"/>
+                <w:sz w:val="18"/>
+                <w:szCs w:val="18"/>
+                <w:u w:val="none"/>
+              </w:rPr>
+            </w:pPr>
+            <w:r>
+              <w:rPr>
+                <w:rFonts w:ascii="Liberation Sans" w:hAnsi="Liberation Sans"/>
+                <w:b w:val="false"/>
+                <w:bCs w:val="false"/>
+                <w:i w:val="false"/>
+                <w:iCs w:val="false"/>
+                <w:strike w:val="false"/>
+                <w:dstrike w:val="false"/>
+                <w:outline w:val="false"/>
+                <w:shadow w:val="false"/>
+                <w:color w:val="000000"/>
+                <w:sz w:val="18"/>
+                <w:szCs w:val="18"/>
+                <w:u w:val="none"/>
+              </w:rPr>
+              <w:t xml:space="preserve">235 / </w:t>
+            </w:r>
+            <w:r>
+              <w:rPr>
+                <w:rFonts w:ascii="Liberation Sans" w:hAnsi="Liberation Sans"/>
+                <w:b w:val="false"/>
+                <w:bCs w:val="false"/>
+                <w:i w:val="false"/>
+                <w:iCs w:val="false"/>
+                <w:strike w:val="false"/>
+                <w:dstrike w:val="false"/>
+                <w:outline w:val="false"/>
+                <w:shadow w:val="false"/>
+                <w:color w:val="C9211E"/>
+                <w:sz w:val="18"/>
+                <w:szCs w:val="18"/>
+                <w:u w:val="none"/>
+              </w:rPr>
+              <w:t>2346</w:t>
+            </w:r>
+            <w:r>
+              <w:rPr>
+                <w:rFonts w:ascii="Liberation Sans" w:hAnsi="Liberation Sans"/>
+                <w:b w:val="false"/>
+                <w:bCs w:val="false"/>
+                <w:i w:val="false"/>
+                <w:iCs w:val="false"/>
+                <w:strike w:val="false"/>
+                <w:dstrike w:val="false"/>
+                <w:outline w:val="false"/>
+                <w:shadow w:val="false"/>
+                <w:color w:val="000000"/>
+                <w:sz w:val="18"/>
+                <w:szCs w:val="18"/>
+                <w:u w:val="none"/>
+              </w:rPr>
+              <w:t xml:space="preserve"> </w:t>
+            </w:r>
+          </w:p>
+        </w:tc>
+        <w:tc>
+          <w:tcPr>
+            <w:tcW w:w="1070" w:type="dxa"/>
+            <w:tcBorders>
+              <w:left w:val="single" w:sz="6" w:space="0" w:color="666666"/>
+              <w:bottom w:val="single" w:sz="6" w:space="0" w:color="666666"/>
+              <w:right w:val="single" w:sz="6" w:space="0" w:color="666666"/>
+            </w:tcBorders>
+          </w:tcPr>
+          <w:p>
+            <w:pPr>
+              <w:pStyle w:val="Tabelindhold"/>
+              <w:widowControl w:val="false"/>
+              <w:jc w:val="left"/>
+              <w:rPr>
+                <w:rFonts w:ascii="Liberation Sans" w:hAnsi="Liberation Sans"/>
+                <w:b w:val="false"/>
+                <w:b w:val="false"/>
+                <w:bCs w:val="false"/>
+                <w:i w:val="false"/>
+                <w:i w:val="false"/>
+                <w:iCs w:val="false"/>
+                <w:strike w:val="false"/>
+                <w:dstrike w:val="false"/>
+                <w:outline w:val="false"/>
+                <w:shadow w:val="false"/>
+                <w:color w:val="000000"/>
+                <w:sz w:val="18"/>
+                <w:szCs w:val="18"/>
+                <w:u w:val="none"/>
+              </w:rPr>
+            </w:pPr>
+            <w:r>
+              <w:rPr>
+                <w:rFonts w:ascii="Liberation Sans" w:hAnsi="Liberation Sans"/>
+                <w:b w:val="false"/>
+                <w:bCs w:val="false"/>
+                <w:i w:val="false"/>
+                <w:iCs w:val="false"/>
+                <w:strike w:val="false"/>
+                <w:dstrike w:val="false"/>
+                <w:outline w:val="false"/>
+                <w:shadow w:val="false"/>
+                <w:color w:val="000000"/>
+                <w:sz w:val="18"/>
+                <w:szCs w:val="18"/>
+                <w:u w:val="none"/>
+              </w:rPr>
+              <w:t xml:space="preserve">1235 / 1235 </w:t>
+            </w:r>
+          </w:p>
+        </w:tc>
+      </w:tr>
+      <w:tr>
+        <w:trPr/>
+        <w:tc>
+          <w:tcPr>
+            <w:tcW w:w="1069" w:type="dxa"/>
+            <w:tcBorders>
+              <w:left w:val="single" w:sz="6" w:space="0" w:color="666666"/>
+              <w:bottom w:val="single" w:sz="6" w:space="0" w:color="666666"/>
+              <w:right w:val="single" w:sz="6" w:space="0" w:color="666666"/>
+            </w:tcBorders>
+            <w:shd w:fill="EEEEEE" w:val="clear"/>
+          </w:tcPr>
+          <w:p>
+            <w:pPr>
+              <w:pStyle w:val="Tabelindhold"/>
+              <w:widowControl w:val="false"/>
+              <w:jc w:val="left"/>
+              <w:rPr>
+                <w:rFonts w:ascii="Liberation Sans" w:hAnsi="Liberation Sans"/>
+                <w:b w:val="false"/>
+                <w:b w:val="false"/>
+                <w:bCs w:val="false"/>
+                <w:i w:val="false"/>
+                <w:i w:val="false"/>
+                <w:iCs w:val="false"/>
+                <w:strike w:val="false"/>
+                <w:dstrike w:val="false"/>
+                <w:outline w:val="false"/>
+                <w:shadow w:val="false"/>
+                <w:color w:val="000000"/>
+                <w:sz w:val="24"/>
+                <w:szCs w:val="24"/>
+                <w:u w:val="none"/>
+              </w:rPr>
+            </w:pPr>
+            <w:r>
+              <w:rPr>
+                <w:rFonts w:ascii="Liberation Sans" w:hAnsi="Liberation Sans"/>
+                <w:b w:val="false"/>
+                <w:bCs w:val="false"/>
+                <w:i w:val="false"/>
+                <w:iCs w:val="false"/>
+                <w:strike w:val="false"/>
+                <w:dstrike w:val="false"/>
+                <w:outline w:val="false"/>
+                <w:shadow w:val="false"/>
+                <w:color w:val="000000"/>
+                <w:sz w:val="24"/>
+                <w:szCs w:val="24"/>
+                <w:u w:val="none"/>
+              </w:rPr>
+              <w:t>+3*8</w:t>
             </w:r>
           </w:p>
         </w:tc>
@@ -2870,6 +4268,7 @@
           <w:p>
             <w:pPr>
               <w:pStyle w:val="Tabelindhold"/>
+              <w:widowControl w:val="false"/>
               <w:jc w:val="left"/>
               <w:rPr>
                 <w:rFonts w:ascii="Liberation Sans" w:hAnsi="Liberation Sans"/>
@@ -2905,7 +4304,95 @@
                 <w:szCs w:val="18"/>
                 <w:u w:val="none"/>
               </w:rPr>
-              <w:t>34 / 134</w:t>
+              <w:t xml:space="preserve">45 / </w:t>
+            </w:r>
+            <w:r>
+              <w:rPr>
+                <w:rFonts w:ascii="Liberation Sans" w:hAnsi="Liberation Sans"/>
+                <w:b w:val="false"/>
+                <w:bCs w:val="false"/>
+                <w:i w:val="false"/>
+                <w:iCs w:val="false"/>
+                <w:strike w:val="false"/>
+                <w:dstrike w:val="false"/>
+                <w:outline w:val="false"/>
+                <w:shadow w:val="false"/>
+                <w:color w:val="C9211E"/>
+                <w:sz w:val="18"/>
+                <w:szCs w:val="18"/>
+                <w:u w:val="none"/>
+              </w:rPr>
+              <w:t>145</w:t>
+            </w:r>
+          </w:p>
+        </w:tc>
+        <w:tc>
+          <w:tcPr>
+            <w:tcW w:w="1072" w:type="dxa"/>
+            <w:tcBorders>
+              <w:bottom w:val="single" w:sz="6" w:space="0" w:color="666666"/>
+              <w:right w:val="single" w:sz="6" w:space="0" w:color="666666"/>
+            </w:tcBorders>
+            <w:shd w:fill="EEEEEE" w:val="clear"/>
+          </w:tcPr>
+          <w:p>
+            <w:pPr>
+              <w:pStyle w:val="Tabelindhold"/>
+              <w:widowControl w:val="false"/>
+              <w:jc w:val="left"/>
+              <w:rPr>
+                <w:rFonts w:ascii="Liberation Sans" w:hAnsi="Liberation Sans"/>
+                <w:b w:val="false"/>
+                <w:b w:val="false"/>
+                <w:bCs w:val="false"/>
+                <w:i w:val="false"/>
+                <w:i w:val="false"/>
+                <w:iCs w:val="false"/>
+                <w:strike w:val="false"/>
+                <w:dstrike w:val="false"/>
+                <w:outline w:val="false"/>
+                <w:shadow w:val="false"/>
+                <w:color w:val="000000"/>
+                <w:sz w:val="18"/>
+                <w:szCs w:val="18"/>
+                <w:u w:val="none"/>
+              </w:rPr>
+            </w:pPr>
+            <w:r>
+              <w:rPr>
+                <w:rFonts w:ascii="Liberation Sans" w:hAnsi="Liberation Sans"/>
+                <w:b w:val="false"/>
+                <w:bCs w:val="false"/>
+                <w:i w:val="false"/>
+                <w:iCs w:val="false"/>
+                <w:strike w:val="false"/>
+                <w:dstrike w:val="false"/>
+                <w:outline w:val="false"/>
+                <w:shadow w:val="false"/>
+                <w:color w:val="000000"/>
+                <w:sz w:val="18"/>
+                <w:szCs w:val="18"/>
+                <w:u w:val="none"/>
+              </w:rPr>
+              <w:t>145 /</w:t>
+            </w:r>
+            <w:r>
+              <w:rPr>
+                <w:rFonts w:ascii="Liberation Sans" w:hAnsi="Liberation Sans"/>
+                <w:b w:val="false"/>
+                <w:bCs w:val="false"/>
+                <w:i w:val="false"/>
+                <w:iCs w:val="false"/>
+                <w:strike w:val="false"/>
+                <w:dstrike w:val="false"/>
+                <w:outline w:val="false"/>
+                <w:shadow w:val="false"/>
+                <w:color w:val="C9211E"/>
+                <w:sz w:val="18"/>
+                <w:szCs w:val="18"/>
+                <w:u w:val="none"/>
+              </w:rPr>
+              <w:t xml:space="preserve"> 245 </w:t>
             </w:r>
           </w:p>
         </w:tc>
@@ -2921,6 +4408,7 @@
           <w:p>
             <w:pPr>
               <w:pStyle w:val="Tabelindhold"/>
+              <w:widowControl w:val="false"/>
               <w:jc w:val="left"/>
               <w:rPr>
                 <w:rFonts w:ascii="Liberation Sans" w:hAnsi="Liberation Sans"/>
@@ -2956,7 +4444,95 @@
                 <w:szCs w:val="18"/>
                 <w:u w:val="none"/>
               </w:rPr>
-              <w:t>134 234</w:t>
+              <w:t xml:space="preserve">245 / </w:t>
+            </w:r>
+            <w:r>
+              <w:rPr>
+                <w:rFonts w:ascii="Liberation Sans" w:hAnsi="Liberation Sans"/>
+                <w:b w:val="false"/>
+                <w:bCs w:val="false"/>
+                <w:i w:val="false"/>
+                <w:iCs w:val="false"/>
+                <w:strike w:val="false"/>
+                <w:dstrike w:val="false"/>
+                <w:outline w:val="false"/>
+                <w:shadow w:val="false"/>
+                <w:color w:val="C9211E"/>
+                <w:sz w:val="18"/>
+                <w:szCs w:val="18"/>
+                <w:u w:val="none"/>
+              </w:rPr>
+              <w:t xml:space="preserve">1245 </w:t>
+            </w:r>
+          </w:p>
+        </w:tc>
+        <w:tc>
+          <w:tcPr>
+            <w:tcW w:w="1070" w:type="dxa"/>
+            <w:tcBorders>
+              <w:bottom w:val="single" w:sz="6" w:space="0" w:color="666666"/>
+              <w:right w:val="single" w:sz="6" w:space="0" w:color="666666"/>
+            </w:tcBorders>
+            <w:shd w:fill="EEEEEE" w:val="clear"/>
+          </w:tcPr>
+          <w:p>
+            <w:pPr>
+              <w:pStyle w:val="Tabelindhold"/>
+              <w:widowControl w:val="false"/>
+              <w:jc w:val="left"/>
+              <w:rPr>
+                <w:rFonts w:ascii="Liberation Sans" w:hAnsi="Liberation Sans"/>
+                <w:b w:val="false"/>
+                <w:b w:val="false"/>
+                <w:bCs w:val="false"/>
+                <w:i w:val="false"/>
+                <w:i w:val="false"/>
+                <w:iCs w:val="false"/>
+                <w:strike w:val="false"/>
+                <w:dstrike w:val="false"/>
+                <w:outline w:val="false"/>
+                <w:shadow w:val="false"/>
+                <w:color w:val="000000"/>
+                <w:sz w:val="18"/>
+                <w:szCs w:val="18"/>
+                <w:u w:val="none"/>
+              </w:rPr>
+            </w:pPr>
+            <w:r>
+              <w:rPr>
+                <w:rFonts w:ascii="Liberation Sans" w:hAnsi="Liberation Sans"/>
+                <w:b w:val="false"/>
+                <w:bCs w:val="false"/>
+                <w:i w:val="false"/>
+                <w:iCs w:val="false"/>
+                <w:strike w:val="false"/>
+                <w:dstrike w:val="false"/>
+                <w:outline w:val="false"/>
+                <w:shadow w:val="false"/>
+                <w:color w:val="000000"/>
+                <w:sz w:val="18"/>
+                <w:szCs w:val="18"/>
+                <w:u w:val="none"/>
+              </w:rPr>
+              <w:t>1245 /</w:t>
+            </w:r>
+            <w:r>
+              <w:rPr>
+                <w:rFonts w:ascii="Liberation Sans" w:hAnsi="Liberation Sans"/>
+                <w:b w:val="false"/>
+                <w:bCs w:val="false"/>
+                <w:i w:val="false"/>
+                <w:iCs w:val="false"/>
+                <w:strike w:val="false"/>
+                <w:dstrike w:val="false"/>
+                <w:outline w:val="false"/>
+                <w:shadow w:val="false"/>
+                <w:color w:val="C9211E"/>
+                <w:sz w:val="18"/>
+                <w:szCs w:val="18"/>
+                <w:u w:val="none"/>
+              </w:rPr>
+              <w:t xml:space="preserve"> 12345</w:t>
             </w:r>
           </w:p>
         </w:tc>
@@ -2972,6 +4548,7 @@
           <w:p>
             <w:pPr>
               <w:pStyle w:val="Tabelindhold"/>
+              <w:widowControl w:val="false"/>
               <w:jc w:val="left"/>
               <w:rPr>
                 <w:rFonts w:ascii="Liberation Sans" w:hAnsi="Liberation Sans"/>
@@ -3007,15 +4584,32 @@
                 <w:szCs w:val="18"/>
                 <w:u w:val="none"/>
               </w:rPr>
-              <w:t>234 / 1234</w:t>
+              <w:t xml:space="preserve">345 / </w:t>
+            </w:r>
+            <w:r>
+              <w:rPr>
+                <w:rFonts w:ascii="Liberation Sans" w:hAnsi="Liberation Sans"/>
+                <w:b w:val="false"/>
+                <w:bCs w:val="false"/>
+                <w:i w:val="false"/>
+                <w:iCs w:val="false"/>
+                <w:strike w:val="false"/>
+                <w:dstrike w:val="false"/>
+                <w:outline w:val="false"/>
+                <w:shadow w:val="false"/>
+                <w:color w:val="C9211E"/>
+                <w:sz w:val="18"/>
+                <w:szCs w:val="18"/>
+                <w:u w:val="none"/>
+              </w:rPr>
+              <w:t>0</w:t>
             </w:r>
           </w:p>
         </w:tc>
         <w:tc>
           <w:tcPr>
-            <w:tcW w:w="1071" w:type="dxa"/>
+            <w:tcW w:w="1072" w:type="dxa"/>
             <w:tcBorders>
-              <w:left w:val="single" w:sz="6" w:space="0" w:color="666666"/>
               <w:bottom w:val="single" w:sz="6" w:space="0" w:color="666666"/>
               <w:right w:val="single" w:sz="6" w:space="0" w:color="666666"/>
             </w:tcBorders>
@@ -3024,6 +4618,7 @@
           <w:p>
             <w:pPr>
               <w:pStyle w:val="Tabelindhold"/>
+              <w:widowControl w:val="false"/>
               <w:jc w:val="left"/>
               <w:rPr>
                 <w:rFonts w:ascii="Liberation Sans" w:hAnsi="Liberation Sans"/>
@@ -3059,111 +4654,7 @@
                 <w:szCs w:val="18"/>
                 <w:u w:val="none"/>
               </w:rPr>
-              <w:t>1234 / 0</w:t>
-            </w:r>
-          </w:p>
-        </w:tc>
-      </w:tr>
-      <w:tr>
-        <w:trPr/>
-        <w:tc>
-          <w:tcPr>
-            <w:tcW w:w="1070" w:type="dxa"/>
-            <w:tcBorders>
-              <w:left w:val="single" w:sz="6" w:space="0" w:color="666666"/>
-              <w:bottom w:val="single" w:sz="6" w:space="0" w:color="666666"/>
-              <w:right w:val="single" w:sz="6" w:space="0" w:color="666666"/>
-            </w:tcBorders>
-          </w:tcPr>
-          <w:p>
-            <w:pPr>
-              <w:pStyle w:val="Tabelindhold"/>
-              <w:jc w:val="left"/>
-              <w:rPr>
-                <w:rFonts w:ascii="Liberation Sans" w:hAnsi="Liberation Sans"/>
-                <w:b w:val="false"/>
-                <w:b w:val="false"/>
-                <w:bCs w:val="false"/>
-                <w:i w:val="false"/>
-                <w:i w:val="false"/>
-                <w:iCs w:val="false"/>
-                <w:strike w:val="false"/>
-                <w:dstrike w:val="false"/>
-                <w:outline w:val="false"/>
-                <w:shadow w:val="false"/>
-                <w:color w:val="000000"/>
-                <w:sz w:val="24"/>
-                <w:szCs w:val="24"/>
-                <w:u w:val="none"/>
-              </w:rPr>
-            </w:pPr>
-            <w:r>
-              <w:rPr>
-                <w:rFonts w:ascii="Liberation Sans" w:hAnsi="Liberation Sans"/>
-                <w:b w:val="false"/>
-                <w:bCs w:val="false"/>
-                <w:i w:val="false"/>
-                <w:iCs w:val="false"/>
-                <w:strike w:val="false"/>
-                <w:dstrike w:val="false"/>
-                <w:outline w:val="false"/>
-                <w:shadow w:val="false"/>
-                <w:color w:val="000000"/>
-                <w:sz w:val="24"/>
-                <w:szCs w:val="24"/>
-                <w:u w:val="none"/>
-              </w:rPr>
-              <w:t>+2*8</w:t>
-            </w:r>
-          </w:p>
-        </w:tc>
-        <w:tc>
-          <w:tcPr>
-            <w:tcW w:w="1071" w:type="dxa"/>
-            <w:tcBorders>
-              <w:bottom w:val="single" w:sz="6" w:space="0" w:color="666666"/>
-              <w:right w:val="single" w:sz="6" w:space="0" w:color="666666"/>
-            </w:tcBorders>
-          </w:tcPr>
-          <w:p>
-            <w:pPr>
-              <w:pStyle w:val="Tabelindhold"/>
-              <w:jc w:val="left"/>
-              <w:rPr>
-                <w:rFonts w:ascii="Liberation Sans" w:hAnsi="Liberation Sans"/>
-                <w:b w:val="false"/>
-                <w:b w:val="false"/>
-                <w:bCs w:val="false"/>
-                <w:i w:val="false"/>
-                <w:i w:val="false"/>
-                <w:iCs w:val="false"/>
-                <w:strike w:val="false"/>
-                <w:dstrike w:val="false"/>
-                <w:outline w:val="false"/>
-                <w:shadow w:val="false"/>
-                <w:color w:val="000000"/>
-                <w:sz w:val="18"/>
-                <w:szCs w:val="18"/>
-                <w:u w:val="none"/>
-              </w:rPr>
-            </w:pPr>
-            <w:r>
-              <w:rPr>
-                <w:rFonts w:ascii="Liberation Sans" w:hAnsi="Liberation Sans"/>
-                <w:b w:val="false"/>
-                <w:bCs w:val="false"/>
-                <w:i w:val="false"/>
-                <w:iCs w:val="false"/>
-                <w:strike w:val="false"/>
-                <w:dstrike w:val="false"/>
-                <w:outline w:val="false"/>
-                <w:shadow w:val="false"/>
-                <w:color w:val="000000"/>
-                <w:sz w:val="18"/>
-                <w:szCs w:val="18"/>
-                <w:u w:val="none"/>
-              </w:rPr>
-              <w:t xml:space="preserve">5 / </w:t>
+              <w:t xml:space="preserve">1345 / </w:t>
             </w:r>
             <w:r>
               <w:rPr>
@@ -3181,503 +4672,7 @@
                 <w:szCs w:val="18"/>
                 <w:u w:val="none"/>
               </w:rPr>
-              <w:t>12456</w:t>
-            </w:r>
-          </w:p>
-        </w:tc>
-        <w:tc>
-          <w:tcPr>
-            <w:tcW w:w="1071" w:type="dxa"/>
-            <w:tcBorders>
-              <w:bottom w:val="single" w:sz="6" w:space="0" w:color="666666"/>
-              <w:right w:val="single" w:sz="6" w:space="0" w:color="666666"/>
-            </w:tcBorders>
-          </w:tcPr>
-          <w:p>
-            <w:pPr>
-              <w:pStyle w:val="Tabelindhold"/>
-              <w:jc w:val="left"/>
-              <w:rPr>
-                <w:rFonts w:ascii="Liberation Sans" w:hAnsi="Liberation Sans"/>
-                <w:b w:val="false"/>
-                <w:b w:val="false"/>
-                <w:bCs w:val="false"/>
-                <w:i w:val="false"/>
-                <w:i w:val="false"/>
-                <w:iCs w:val="false"/>
-                <w:strike w:val="false"/>
-                <w:dstrike w:val="false"/>
-                <w:outline w:val="false"/>
-                <w:shadow w:val="false"/>
-                <w:color w:val="000000"/>
-                <w:sz w:val="18"/>
-                <w:szCs w:val="18"/>
-                <w:u w:val="none"/>
-              </w:rPr>
-            </w:pPr>
-            <w:r>
-              <w:rPr>
-                <w:rFonts w:ascii="Liberation Sans" w:hAnsi="Liberation Sans"/>
-                <w:b w:val="false"/>
-                <w:bCs w:val="false"/>
-                <w:i w:val="false"/>
-                <w:iCs w:val="false"/>
-                <w:strike w:val="false"/>
-                <w:dstrike w:val="false"/>
-                <w:outline w:val="false"/>
-                <w:shadow w:val="false"/>
-                <w:color w:val="000000"/>
-                <w:sz w:val="18"/>
-                <w:szCs w:val="18"/>
-                <w:u w:val="none"/>
-              </w:rPr>
-              <w:t>15 / 15</w:t>
-            </w:r>
-          </w:p>
-        </w:tc>
-        <w:tc>
-          <w:tcPr>
-            <w:tcW w:w="1071" w:type="dxa"/>
-            <w:tcBorders>
-              <w:bottom w:val="single" w:sz="6" w:space="0" w:color="666666"/>
-              <w:right w:val="single" w:sz="6" w:space="0" w:color="666666"/>
-            </w:tcBorders>
-          </w:tcPr>
-          <w:p>
-            <w:pPr>
-              <w:pStyle w:val="Tabelindhold"/>
-              <w:jc w:val="left"/>
-              <w:rPr>
-                <w:rFonts w:ascii="Liberation Sans" w:hAnsi="Liberation Sans"/>
-                <w:b w:val="false"/>
-                <w:b w:val="false"/>
-                <w:bCs w:val="false"/>
-                <w:i w:val="false"/>
-                <w:i w:val="false"/>
-                <w:iCs w:val="false"/>
-                <w:strike w:val="false"/>
-                <w:dstrike w:val="false"/>
-                <w:outline w:val="false"/>
-                <w:shadow w:val="false"/>
-                <w:color w:val="000000"/>
-                <w:sz w:val="18"/>
-                <w:szCs w:val="18"/>
-                <w:u w:val="none"/>
-              </w:rPr>
-            </w:pPr>
-            <w:r>
-              <w:rPr>
-                <w:rFonts w:ascii="Liberation Sans" w:hAnsi="Liberation Sans"/>
-                <w:b w:val="false"/>
-                <w:bCs w:val="false"/>
-                <w:i w:val="false"/>
-                <w:iCs w:val="false"/>
-                <w:strike w:val="false"/>
-                <w:dstrike w:val="false"/>
-                <w:outline w:val="false"/>
-                <w:shadow w:val="false"/>
-                <w:color w:val="000000"/>
-                <w:sz w:val="18"/>
-                <w:szCs w:val="18"/>
-                <w:u w:val="none"/>
-              </w:rPr>
-              <w:t xml:space="preserve">25 / </w:t>
-            </w:r>
-            <w:r>
-              <w:rPr>
-                <w:rFonts w:ascii="Liberation Sans" w:hAnsi="Liberation Sans"/>
-                <w:b w:val="false"/>
-                <w:bCs w:val="false"/>
-                <w:i w:val="false"/>
-                <w:iCs w:val="false"/>
-                <w:strike w:val="false"/>
-                <w:dstrike w:val="false"/>
-                <w:outline w:val="false"/>
-                <w:shadow w:val="false"/>
-                <w:color w:val="C9211E"/>
-                <w:sz w:val="18"/>
-                <w:szCs w:val="18"/>
-                <w:u w:val="none"/>
-              </w:rPr>
-              <w:t>156</w:t>
-            </w:r>
-          </w:p>
-        </w:tc>
-        <w:tc>
-          <w:tcPr>
-            <w:tcW w:w="1071" w:type="dxa"/>
-            <w:tcBorders>
-              <w:bottom w:val="single" w:sz="6" w:space="0" w:color="666666"/>
-              <w:right w:val="single" w:sz="6" w:space="0" w:color="666666"/>
-            </w:tcBorders>
-          </w:tcPr>
-          <w:p>
-            <w:pPr>
-              <w:pStyle w:val="Tabelindhold"/>
-              <w:jc w:val="left"/>
-              <w:rPr>
-                <w:rFonts w:ascii="Liberation Sans" w:hAnsi="Liberation Sans"/>
-                <w:b w:val="false"/>
-                <w:b w:val="false"/>
-                <w:bCs w:val="false"/>
-                <w:i w:val="false"/>
-                <w:i w:val="false"/>
-                <w:iCs w:val="false"/>
-                <w:strike w:val="false"/>
-                <w:dstrike w:val="false"/>
-                <w:outline w:val="false"/>
-                <w:shadow w:val="false"/>
-                <w:color w:val="000000"/>
-                <w:sz w:val="18"/>
-                <w:szCs w:val="18"/>
-                <w:u w:val="none"/>
-              </w:rPr>
-            </w:pPr>
-            <w:r>
-              <w:rPr>
-                <w:rFonts w:ascii="Liberation Sans" w:hAnsi="Liberation Sans"/>
-                <w:b w:val="false"/>
-                <w:bCs w:val="false"/>
-                <w:i w:val="false"/>
-                <w:iCs w:val="false"/>
-                <w:strike w:val="false"/>
-                <w:dstrike w:val="false"/>
-                <w:outline w:val="false"/>
-                <w:shadow w:val="false"/>
-                <w:color w:val="000000"/>
-                <w:sz w:val="18"/>
-                <w:szCs w:val="18"/>
-                <w:u w:val="none"/>
-              </w:rPr>
-              <w:t xml:space="preserve">125 / 125 </w:t>
-            </w:r>
-          </w:p>
-        </w:tc>
-        <w:tc>
-          <w:tcPr>
-            <w:tcW w:w="1071" w:type="dxa"/>
-            <w:tcBorders>
-              <w:bottom w:val="single" w:sz="6" w:space="0" w:color="666666"/>
-              <w:right w:val="single" w:sz="6" w:space="0" w:color="666666"/>
-            </w:tcBorders>
-          </w:tcPr>
-          <w:p>
-            <w:pPr>
-              <w:pStyle w:val="Tabelindhold"/>
-              <w:jc w:val="left"/>
-              <w:rPr>
-                <w:rFonts w:ascii="Liberation Sans" w:hAnsi="Liberation Sans"/>
-                <w:b w:val="false"/>
-                <w:b w:val="false"/>
-                <w:bCs w:val="false"/>
-                <w:i w:val="false"/>
-                <w:i w:val="false"/>
-                <w:iCs w:val="false"/>
-                <w:strike w:val="false"/>
-                <w:dstrike w:val="false"/>
-                <w:outline w:val="false"/>
-                <w:shadow w:val="false"/>
-                <w:color w:val="000000"/>
-                <w:sz w:val="18"/>
-                <w:szCs w:val="18"/>
-                <w:u w:val="none"/>
-              </w:rPr>
-            </w:pPr>
-            <w:r>
-              <w:rPr>
-                <w:rFonts w:ascii="Liberation Sans" w:hAnsi="Liberation Sans"/>
-                <w:b w:val="false"/>
-                <w:bCs w:val="false"/>
-                <w:i w:val="false"/>
-                <w:iCs w:val="false"/>
-                <w:strike w:val="false"/>
-                <w:dstrike w:val="false"/>
-                <w:outline w:val="false"/>
-                <w:shadow w:val="false"/>
-                <w:color w:val="000000"/>
-                <w:sz w:val="18"/>
-                <w:szCs w:val="18"/>
-                <w:u w:val="none"/>
-              </w:rPr>
-              <w:t xml:space="preserve">35 / </w:t>
-            </w:r>
-            <w:r>
-              <w:rPr>
-                <w:rFonts w:ascii="Liberation Sans" w:hAnsi="Liberation Sans"/>
-                <w:b w:val="false"/>
-                <w:bCs w:val="false"/>
-                <w:i w:val="false"/>
-                <w:iCs w:val="false"/>
-                <w:strike w:val="false"/>
-                <w:dstrike w:val="false"/>
-                <w:outline w:val="false"/>
-                <w:shadow w:val="false"/>
-                <w:color w:val="C9211E"/>
-                <w:sz w:val="18"/>
-                <w:szCs w:val="18"/>
-                <w:u w:val="none"/>
-              </w:rPr>
-              <w:t>16</w:t>
-            </w:r>
-            <w:r>
-              <w:rPr>
-                <w:rFonts w:ascii="Liberation Sans" w:hAnsi="Liberation Sans"/>
-                <w:b w:val="false"/>
-                <w:bCs w:val="false"/>
-                <w:i w:val="false"/>
-                <w:iCs w:val="false"/>
-                <w:strike w:val="false"/>
-                <w:dstrike w:val="false"/>
-                <w:outline w:val="false"/>
-                <w:shadow w:val="false"/>
-                <w:color w:val="000000"/>
-                <w:sz w:val="18"/>
-                <w:szCs w:val="18"/>
-                <w:u w:val="none"/>
-              </w:rPr>
-              <w:t xml:space="preserve"> </w:t>
-            </w:r>
-          </w:p>
-        </w:tc>
-        <w:tc>
-          <w:tcPr>
-            <w:tcW w:w="1071" w:type="dxa"/>
-            <w:tcBorders>
-              <w:bottom w:val="single" w:sz="6" w:space="0" w:color="666666"/>
-              <w:right w:val="single" w:sz="6" w:space="0" w:color="666666"/>
-            </w:tcBorders>
-          </w:tcPr>
-          <w:p>
-            <w:pPr>
-              <w:pStyle w:val="Tabelindhold"/>
-              <w:jc w:val="left"/>
-              <w:rPr>
-                <w:rFonts w:ascii="Liberation Sans" w:hAnsi="Liberation Sans"/>
-                <w:b w:val="false"/>
-                <w:b w:val="false"/>
-                <w:bCs w:val="false"/>
-                <w:i w:val="false"/>
-                <w:i w:val="false"/>
-                <w:iCs w:val="false"/>
-                <w:strike w:val="false"/>
-                <w:dstrike w:val="false"/>
-                <w:outline w:val="false"/>
-                <w:shadow w:val="false"/>
-                <w:color w:val="000000"/>
-                <w:sz w:val="18"/>
-                <w:szCs w:val="18"/>
-                <w:u w:val="none"/>
-              </w:rPr>
-            </w:pPr>
-            <w:r>
-              <w:rPr>
-                <w:rFonts w:ascii="Liberation Sans" w:hAnsi="Liberation Sans"/>
-                <w:b w:val="false"/>
-                <w:bCs w:val="false"/>
-                <w:i w:val="false"/>
-                <w:iCs w:val="false"/>
-                <w:strike w:val="false"/>
-                <w:dstrike w:val="false"/>
-                <w:outline w:val="false"/>
-                <w:shadow w:val="false"/>
-                <w:color w:val="000000"/>
-                <w:sz w:val="18"/>
-                <w:szCs w:val="18"/>
-                <w:u w:val="none"/>
-              </w:rPr>
-              <w:t xml:space="preserve">135 / 135 </w:t>
-            </w:r>
-          </w:p>
-        </w:tc>
-        <w:tc>
-          <w:tcPr>
-            <w:tcW w:w="1071" w:type="dxa"/>
-            <w:tcBorders>
-              <w:bottom w:val="single" w:sz="6" w:space="0" w:color="666666"/>
-              <w:right w:val="single" w:sz="6" w:space="0" w:color="666666"/>
-            </w:tcBorders>
-          </w:tcPr>
-          <w:p>
-            <w:pPr>
-              <w:pStyle w:val="Tabelindhold"/>
-              <w:jc w:val="left"/>
-              <w:rPr>
-                <w:rFonts w:ascii="Liberation Sans" w:hAnsi="Liberation Sans"/>
-                <w:b w:val="false"/>
-                <w:b w:val="false"/>
-                <w:bCs w:val="false"/>
-                <w:i w:val="false"/>
-                <w:i w:val="false"/>
-                <w:iCs w:val="false"/>
-                <w:strike w:val="false"/>
-                <w:dstrike w:val="false"/>
-                <w:outline w:val="false"/>
-                <w:shadow w:val="false"/>
-                <w:color w:val="000000"/>
-                <w:sz w:val="18"/>
-                <w:szCs w:val="18"/>
-                <w:u w:val="none"/>
-              </w:rPr>
-            </w:pPr>
-            <w:r>
-              <w:rPr>
-                <w:rFonts w:ascii="Liberation Sans" w:hAnsi="Liberation Sans"/>
-                <w:b w:val="false"/>
-                <w:bCs w:val="false"/>
-                <w:i w:val="false"/>
-                <w:iCs w:val="false"/>
-                <w:strike w:val="false"/>
-                <w:dstrike w:val="false"/>
-                <w:outline w:val="false"/>
-                <w:shadow w:val="false"/>
-                <w:color w:val="000000"/>
-                <w:sz w:val="18"/>
-                <w:szCs w:val="18"/>
-                <w:u w:val="none"/>
-              </w:rPr>
-              <w:t xml:space="preserve">235 / </w:t>
-            </w:r>
-            <w:r>
-              <w:rPr>
-                <w:rFonts w:ascii="Liberation Sans" w:hAnsi="Liberation Sans"/>
-                <w:b w:val="false"/>
-                <w:bCs w:val="false"/>
-                <w:i w:val="false"/>
-                <w:iCs w:val="false"/>
-                <w:strike w:val="false"/>
-                <w:dstrike w:val="false"/>
-                <w:outline w:val="false"/>
-                <w:shadow w:val="false"/>
-                <w:color w:val="C9211E"/>
-                <w:sz w:val="18"/>
-                <w:szCs w:val="18"/>
-                <w:u w:val="none"/>
-              </w:rPr>
-              <w:t>2346</w:t>
-            </w:r>
-            <w:r>
-              <w:rPr>
-                <w:rFonts w:ascii="Liberation Sans" w:hAnsi="Liberation Sans"/>
-                <w:b w:val="false"/>
-                <w:bCs w:val="false"/>
-                <w:i w:val="false"/>
-                <w:iCs w:val="false"/>
-                <w:strike w:val="false"/>
-                <w:dstrike w:val="false"/>
-                <w:outline w:val="false"/>
-                <w:shadow w:val="false"/>
-                <w:color w:val="000000"/>
-                <w:sz w:val="18"/>
-                <w:szCs w:val="18"/>
-                <w:u w:val="none"/>
-              </w:rPr>
-              <w:t xml:space="preserve"> </w:t>
-            </w:r>
-          </w:p>
-        </w:tc>
-        <w:tc>
-          <w:tcPr>
-            <w:tcW w:w="1071" w:type="dxa"/>
-            <w:tcBorders>
-              <w:left w:val="single" w:sz="6" w:space="0" w:color="666666"/>
-              <w:bottom w:val="single" w:sz="6" w:space="0" w:color="666666"/>
-              <w:right w:val="single" w:sz="6" w:space="0" w:color="666666"/>
-            </w:tcBorders>
-          </w:tcPr>
-          <w:p>
-            <w:pPr>
-              <w:pStyle w:val="Tabelindhold"/>
-              <w:jc w:val="left"/>
-              <w:rPr>
-                <w:rFonts w:ascii="Liberation Sans" w:hAnsi="Liberation Sans"/>
-                <w:b w:val="false"/>
-                <w:b w:val="false"/>
-                <w:bCs w:val="false"/>
-                <w:i w:val="false"/>
-                <w:i w:val="false"/>
-                <w:iCs w:val="false"/>
-                <w:strike w:val="false"/>
-                <w:dstrike w:val="false"/>
-                <w:outline w:val="false"/>
-                <w:shadow w:val="false"/>
-                <w:color w:val="000000"/>
-                <w:sz w:val="18"/>
-                <w:szCs w:val="18"/>
-                <w:u w:val="none"/>
-              </w:rPr>
-            </w:pPr>
-            <w:r>
-              <w:rPr>
-                <w:rFonts w:ascii="Liberation Sans" w:hAnsi="Liberation Sans"/>
-                <w:b w:val="false"/>
-                <w:bCs w:val="false"/>
-                <w:i w:val="false"/>
-                <w:iCs w:val="false"/>
-                <w:strike w:val="false"/>
-                <w:dstrike w:val="false"/>
-                <w:outline w:val="false"/>
-                <w:shadow w:val="false"/>
-                <w:color w:val="000000"/>
-                <w:sz w:val="18"/>
-                <w:szCs w:val="18"/>
-                <w:u w:val="none"/>
-              </w:rPr>
-              <w:t xml:space="preserve">1235 / 1235 </w:t>
-            </w:r>
-          </w:p>
-        </w:tc>
-      </w:tr>
-      <w:tr>
-        <w:trPr/>
-        <w:tc>
-          <w:tcPr>
-            <w:tcW w:w="1070" w:type="dxa"/>
-            <w:tcBorders>
-              <w:left w:val="single" w:sz="6" w:space="0" w:color="666666"/>
-              <w:bottom w:val="single" w:sz="6" w:space="0" w:color="666666"/>
-              <w:right w:val="single" w:sz="6" w:space="0" w:color="666666"/>
-            </w:tcBorders>
-            <w:shd w:fill="EEEEEE" w:val="clear"/>
-          </w:tcPr>
-          <w:p>
-            <w:pPr>
-              <w:pStyle w:val="Tabelindhold"/>
-              <w:jc w:val="left"/>
-              <w:rPr>
-                <w:rFonts w:ascii="Liberation Sans" w:hAnsi="Liberation Sans"/>
-                <w:b w:val="false"/>
-                <w:b w:val="false"/>
-                <w:bCs w:val="false"/>
-                <w:i w:val="false"/>
-                <w:i w:val="false"/>
-                <w:iCs w:val="false"/>
-                <w:strike w:val="false"/>
-                <w:dstrike w:val="false"/>
-                <w:outline w:val="false"/>
-                <w:shadow w:val="false"/>
-                <w:color w:val="000000"/>
-                <w:sz w:val="24"/>
-                <w:szCs w:val="24"/>
-                <w:u w:val="none"/>
-              </w:rPr>
-            </w:pPr>
-            <w:r>
-              <w:rPr>
-                <w:rFonts w:ascii="Liberation Sans" w:hAnsi="Liberation Sans"/>
-                <w:b w:val="false"/>
-                <w:bCs w:val="false"/>
-                <w:i w:val="false"/>
-                <w:iCs w:val="false"/>
-                <w:strike w:val="false"/>
-                <w:dstrike w:val="false"/>
-                <w:outline w:val="false"/>
-                <w:shadow w:val="false"/>
-                <w:color w:val="000000"/>
-                <w:sz w:val="24"/>
-                <w:szCs w:val="24"/>
-                <w:u w:val="none"/>
-              </w:rPr>
-              <w:t>+3*8</w:t>
+              <w:t>0</w:t>
             </w:r>
           </w:p>
         </w:tc>
@@ -3693,6 +4688,7 @@
           <w:p>
             <w:pPr>
               <w:pStyle w:val="Tabelindhold"/>
+              <w:widowControl w:val="false"/>
               <w:jc w:val="left"/>
               <w:rPr>
                 <w:rFonts w:ascii="Liberation Sans" w:hAnsi="Liberation Sans"/>
@@ -3728,7 +4724,7 @@
                 <w:szCs w:val="18"/>
                 <w:u w:val="none"/>
               </w:rPr>
-              <w:t xml:space="preserve">45 / </w:t>
+              <w:t xml:space="preserve">2345 / </w:t>
             </w:r>
             <w:r>
               <w:rPr>
@@ -3746,7 +4742,616 @@
                 <w:szCs w:val="18"/>
                 <w:u w:val="none"/>
               </w:rPr>
-              <w:t>145</w:t>
+              <w:t>0</w:t>
+            </w:r>
+          </w:p>
+        </w:tc>
+        <w:tc>
+          <w:tcPr>
+            <w:tcW w:w="1070" w:type="dxa"/>
+            <w:tcBorders>
+              <w:left w:val="single" w:sz="6" w:space="0" w:color="666666"/>
+              <w:bottom w:val="single" w:sz="6" w:space="0" w:color="666666"/>
+              <w:right w:val="single" w:sz="6" w:space="0" w:color="666666"/>
+            </w:tcBorders>
+            <w:shd w:fill="EEEEEE" w:val="clear"/>
+          </w:tcPr>
+          <w:p>
+            <w:pPr>
+              <w:pStyle w:val="Tabelindhold"/>
+              <w:widowControl w:val="false"/>
+              <w:jc w:val="left"/>
+              <w:rPr>
+                <w:rFonts w:ascii="Liberation Sans" w:hAnsi="Liberation Sans"/>
+                <w:b w:val="false"/>
+                <w:b w:val="false"/>
+                <w:bCs w:val="false"/>
+                <w:i w:val="false"/>
+                <w:i w:val="false"/>
+                <w:iCs w:val="false"/>
+                <w:strike w:val="false"/>
+                <w:dstrike w:val="false"/>
+                <w:outline w:val="false"/>
+                <w:shadow w:val="false"/>
+                <w:color w:val="000000"/>
+                <w:sz w:val="18"/>
+                <w:szCs w:val="18"/>
+                <w:u w:val="none"/>
+              </w:rPr>
+            </w:pPr>
+            <w:r>
+              <w:rPr>
+                <w:rFonts w:ascii="Liberation Sans" w:hAnsi="Liberation Sans"/>
+                <w:b w:val="false"/>
+                <w:bCs w:val="false"/>
+                <w:i w:val="false"/>
+                <w:iCs w:val="false"/>
+                <w:strike w:val="false"/>
+                <w:dstrike w:val="false"/>
+                <w:outline w:val="false"/>
+                <w:shadow w:val="false"/>
+                <w:color w:val="000000"/>
+                <w:sz w:val="18"/>
+                <w:szCs w:val="18"/>
+                <w:u w:val="none"/>
+              </w:rPr>
+              <w:t xml:space="preserve">12345 / </w:t>
+            </w:r>
+            <w:r>
+              <w:rPr>
+                <w:rFonts w:ascii="Liberation Sans" w:hAnsi="Liberation Sans"/>
+                <w:b w:val="false"/>
+                <w:bCs w:val="false"/>
+                <w:i w:val="false"/>
+                <w:iCs w:val="false"/>
+                <w:strike w:val="false"/>
+                <w:dstrike w:val="false"/>
+                <w:outline w:val="false"/>
+                <w:shadow w:val="false"/>
+                <w:color w:val="C9211E"/>
+                <w:sz w:val="18"/>
+                <w:szCs w:val="18"/>
+                <w:u w:val="none"/>
+              </w:rPr>
+              <w:t>0</w:t>
+            </w:r>
+          </w:p>
+        </w:tc>
+      </w:tr>
+      <w:tr>
+        <w:trPr/>
+        <w:tc>
+          <w:tcPr>
+            <w:tcW w:w="1069" w:type="dxa"/>
+            <w:tcBorders>
+              <w:left w:val="single" w:sz="6" w:space="0" w:color="666666"/>
+              <w:bottom w:val="single" w:sz="6" w:space="0" w:color="666666"/>
+              <w:right w:val="single" w:sz="6" w:space="0" w:color="666666"/>
+            </w:tcBorders>
+          </w:tcPr>
+          <w:p>
+            <w:pPr>
+              <w:pStyle w:val="Tabelindhold"/>
+              <w:widowControl w:val="false"/>
+              <w:jc w:val="left"/>
+              <w:rPr>
+                <w:rFonts w:ascii="Liberation Sans" w:hAnsi="Liberation Sans"/>
+                <w:b w:val="false"/>
+                <w:b w:val="false"/>
+                <w:bCs w:val="false"/>
+                <w:i w:val="false"/>
+                <w:i w:val="false"/>
+                <w:iCs w:val="false"/>
+                <w:strike w:val="false"/>
+                <w:dstrike w:val="false"/>
+                <w:outline w:val="false"/>
+                <w:shadow w:val="false"/>
+                <w:color w:val="000000"/>
+                <w:sz w:val="24"/>
+                <w:szCs w:val="24"/>
+                <w:u w:val="none"/>
+              </w:rPr>
+            </w:pPr>
+            <w:r>
+              <w:rPr>
+                <w:rFonts w:ascii="Liberation Sans" w:hAnsi="Liberation Sans"/>
+                <w:b w:val="false"/>
+                <w:bCs w:val="false"/>
+                <w:i w:val="false"/>
+                <w:iCs w:val="false"/>
+                <w:strike w:val="false"/>
+                <w:dstrike w:val="false"/>
+                <w:outline w:val="false"/>
+                <w:shadow w:val="false"/>
+                <w:color w:val="000000"/>
+                <w:sz w:val="24"/>
+                <w:szCs w:val="24"/>
+                <w:u w:val="none"/>
+              </w:rPr>
+              <w:t>+4*8</w:t>
+            </w:r>
+          </w:p>
+        </w:tc>
+        <w:tc>
+          <w:tcPr>
+            <w:tcW w:w="1071" w:type="dxa"/>
+            <w:tcBorders>
+              <w:bottom w:val="single" w:sz="6" w:space="0" w:color="666666"/>
+              <w:right w:val="single" w:sz="6" w:space="0" w:color="666666"/>
+            </w:tcBorders>
+          </w:tcPr>
+          <w:p>
+            <w:pPr>
+              <w:pStyle w:val="Tabelindhold"/>
+              <w:widowControl w:val="false"/>
+              <w:jc w:val="left"/>
+              <w:rPr>
+                <w:rFonts w:ascii="Liberation Sans" w:hAnsi="Liberation Sans"/>
+                <w:b w:val="false"/>
+                <w:b w:val="false"/>
+                <w:bCs w:val="false"/>
+                <w:i w:val="false"/>
+                <w:i w:val="false"/>
+                <w:iCs w:val="false"/>
+                <w:strike w:val="false"/>
+                <w:dstrike w:val="false"/>
+                <w:outline w:val="false"/>
+                <w:shadow w:val="false"/>
+                <w:color w:val="C9211E"/>
+                <w:sz w:val="18"/>
+                <w:szCs w:val="18"/>
+                <w:u w:val="none"/>
+              </w:rPr>
+            </w:pPr>
+            <w:r>
+              <w:rPr>
+                <w:rFonts w:ascii="Liberation Sans" w:hAnsi="Liberation Sans"/>
+                <w:b w:val="false"/>
+                <w:bCs w:val="false"/>
+                <w:i w:val="false"/>
+                <w:iCs w:val="false"/>
+                <w:strike w:val="false"/>
+                <w:dstrike w:val="false"/>
+                <w:outline w:val="false"/>
+                <w:shadow w:val="false"/>
+                <w:color w:val="C9211E"/>
+                <w:sz w:val="18"/>
+                <w:szCs w:val="18"/>
+                <w:u w:val="none"/>
+              </w:rPr>
+              <w:t xml:space="preserve"> </w:t>
+            </w:r>
+            <w:r>
+              <w:rPr>
+                <w:rFonts w:ascii="Liberation Sans" w:hAnsi="Liberation Sans"/>
+                <w:b w:val="false"/>
+                <w:bCs w:val="false"/>
+                <w:i w:val="false"/>
+                <w:iCs w:val="false"/>
+                <w:strike w:val="false"/>
+                <w:dstrike w:val="false"/>
+                <w:outline w:val="false"/>
+                <w:shadow w:val="false"/>
+                <w:color w:val="C9211E"/>
+                <w:sz w:val="18"/>
+                <w:szCs w:val="18"/>
+                <w:u w:val="none"/>
+              </w:rPr>
+              <w:t>/ 1236</w:t>
+            </w:r>
+          </w:p>
+        </w:tc>
+        <w:tc>
+          <w:tcPr>
+            <w:tcW w:w="1072" w:type="dxa"/>
+            <w:tcBorders>
+              <w:bottom w:val="single" w:sz="6" w:space="0" w:color="666666"/>
+              <w:right w:val="single" w:sz="6" w:space="0" w:color="666666"/>
+            </w:tcBorders>
+          </w:tcPr>
+          <w:p>
+            <w:pPr>
+              <w:pStyle w:val="Tabelindhold"/>
+              <w:widowControl w:val="false"/>
+              <w:jc w:val="left"/>
+              <w:rPr>
+                <w:rFonts w:ascii="Liberation Sans" w:hAnsi="Liberation Sans"/>
+                <w:b w:val="false"/>
+                <w:b w:val="false"/>
+                <w:bCs w:val="false"/>
+                <w:i w:val="false"/>
+                <w:i w:val="false"/>
+                <w:iCs w:val="false"/>
+                <w:strike w:val="false"/>
+                <w:dstrike w:val="false"/>
+                <w:outline w:val="false"/>
+                <w:shadow w:val="false"/>
+                <w:color w:val="C9211E"/>
+                <w:sz w:val="18"/>
+                <w:szCs w:val="18"/>
+                <w:u w:val="none"/>
+              </w:rPr>
+            </w:pPr>
+            <w:r>
+              <w:rPr>
+                <w:rFonts w:ascii="Liberation Sans" w:hAnsi="Liberation Sans"/>
+                <w:b w:val="false"/>
+                <w:bCs w:val="false"/>
+                <w:i w:val="false"/>
+                <w:iCs w:val="false"/>
+                <w:strike w:val="false"/>
+                <w:dstrike w:val="false"/>
+                <w:outline w:val="false"/>
+                <w:shadow w:val="false"/>
+                <w:color w:val="C9211E"/>
+                <w:sz w:val="18"/>
+                <w:szCs w:val="18"/>
+                <w:u w:val="none"/>
+              </w:rPr>
+              <w:t>/0</w:t>
+            </w:r>
+          </w:p>
+        </w:tc>
+        <w:tc>
+          <w:tcPr>
+            <w:tcW w:w="1071" w:type="dxa"/>
+            <w:tcBorders>
+              <w:bottom w:val="single" w:sz="6" w:space="0" w:color="666666"/>
+              <w:right w:val="single" w:sz="6" w:space="0" w:color="666666"/>
+            </w:tcBorders>
+          </w:tcPr>
+          <w:p>
+            <w:pPr>
+              <w:pStyle w:val="Tabelindhold"/>
+              <w:widowControl w:val="false"/>
+              <w:jc w:val="left"/>
+              <w:rPr>
+                <w:rFonts w:ascii="Liberation Sans" w:hAnsi="Liberation Sans"/>
+                <w:b w:val="false"/>
+                <w:b w:val="false"/>
+                <w:bCs w:val="false"/>
+                <w:i w:val="false"/>
+                <w:i w:val="false"/>
+                <w:iCs w:val="false"/>
+                <w:strike w:val="false"/>
+                <w:dstrike w:val="false"/>
+                <w:outline w:val="false"/>
+                <w:shadow w:val="false"/>
+                <w:color w:val="C9211E"/>
+                <w:sz w:val="18"/>
+                <w:szCs w:val="18"/>
+                <w:u w:val="none"/>
+              </w:rPr>
+            </w:pPr>
+            <w:r>
+              <w:rPr>
+                <w:rFonts w:ascii="Liberation Sans" w:hAnsi="Liberation Sans"/>
+                <w:b w:val="false"/>
+                <w:bCs w:val="false"/>
+                <w:i w:val="false"/>
+                <w:iCs w:val="false"/>
+                <w:strike w:val="false"/>
+                <w:dstrike w:val="false"/>
+                <w:outline w:val="false"/>
+                <w:shadow w:val="false"/>
+                <w:color w:val="C9211E"/>
+                <w:sz w:val="18"/>
+                <w:szCs w:val="18"/>
+                <w:u w:val="none"/>
+              </w:rPr>
+              <w:t>/0</w:t>
+            </w:r>
+          </w:p>
+        </w:tc>
+        <w:tc>
+          <w:tcPr>
+            <w:tcW w:w="1070" w:type="dxa"/>
+            <w:tcBorders>
+              <w:bottom w:val="single" w:sz="6" w:space="0" w:color="666666"/>
+              <w:right w:val="single" w:sz="6" w:space="0" w:color="666666"/>
+            </w:tcBorders>
+          </w:tcPr>
+          <w:p>
+            <w:pPr>
+              <w:pStyle w:val="Tabelindhold"/>
+              <w:widowControl w:val="false"/>
+              <w:jc w:val="left"/>
+              <w:rPr>
+                <w:rFonts w:ascii="Liberation Sans" w:hAnsi="Liberation Sans"/>
+                <w:b w:val="false"/>
+                <w:b w:val="false"/>
+                <w:bCs w:val="false"/>
+                <w:i w:val="false"/>
+                <w:i w:val="false"/>
+                <w:iCs w:val="false"/>
+                <w:strike w:val="false"/>
+                <w:dstrike w:val="false"/>
+                <w:outline w:val="false"/>
+                <w:shadow w:val="false"/>
+                <w:color w:val="C9211E"/>
+                <w:sz w:val="18"/>
+                <w:szCs w:val="18"/>
+                <w:u w:val="none"/>
+              </w:rPr>
+            </w:pPr>
+            <w:r>
+              <w:rPr>
+                <w:rFonts w:ascii="Liberation Sans" w:hAnsi="Liberation Sans"/>
+                <w:b w:val="false"/>
+                <w:bCs w:val="false"/>
+                <w:i w:val="false"/>
+                <w:iCs w:val="false"/>
+                <w:strike w:val="false"/>
+                <w:dstrike w:val="false"/>
+                <w:outline w:val="false"/>
+                <w:shadow w:val="false"/>
+                <w:color w:val="C9211E"/>
+                <w:sz w:val="18"/>
+                <w:szCs w:val="18"/>
+                <w:u w:val="none"/>
+              </w:rPr>
+              <w:t>/0</w:t>
+            </w:r>
+          </w:p>
+        </w:tc>
+        <w:tc>
+          <w:tcPr>
+            <w:tcW w:w="1071" w:type="dxa"/>
+            <w:tcBorders>
+              <w:bottom w:val="single" w:sz="6" w:space="0" w:color="666666"/>
+              <w:right w:val="single" w:sz="6" w:space="0" w:color="666666"/>
+            </w:tcBorders>
+          </w:tcPr>
+          <w:p>
+            <w:pPr>
+              <w:pStyle w:val="Tabelindhold"/>
+              <w:widowControl w:val="false"/>
+              <w:jc w:val="left"/>
+              <w:rPr>
+                <w:rFonts w:ascii="Liberation Sans" w:hAnsi="Liberation Sans"/>
+                <w:b w:val="false"/>
+                <w:b w:val="false"/>
+                <w:bCs w:val="false"/>
+                <w:i w:val="false"/>
+                <w:i w:val="false"/>
+                <w:iCs w:val="false"/>
+                <w:strike w:val="false"/>
+                <w:dstrike w:val="false"/>
+                <w:outline w:val="false"/>
+                <w:shadow w:val="false"/>
+                <w:color w:val="C9211E"/>
+                <w:sz w:val="18"/>
+                <w:szCs w:val="18"/>
+                <w:u w:val="none"/>
+              </w:rPr>
+            </w:pPr>
+            <w:r>
+              <w:rPr>
+                <w:rFonts w:ascii="Liberation Sans" w:hAnsi="Liberation Sans"/>
+                <w:b w:val="false"/>
+                <w:bCs w:val="false"/>
+                <w:i w:val="false"/>
+                <w:iCs w:val="false"/>
+                <w:strike w:val="false"/>
+                <w:dstrike w:val="false"/>
+                <w:outline w:val="false"/>
+                <w:shadow w:val="false"/>
+                <w:color w:val="C9211E"/>
+                <w:sz w:val="18"/>
+                <w:szCs w:val="18"/>
+                <w:u w:val="none"/>
+              </w:rPr>
+              <w:t>/0</w:t>
+            </w:r>
+          </w:p>
+        </w:tc>
+        <w:tc>
+          <w:tcPr>
+            <w:tcW w:w="1072" w:type="dxa"/>
+            <w:tcBorders>
+              <w:bottom w:val="single" w:sz="6" w:space="0" w:color="666666"/>
+              <w:right w:val="single" w:sz="6" w:space="0" w:color="666666"/>
+            </w:tcBorders>
+          </w:tcPr>
+          <w:p>
+            <w:pPr>
+              <w:pStyle w:val="Tabelindhold"/>
+              <w:widowControl w:val="false"/>
+              <w:jc w:val="left"/>
+              <w:rPr>
+                <w:rFonts w:ascii="Liberation Sans" w:hAnsi="Liberation Sans"/>
+                <w:b w:val="false"/>
+                <w:b w:val="false"/>
+                <w:bCs w:val="false"/>
+                <w:i w:val="false"/>
+                <w:i w:val="false"/>
+                <w:iCs w:val="false"/>
+                <w:strike w:val="false"/>
+                <w:dstrike w:val="false"/>
+                <w:outline w:val="false"/>
+                <w:shadow w:val="false"/>
+                <w:color w:val="C9211E"/>
+                <w:sz w:val="18"/>
+                <w:szCs w:val="18"/>
+                <w:u w:val="none"/>
+              </w:rPr>
+            </w:pPr>
+            <w:r>
+              <w:rPr>
+                <w:rFonts w:ascii="Liberation Sans" w:hAnsi="Liberation Sans"/>
+                <w:b w:val="false"/>
+                <w:bCs w:val="false"/>
+                <w:i w:val="false"/>
+                <w:iCs w:val="false"/>
+                <w:strike w:val="false"/>
+                <w:dstrike w:val="false"/>
+                <w:outline w:val="false"/>
+                <w:shadow w:val="false"/>
+                <w:color w:val="C9211E"/>
+                <w:sz w:val="18"/>
+                <w:szCs w:val="18"/>
+                <w:u w:val="none"/>
+              </w:rPr>
+              <w:t>/0</w:t>
+            </w:r>
+          </w:p>
+        </w:tc>
+        <w:tc>
+          <w:tcPr>
+            <w:tcW w:w="1071" w:type="dxa"/>
+            <w:tcBorders>
+              <w:bottom w:val="single" w:sz="6" w:space="0" w:color="666666"/>
+              <w:right w:val="single" w:sz="6" w:space="0" w:color="666666"/>
+            </w:tcBorders>
+          </w:tcPr>
+          <w:p>
+            <w:pPr>
+              <w:pStyle w:val="Tabelindhold"/>
+              <w:widowControl w:val="false"/>
+              <w:jc w:val="left"/>
+              <w:rPr>
+                <w:rFonts w:ascii="Liberation Sans" w:hAnsi="Liberation Sans"/>
+                <w:b w:val="false"/>
+                <w:b w:val="false"/>
+                <w:bCs w:val="false"/>
+                <w:i w:val="false"/>
+                <w:i w:val="false"/>
+                <w:iCs w:val="false"/>
+                <w:strike w:val="false"/>
+                <w:dstrike w:val="false"/>
+                <w:outline w:val="false"/>
+                <w:shadow w:val="false"/>
+                <w:color w:val="C9211E"/>
+                <w:sz w:val="18"/>
+                <w:szCs w:val="18"/>
+                <w:u w:val="none"/>
+              </w:rPr>
+            </w:pPr>
+            <w:r>
+              <w:rPr>
+                <w:rFonts w:ascii="Liberation Sans" w:hAnsi="Liberation Sans"/>
+                <w:b w:val="false"/>
+                <w:bCs w:val="false"/>
+                <w:i w:val="false"/>
+                <w:iCs w:val="false"/>
+                <w:strike w:val="false"/>
+                <w:dstrike w:val="false"/>
+                <w:outline w:val="false"/>
+                <w:shadow w:val="false"/>
+                <w:color w:val="C9211E"/>
+                <w:sz w:val="18"/>
+                <w:szCs w:val="18"/>
+                <w:u w:val="none"/>
+              </w:rPr>
+              <w:t>/0</w:t>
+            </w:r>
+          </w:p>
+        </w:tc>
+        <w:tc>
+          <w:tcPr>
+            <w:tcW w:w="1070" w:type="dxa"/>
+            <w:tcBorders>
+              <w:left w:val="single" w:sz="6" w:space="0" w:color="666666"/>
+              <w:bottom w:val="single" w:sz="6" w:space="0" w:color="666666"/>
+              <w:right w:val="single" w:sz="6" w:space="0" w:color="666666"/>
+            </w:tcBorders>
+          </w:tcPr>
+          <w:p>
+            <w:pPr>
+              <w:pStyle w:val="Tabelindhold"/>
+              <w:widowControl w:val="false"/>
+              <w:jc w:val="left"/>
+              <w:rPr>
+                <w:rFonts w:ascii="Liberation Sans" w:hAnsi="Liberation Sans"/>
+                <w:b w:val="false"/>
+                <w:b w:val="false"/>
+                <w:bCs w:val="false"/>
+                <w:i w:val="false"/>
+                <w:i w:val="false"/>
+                <w:iCs w:val="false"/>
+                <w:strike w:val="false"/>
+                <w:dstrike w:val="false"/>
+                <w:outline w:val="false"/>
+                <w:shadow w:val="false"/>
+                <w:color w:val="C9211E"/>
+                <w:sz w:val="18"/>
+                <w:szCs w:val="18"/>
+                <w:u w:val="none"/>
+              </w:rPr>
+            </w:pPr>
+            <w:r>
+              <w:rPr>
+                <w:rFonts w:ascii="Liberation Sans" w:hAnsi="Liberation Sans"/>
+                <w:b w:val="false"/>
+                <w:bCs w:val="false"/>
+                <w:i w:val="false"/>
+                <w:iCs w:val="false"/>
+                <w:strike w:val="false"/>
+                <w:dstrike w:val="false"/>
+                <w:outline w:val="false"/>
+                <w:shadow w:val="false"/>
+                <w:color w:val="C9211E"/>
+                <w:sz w:val="18"/>
+                <w:szCs w:val="18"/>
+                <w:u w:val="none"/>
+              </w:rPr>
+              <w:t>/0</w:t>
+            </w:r>
+          </w:p>
+        </w:tc>
+      </w:tr>
+      <w:tr>
+        <w:trPr/>
+        <w:tc>
+          <w:tcPr>
+            <w:tcW w:w="1069" w:type="dxa"/>
+            <w:tcBorders>
+              <w:left w:val="single" w:sz="6" w:space="0" w:color="666666"/>
+              <w:bottom w:val="single" w:sz="6" w:space="0" w:color="666666"/>
+              <w:right w:val="single" w:sz="6" w:space="0" w:color="666666"/>
+            </w:tcBorders>
+            <w:shd w:fill="EEEEEE" w:val="clear"/>
+          </w:tcPr>
+          <w:p>
+            <w:pPr>
+              <w:pStyle w:val="Tabelindhold"/>
+              <w:widowControl w:val="false"/>
+              <w:jc w:val="left"/>
+              <w:rPr>
+                <w:rFonts w:ascii="Liberation Sans" w:hAnsi="Liberation Sans"/>
+                <w:b w:val="false"/>
+                <w:b w:val="false"/>
+                <w:bCs w:val="false"/>
+                <w:i w:val="false"/>
+                <w:i w:val="false"/>
+                <w:iCs w:val="false"/>
+                <w:strike w:val="false"/>
+                <w:dstrike w:val="false"/>
+                <w:outline w:val="false"/>
+                <w:shadow w:val="false"/>
+                <w:color w:val="000000"/>
+                <w:sz w:val="24"/>
+                <w:szCs w:val="24"/>
+                <w:u w:val="none"/>
+              </w:rPr>
+            </w:pPr>
+            <w:r>
+              <w:rPr>
+                <w:rFonts w:ascii="Liberation Sans" w:hAnsi="Liberation Sans"/>
+                <w:b w:val="false"/>
+                <w:bCs w:val="false"/>
+                <w:i w:val="false"/>
+                <w:iCs w:val="false"/>
+                <w:strike w:val="false"/>
+                <w:dstrike w:val="false"/>
+                <w:outline w:val="false"/>
+                <w:shadow w:val="false"/>
+                <w:color w:val="000000"/>
+                <w:sz w:val="24"/>
+                <w:szCs w:val="24"/>
+                <w:u w:val="none"/>
+              </w:rPr>
+              <w:t>+5*8</w:t>
             </w:r>
           </w:p>
         </w:tc>
@@ -3762,6 +5367,7 @@
           <w:p>
             <w:pPr>
               <w:pStyle w:val="Tabelindhold"/>
+              <w:widowControl w:val="false"/>
               <w:jc w:val="left"/>
               <w:rPr>
                 <w:rFonts w:ascii="Liberation Sans" w:hAnsi="Liberation Sans"/>
@@ -3775,7 +5381,7 @@
                 <w:dstrike w:val="false"/>
                 <w:outline w:val="false"/>
                 <w:shadow w:val="false"/>
-                <w:color w:val="000000"/>
+                <w:color w:val="C9211E"/>
                 <w:sz w:val="18"/>
                 <w:szCs w:val="18"/>
                 <w:u w:val="none"/>
@@ -3792,30 +5398,64 @@
                 <w:dstrike w:val="false"/>
                 <w:outline w:val="false"/>
                 <w:shadow w:val="false"/>
-                <w:color w:val="000000"/>
-                <w:sz w:val="18"/>
-                <w:szCs w:val="18"/>
-                <w:u w:val="none"/>
-              </w:rPr>
-              <w:t>145 /</w:t>
-            </w:r>
-            <w:r>
-              <w:rPr>
-                <w:rFonts w:ascii="Liberation Sans" w:hAnsi="Liberation Sans"/>
-                <w:b w:val="false"/>
-                <w:bCs w:val="false"/>
-                <w:i w:val="false"/>
-                <w:iCs w:val="false"/>
-                <w:strike w:val="false"/>
-                <w:dstrike w:val="false"/>
-                <w:outline w:val="false"/>
-                <w:shadow w:val="false"/>
                 <w:color w:val="C9211E"/>
                 <w:sz w:val="18"/>
                 <w:szCs w:val="18"/>
                 <w:u w:val="none"/>
               </w:rPr>
-              <w:t xml:space="preserve"> 245 </w:t>
+              <w:t>/ 1256</w:t>
+            </w:r>
+          </w:p>
+        </w:tc>
+        <w:tc>
+          <w:tcPr>
+            <w:tcW w:w="1072" w:type="dxa"/>
+            <w:tcBorders>
+              <w:bottom w:val="single" w:sz="6" w:space="0" w:color="666666"/>
+              <w:right w:val="single" w:sz="6" w:space="0" w:color="666666"/>
+            </w:tcBorders>
+            <w:shd w:fill="EEEEEE" w:val="clear"/>
+          </w:tcPr>
+          <w:p>
+            <w:pPr>
+              <w:pStyle w:val="Tabelindhold"/>
+              <w:widowControl w:val="false"/>
+              <w:jc w:val="left"/>
+              <w:rPr>
+                <w:rFonts w:ascii="Liberation Sans" w:hAnsi="Liberation Sans"/>
+                <w:b w:val="false"/>
+                <w:b w:val="false"/>
+                <w:bCs w:val="false"/>
+                <w:i w:val="false"/>
+                <w:i w:val="false"/>
+                <w:iCs w:val="false"/>
+                <w:strike w:val="false"/>
+                <w:dstrike w:val="false"/>
+                <w:outline w:val="false"/>
+                <w:shadow w:val="false"/>
+                <w:color w:val="C9211E"/>
+                <w:sz w:val="18"/>
+                <w:szCs w:val="18"/>
+                <w:u w:val="none"/>
+              </w:rPr>
+            </w:pPr>
+            <w:r>
+              <w:rPr>
+                <w:rFonts w:ascii="Liberation Sans" w:hAnsi="Liberation Sans"/>
+                <w:b w:val="false"/>
+                <w:bCs w:val="false"/>
+                <w:i w:val="false"/>
+                <w:iCs w:val="false"/>
+                <w:strike w:val="false"/>
+                <w:dstrike w:val="false"/>
+                <w:outline w:val="false"/>
+                <w:shadow w:val="false"/>
+                <w:color w:val="C9211E"/>
+                <w:sz w:val="18"/>
+                <w:szCs w:val="18"/>
+                <w:u w:val="none"/>
+              </w:rPr>
+              <w:t>5</w:t>
             </w:r>
           </w:p>
         </w:tc>
@@ -3831,6 +5471,7 @@
           <w:p>
             <w:pPr>
               <w:pStyle w:val="Tabelindhold"/>
+              <w:widowControl w:val="false"/>
               <w:jc w:val="left"/>
               <w:rPr>
                 <w:rFonts w:ascii="Liberation Sans" w:hAnsi="Liberation Sans"/>
@@ -3844,7 +5485,7 @@
                 <w:dstrike w:val="false"/>
                 <w:outline w:val="false"/>
                 <w:shadow w:val="false"/>
-                <w:color w:val="000000"/>
+                <w:color w:val="C9211E"/>
                 <w:sz w:val="18"/>
                 <w:szCs w:val="18"/>
                 <w:u w:val="none"/>
@@ -3861,30 +5502,64 @@
                 <w:dstrike w:val="false"/>
                 <w:outline w:val="false"/>
                 <w:shadow w:val="false"/>
-                <w:color w:val="000000"/>
-                <w:sz w:val="18"/>
-                <w:szCs w:val="18"/>
-                <w:u w:val="none"/>
-              </w:rPr>
-              <w:t xml:space="preserve">245 / </w:t>
-            </w:r>
-            <w:r>
-              <w:rPr>
-                <w:rFonts w:ascii="Liberation Sans" w:hAnsi="Liberation Sans"/>
-                <w:b w:val="false"/>
-                <w:bCs w:val="false"/>
-                <w:i w:val="false"/>
-                <w:iCs w:val="false"/>
-                <w:strike w:val="false"/>
-                <w:dstrike w:val="false"/>
-                <w:outline w:val="false"/>
-                <w:shadow w:val="false"/>
                 <w:color w:val="C9211E"/>
                 <w:sz w:val="18"/>
                 <w:szCs w:val="18"/>
                 <w:u w:val="none"/>
               </w:rPr>
-              <w:t xml:space="preserve">1245 </w:t>
+              <w:t>/0</w:t>
+            </w:r>
+          </w:p>
+        </w:tc>
+        <w:tc>
+          <w:tcPr>
+            <w:tcW w:w="1070" w:type="dxa"/>
+            <w:tcBorders>
+              <w:bottom w:val="single" w:sz="6" w:space="0" w:color="666666"/>
+              <w:right w:val="single" w:sz="6" w:space="0" w:color="666666"/>
+            </w:tcBorders>
+            <w:shd w:fill="EEEEEE" w:val="clear"/>
+          </w:tcPr>
+          <w:p>
+            <w:pPr>
+              <w:pStyle w:val="Tabelindhold"/>
+              <w:widowControl w:val="false"/>
+              <w:jc w:val="left"/>
+              <w:rPr>
+                <w:rFonts w:ascii="Liberation Sans" w:hAnsi="Liberation Sans"/>
+                <w:b w:val="false"/>
+                <w:b w:val="false"/>
+                <w:bCs w:val="false"/>
+                <w:i w:val="false"/>
+                <w:i w:val="false"/>
+                <w:iCs w:val="false"/>
+                <w:strike w:val="false"/>
+                <w:dstrike w:val="false"/>
+                <w:outline w:val="false"/>
+                <w:shadow w:val="false"/>
+                <w:color w:val="C9211E"/>
+                <w:sz w:val="18"/>
+                <w:szCs w:val="18"/>
+                <w:u w:val="none"/>
+              </w:rPr>
+            </w:pPr>
+            <w:r>
+              <w:rPr>
+                <w:rFonts w:ascii="Liberation Sans" w:hAnsi="Liberation Sans"/>
+                <w:b w:val="false"/>
+                <w:bCs w:val="false"/>
+                <w:i w:val="false"/>
+                <w:iCs w:val="false"/>
+                <w:strike w:val="false"/>
+                <w:dstrike w:val="false"/>
+                <w:outline w:val="false"/>
+                <w:shadow w:val="false"/>
+                <w:color w:val="C9211E"/>
+                <w:sz w:val="18"/>
+                <w:szCs w:val="18"/>
+                <w:u w:val="none"/>
+              </w:rPr>
+              <w:t>/0</w:t>
             </w:r>
           </w:p>
         </w:tc>
@@ -3900,6 +5575,7 @@
           <w:p>
             <w:pPr>
               <w:pStyle w:val="Tabelindhold"/>
+              <w:widowControl w:val="false"/>
               <w:jc w:val="left"/>
               <w:rPr>
                 <w:rFonts w:ascii="Liberation Sans" w:hAnsi="Liberation Sans"/>
@@ -3913,7 +5589,7 @@
                 <w:dstrike w:val="false"/>
                 <w:outline w:val="false"/>
                 <w:shadow w:val="false"/>
-                <w:color w:val="000000"/>
+                <w:color w:val="C9211E"/>
                 <w:sz w:val="18"/>
                 <w:szCs w:val="18"/>
                 <w:u w:val="none"/>
@@ -3930,30 +5606,64 @@
                 <w:dstrike w:val="false"/>
                 <w:outline w:val="false"/>
                 <w:shadow w:val="false"/>
-                <w:color w:val="000000"/>
-                <w:sz w:val="18"/>
-                <w:szCs w:val="18"/>
-                <w:u w:val="none"/>
-              </w:rPr>
-              <w:t>1245 /</w:t>
-            </w:r>
-            <w:r>
-              <w:rPr>
-                <w:rFonts w:ascii="Liberation Sans" w:hAnsi="Liberation Sans"/>
-                <w:b w:val="false"/>
-                <w:bCs w:val="false"/>
-                <w:i w:val="false"/>
-                <w:iCs w:val="false"/>
-                <w:strike w:val="false"/>
-                <w:dstrike w:val="false"/>
-                <w:outline w:val="false"/>
-                <w:shadow w:val="false"/>
                 <w:color w:val="C9211E"/>
                 <w:sz w:val="18"/>
                 <w:szCs w:val="18"/>
                 <w:u w:val="none"/>
               </w:rPr>
-              <w:t xml:space="preserve"> 12345</w:t>
+              <w:t>/0</w:t>
+            </w:r>
+          </w:p>
+        </w:tc>
+        <w:tc>
+          <w:tcPr>
+            <w:tcW w:w="1072" w:type="dxa"/>
+            <w:tcBorders>
+              <w:bottom w:val="single" w:sz="6" w:space="0" w:color="666666"/>
+              <w:right w:val="single" w:sz="6" w:space="0" w:color="666666"/>
+            </w:tcBorders>
+            <w:shd w:fill="EEEEEE" w:val="clear"/>
+          </w:tcPr>
+          <w:p>
+            <w:pPr>
+              <w:pStyle w:val="Tabelindhold"/>
+              <w:widowControl w:val="false"/>
+              <w:jc w:val="left"/>
+              <w:rPr>
+                <w:rFonts w:ascii="Liberation Sans" w:hAnsi="Liberation Sans"/>
+                <w:b w:val="false"/>
+                <w:b w:val="false"/>
+                <w:bCs w:val="false"/>
+                <w:i w:val="false"/>
+                <w:i w:val="false"/>
+                <w:iCs w:val="false"/>
+                <w:strike w:val="false"/>
+                <w:dstrike w:val="false"/>
+                <w:outline w:val="false"/>
+                <w:shadow w:val="false"/>
+                <w:color w:val="C9211E"/>
+                <w:sz w:val="18"/>
+                <w:szCs w:val="18"/>
+                <w:u w:val="none"/>
+              </w:rPr>
+            </w:pPr>
+            <w:r>
+              <w:rPr>
+                <w:rFonts w:ascii="Liberation Sans" w:hAnsi="Liberation Sans"/>
+                <w:b w:val="false"/>
+                <w:bCs w:val="false"/>
+                <w:i w:val="false"/>
+                <w:iCs w:val="false"/>
+                <w:strike w:val="false"/>
+                <w:dstrike w:val="false"/>
+                <w:outline w:val="false"/>
+                <w:shadow w:val="false"/>
+                <w:color w:val="C9211E"/>
+                <w:sz w:val="18"/>
+                <w:szCs w:val="18"/>
+                <w:u w:val="none"/>
+              </w:rPr>
+              <w:t>/0</w:t>
             </w:r>
           </w:p>
         </w:tc>
@@ -3969,6 +5679,7 @@
           <w:p>
             <w:pPr>
               <w:pStyle w:val="Tabelindhold"/>
+              <w:widowControl w:val="false"/>
               <w:jc w:val="left"/>
               <w:rPr>
                 <w:rFonts w:ascii="Liberation Sans" w:hAnsi="Liberation Sans"/>
@@ -3982,7 +5693,7 @@
                 <w:dstrike w:val="false"/>
                 <w:outline w:val="false"/>
                 <w:shadow w:val="false"/>
-                <w:color w:val="000000"/>
+                <w:color w:val="C9211E"/>
                 <w:sz w:val="18"/>
                 <w:szCs w:val="18"/>
                 <w:u w:val="none"/>
@@ -3999,174 +5710,18 @@
                 <w:dstrike w:val="false"/>
                 <w:outline w:val="false"/>
                 <w:shadow w:val="false"/>
-                <w:color w:val="000000"/>
-                <w:sz w:val="18"/>
-                <w:szCs w:val="18"/>
-                <w:u w:val="none"/>
-              </w:rPr>
-              <w:t xml:space="preserve">345 / </w:t>
-            </w:r>
-            <w:r>
-              <w:rPr>
-                <w:rFonts w:ascii="Liberation Sans" w:hAnsi="Liberation Sans"/>
-                <w:b w:val="false"/>
-                <w:bCs w:val="false"/>
-                <w:i w:val="false"/>
-                <w:iCs w:val="false"/>
-                <w:strike w:val="false"/>
-                <w:dstrike w:val="false"/>
-                <w:outline w:val="false"/>
-                <w:shadow w:val="false"/>
                 <w:color w:val="C9211E"/>
                 <w:sz w:val="18"/>
                 <w:szCs w:val="18"/>
                 <w:u w:val="none"/>
               </w:rPr>
-              <w:t>0</w:t>
+              <w:t>/0</w:t>
             </w:r>
           </w:p>
         </w:tc>
         <w:tc>
           <w:tcPr>
-            <w:tcW w:w="1071" w:type="dxa"/>
-            <w:tcBorders>
-              <w:bottom w:val="single" w:sz="6" w:space="0" w:color="666666"/>
-              <w:right w:val="single" w:sz="6" w:space="0" w:color="666666"/>
-            </w:tcBorders>
-            <w:shd w:fill="EEEEEE" w:val="clear"/>
-          </w:tcPr>
-          <w:p>
-            <w:pPr>
-              <w:pStyle w:val="Tabelindhold"/>
-              <w:jc w:val="left"/>
-              <w:rPr>
-                <w:rFonts w:ascii="Liberation Sans" w:hAnsi="Liberation Sans"/>
-                <w:b w:val="false"/>
-                <w:b w:val="false"/>
-                <w:bCs w:val="false"/>
-                <w:i w:val="false"/>
-                <w:i w:val="false"/>
-                <w:iCs w:val="false"/>
-                <w:strike w:val="false"/>
-                <w:dstrike w:val="false"/>
-                <w:outline w:val="false"/>
-                <w:shadow w:val="false"/>
-                <w:color w:val="000000"/>
-                <w:sz w:val="18"/>
-                <w:szCs w:val="18"/>
-                <w:u w:val="none"/>
-              </w:rPr>
-            </w:pPr>
-            <w:r>
-              <w:rPr>
-                <w:rFonts w:ascii="Liberation Sans" w:hAnsi="Liberation Sans"/>
-                <w:b w:val="false"/>
-                <w:bCs w:val="false"/>
-                <w:i w:val="false"/>
-                <w:iCs w:val="false"/>
-                <w:strike w:val="false"/>
-                <w:dstrike w:val="false"/>
-                <w:outline w:val="false"/>
-                <w:shadow w:val="false"/>
-                <w:color w:val="000000"/>
-                <w:sz w:val="18"/>
-                <w:szCs w:val="18"/>
-                <w:u w:val="none"/>
-              </w:rPr>
-              <w:t xml:space="preserve">1345 / </w:t>
-            </w:r>
-            <w:r>
-              <w:rPr>
-                <w:rFonts w:ascii="Liberation Sans" w:hAnsi="Liberation Sans"/>
-                <w:b w:val="false"/>
-                <w:bCs w:val="false"/>
-                <w:i w:val="false"/>
-                <w:iCs w:val="false"/>
-                <w:strike w:val="false"/>
-                <w:dstrike w:val="false"/>
-                <w:outline w:val="false"/>
-                <w:shadow w:val="false"/>
-                <w:color w:val="C9211E"/>
-                <w:sz w:val="18"/>
-                <w:szCs w:val="18"/>
-                <w:u w:val="none"/>
-              </w:rPr>
-              <w:t>0</w:t>
-            </w:r>
-          </w:p>
-        </w:tc>
-        <w:tc>
-          <w:tcPr>
-            <w:tcW w:w="1071" w:type="dxa"/>
-            <w:tcBorders>
-              <w:bottom w:val="single" w:sz="6" w:space="0" w:color="666666"/>
-              <w:right w:val="single" w:sz="6" w:space="0" w:color="666666"/>
-            </w:tcBorders>
-            <w:shd w:fill="EEEEEE" w:val="clear"/>
-          </w:tcPr>
-          <w:p>
-            <w:pPr>
-              <w:pStyle w:val="Tabelindhold"/>
-              <w:jc w:val="left"/>
-              <w:rPr>
-                <w:rFonts w:ascii="Liberation Sans" w:hAnsi="Liberation Sans"/>
-                <w:b w:val="false"/>
-                <w:b w:val="false"/>
-                <w:bCs w:val="false"/>
-                <w:i w:val="false"/>
-                <w:i w:val="false"/>
-                <w:iCs w:val="false"/>
-                <w:strike w:val="false"/>
-                <w:dstrike w:val="false"/>
-                <w:outline w:val="false"/>
-                <w:shadow w:val="false"/>
-                <w:color w:val="000000"/>
-                <w:sz w:val="18"/>
-                <w:szCs w:val="18"/>
-                <w:u w:val="none"/>
-              </w:rPr>
-            </w:pPr>
-            <w:r>
-              <w:rPr>
-                <w:rFonts w:ascii="Liberation Sans" w:hAnsi="Liberation Sans"/>
-                <w:b w:val="false"/>
-                <w:bCs w:val="false"/>
-                <w:i w:val="false"/>
-                <w:iCs w:val="false"/>
-                <w:strike w:val="false"/>
-                <w:dstrike w:val="false"/>
-                <w:outline w:val="false"/>
-                <w:shadow w:val="false"/>
-                <w:color w:val="000000"/>
-                <w:sz w:val="18"/>
-                <w:szCs w:val="18"/>
-                <w:u w:val="none"/>
-              </w:rPr>
-              <w:t xml:space="preserve">2345 / </w:t>
-            </w:r>
-            <w:r>
-              <w:rPr>
-                <w:rFonts w:ascii="Liberation Sans" w:hAnsi="Liberation Sans"/>
-                <w:b w:val="false"/>
-                <w:bCs w:val="false"/>
-                <w:i w:val="false"/>
-                <w:iCs w:val="false"/>
-                <w:strike w:val="false"/>
-                <w:dstrike w:val="false"/>
-                <w:outline w:val="false"/>
-                <w:shadow w:val="false"/>
-                <w:color w:val="C9211E"/>
-                <w:sz w:val="18"/>
-                <w:szCs w:val="18"/>
-                <w:u w:val="none"/>
-              </w:rPr>
-              <w:t>0</w:t>
-            </w:r>
-          </w:p>
-        </w:tc>
-        <w:tc>
-          <w:tcPr>
-            <w:tcW w:w="1071" w:type="dxa"/>
+            <w:tcW w:w="1070" w:type="dxa"/>
             <w:tcBorders>
               <w:left w:val="single" w:sz="6" w:space="0" w:color="666666"/>
               <w:bottom w:val="single" w:sz="6" w:space="0" w:color="666666"/>
@@ -4177,6 +5732,7 @@
           <w:p>
             <w:pPr>
               <w:pStyle w:val="Tabelindhold"/>
+              <w:widowControl w:val="false"/>
               <w:jc w:val="left"/>
               <w:rPr>
                 <w:rFonts w:ascii="Liberation Sans" w:hAnsi="Liberation Sans"/>
@@ -4190,7 +5746,7 @@
                 <w:dstrike w:val="false"/>
                 <w:outline w:val="false"/>
                 <w:shadow w:val="false"/>
-                <w:color w:val="000000"/>
+                <w:color w:val="C9211E"/>
                 <w:sz w:val="18"/>
                 <w:szCs w:val="18"/>
                 <w:u w:val="none"/>
@@ -4207,30 +5763,12 @@
                 <w:dstrike w:val="false"/>
                 <w:outline w:val="false"/>
                 <w:shadow w:val="false"/>
-                <w:color w:val="000000"/>
-                <w:sz w:val="18"/>
-                <w:szCs w:val="18"/>
-                <w:u w:val="none"/>
-              </w:rPr>
-              <w:t xml:space="preserve">12345 / </w:t>
-            </w:r>
-            <w:r>
-              <w:rPr>
-                <w:rFonts w:ascii="Liberation Sans" w:hAnsi="Liberation Sans"/>
-                <w:b w:val="false"/>
-                <w:bCs w:val="false"/>
-                <w:i w:val="false"/>
-                <w:iCs w:val="false"/>
-                <w:strike w:val="false"/>
-                <w:dstrike w:val="false"/>
-                <w:outline w:val="false"/>
-                <w:shadow w:val="false"/>
                 <w:color w:val="C9211E"/>
                 <w:sz w:val="18"/>
                 <w:szCs w:val="18"/>
                 <w:u w:val="none"/>
               </w:rPr>
-              <w:t>0</w:t>
+              <w:t>/0</w:t>
             </w:r>
           </w:p>
         </w:tc>
@@ -4239,7 +5777,7 @@
         <w:trPr/>
         <w:tc>
           <w:tcPr>
-            <w:tcW w:w="1070" w:type="dxa"/>
+            <w:tcW w:w="1069" w:type="dxa"/>
             <w:tcBorders>
               <w:left w:val="single" w:sz="6" w:space="0" w:color="666666"/>
               <w:bottom w:val="single" w:sz="6" w:space="0" w:color="666666"/>
@@ -4249,6 +5787,7 @@
           <w:p>
             <w:pPr>
               <w:pStyle w:val="Tabelindhold"/>
+              <w:widowControl w:val="false"/>
               <w:jc w:val="left"/>
               <w:rPr>
                 <w:rFonts w:ascii="Liberation Sans" w:hAnsi="Liberation Sans"/>
@@ -4284,7 +5823,7 @@
                 <w:szCs w:val="24"/>
                 <w:u w:val="none"/>
               </w:rPr>
-              <w:t>+4*8</w:t>
+              <w:t>+6*8</w:t>
             </w:r>
           </w:p>
         </w:tc>
@@ -4299,6 +5838,7 @@
           <w:p>
             <w:pPr>
               <w:pStyle w:val="Tabelindhold"/>
+              <w:widowControl w:val="false"/>
               <w:jc w:val="left"/>
               <w:rPr>
                 <w:rFonts w:ascii="Liberation Sans" w:hAnsi="Liberation Sans"/>
@@ -4334,13 +5874,29 @@
                 <w:szCs w:val="18"/>
                 <w:u w:val="none"/>
               </w:rPr>
-              <w:t xml:space="preserve"> </w:t>
-            </w:r>
-            <w:r>
-              <w:rPr>
-                <w:rFonts w:ascii="Liberation Sans" w:hAnsi="Liberation Sans"/>
-                <w:b w:val="false"/>
-                <w:bCs w:val="false"/>
+              <w:t>/0</w:t>
+            </w:r>
+          </w:p>
+        </w:tc>
+        <w:tc>
+          <w:tcPr>
+            <w:tcW w:w="1072" w:type="dxa"/>
+            <w:tcBorders>
+              <w:bottom w:val="single" w:sz="6" w:space="0" w:color="666666"/>
+              <w:right w:val="single" w:sz="6" w:space="0" w:color="666666"/>
+            </w:tcBorders>
+          </w:tcPr>
+          <w:p>
+            <w:pPr>
+              <w:pStyle w:val="Tabelindhold"/>
+              <w:widowControl w:val="false"/>
+              <w:jc w:val="left"/>
+              <w:rPr>
+                <w:rFonts w:ascii="Liberation Sans" w:hAnsi="Liberation Sans"/>
+                <w:b w:val="false"/>
+                <w:b w:val="false"/>
+                <w:bCs w:val="false"/>
+                <w:i w:val="false"/>
                 <w:i w:val="false"/>
                 <w:iCs w:val="false"/>
                 <w:strike w:val="false"/>
@@ -4352,8 +5908,7 @@
                 <w:szCs w:val="18"/>
                 <w:u w:val="none"/>
               </w:rPr>
-              <w:t xml:space="preserve">/ </w:t>
-            </w:r>
+            </w:pPr>
             <w:r>
               <w:rPr>
                 <w:rFonts w:ascii="Liberation Sans" w:hAnsi="Liberation Sans"/>
@@ -4370,7 +5925,7 @@
                 <w:szCs w:val="18"/>
                 <w:u w:val="none"/>
               </w:rPr>
-              <w:t>1236</w:t>
+              <w:t>/0</w:t>
             </w:r>
           </w:p>
         </w:tc>
@@ -4385,6 +5940,58 @@
           <w:p>
             <w:pPr>
               <w:pStyle w:val="Tabelindhold"/>
+              <w:widowControl w:val="false"/>
+              <w:jc w:val="left"/>
+              <w:rPr>
+                <w:rFonts w:ascii="Liberation Sans" w:hAnsi="Liberation Sans"/>
+                <w:b w:val="false"/>
+                <w:b w:val="false"/>
+                <w:bCs w:val="false"/>
+                <w:i w:val="false"/>
+                <w:i w:val="false"/>
+                <w:iCs w:val="false"/>
+                <w:strike w:val="false"/>
+                <w:dstrike w:val="false"/>
+                <w:outline w:val="false"/>
+                <w:shadow w:val="false"/>
+                <w:color w:val="C9211E"/>
+                <w:sz w:val="18"/>
+                <w:szCs w:val="18"/>
+                <w:u w:val="none"/>
+              </w:rPr>
+            </w:pPr>
+            <w:r>
+              <w:rPr>
+                <w:rFonts w:ascii="Liberation Sans" w:hAnsi="Liberation Sans"/>
+                <w:b w:val="false"/>
+                <w:bCs w:val="false"/>
+                <w:i w:val="false"/>
+                <w:iCs w:val="false"/>
+                <w:strike w:val="false"/>
+                <w:dstrike w:val="false"/>
+                <w:outline w:val="false"/>
+                <w:shadow w:val="false"/>
+                <w:color w:val="C9211E"/>
+                <w:sz w:val="18"/>
+                <w:szCs w:val="18"/>
+                <w:u w:val="none"/>
+              </w:rPr>
+              <w:t>/0</w:t>
+            </w:r>
+          </w:p>
+        </w:tc>
+        <w:tc>
+          <w:tcPr>
+            <w:tcW w:w="1070" w:type="dxa"/>
+            <w:tcBorders>
+              <w:bottom w:val="single" w:sz="6" w:space="0" w:color="666666"/>
+              <w:right w:val="single" w:sz="6" w:space="0" w:color="666666"/>
+            </w:tcBorders>
+          </w:tcPr>
+          <w:p>
+            <w:pPr>
+              <w:pStyle w:val="Tabelindhold"/>
+              <w:widowControl w:val="false"/>
               <w:jc w:val="left"/>
               <w:rPr>
                 <w:rFonts w:ascii="Liberation Sans" w:hAnsi="Liberation Sans"/>
@@ -4435,6 +6042,58 @@
           <w:p>
             <w:pPr>
               <w:pStyle w:val="Tabelindhold"/>
+              <w:widowControl w:val="false"/>
+              <w:jc w:val="left"/>
+              <w:rPr>
+                <w:rFonts w:ascii="Liberation Sans" w:hAnsi="Liberation Sans"/>
+                <w:b w:val="false"/>
+                <w:b w:val="false"/>
+                <w:bCs w:val="false"/>
+                <w:i w:val="false"/>
+                <w:i w:val="false"/>
+                <w:iCs w:val="false"/>
+                <w:strike w:val="false"/>
+                <w:dstrike w:val="false"/>
+                <w:outline w:val="false"/>
+                <w:shadow w:val="false"/>
+                <w:color w:val="C9211E"/>
+                <w:sz w:val="18"/>
+                <w:szCs w:val="18"/>
+                <w:u w:val="none"/>
+              </w:rPr>
+            </w:pPr>
+            <w:r>
+              <w:rPr>
+                <w:rFonts w:ascii="Liberation Sans" w:hAnsi="Liberation Sans"/>
+                <w:b w:val="false"/>
+                <w:bCs w:val="false"/>
+                <w:i w:val="false"/>
+                <w:iCs w:val="false"/>
+                <w:strike w:val="false"/>
+                <w:dstrike w:val="false"/>
+                <w:outline w:val="false"/>
+                <w:shadow w:val="false"/>
+                <w:color w:val="C9211E"/>
+                <w:sz w:val="18"/>
+                <w:szCs w:val="18"/>
+                <w:u w:val="none"/>
+              </w:rPr>
+              <w:t>/0</w:t>
+            </w:r>
+          </w:p>
+        </w:tc>
+        <w:tc>
+          <w:tcPr>
+            <w:tcW w:w="1072" w:type="dxa"/>
+            <w:tcBorders>
+              <w:bottom w:val="single" w:sz="6" w:space="0" w:color="666666"/>
+              <w:right w:val="single" w:sz="6" w:space="0" w:color="666666"/>
+            </w:tcBorders>
+          </w:tcPr>
+          <w:p>
+            <w:pPr>
+              <w:pStyle w:val="Tabelindhold"/>
+              <w:widowControl w:val="false"/>
               <w:jc w:val="left"/>
               <w:rPr>
                 <w:rFonts w:ascii="Liberation Sans" w:hAnsi="Liberation Sans"/>
@@ -4485,6 +6144,7 @@
           <w:p>
             <w:pPr>
               <w:pStyle w:val="Tabelindhold"/>
+              <w:widowControl w:val="false"/>
               <w:jc w:val="left"/>
               <w:rPr>
                 <w:rFonts w:ascii="Liberation Sans" w:hAnsi="Liberation Sans"/>
@@ -4524,692 +6184,6 @@
             </w:r>
           </w:p>
         </w:tc>
-        <w:tc>
-          <w:tcPr>
-            <w:tcW w:w="1071" w:type="dxa"/>
-            <w:tcBorders>
-              <w:bottom w:val="single" w:sz="6" w:space="0" w:color="666666"/>
-              <w:right w:val="single" w:sz="6" w:space="0" w:color="666666"/>
-            </w:tcBorders>
-          </w:tcPr>
-          <w:p>
-            <w:pPr>
-              <w:pStyle w:val="Tabelindhold"/>
-              <w:jc w:val="left"/>
-              <w:rPr>
-                <w:rFonts w:ascii="Liberation Sans" w:hAnsi="Liberation Sans"/>
-                <w:b w:val="false"/>
-                <w:b w:val="false"/>
-                <w:bCs w:val="false"/>
-                <w:i w:val="false"/>
-                <w:i w:val="false"/>
-                <w:iCs w:val="false"/>
-                <w:strike w:val="false"/>
-                <w:dstrike w:val="false"/>
-                <w:outline w:val="false"/>
-                <w:shadow w:val="false"/>
-                <w:color w:val="C9211E"/>
-                <w:sz w:val="18"/>
-                <w:szCs w:val="18"/>
-                <w:u w:val="none"/>
-              </w:rPr>
-            </w:pPr>
-            <w:r>
-              <w:rPr>
-                <w:rFonts w:ascii="Liberation Sans" w:hAnsi="Liberation Sans"/>
-                <w:b w:val="false"/>
-                <w:bCs w:val="false"/>
-                <w:i w:val="false"/>
-                <w:iCs w:val="false"/>
-                <w:strike w:val="false"/>
-                <w:dstrike w:val="false"/>
-                <w:outline w:val="false"/>
-                <w:shadow w:val="false"/>
-                <w:color w:val="C9211E"/>
-                <w:sz w:val="18"/>
-                <w:szCs w:val="18"/>
-                <w:u w:val="none"/>
-              </w:rPr>
-              <w:t>/0</w:t>
-            </w:r>
-          </w:p>
-        </w:tc>
-        <w:tc>
-          <w:tcPr>
-            <w:tcW w:w="1071" w:type="dxa"/>
-            <w:tcBorders>
-              <w:bottom w:val="single" w:sz="6" w:space="0" w:color="666666"/>
-              <w:right w:val="single" w:sz="6" w:space="0" w:color="666666"/>
-            </w:tcBorders>
-          </w:tcPr>
-          <w:p>
-            <w:pPr>
-              <w:pStyle w:val="Tabelindhold"/>
-              <w:jc w:val="left"/>
-              <w:rPr>
-                <w:rFonts w:ascii="Liberation Sans" w:hAnsi="Liberation Sans"/>
-                <w:b w:val="false"/>
-                <w:b w:val="false"/>
-                <w:bCs w:val="false"/>
-                <w:i w:val="false"/>
-                <w:i w:val="false"/>
-                <w:iCs w:val="false"/>
-                <w:strike w:val="false"/>
-                <w:dstrike w:val="false"/>
-                <w:outline w:val="false"/>
-                <w:shadow w:val="false"/>
-                <w:color w:val="C9211E"/>
-                <w:sz w:val="18"/>
-                <w:szCs w:val="18"/>
-                <w:u w:val="none"/>
-              </w:rPr>
-            </w:pPr>
-            <w:r>
-              <w:rPr>
-                <w:rFonts w:ascii="Liberation Sans" w:hAnsi="Liberation Sans"/>
-                <w:b w:val="false"/>
-                <w:bCs w:val="false"/>
-                <w:i w:val="false"/>
-                <w:iCs w:val="false"/>
-                <w:strike w:val="false"/>
-                <w:dstrike w:val="false"/>
-                <w:outline w:val="false"/>
-                <w:shadow w:val="false"/>
-                <w:color w:val="C9211E"/>
-                <w:sz w:val="18"/>
-                <w:szCs w:val="18"/>
-                <w:u w:val="none"/>
-              </w:rPr>
-              <w:t>/0</w:t>
-            </w:r>
-          </w:p>
-        </w:tc>
-        <w:tc>
-          <w:tcPr>
-            <w:tcW w:w="1071" w:type="dxa"/>
-            <w:tcBorders>
-              <w:bottom w:val="single" w:sz="6" w:space="0" w:color="666666"/>
-              <w:right w:val="single" w:sz="6" w:space="0" w:color="666666"/>
-            </w:tcBorders>
-          </w:tcPr>
-          <w:p>
-            <w:pPr>
-              <w:pStyle w:val="Tabelindhold"/>
-              <w:jc w:val="left"/>
-              <w:rPr>
-                <w:rFonts w:ascii="Liberation Sans" w:hAnsi="Liberation Sans"/>
-                <w:b w:val="false"/>
-                <w:b w:val="false"/>
-                <w:bCs w:val="false"/>
-                <w:i w:val="false"/>
-                <w:i w:val="false"/>
-                <w:iCs w:val="false"/>
-                <w:strike w:val="false"/>
-                <w:dstrike w:val="false"/>
-                <w:outline w:val="false"/>
-                <w:shadow w:val="false"/>
-                <w:color w:val="C9211E"/>
-                <w:sz w:val="18"/>
-                <w:szCs w:val="18"/>
-                <w:u w:val="none"/>
-              </w:rPr>
-            </w:pPr>
-            <w:r>
-              <w:rPr>
-                <w:rFonts w:ascii="Liberation Sans" w:hAnsi="Liberation Sans"/>
-                <w:b w:val="false"/>
-                <w:bCs w:val="false"/>
-                <w:i w:val="false"/>
-                <w:iCs w:val="false"/>
-                <w:strike w:val="false"/>
-                <w:dstrike w:val="false"/>
-                <w:outline w:val="false"/>
-                <w:shadow w:val="false"/>
-                <w:color w:val="C9211E"/>
-                <w:sz w:val="18"/>
-                <w:szCs w:val="18"/>
-                <w:u w:val="none"/>
-              </w:rPr>
-              <w:t>/0</w:t>
-            </w:r>
-          </w:p>
-        </w:tc>
-        <w:tc>
-          <w:tcPr>
-            <w:tcW w:w="1071" w:type="dxa"/>
-            <w:tcBorders>
-              <w:left w:val="single" w:sz="6" w:space="0" w:color="666666"/>
-              <w:bottom w:val="single" w:sz="6" w:space="0" w:color="666666"/>
-              <w:right w:val="single" w:sz="6" w:space="0" w:color="666666"/>
-            </w:tcBorders>
-          </w:tcPr>
-          <w:p>
-            <w:pPr>
-              <w:pStyle w:val="Tabelindhold"/>
-              <w:jc w:val="left"/>
-              <w:rPr>
-                <w:rFonts w:ascii="Liberation Sans" w:hAnsi="Liberation Sans"/>
-                <w:b w:val="false"/>
-                <w:b w:val="false"/>
-                <w:bCs w:val="false"/>
-                <w:i w:val="false"/>
-                <w:i w:val="false"/>
-                <w:iCs w:val="false"/>
-                <w:strike w:val="false"/>
-                <w:dstrike w:val="false"/>
-                <w:outline w:val="false"/>
-                <w:shadow w:val="false"/>
-                <w:color w:val="C9211E"/>
-                <w:sz w:val="18"/>
-                <w:szCs w:val="18"/>
-                <w:u w:val="none"/>
-              </w:rPr>
-            </w:pPr>
-            <w:r>
-              <w:rPr>
-                <w:rFonts w:ascii="Liberation Sans" w:hAnsi="Liberation Sans"/>
-                <w:b w:val="false"/>
-                <w:bCs w:val="false"/>
-                <w:i w:val="false"/>
-                <w:iCs w:val="false"/>
-                <w:strike w:val="false"/>
-                <w:dstrike w:val="false"/>
-                <w:outline w:val="false"/>
-                <w:shadow w:val="false"/>
-                <w:color w:val="C9211E"/>
-                <w:sz w:val="18"/>
-                <w:szCs w:val="18"/>
-                <w:u w:val="none"/>
-              </w:rPr>
-              <w:t>/0</w:t>
-            </w:r>
-          </w:p>
-        </w:tc>
-      </w:tr>
-      <w:tr>
-        <w:trPr/>
-        <w:tc>
-          <w:tcPr>
-            <w:tcW w:w="1070" w:type="dxa"/>
-            <w:tcBorders>
-              <w:left w:val="single" w:sz="6" w:space="0" w:color="666666"/>
-              <w:bottom w:val="single" w:sz="6" w:space="0" w:color="666666"/>
-              <w:right w:val="single" w:sz="6" w:space="0" w:color="666666"/>
-            </w:tcBorders>
-            <w:shd w:fill="EEEEEE" w:val="clear"/>
-          </w:tcPr>
-          <w:p>
-            <w:pPr>
-              <w:pStyle w:val="Tabelindhold"/>
-              <w:jc w:val="left"/>
-              <w:rPr>
-                <w:rFonts w:ascii="Liberation Sans" w:hAnsi="Liberation Sans"/>
-                <w:b w:val="false"/>
-                <w:b w:val="false"/>
-                <w:bCs w:val="false"/>
-                <w:i w:val="false"/>
-                <w:i w:val="false"/>
-                <w:iCs w:val="false"/>
-                <w:strike w:val="false"/>
-                <w:dstrike w:val="false"/>
-                <w:outline w:val="false"/>
-                <w:shadow w:val="false"/>
-                <w:color w:val="000000"/>
-                <w:sz w:val="24"/>
-                <w:szCs w:val="24"/>
-                <w:u w:val="none"/>
-              </w:rPr>
-            </w:pPr>
-            <w:r>
-              <w:rPr>
-                <w:rFonts w:ascii="Liberation Sans" w:hAnsi="Liberation Sans"/>
-                <w:b w:val="false"/>
-                <w:bCs w:val="false"/>
-                <w:i w:val="false"/>
-                <w:iCs w:val="false"/>
-                <w:strike w:val="false"/>
-                <w:dstrike w:val="false"/>
-                <w:outline w:val="false"/>
-                <w:shadow w:val="false"/>
-                <w:color w:val="000000"/>
-                <w:sz w:val="24"/>
-                <w:szCs w:val="24"/>
-                <w:u w:val="none"/>
-              </w:rPr>
-              <w:t>+5*8</w:t>
-            </w:r>
-          </w:p>
-        </w:tc>
-        <w:tc>
-          <w:tcPr>
-            <w:tcW w:w="1071" w:type="dxa"/>
-            <w:tcBorders>
-              <w:bottom w:val="single" w:sz="6" w:space="0" w:color="666666"/>
-              <w:right w:val="single" w:sz="6" w:space="0" w:color="666666"/>
-            </w:tcBorders>
-            <w:shd w:fill="EEEEEE" w:val="clear"/>
-          </w:tcPr>
-          <w:p>
-            <w:pPr>
-              <w:pStyle w:val="Tabelindhold"/>
-              <w:jc w:val="left"/>
-              <w:rPr>
-                <w:rFonts w:ascii="Liberation Sans" w:hAnsi="Liberation Sans"/>
-                <w:b w:val="false"/>
-                <w:b w:val="false"/>
-                <w:bCs w:val="false"/>
-                <w:i w:val="false"/>
-                <w:i w:val="false"/>
-                <w:iCs w:val="false"/>
-                <w:strike w:val="false"/>
-                <w:dstrike w:val="false"/>
-                <w:outline w:val="false"/>
-                <w:shadow w:val="false"/>
-                <w:color w:val="C9211E"/>
-                <w:sz w:val="18"/>
-                <w:szCs w:val="18"/>
-                <w:u w:val="none"/>
-              </w:rPr>
-            </w:pPr>
-            <w:r>
-              <w:rPr>
-                <w:rFonts w:ascii="Liberation Sans" w:hAnsi="Liberation Sans"/>
-                <w:b w:val="false"/>
-                <w:bCs w:val="false"/>
-                <w:i w:val="false"/>
-                <w:iCs w:val="false"/>
-                <w:strike w:val="false"/>
-                <w:dstrike w:val="false"/>
-                <w:outline w:val="false"/>
-                <w:shadow w:val="false"/>
-                <w:color w:val="C9211E"/>
-                <w:sz w:val="18"/>
-                <w:szCs w:val="18"/>
-                <w:u w:val="none"/>
-              </w:rPr>
-              <w:t xml:space="preserve">/ </w:t>
-            </w:r>
-            <w:r>
-              <w:rPr>
-                <w:rFonts w:ascii="Liberation Sans" w:hAnsi="Liberation Sans"/>
-                <w:b w:val="false"/>
-                <w:bCs w:val="false"/>
-                <w:i w:val="false"/>
-                <w:iCs w:val="false"/>
-                <w:strike w:val="false"/>
-                <w:dstrike w:val="false"/>
-                <w:outline w:val="false"/>
-                <w:shadow w:val="false"/>
-                <w:color w:val="C9211E"/>
-                <w:sz w:val="18"/>
-                <w:szCs w:val="18"/>
-                <w:u w:val="none"/>
-              </w:rPr>
-              <w:t>1256</w:t>
-            </w:r>
-          </w:p>
-        </w:tc>
-        <w:tc>
-          <w:tcPr>
-            <w:tcW w:w="1071" w:type="dxa"/>
-            <w:tcBorders>
-              <w:bottom w:val="single" w:sz="6" w:space="0" w:color="666666"/>
-              <w:right w:val="single" w:sz="6" w:space="0" w:color="666666"/>
-            </w:tcBorders>
-            <w:shd w:fill="EEEEEE" w:val="clear"/>
-          </w:tcPr>
-          <w:p>
-            <w:pPr>
-              <w:pStyle w:val="Tabelindhold"/>
-              <w:jc w:val="left"/>
-              <w:rPr>
-                <w:rFonts w:ascii="Liberation Sans" w:hAnsi="Liberation Sans"/>
-                <w:b w:val="false"/>
-                <w:b w:val="false"/>
-                <w:bCs w:val="false"/>
-                <w:i w:val="false"/>
-                <w:i w:val="false"/>
-                <w:iCs w:val="false"/>
-                <w:strike w:val="false"/>
-                <w:dstrike w:val="false"/>
-                <w:outline w:val="false"/>
-                <w:shadow w:val="false"/>
-                <w:color w:val="C9211E"/>
-                <w:sz w:val="18"/>
-                <w:szCs w:val="18"/>
-                <w:u w:val="none"/>
-              </w:rPr>
-            </w:pPr>
-            <w:r>
-              <w:rPr>
-                <w:rFonts w:ascii="Liberation Sans" w:hAnsi="Liberation Sans"/>
-                <w:b w:val="false"/>
-                <w:bCs w:val="false"/>
-                <w:i w:val="false"/>
-                <w:iCs w:val="false"/>
-                <w:strike w:val="false"/>
-                <w:dstrike w:val="false"/>
-                <w:outline w:val="false"/>
-                <w:shadow w:val="false"/>
-                <w:color w:val="C9211E"/>
-                <w:sz w:val="18"/>
-                <w:szCs w:val="18"/>
-                <w:u w:val="none"/>
-              </w:rPr>
-              <w:t>5</w:t>
-            </w:r>
-          </w:p>
-        </w:tc>
-        <w:tc>
-          <w:tcPr>
-            <w:tcW w:w="1071" w:type="dxa"/>
-            <w:tcBorders>
-              <w:bottom w:val="single" w:sz="6" w:space="0" w:color="666666"/>
-              <w:right w:val="single" w:sz="6" w:space="0" w:color="666666"/>
-            </w:tcBorders>
-            <w:shd w:fill="EEEEEE" w:val="clear"/>
-          </w:tcPr>
-          <w:p>
-            <w:pPr>
-              <w:pStyle w:val="Tabelindhold"/>
-              <w:jc w:val="left"/>
-              <w:rPr>
-                <w:rFonts w:ascii="Liberation Sans" w:hAnsi="Liberation Sans"/>
-                <w:b w:val="false"/>
-                <w:b w:val="false"/>
-                <w:bCs w:val="false"/>
-                <w:i w:val="false"/>
-                <w:i w:val="false"/>
-                <w:iCs w:val="false"/>
-                <w:strike w:val="false"/>
-                <w:dstrike w:val="false"/>
-                <w:outline w:val="false"/>
-                <w:shadow w:val="false"/>
-                <w:color w:val="C9211E"/>
-                <w:sz w:val="18"/>
-                <w:szCs w:val="18"/>
-                <w:u w:val="none"/>
-              </w:rPr>
-            </w:pPr>
-            <w:r>
-              <w:rPr>
-                <w:rFonts w:ascii="Liberation Sans" w:hAnsi="Liberation Sans"/>
-                <w:b w:val="false"/>
-                <w:bCs w:val="false"/>
-                <w:i w:val="false"/>
-                <w:iCs w:val="false"/>
-                <w:strike w:val="false"/>
-                <w:dstrike w:val="false"/>
-                <w:outline w:val="false"/>
-                <w:shadow w:val="false"/>
-                <w:color w:val="C9211E"/>
-                <w:sz w:val="18"/>
-                <w:szCs w:val="18"/>
-                <w:u w:val="none"/>
-              </w:rPr>
-              <w:t>/0</w:t>
-            </w:r>
-          </w:p>
-        </w:tc>
-        <w:tc>
-          <w:tcPr>
-            <w:tcW w:w="1071" w:type="dxa"/>
-            <w:tcBorders>
-              <w:bottom w:val="single" w:sz="6" w:space="0" w:color="666666"/>
-              <w:right w:val="single" w:sz="6" w:space="0" w:color="666666"/>
-            </w:tcBorders>
-            <w:shd w:fill="EEEEEE" w:val="clear"/>
-          </w:tcPr>
-          <w:p>
-            <w:pPr>
-              <w:pStyle w:val="Tabelindhold"/>
-              <w:jc w:val="left"/>
-              <w:rPr>
-                <w:rFonts w:ascii="Liberation Sans" w:hAnsi="Liberation Sans"/>
-                <w:b w:val="false"/>
-                <w:b w:val="false"/>
-                <w:bCs w:val="false"/>
-                <w:i w:val="false"/>
-                <w:i w:val="false"/>
-                <w:iCs w:val="false"/>
-                <w:strike w:val="false"/>
-                <w:dstrike w:val="false"/>
-                <w:outline w:val="false"/>
-                <w:shadow w:val="false"/>
-                <w:color w:val="C9211E"/>
-                <w:sz w:val="18"/>
-                <w:szCs w:val="18"/>
-                <w:u w:val="none"/>
-              </w:rPr>
-            </w:pPr>
-            <w:r>
-              <w:rPr>
-                <w:rFonts w:ascii="Liberation Sans" w:hAnsi="Liberation Sans"/>
-                <w:b w:val="false"/>
-                <w:bCs w:val="false"/>
-                <w:i w:val="false"/>
-                <w:iCs w:val="false"/>
-                <w:strike w:val="false"/>
-                <w:dstrike w:val="false"/>
-                <w:outline w:val="false"/>
-                <w:shadow w:val="false"/>
-                <w:color w:val="C9211E"/>
-                <w:sz w:val="18"/>
-                <w:szCs w:val="18"/>
-                <w:u w:val="none"/>
-              </w:rPr>
-              <w:t>/0</w:t>
-            </w:r>
-          </w:p>
-        </w:tc>
-        <w:tc>
-          <w:tcPr>
-            <w:tcW w:w="1071" w:type="dxa"/>
-            <w:tcBorders>
-              <w:bottom w:val="single" w:sz="6" w:space="0" w:color="666666"/>
-              <w:right w:val="single" w:sz="6" w:space="0" w:color="666666"/>
-            </w:tcBorders>
-            <w:shd w:fill="EEEEEE" w:val="clear"/>
-          </w:tcPr>
-          <w:p>
-            <w:pPr>
-              <w:pStyle w:val="Tabelindhold"/>
-              <w:jc w:val="left"/>
-              <w:rPr>
-                <w:rFonts w:ascii="Liberation Sans" w:hAnsi="Liberation Sans"/>
-                <w:b w:val="false"/>
-                <w:b w:val="false"/>
-                <w:bCs w:val="false"/>
-                <w:i w:val="false"/>
-                <w:i w:val="false"/>
-                <w:iCs w:val="false"/>
-                <w:strike w:val="false"/>
-                <w:dstrike w:val="false"/>
-                <w:outline w:val="false"/>
-                <w:shadow w:val="false"/>
-                <w:color w:val="C9211E"/>
-                <w:sz w:val="18"/>
-                <w:szCs w:val="18"/>
-                <w:u w:val="none"/>
-              </w:rPr>
-            </w:pPr>
-            <w:r>
-              <w:rPr>
-                <w:rFonts w:ascii="Liberation Sans" w:hAnsi="Liberation Sans"/>
-                <w:b w:val="false"/>
-                <w:bCs w:val="false"/>
-                <w:i w:val="false"/>
-                <w:iCs w:val="false"/>
-                <w:strike w:val="false"/>
-                <w:dstrike w:val="false"/>
-                <w:outline w:val="false"/>
-                <w:shadow w:val="false"/>
-                <w:color w:val="C9211E"/>
-                <w:sz w:val="18"/>
-                <w:szCs w:val="18"/>
-                <w:u w:val="none"/>
-              </w:rPr>
-              <w:t>/0</w:t>
-            </w:r>
-          </w:p>
-        </w:tc>
-        <w:tc>
-          <w:tcPr>
-            <w:tcW w:w="1071" w:type="dxa"/>
-            <w:tcBorders>
-              <w:bottom w:val="single" w:sz="6" w:space="0" w:color="666666"/>
-              <w:right w:val="single" w:sz="6" w:space="0" w:color="666666"/>
-            </w:tcBorders>
-            <w:shd w:fill="EEEEEE" w:val="clear"/>
-          </w:tcPr>
-          <w:p>
-            <w:pPr>
-              <w:pStyle w:val="Tabelindhold"/>
-              <w:jc w:val="left"/>
-              <w:rPr>
-                <w:rFonts w:ascii="Liberation Sans" w:hAnsi="Liberation Sans"/>
-                <w:b w:val="false"/>
-                <w:b w:val="false"/>
-                <w:bCs w:val="false"/>
-                <w:i w:val="false"/>
-                <w:i w:val="false"/>
-                <w:iCs w:val="false"/>
-                <w:strike w:val="false"/>
-                <w:dstrike w:val="false"/>
-                <w:outline w:val="false"/>
-                <w:shadow w:val="false"/>
-                <w:color w:val="C9211E"/>
-                <w:sz w:val="18"/>
-                <w:szCs w:val="18"/>
-                <w:u w:val="none"/>
-              </w:rPr>
-            </w:pPr>
-            <w:r>
-              <w:rPr>
-                <w:rFonts w:ascii="Liberation Sans" w:hAnsi="Liberation Sans"/>
-                <w:b w:val="false"/>
-                <w:bCs w:val="false"/>
-                <w:i w:val="false"/>
-                <w:iCs w:val="false"/>
-                <w:strike w:val="false"/>
-                <w:dstrike w:val="false"/>
-                <w:outline w:val="false"/>
-                <w:shadow w:val="false"/>
-                <w:color w:val="C9211E"/>
-                <w:sz w:val="18"/>
-                <w:szCs w:val="18"/>
-                <w:u w:val="none"/>
-              </w:rPr>
-              <w:t>/0</w:t>
-            </w:r>
-          </w:p>
-        </w:tc>
-        <w:tc>
-          <w:tcPr>
-            <w:tcW w:w="1071" w:type="dxa"/>
-            <w:tcBorders>
-              <w:bottom w:val="single" w:sz="6" w:space="0" w:color="666666"/>
-              <w:right w:val="single" w:sz="6" w:space="0" w:color="666666"/>
-            </w:tcBorders>
-            <w:shd w:fill="EEEEEE" w:val="clear"/>
-          </w:tcPr>
-          <w:p>
-            <w:pPr>
-              <w:pStyle w:val="Tabelindhold"/>
-              <w:jc w:val="left"/>
-              <w:rPr>
-                <w:rFonts w:ascii="Liberation Sans" w:hAnsi="Liberation Sans"/>
-                <w:b w:val="false"/>
-                <w:b w:val="false"/>
-                <w:bCs w:val="false"/>
-                <w:i w:val="false"/>
-                <w:i w:val="false"/>
-                <w:iCs w:val="false"/>
-                <w:strike w:val="false"/>
-                <w:dstrike w:val="false"/>
-                <w:outline w:val="false"/>
-                <w:shadow w:val="false"/>
-                <w:color w:val="C9211E"/>
-                <w:sz w:val="18"/>
-                <w:szCs w:val="18"/>
-                <w:u w:val="none"/>
-              </w:rPr>
-            </w:pPr>
-            <w:r>
-              <w:rPr>
-                <w:rFonts w:ascii="Liberation Sans" w:hAnsi="Liberation Sans"/>
-                <w:b w:val="false"/>
-                <w:bCs w:val="false"/>
-                <w:i w:val="false"/>
-                <w:iCs w:val="false"/>
-                <w:strike w:val="false"/>
-                <w:dstrike w:val="false"/>
-                <w:outline w:val="false"/>
-                <w:shadow w:val="false"/>
-                <w:color w:val="C9211E"/>
-                <w:sz w:val="18"/>
-                <w:szCs w:val="18"/>
-                <w:u w:val="none"/>
-              </w:rPr>
-              <w:t>/0</w:t>
-            </w:r>
-          </w:p>
-        </w:tc>
-        <w:tc>
-          <w:tcPr>
-            <w:tcW w:w="1071" w:type="dxa"/>
-            <w:tcBorders>
-              <w:left w:val="single" w:sz="6" w:space="0" w:color="666666"/>
-              <w:bottom w:val="single" w:sz="6" w:space="0" w:color="666666"/>
-              <w:right w:val="single" w:sz="6" w:space="0" w:color="666666"/>
-            </w:tcBorders>
-            <w:shd w:fill="EEEEEE" w:val="clear"/>
-          </w:tcPr>
-          <w:p>
-            <w:pPr>
-              <w:pStyle w:val="Tabelindhold"/>
-              <w:jc w:val="left"/>
-              <w:rPr>
-                <w:rFonts w:ascii="Liberation Sans" w:hAnsi="Liberation Sans"/>
-                <w:b w:val="false"/>
-                <w:b w:val="false"/>
-                <w:bCs w:val="false"/>
-                <w:i w:val="false"/>
-                <w:i w:val="false"/>
-                <w:iCs w:val="false"/>
-                <w:strike w:val="false"/>
-                <w:dstrike w:val="false"/>
-                <w:outline w:val="false"/>
-                <w:shadow w:val="false"/>
-                <w:color w:val="C9211E"/>
-                <w:sz w:val="18"/>
-                <w:szCs w:val="18"/>
-                <w:u w:val="none"/>
-              </w:rPr>
-            </w:pPr>
-            <w:r>
-              <w:rPr>
-                <w:rFonts w:ascii="Liberation Sans" w:hAnsi="Liberation Sans"/>
-                <w:b w:val="false"/>
-                <w:bCs w:val="false"/>
-                <w:i w:val="false"/>
-                <w:iCs w:val="false"/>
-                <w:strike w:val="false"/>
-                <w:dstrike w:val="false"/>
-                <w:outline w:val="false"/>
-                <w:shadow w:val="false"/>
-                <w:color w:val="C9211E"/>
-                <w:sz w:val="18"/>
-                <w:szCs w:val="18"/>
-                <w:u w:val="none"/>
-              </w:rPr>
-              <w:t>/0</w:t>
-            </w:r>
-          </w:p>
-        </w:tc>
-      </w:tr>
-      <w:tr>
-        <w:trPr/>
         <w:tc>
           <w:tcPr>
             <w:tcW w:w="1070" w:type="dxa"/>
@@ -5222,425 +6196,7 @@
           <w:p>
             <w:pPr>
               <w:pStyle w:val="Tabelindhold"/>
-              <w:jc w:val="left"/>
-              <w:rPr>
-                <w:rFonts w:ascii="Liberation Sans" w:hAnsi="Liberation Sans"/>
-                <w:b w:val="false"/>
-                <w:b w:val="false"/>
-                <w:bCs w:val="false"/>
-                <w:i w:val="false"/>
-                <w:i w:val="false"/>
-                <w:iCs w:val="false"/>
-                <w:strike w:val="false"/>
-                <w:dstrike w:val="false"/>
-                <w:outline w:val="false"/>
-                <w:shadow w:val="false"/>
-                <w:color w:val="000000"/>
-                <w:sz w:val="24"/>
-                <w:szCs w:val="24"/>
-                <w:u w:val="none"/>
-              </w:rPr>
-            </w:pPr>
-            <w:r>
-              <w:rPr>
-                <w:rFonts w:ascii="Liberation Sans" w:hAnsi="Liberation Sans"/>
-                <w:b w:val="false"/>
-                <w:bCs w:val="false"/>
-                <w:i w:val="false"/>
-                <w:iCs w:val="false"/>
-                <w:strike w:val="false"/>
-                <w:dstrike w:val="false"/>
-                <w:outline w:val="false"/>
-                <w:shadow w:val="false"/>
-                <w:color w:val="000000"/>
-                <w:sz w:val="24"/>
-                <w:szCs w:val="24"/>
-                <w:u w:val="none"/>
-              </w:rPr>
-              <w:t>+6*8</w:t>
-            </w:r>
-          </w:p>
-        </w:tc>
-        <w:tc>
-          <w:tcPr>
-            <w:tcW w:w="1071" w:type="dxa"/>
-            <w:tcBorders>
-              <w:bottom w:val="single" w:sz="6" w:space="0" w:color="666666"/>
-              <w:right w:val="single" w:sz="6" w:space="0" w:color="666666"/>
-            </w:tcBorders>
-          </w:tcPr>
-          <w:p>
-            <w:pPr>
-              <w:pStyle w:val="Tabelindhold"/>
-              <w:jc w:val="left"/>
-              <w:rPr>
-                <w:rFonts w:ascii="Liberation Sans" w:hAnsi="Liberation Sans"/>
-                <w:b w:val="false"/>
-                <w:b w:val="false"/>
-                <w:bCs w:val="false"/>
-                <w:i w:val="false"/>
-                <w:i w:val="false"/>
-                <w:iCs w:val="false"/>
-                <w:strike w:val="false"/>
-                <w:dstrike w:val="false"/>
-                <w:outline w:val="false"/>
-                <w:shadow w:val="false"/>
-                <w:color w:val="C9211E"/>
-                <w:sz w:val="18"/>
-                <w:szCs w:val="18"/>
-                <w:u w:val="none"/>
-              </w:rPr>
-            </w:pPr>
-            <w:r>
-              <w:rPr>
-                <w:rFonts w:ascii="Liberation Sans" w:hAnsi="Liberation Sans"/>
-                <w:b w:val="false"/>
-                <w:bCs w:val="false"/>
-                <w:i w:val="false"/>
-                <w:iCs w:val="false"/>
-                <w:strike w:val="false"/>
-                <w:dstrike w:val="false"/>
-                <w:outline w:val="false"/>
-                <w:shadow w:val="false"/>
-                <w:color w:val="C9211E"/>
-                <w:sz w:val="18"/>
-                <w:szCs w:val="18"/>
-                <w:u w:val="none"/>
-              </w:rPr>
-              <w:t>/</w:t>
-            </w:r>
-            <w:r>
-              <w:rPr>
-                <w:rFonts w:ascii="Liberation Sans" w:hAnsi="Liberation Sans"/>
-                <w:b w:val="false"/>
-                <w:bCs w:val="false"/>
-                <w:i w:val="false"/>
-                <w:iCs w:val="false"/>
-                <w:strike w:val="false"/>
-                <w:dstrike w:val="false"/>
-                <w:outline w:val="false"/>
-                <w:shadow w:val="false"/>
-                <w:color w:val="C9211E"/>
-                <w:sz w:val="18"/>
-                <w:szCs w:val="18"/>
-                <w:u w:val="none"/>
-              </w:rPr>
-              <w:t>0</w:t>
-            </w:r>
-          </w:p>
-        </w:tc>
-        <w:tc>
-          <w:tcPr>
-            <w:tcW w:w="1071" w:type="dxa"/>
-            <w:tcBorders>
-              <w:bottom w:val="single" w:sz="6" w:space="0" w:color="666666"/>
-              <w:right w:val="single" w:sz="6" w:space="0" w:color="666666"/>
-            </w:tcBorders>
-          </w:tcPr>
-          <w:p>
-            <w:pPr>
-              <w:pStyle w:val="Tabelindhold"/>
-              <w:jc w:val="left"/>
-              <w:rPr>
-                <w:rFonts w:ascii="Liberation Sans" w:hAnsi="Liberation Sans"/>
-                <w:b w:val="false"/>
-                <w:b w:val="false"/>
-                <w:bCs w:val="false"/>
-                <w:i w:val="false"/>
-                <w:i w:val="false"/>
-                <w:iCs w:val="false"/>
-                <w:strike w:val="false"/>
-                <w:dstrike w:val="false"/>
-                <w:outline w:val="false"/>
-                <w:shadow w:val="false"/>
-                <w:color w:val="C9211E"/>
-                <w:sz w:val="18"/>
-                <w:szCs w:val="18"/>
-                <w:u w:val="none"/>
-              </w:rPr>
-            </w:pPr>
-            <w:r>
-              <w:rPr>
-                <w:rFonts w:ascii="Liberation Sans" w:hAnsi="Liberation Sans"/>
-                <w:b w:val="false"/>
-                <w:bCs w:val="false"/>
-                <w:i w:val="false"/>
-                <w:iCs w:val="false"/>
-                <w:strike w:val="false"/>
-                <w:dstrike w:val="false"/>
-                <w:outline w:val="false"/>
-                <w:shadow w:val="false"/>
-                <w:color w:val="C9211E"/>
-                <w:sz w:val="18"/>
-                <w:szCs w:val="18"/>
-                <w:u w:val="none"/>
-              </w:rPr>
-              <w:t>/0</w:t>
-            </w:r>
-          </w:p>
-        </w:tc>
-        <w:tc>
-          <w:tcPr>
-            <w:tcW w:w="1071" w:type="dxa"/>
-            <w:tcBorders>
-              <w:bottom w:val="single" w:sz="6" w:space="0" w:color="666666"/>
-              <w:right w:val="single" w:sz="6" w:space="0" w:color="666666"/>
-            </w:tcBorders>
-          </w:tcPr>
-          <w:p>
-            <w:pPr>
-              <w:pStyle w:val="Tabelindhold"/>
-              <w:jc w:val="left"/>
-              <w:rPr>
-                <w:rFonts w:ascii="Liberation Sans" w:hAnsi="Liberation Sans"/>
-                <w:b w:val="false"/>
-                <w:b w:val="false"/>
-                <w:bCs w:val="false"/>
-                <w:i w:val="false"/>
-                <w:i w:val="false"/>
-                <w:iCs w:val="false"/>
-                <w:strike w:val="false"/>
-                <w:dstrike w:val="false"/>
-                <w:outline w:val="false"/>
-                <w:shadow w:val="false"/>
-                <w:color w:val="C9211E"/>
-                <w:sz w:val="18"/>
-                <w:szCs w:val="18"/>
-                <w:u w:val="none"/>
-              </w:rPr>
-            </w:pPr>
-            <w:r>
-              <w:rPr>
-                <w:rFonts w:ascii="Liberation Sans" w:hAnsi="Liberation Sans"/>
-                <w:b w:val="false"/>
-                <w:bCs w:val="false"/>
-                <w:i w:val="false"/>
-                <w:iCs w:val="false"/>
-                <w:strike w:val="false"/>
-                <w:dstrike w:val="false"/>
-                <w:outline w:val="false"/>
-                <w:shadow w:val="false"/>
-                <w:color w:val="C9211E"/>
-                <w:sz w:val="18"/>
-                <w:szCs w:val="18"/>
-                <w:u w:val="none"/>
-              </w:rPr>
-              <w:t>/0</w:t>
-            </w:r>
-          </w:p>
-        </w:tc>
-        <w:tc>
-          <w:tcPr>
-            <w:tcW w:w="1071" w:type="dxa"/>
-            <w:tcBorders>
-              <w:bottom w:val="single" w:sz="6" w:space="0" w:color="666666"/>
-              <w:right w:val="single" w:sz="6" w:space="0" w:color="666666"/>
-            </w:tcBorders>
-          </w:tcPr>
-          <w:p>
-            <w:pPr>
-              <w:pStyle w:val="Tabelindhold"/>
-              <w:jc w:val="left"/>
-              <w:rPr>
-                <w:rFonts w:ascii="Liberation Sans" w:hAnsi="Liberation Sans"/>
-                <w:b w:val="false"/>
-                <w:b w:val="false"/>
-                <w:bCs w:val="false"/>
-                <w:i w:val="false"/>
-                <w:i w:val="false"/>
-                <w:iCs w:val="false"/>
-                <w:strike w:val="false"/>
-                <w:dstrike w:val="false"/>
-                <w:outline w:val="false"/>
-                <w:shadow w:val="false"/>
-                <w:color w:val="C9211E"/>
-                <w:sz w:val="18"/>
-                <w:szCs w:val="18"/>
-                <w:u w:val="none"/>
-              </w:rPr>
-            </w:pPr>
-            <w:r>
-              <w:rPr>
-                <w:rFonts w:ascii="Liberation Sans" w:hAnsi="Liberation Sans"/>
-                <w:b w:val="false"/>
-                <w:bCs w:val="false"/>
-                <w:i w:val="false"/>
-                <w:iCs w:val="false"/>
-                <w:strike w:val="false"/>
-                <w:dstrike w:val="false"/>
-                <w:outline w:val="false"/>
-                <w:shadow w:val="false"/>
-                <w:color w:val="C9211E"/>
-                <w:sz w:val="18"/>
-                <w:szCs w:val="18"/>
-                <w:u w:val="none"/>
-              </w:rPr>
-              <w:t>/0</w:t>
-            </w:r>
-          </w:p>
-        </w:tc>
-        <w:tc>
-          <w:tcPr>
-            <w:tcW w:w="1071" w:type="dxa"/>
-            <w:tcBorders>
-              <w:bottom w:val="single" w:sz="6" w:space="0" w:color="666666"/>
-              <w:right w:val="single" w:sz="6" w:space="0" w:color="666666"/>
-            </w:tcBorders>
-          </w:tcPr>
-          <w:p>
-            <w:pPr>
-              <w:pStyle w:val="Tabelindhold"/>
-              <w:jc w:val="left"/>
-              <w:rPr>
-                <w:rFonts w:ascii="Liberation Sans" w:hAnsi="Liberation Sans"/>
-                <w:b w:val="false"/>
-                <w:b w:val="false"/>
-                <w:bCs w:val="false"/>
-                <w:i w:val="false"/>
-                <w:i w:val="false"/>
-                <w:iCs w:val="false"/>
-                <w:strike w:val="false"/>
-                <w:dstrike w:val="false"/>
-                <w:outline w:val="false"/>
-                <w:shadow w:val="false"/>
-                <w:color w:val="C9211E"/>
-                <w:sz w:val="18"/>
-                <w:szCs w:val="18"/>
-                <w:u w:val="none"/>
-              </w:rPr>
-            </w:pPr>
-            <w:r>
-              <w:rPr>
-                <w:rFonts w:ascii="Liberation Sans" w:hAnsi="Liberation Sans"/>
-                <w:b w:val="false"/>
-                <w:bCs w:val="false"/>
-                <w:i w:val="false"/>
-                <w:iCs w:val="false"/>
-                <w:strike w:val="false"/>
-                <w:dstrike w:val="false"/>
-                <w:outline w:val="false"/>
-                <w:shadow w:val="false"/>
-                <w:color w:val="C9211E"/>
-                <w:sz w:val="18"/>
-                <w:szCs w:val="18"/>
-                <w:u w:val="none"/>
-              </w:rPr>
-              <w:t>/0</w:t>
-            </w:r>
-          </w:p>
-        </w:tc>
-        <w:tc>
-          <w:tcPr>
-            <w:tcW w:w="1071" w:type="dxa"/>
-            <w:tcBorders>
-              <w:bottom w:val="single" w:sz="6" w:space="0" w:color="666666"/>
-              <w:right w:val="single" w:sz="6" w:space="0" w:color="666666"/>
-            </w:tcBorders>
-          </w:tcPr>
-          <w:p>
-            <w:pPr>
-              <w:pStyle w:val="Tabelindhold"/>
-              <w:jc w:val="left"/>
-              <w:rPr>
-                <w:rFonts w:ascii="Liberation Sans" w:hAnsi="Liberation Sans"/>
-                <w:b w:val="false"/>
-                <w:b w:val="false"/>
-                <w:bCs w:val="false"/>
-                <w:i w:val="false"/>
-                <w:i w:val="false"/>
-                <w:iCs w:val="false"/>
-                <w:strike w:val="false"/>
-                <w:dstrike w:val="false"/>
-                <w:outline w:val="false"/>
-                <w:shadow w:val="false"/>
-                <w:color w:val="C9211E"/>
-                <w:sz w:val="18"/>
-                <w:szCs w:val="18"/>
-                <w:u w:val="none"/>
-              </w:rPr>
-            </w:pPr>
-            <w:r>
-              <w:rPr>
-                <w:rFonts w:ascii="Liberation Sans" w:hAnsi="Liberation Sans"/>
-                <w:b w:val="false"/>
-                <w:bCs w:val="false"/>
-                <w:i w:val="false"/>
-                <w:iCs w:val="false"/>
-                <w:strike w:val="false"/>
-                <w:dstrike w:val="false"/>
-                <w:outline w:val="false"/>
-                <w:shadow w:val="false"/>
-                <w:color w:val="C9211E"/>
-                <w:sz w:val="18"/>
-                <w:szCs w:val="18"/>
-                <w:u w:val="none"/>
-              </w:rPr>
-              <w:t>/0</w:t>
-            </w:r>
-          </w:p>
-        </w:tc>
-        <w:tc>
-          <w:tcPr>
-            <w:tcW w:w="1071" w:type="dxa"/>
-            <w:tcBorders>
-              <w:bottom w:val="single" w:sz="6" w:space="0" w:color="666666"/>
-              <w:right w:val="single" w:sz="6" w:space="0" w:color="666666"/>
-            </w:tcBorders>
-          </w:tcPr>
-          <w:p>
-            <w:pPr>
-              <w:pStyle w:val="Tabelindhold"/>
-              <w:jc w:val="left"/>
-              <w:rPr>
-                <w:rFonts w:ascii="Liberation Sans" w:hAnsi="Liberation Sans"/>
-                <w:b w:val="false"/>
-                <w:b w:val="false"/>
-                <w:bCs w:val="false"/>
-                <w:i w:val="false"/>
-                <w:i w:val="false"/>
-                <w:iCs w:val="false"/>
-                <w:strike w:val="false"/>
-                <w:dstrike w:val="false"/>
-                <w:outline w:val="false"/>
-                <w:shadow w:val="false"/>
-                <w:color w:val="C9211E"/>
-                <w:sz w:val="18"/>
-                <w:szCs w:val="18"/>
-                <w:u w:val="none"/>
-              </w:rPr>
-            </w:pPr>
-            <w:r>
-              <w:rPr>
-                <w:rFonts w:ascii="Liberation Sans" w:hAnsi="Liberation Sans"/>
-                <w:b w:val="false"/>
-                <w:bCs w:val="false"/>
-                <w:i w:val="false"/>
-                <w:iCs w:val="false"/>
-                <w:strike w:val="false"/>
-                <w:dstrike w:val="false"/>
-                <w:outline w:val="false"/>
-                <w:shadow w:val="false"/>
-                <w:color w:val="C9211E"/>
-                <w:sz w:val="18"/>
-                <w:szCs w:val="18"/>
-                <w:u w:val="none"/>
-              </w:rPr>
-              <w:t>/0</w:t>
-            </w:r>
-          </w:p>
-        </w:tc>
-        <w:tc>
-          <w:tcPr>
-            <w:tcW w:w="1071" w:type="dxa"/>
-            <w:tcBorders>
-              <w:left w:val="single" w:sz="6" w:space="0" w:color="666666"/>
-              <w:bottom w:val="single" w:sz="6" w:space="0" w:color="666666"/>
-              <w:right w:val="single" w:sz="6" w:space="0" w:color="666666"/>
-            </w:tcBorders>
-          </w:tcPr>
-          <w:p>
-            <w:pPr>
-              <w:pStyle w:val="Tabelindhold"/>
+              <w:widowControl w:val="false"/>
               <w:jc w:val="left"/>
               <w:rPr>
                 <w:rFonts w:ascii="Liberation Sans" w:hAnsi="Liberation Sans"/>
@@ -5685,7 +6241,7 @@
         <w:trPr/>
         <w:tc>
           <w:tcPr>
-            <w:tcW w:w="1070" w:type="dxa"/>
+            <w:tcW w:w="1069" w:type="dxa"/>
             <w:tcBorders>
               <w:top w:val="single" w:sz="6" w:space="0" w:color="666666"/>
               <w:left w:val="single" w:sz="6" w:space="0" w:color="666666"/>
@@ -5697,6 +6253,7 @@
           <w:p>
             <w:pPr>
               <w:pStyle w:val="Tabelindhold"/>
+              <w:widowControl w:val="false"/>
               <w:jc w:val="left"/>
               <w:rPr>
                 <w:rFonts w:ascii="Liberation Sans" w:hAnsi="Liberation Sans"/>
@@ -5749,6 +6306,60 @@
           <w:p>
             <w:pPr>
               <w:pStyle w:val="Tabelindhold"/>
+              <w:widowControl w:val="false"/>
+              <w:jc w:val="left"/>
+              <w:rPr>
+                <w:rFonts w:ascii="Liberation Sans" w:hAnsi="Liberation Sans"/>
+                <w:b w:val="false"/>
+                <w:b w:val="false"/>
+                <w:bCs w:val="false"/>
+                <w:i w:val="false"/>
+                <w:i w:val="false"/>
+                <w:iCs w:val="false"/>
+                <w:strike w:val="false"/>
+                <w:dstrike w:val="false"/>
+                <w:outline w:val="false"/>
+                <w:shadow w:val="false"/>
+                <w:color w:val="C9211E"/>
+                <w:sz w:val="18"/>
+                <w:szCs w:val="18"/>
+                <w:u w:val="none"/>
+              </w:rPr>
+            </w:pPr>
+            <w:r>
+              <w:rPr>
+                <w:rFonts w:ascii="Liberation Sans" w:hAnsi="Liberation Sans"/>
+                <w:b w:val="false"/>
+                <w:bCs w:val="false"/>
+                <w:i w:val="false"/>
+                <w:iCs w:val="false"/>
+                <w:strike w:val="false"/>
+                <w:dstrike w:val="false"/>
+                <w:outline w:val="false"/>
+                <w:shadow w:val="false"/>
+                <w:color w:val="C9211E"/>
+                <w:sz w:val="18"/>
+                <w:szCs w:val="18"/>
+                <w:u w:val="none"/>
+              </w:rPr>
+              <w:t>/0</w:t>
+            </w:r>
+          </w:p>
+        </w:tc>
+        <w:tc>
+          <w:tcPr>
+            <w:tcW w:w="1072" w:type="dxa"/>
+            <w:tcBorders>
+              <w:top w:val="single" w:sz="6" w:space="0" w:color="666666"/>
+              <w:bottom w:val="single" w:sz="6" w:space="0" w:color="666666"/>
+              <w:right w:val="single" w:sz="6" w:space="0" w:color="666666"/>
+            </w:tcBorders>
+            <w:shd w:fill="EEEEEE" w:val="clear"/>
+          </w:tcPr>
+          <w:p>
+            <w:pPr>
+              <w:pStyle w:val="Tabelindhold"/>
+              <w:widowControl w:val="false"/>
               <w:jc w:val="left"/>
               <w:rPr>
                 <w:rFonts w:ascii="Liberation Sans" w:hAnsi="Liberation Sans"/>
@@ -5801,6 +6412,60 @@
           <w:p>
             <w:pPr>
               <w:pStyle w:val="Tabelindhold"/>
+              <w:widowControl w:val="false"/>
+              <w:jc w:val="left"/>
+              <w:rPr>
+                <w:rFonts w:ascii="Liberation Sans" w:hAnsi="Liberation Sans"/>
+                <w:b w:val="false"/>
+                <w:b w:val="false"/>
+                <w:bCs w:val="false"/>
+                <w:i w:val="false"/>
+                <w:i w:val="false"/>
+                <w:iCs w:val="false"/>
+                <w:strike w:val="false"/>
+                <w:dstrike w:val="false"/>
+                <w:outline w:val="false"/>
+                <w:shadow w:val="false"/>
+                <w:color w:val="C9211E"/>
+                <w:sz w:val="18"/>
+                <w:szCs w:val="18"/>
+                <w:u w:val="none"/>
+              </w:rPr>
+            </w:pPr>
+            <w:r>
+              <w:rPr>
+                <w:rFonts w:ascii="Liberation Sans" w:hAnsi="Liberation Sans"/>
+                <w:b w:val="false"/>
+                <w:bCs w:val="false"/>
+                <w:i w:val="false"/>
+                <w:iCs w:val="false"/>
+                <w:strike w:val="false"/>
+                <w:dstrike w:val="false"/>
+                <w:outline w:val="false"/>
+                <w:shadow w:val="false"/>
+                <w:color w:val="C9211E"/>
+                <w:sz w:val="18"/>
+                <w:szCs w:val="18"/>
+                <w:u w:val="none"/>
+              </w:rPr>
+              <w:t>/0</w:t>
+            </w:r>
+          </w:p>
+        </w:tc>
+        <w:tc>
+          <w:tcPr>
+            <w:tcW w:w="1070" w:type="dxa"/>
+            <w:tcBorders>
+              <w:top w:val="single" w:sz="6" w:space="0" w:color="666666"/>
+              <w:bottom w:val="single" w:sz="6" w:space="0" w:color="666666"/>
+              <w:right w:val="single" w:sz="6" w:space="0" w:color="666666"/>
+            </w:tcBorders>
+            <w:shd w:fill="EEEEEE" w:val="clear"/>
+          </w:tcPr>
+          <w:p>
+            <w:pPr>
+              <w:pStyle w:val="Tabelindhold"/>
+              <w:widowControl w:val="false"/>
               <w:jc w:val="left"/>
               <w:rPr>
                 <w:rFonts w:ascii="Liberation Sans" w:hAnsi="Liberation Sans"/>
@@ -5853,6 +6518,60 @@
           <w:p>
             <w:pPr>
               <w:pStyle w:val="Tabelindhold"/>
+              <w:widowControl w:val="false"/>
+              <w:jc w:val="left"/>
+              <w:rPr>
+                <w:rFonts w:ascii="Liberation Sans" w:hAnsi="Liberation Sans"/>
+                <w:b w:val="false"/>
+                <w:b w:val="false"/>
+                <w:bCs w:val="false"/>
+                <w:i w:val="false"/>
+                <w:i w:val="false"/>
+                <w:iCs w:val="false"/>
+                <w:strike w:val="false"/>
+                <w:dstrike w:val="false"/>
+                <w:outline w:val="false"/>
+                <w:shadow w:val="false"/>
+                <w:color w:val="C9211E"/>
+                <w:sz w:val="18"/>
+                <w:szCs w:val="18"/>
+                <w:u w:val="none"/>
+              </w:rPr>
+            </w:pPr>
+            <w:r>
+              <w:rPr>
+                <w:rFonts w:ascii="Liberation Sans" w:hAnsi="Liberation Sans"/>
+                <w:b w:val="false"/>
+                <w:bCs w:val="false"/>
+                <w:i w:val="false"/>
+                <w:iCs w:val="false"/>
+                <w:strike w:val="false"/>
+                <w:dstrike w:val="false"/>
+                <w:outline w:val="false"/>
+                <w:shadow w:val="false"/>
+                <w:color w:val="C9211E"/>
+                <w:sz w:val="18"/>
+                <w:szCs w:val="18"/>
+                <w:u w:val="none"/>
+              </w:rPr>
+              <w:t>/0</w:t>
+            </w:r>
+          </w:p>
+        </w:tc>
+        <w:tc>
+          <w:tcPr>
+            <w:tcW w:w="1072" w:type="dxa"/>
+            <w:tcBorders>
+              <w:top w:val="single" w:sz="6" w:space="0" w:color="666666"/>
+              <w:bottom w:val="single" w:sz="6" w:space="0" w:color="666666"/>
+              <w:right w:val="single" w:sz="6" w:space="0" w:color="666666"/>
+            </w:tcBorders>
+            <w:shd w:fill="EEEEEE" w:val="clear"/>
+          </w:tcPr>
+          <w:p>
+            <w:pPr>
+              <w:pStyle w:val="Tabelindhold"/>
+              <w:widowControl w:val="false"/>
               <w:jc w:val="left"/>
               <w:rPr>
                 <w:rFonts w:ascii="Liberation Sans" w:hAnsi="Liberation Sans"/>
@@ -5905,6 +6624,7 @@
           <w:p>
             <w:pPr>
               <w:pStyle w:val="Tabelindhold"/>
+              <w:widowControl w:val="false"/>
               <w:jc w:val="left"/>
               <w:rPr>
                 <w:rFonts w:ascii="Liberation Sans" w:hAnsi="Liberation Sans"/>
@@ -5946,163 +6666,7 @@
         </w:tc>
         <w:tc>
           <w:tcPr>
-            <w:tcW w:w="1071" w:type="dxa"/>
-            <w:tcBorders>
-              <w:top w:val="single" w:sz="6" w:space="0" w:color="666666"/>
-              <w:bottom w:val="single" w:sz="6" w:space="0" w:color="666666"/>
-              <w:right w:val="single" w:sz="6" w:space="0" w:color="666666"/>
-            </w:tcBorders>
-            <w:shd w:fill="EEEEEE" w:val="clear"/>
-          </w:tcPr>
-          <w:p>
-            <w:pPr>
-              <w:pStyle w:val="Tabelindhold"/>
-              <w:jc w:val="left"/>
-              <w:rPr>
-                <w:rFonts w:ascii="Liberation Sans" w:hAnsi="Liberation Sans"/>
-                <w:b w:val="false"/>
-                <w:b w:val="false"/>
-                <w:bCs w:val="false"/>
-                <w:i w:val="false"/>
-                <w:i w:val="false"/>
-                <w:iCs w:val="false"/>
-                <w:strike w:val="false"/>
-                <w:dstrike w:val="false"/>
-                <w:outline w:val="false"/>
-                <w:shadow w:val="false"/>
-                <w:color w:val="C9211E"/>
-                <w:sz w:val="18"/>
-                <w:szCs w:val="18"/>
-                <w:u w:val="none"/>
-              </w:rPr>
-            </w:pPr>
-            <w:r>
-              <w:rPr>
-                <w:rFonts w:ascii="Liberation Sans" w:hAnsi="Liberation Sans"/>
-                <w:b w:val="false"/>
-                <w:bCs w:val="false"/>
-                <w:i w:val="false"/>
-                <w:iCs w:val="false"/>
-                <w:strike w:val="false"/>
-                <w:dstrike w:val="false"/>
-                <w:outline w:val="false"/>
-                <w:shadow w:val="false"/>
-                <w:color w:val="C9211E"/>
-                <w:sz w:val="18"/>
-                <w:szCs w:val="18"/>
-                <w:u w:val="none"/>
-              </w:rPr>
-              <w:t>/0</w:t>
-            </w:r>
-          </w:p>
-        </w:tc>
-        <w:tc>
-          <w:tcPr>
-            <w:tcW w:w="1071" w:type="dxa"/>
-            <w:tcBorders>
-              <w:top w:val="single" w:sz="6" w:space="0" w:color="666666"/>
-              <w:bottom w:val="single" w:sz="6" w:space="0" w:color="666666"/>
-              <w:right w:val="single" w:sz="6" w:space="0" w:color="666666"/>
-            </w:tcBorders>
-            <w:shd w:fill="EEEEEE" w:val="clear"/>
-          </w:tcPr>
-          <w:p>
-            <w:pPr>
-              <w:pStyle w:val="Tabelindhold"/>
-              <w:jc w:val="left"/>
-              <w:rPr>
-                <w:rFonts w:ascii="Liberation Sans" w:hAnsi="Liberation Sans"/>
-                <w:b w:val="false"/>
-                <w:b w:val="false"/>
-                <w:bCs w:val="false"/>
-                <w:i w:val="false"/>
-                <w:i w:val="false"/>
-                <w:iCs w:val="false"/>
-                <w:strike w:val="false"/>
-                <w:dstrike w:val="false"/>
-                <w:outline w:val="false"/>
-                <w:shadow w:val="false"/>
-                <w:color w:val="C9211E"/>
-                <w:sz w:val="18"/>
-                <w:szCs w:val="18"/>
-                <w:u w:val="none"/>
-              </w:rPr>
-            </w:pPr>
-            <w:r>
-              <w:rPr>
-                <w:rFonts w:ascii="Liberation Sans" w:hAnsi="Liberation Sans"/>
-                <w:b w:val="false"/>
-                <w:bCs w:val="false"/>
-                <w:i w:val="false"/>
-                <w:iCs w:val="false"/>
-                <w:strike w:val="false"/>
-                <w:dstrike w:val="false"/>
-                <w:outline w:val="false"/>
-                <w:shadow w:val="false"/>
-                <w:color w:val="C9211E"/>
-                <w:sz w:val="18"/>
-                <w:szCs w:val="18"/>
-                <w:u w:val="none"/>
-              </w:rPr>
-              <w:t>/0</w:t>
-            </w:r>
-          </w:p>
-        </w:tc>
-        <w:tc>
-          <w:tcPr>
-            <w:tcW w:w="1071" w:type="dxa"/>
-            <w:tcBorders>
-              <w:top w:val="single" w:sz="6" w:space="0" w:color="666666"/>
-              <w:bottom w:val="single" w:sz="6" w:space="0" w:color="666666"/>
-              <w:right w:val="single" w:sz="6" w:space="0" w:color="666666"/>
-            </w:tcBorders>
-            <w:shd w:fill="EEEEEE" w:val="clear"/>
-          </w:tcPr>
-          <w:p>
-            <w:pPr>
-              <w:pStyle w:val="Tabelindhold"/>
-              <w:jc w:val="left"/>
-              <w:rPr>
-                <w:rFonts w:ascii="Liberation Sans" w:hAnsi="Liberation Sans"/>
-                <w:b w:val="false"/>
-                <w:b w:val="false"/>
-                <w:bCs w:val="false"/>
-                <w:i w:val="false"/>
-                <w:i w:val="false"/>
-                <w:iCs w:val="false"/>
-                <w:strike w:val="false"/>
-                <w:dstrike w:val="false"/>
-                <w:outline w:val="false"/>
-                <w:shadow w:val="false"/>
-                <w:color w:val="C9211E"/>
-                <w:sz w:val="18"/>
-                <w:szCs w:val="18"/>
-                <w:u w:val="none"/>
-              </w:rPr>
-            </w:pPr>
-            <w:r>
-              <w:rPr>
-                <w:rFonts w:ascii="Liberation Sans" w:hAnsi="Liberation Sans"/>
-                <w:b w:val="false"/>
-                <w:bCs w:val="false"/>
-                <w:i w:val="false"/>
-                <w:iCs w:val="false"/>
-                <w:strike w:val="false"/>
-                <w:dstrike w:val="false"/>
-                <w:outline w:val="false"/>
-                <w:shadow w:val="false"/>
-                <w:color w:val="C9211E"/>
-                <w:sz w:val="18"/>
-                <w:szCs w:val="18"/>
-                <w:u w:val="none"/>
-              </w:rPr>
-              <w:t>/0</w:t>
-            </w:r>
-          </w:p>
-        </w:tc>
-        <w:tc>
-          <w:tcPr>
-            <w:tcW w:w="1071" w:type="dxa"/>
+            <w:tcW w:w="1070" w:type="dxa"/>
             <w:tcBorders>
               <w:top w:val="single" w:sz="6" w:space="0" w:color="666666"/>
               <w:left w:val="single" w:sz="6" w:space="0" w:color="666666"/>
@@ -6114,6 +6678,7 @@
           <w:p>
             <w:pPr>
               <w:pStyle w:val="Tabelindhold"/>
+              <w:widowControl w:val="false"/>
               <w:jc w:val="left"/>
               <w:rPr>
                 <w:rFonts w:ascii="Liberation Sans" w:hAnsi="Liberation Sans"/>
@@ -6176,19 +6741,19 @@
       <w:r>
         <w:rPr/>
       </w:r>
-    </w:p>
-    <w:p>
-      <w:pPr>
-        <w:pStyle w:val="Normal"/>
-        <w:bidi w:val="0"/>
-        <w:jc w:val="left"/>
-        <w:rPr/>
-      </w:pPr>
-      <w:r>
-        <w:rPr/>
-      </w:r>
       <w:r>
         <w:br w:type="page"/>
+      </w:r>
+    </w:p>
+    <w:p>
+      <w:pPr>
+        <w:pStyle w:val="Normal"/>
+        <w:bidi w:val="0"/>
+        <w:jc w:val="left"/>
+        <w:rPr/>
+      </w:pPr>
+      <w:r>
+        <w:rPr/>
       </w:r>
     </w:p>
     <w:p>
@@ -6218,99 +6783,7 @@
           <w:b/>
           <w:bCs/>
         </w:rPr>
-        <w:t>Dernæst octobraille filen med dens oprindelige endelse .txt</w:t>
-      </w:r>
-    </w:p>
-    <w:p>
-      <w:pPr>
-        <w:pStyle w:val="Normal"/>
-        <w:bidi w:val="0"/>
-        <w:jc w:val="left"/>
-        <w:rPr/>
-      </w:pPr>
-      <w:r>
-        <w:rPr/>
-      </w:r>
-    </w:p>
-    <w:p>
-      <w:pPr>
-        <w:pStyle w:val="Normal"/>
-        <w:bidi w:val="0"/>
-        <w:jc w:val="left"/>
-        <w:rPr/>
-      </w:pPr>
-      <w:r>
-        <w:rPr/>
-        <w:t>Når man forsøger at åbne denne fil vises</w:t>
-      </w:r>
-    </w:p>
-    <w:p>
-      <w:pPr>
-        <w:pStyle w:val="Normal"/>
-        <w:bidi w:val="0"/>
-        <w:jc w:val="left"/>
-        <w:rPr/>
-      </w:pPr>
-      <w:r>
-        <w:rPr/>
-      </w:r>
-    </w:p>
-    <w:p>
-      <w:pPr>
-        <w:pStyle w:val="Normal"/>
-        <w:bidi w:val="0"/>
-        <w:jc w:val="left"/>
-        <w:rPr/>
-      </w:pPr>
-      <w:r>
-        <w:rPr/>
-        <w:t xml:space="preserve">gå (til) ov(er)(or)dn(et) </w:t>
-      </w:r>
-    </w:p>
-    <w:p>
-      <w:pPr>
-        <w:pStyle w:val="Normal"/>
-        <w:bidi w:val="0"/>
-        <w:jc w:val="left"/>
-        <w:rPr/>
-      </w:pPr>
-      <w:r>
-        <w:rPr/>
-      </w:r>
-    </w:p>
-    <w:p>
-      <w:pPr>
-        <w:pStyle w:val="Normal"/>
-        <w:bidi w:val="0"/>
-        <w:jc w:val="left"/>
-        <w:rPr/>
-      </w:pPr>
-      <w:r>
-        <w:rPr/>
-        <w:t>Apparatet vil tilsyneladende ikke kendes ved den oprindelige endelse .txt.</w:t>
-      </w:r>
-    </w:p>
-    <w:p>
-      <w:pPr>
-        <w:pStyle w:val="Normal"/>
-        <w:bidi w:val="0"/>
-        <w:jc w:val="left"/>
-        <w:rPr/>
-      </w:pPr>
-      <w:r>
-        <w:rPr/>
-      </w:r>
-    </w:p>
-    <w:p>
-      <w:pPr>
-        <w:pStyle w:val="Normal"/>
-        <w:bidi w:val="0"/>
-        <w:jc w:val="left"/>
-        <w:rPr/>
-      </w:pPr>
-      <w:r>
-        <w:rPr/>
-        <w:t xml:space="preserve"> </w:t>
+        <w:t>2024.03.21 Test med ”Victor Reader”</w:t>
       </w:r>
     </w:p>
     <w:p>
@@ -6329,25 +6802,6 @@
           <w:b/>
           <w:bCs/>
         </w:rPr>
-        <w:t>Dernæst octobraille filen med endelsen .txt ændret til .brl</w:t>
-      </w:r>
-    </w:p>
-    <w:p>
-      <w:pPr>
-        <w:pStyle w:val="Normal"/>
-        <w:bidi w:val="0"/>
-        <w:jc w:val="left"/>
-        <w:rPr>
-          <w:b/>
-          <w:b/>
-          <w:bCs/>
-        </w:rPr>
-      </w:pPr>
-      <w:r>
-        <w:rPr>
-          <w:b/>
-          <w:bCs/>
-        </w:rPr>
       </w:r>
     </w:p>
     <w:p>
@@ -6366,435 +6820,7 @@
           <w:b w:val="false"/>
           <w:bCs w:val="false"/>
         </w:rPr>
-        <w:t>Nu kan filen indlæses og ”koralbog” og ”til den danske salmebog 2003” kan indlæses med samme bemærkninger som under ”.brf”.</w:t>
-      </w:r>
-    </w:p>
-    <w:p>
-      <w:pPr>
-        <w:pStyle w:val="Normal"/>
-        <w:bidi w:val="0"/>
-        <w:jc w:val="left"/>
-        <w:rPr>
-          <w:b w:val="false"/>
-          <w:b w:val="false"/>
-          <w:bCs w:val="false"/>
-        </w:rPr>
-      </w:pPr>
-      <w:r>
-        <w:rPr>
-          <w:b w:val="false"/>
-          <w:bCs w:val="false"/>
-        </w:rPr>
-      </w:r>
-    </w:p>
-    <w:p>
-      <w:pPr>
-        <w:pStyle w:val="Normal"/>
-        <w:bidi w:val="0"/>
-        <w:jc w:val="left"/>
-        <w:rPr>
-          <w:b w:val="false"/>
-          <w:b w:val="false"/>
-          <w:bCs w:val="false"/>
-        </w:rPr>
-      </w:pPr>
-      <w:r>
-        <w:rPr>
-          <w:b w:val="false"/>
-          <w:bCs w:val="false"/>
-        </w:rPr>
-        <w:t>Men i linje 6 er der en forskel: (Nodelæseren indlæser .txt under antagelse af at det er OctoBraille)</w:t>
-      </w:r>
-    </w:p>
-    <w:p>
-      <w:pPr>
-        <w:pStyle w:val="Normal"/>
-        <w:bidi w:val="0"/>
-        <w:jc w:val="left"/>
-        <w:rPr>
-          <w:b w:val="false"/>
-          <w:b w:val="false"/>
-          <w:bCs w:val="false"/>
-        </w:rPr>
-      </w:pPr>
-      <w:r>
-        <w:rPr>
-          <w:b w:val="false"/>
-          <w:bCs w:val="false"/>
-        </w:rPr>
-      </w:r>
-    </w:p>
-    <w:p>
-      <w:pPr>
-        <w:pStyle w:val="Normal"/>
-        <w:bidi w:val="0"/>
-        <w:jc w:val="left"/>
-        <w:rPr>
-          <w:b w:val="false"/>
-          <w:b w:val="false"/>
-          <w:bCs w:val="false"/>
-        </w:rPr>
-      </w:pPr>
-      <w:r>
-        <w:rPr>
-          <w:b w:val="false"/>
-          <w:bCs w:val="false"/>
-        </w:rPr>
-        <w:t>Både IBOS punkrnodelæser or Braillant viser en række tomme rum, efterfulgt af</w:t>
-      </w:r>
-    </w:p>
-    <w:p>
-      <w:pPr>
-        <w:pStyle w:val="Normal"/>
-        <w:bidi w:val="0"/>
-        <w:jc w:val="left"/>
-        <w:rPr>
-          <w:b w:val="false"/>
-          <w:b w:val="false"/>
-          <w:bCs w:val="false"/>
-        </w:rPr>
-      </w:pPr>
-      <w:r>
-        <w:rPr>
-          <w:b w:val="false"/>
-          <w:bCs w:val="false"/>
-        </w:rPr>
-      </w:r>
-    </w:p>
-    <w:p>
-      <w:pPr>
-        <w:pStyle w:val="Normal"/>
-        <w:bidi w:val="0"/>
-        <w:jc w:val="left"/>
-        <w:rPr>
-          <w:b w:val="false"/>
-          <w:b w:val="false"/>
-          <w:bCs w:val="false"/>
-        </w:rPr>
-      </w:pPr>
-      <w:r>
-        <w:rPr>
-          <w:b w:val="false"/>
-          <w:bCs w:val="false"/>
-        </w:rPr>
-        <w:t>12 24 1345 145 (bind)</w:t>
-      </w:r>
-    </w:p>
-    <w:p>
-      <w:pPr>
-        <w:pStyle w:val="Normal"/>
-        <w:bidi w:val="0"/>
-        <w:jc w:val="left"/>
-        <w:rPr>
-          <w:b w:val="false"/>
-          <w:b w:val="false"/>
-          <w:bCs w:val="false"/>
-        </w:rPr>
-      </w:pPr>
-      <w:r>
-        <w:rPr>
-          <w:b w:val="false"/>
-          <w:bCs w:val="false"/>
-        </w:rPr>
-      </w:r>
-    </w:p>
-    <w:p>
-      <w:pPr>
-        <w:pStyle w:val="Normal"/>
-        <w:bidi w:val="0"/>
-        <w:jc w:val="left"/>
-        <w:rPr>
-          <w:b w:val="false"/>
-          <w:b w:val="false"/>
-          <w:bCs w:val="false"/>
-        </w:rPr>
-      </w:pPr>
-      <w:r>
-        <w:rPr>
-          <w:b w:val="false"/>
-          <w:bCs w:val="false"/>
-        </w:rPr>
-        <w:t xml:space="preserve">men derefter viser nodelæseren 0 46 24 mens Braillant viser 0 24 </w:t>
-      </w:r>
-    </w:p>
-    <w:p>
-      <w:pPr>
-        <w:pStyle w:val="Normal"/>
-        <w:bidi w:val="0"/>
-        <w:jc w:val="left"/>
-        <w:rPr>
-          <w:b w:val="false"/>
-          <w:b w:val="false"/>
-          <w:bCs w:val="false"/>
-        </w:rPr>
-      </w:pPr>
-      <w:r>
-        <w:rPr>
-          <w:b w:val="false"/>
-          <w:bCs w:val="false"/>
-        </w:rPr>
-      </w:r>
-    </w:p>
-    <w:p>
-      <w:pPr>
-        <w:pStyle w:val="Normal"/>
-        <w:bidi w:val="0"/>
-        <w:jc w:val="left"/>
-        <w:rPr>
-          <w:b w:val="false"/>
-          <w:b w:val="false"/>
-          <w:bCs w:val="false"/>
-        </w:rPr>
-      </w:pPr>
-      <w:r>
-        <w:rPr>
-          <w:b w:val="false"/>
-          <w:bCs w:val="false"/>
-        </w:rPr>
-        <w:t>Oven i købet rapporterer Nodelæseren ”Ingen fortolkning af DOT46 som den tilsyneladende selv har opfundet!” Det kunne sagtens være Nodelæseren, der er på vildspor her !!</w:t>
-      </w:r>
-    </w:p>
-    <w:p>
-      <w:pPr>
-        <w:pStyle w:val="Normal"/>
-        <w:bidi w:val="0"/>
-        <w:jc w:val="left"/>
-        <w:rPr>
-          <w:b w:val="false"/>
-          <w:b w:val="false"/>
-          <w:bCs w:val="false"/>
-        </w:rPr>
-      </w:pPr>
-      <w:r>
-        <w:rPr>
-          <w:b w:val="false"/>
-          <w:bCs w:val="false"/>
-        </w:rPr>
-      </w:r>
-    </w:p>
-    <w:p>
-      <w:pPr>
-        <w:pStyle w:val="Normal"/>
-        <w:bidi w:val="0"/>
-        <w:jc w:val="left"/>
-        <w:rPr>
-          <w:b w:val="false"/>
-          <w:b w:val="false"/>
-          <w:bCs w:val="false"/>
-        </w:rPr>
-      </w:pPr>
-      <w:r>
-        <w:rPr>
-          <w:b w:val="false"/>
-          <w:bCs w:val="false"/>
-        </w:rPr>
-        <w:t>Den trykte udgave viser ”bind I” altå med stort ”i”.</w:t>
-      </w:r>
-    </w:p>
-    <w:p>
-      <w:pPr>
-        <w:pStyle w:val="Normal"/>
-        <w:bidi w:val="0"/>
-        <w:jc w:val="left"/>
-        <w:rPr>
-          <w:b w:val="false"/>
-          <w:b w:val="false"/>
-          <w:bCs w:val="false"/>
-        </w:rPr>
-      </w:pPr>
-      <w:r>
-        <w:rPr>
-          <w:b w:val="false"/>
-          <w:bCs w:val="false"/>
-        </w:rPr>
-      </w:r>
-    </w:p>
-    <w:p>
-      <w:pPr>
-        <w:pStyle w:val="Normal"/>
-        <w:bidi w:val="0"/>
-        <w:jc w:val="left"/>
-        <w:rPr>
-          <w:b w:val="false"/>
-          <w:b w:val="false"/>
-          <w:bCs w:val="false"/>
-        </w:rPr>
-      </w:pPr>
-      <w:r>
-        <w:rPr>
-          <w:b w:val="false"/>
-          <w:bCs w:val="false"/>
-        </w:rPr>
-        <w:t xml:space="preserve">DOT46 betyder ”Stort bogstav” så det er tydeligvis en fejl at nodelæseren ikke forstår det i tekstsammenhæng , og det er underligt at DOT46 slet ikke vises af Braillant !! </w:t>
-      </w:r>
-    </w:p>
-    <w:p>
-      <w:pPr>
-        <w:pStyle w:val="Normal"/>
-        <w:bidi w:val="0"/>
-        <w:jc w:val="left"/>
-        <w:rPr>
-          <w:b w:val="false"/>
-          <w:b w:val="false"/>
-          <w:bCs w:val="false"/>
-        </w:rPr>
-      </w:pPr>
-      <w:r>
-        <w:rPr>
-          <w:b w:val="false"/>
-          <w:bCs w:val="false"/>
-        </w:rPr>
-      </w:r>
-    </w:p>
-    <w:p>
-      <w:pPr>
-        <w:pStyle w:val="Normal"/>
-        <w:bidi w:val="0"/>
-        <w:jc w:val="left"/>
-        <w:rPr>
-          <w:b w:val="false"/>
-          <w:b w:val="false"/>
-          <w:bCs w:val="false"/>
-        </w:rPr>
-      </w:pPr>
-      <w:r>
-        <w:rPr>
-          <w:b w:val="false"/>
-          <w:bCs w:val="false"/>
-        </w:rPr>
-        <w:t xml:space="preserve">Herefter følger en række tegn, som vises forskelligt af Nodelæser og Braillant, og så bliver de enige igen.  </w:t>
-      </w:r>
-    </w:p>
-    <w:p>
-      <w:pPr>
-        <w:pStyle w:val="Normal"/>
-        <w:bidi w:val="0"/>
-        <w:jc w:val="left"/>
-        <w:rPr>
-          <w:b w:val="false"/>
-          <w:b w:val="false"/>
-          <w:bCs w:val="false"/>
-        </w:rPr>
-      </w:pPr>
-      <w:r>
-        <w:rPr>
-          <w:b w:val="false"/>
-          <w:bCs w:val="false"/>
-        </w:rPr>
-      </w:r>
-    </w:p>
-    <w:p>
-      <w:pPr>
-        <w:pStyle w:val="Normal"/>
-        <w:bidi w:val="0"/>
-        <w:jc w:val="left"/>
-        <w:rPr>
-          <w:b w:val="false"/>
-          <w:b w:val="false"/>
-          <w:bCs w:val="false"/>
-        </w:rPr>
-      </w:pPr>
-      <w:r>
-        <w:rPr>
-          <w:b w:val="false"/>
-          <w:bCs w:val="false"/>
-        </w:rPr>
-        <w:t>Det viser sig at IBOS Punktnodelæser viser samme sekvens heromkring uanset om den indlæser OctrBraille eller ASCII</w:t>
-      </w:r>
-    </w:p>
-    <w:p>
-      <w:pPr>
-        <w:pStyle w:val="Normal"/>
-        <w:bidi w:val="0"/>
-        <w:jc w:val="left"/>
-        <w:rPr>
-          <w:b/>
-          <w:b/>
-          <w:bCs/>
-        </w:rPr>
-      </w:pPr>
-      <w:r>
-        <w:rPr>
-          <w:b/>
-          <w:bCs/>
-        </w:rPr>
-      </w:r>
-    </w:p>
-    <w:p>
-      <w:pPr>
-        <w:pStyle w:val="Normal"/>
-        <w:bidi w:val="0"/>
-        <w:jc w:val="left"/>
-        <w:rPr>
-          <w:b/>
-          <w:b/>
-          <w:bCs/>
-        </w:rPr>
-      </w:pPr>
-      <w:r>
-        <w:rPr>
-          <w:b/>
-          <w:bCs/>
-        </w:rPr>
-      </w:r>
-    </w:p>
-    <w:p>
-      <w:pPr>
-        <w:pStyle w:val="Normal"/>
-        <w:bidi w:val="0"/>
-        <w:jc w:val="left"/>
-        <w:rPr>
-          <w:b/>
-          <w:b/>
-          <w:bCs/>
-        </w:rPr>
-      </w:pPr>
-      <w:r>
-        <w:rPr>
-          <w:b/>
-          <w:bCs/>
-        </w:rPr>
-        <w:t>Man må antage, at Braillant ikke viser all tegn i en OctroBraille på samme måde, som NOTA forventer !</w:t>
-      </w:r>
-    </w:p>
-    <w:p>
-      <w:pPr>
-        <w:pStyle w:val="Normal"/>
-        <w:bidi w:val="0"/>
-        <w:jc w:val="left"/>
-        <w:rPr>
-          <w:b/>
-          <w:b/>
-          <w:bCs/>
-        </w:rPr>
-      </w:pPr>
-      <w:r>
-        <w:rPr>
-          <w:b/>
-          <w:bCs/>
-        </w:rPr>
-      </w:r>
-    </w:p>
-    <w:p>
-      <w:pPr>
-        <w:pStyle w:val="Normal"/>
-        <w:bidi w:val="0"/>
-        <w:jc w:val="left"/>
-        <w:rPr/>
-      </w:pPr>
-      <w:r>
-        <w:rPr/>
-      </w:r>
-    </w:p>
-    <w:p>
-      <w:pPr>
-        <w:pStyle w:val="Normal"/>
-        <w:bidi w:val="0"/>
-        <w:jc w:val="left"/>
-        <w:rPr/>
-      </w:pPr>
-      <w:r>
-        <w:rPr/>
+        <w:t>Det er ikke lykkedes at indlæse en ”bog” fra USB sticken. Begrebet ”bog” er noget uklart !</w:t>
       </w:r>
     </w:p>
     <w:p>
